--- a/UD1/P1/Act1_UD1_FrancellaRojas.docx
+++ b/UD1/P1/Act1_UD1_FrancellaRojas.docx
@@ -9,11 +9,12 @@
           <w:b/>
           <w:bCs/>
           <w:noProof/>
+          <w:lang w:eastAsia="es-ES"/>
         </w:rPr>
         <mc:AlternateContent>
           <mc:Choice Requires="wps">
             <w:drawing>
-              <wp:anchor distT="45720" distB="45720" distL="114300" distR="114300" simplePos="0" relativeHeight="251665408" behindDoc="0" locked="0" layoutInCell="1" allowOverlap="1" wp14:anchorId="3EFC96C9" wp14:editId="7B317FFF">
+              <wp:anchor distT="45720" distB="45720" distL="114300" distR="114300" simplePos="0" relativeHeight="251645952" behindDoc="0" locked="0" layoutInCell="1" allowOverlap="1" wp14:anchorId="3EFC96C9" wp14:editId="7B317FFF">
                 <wp:simplePos x="0" y="0"/>
                 <wp:positionH relativeFrom="margin">
                   <wp:posOffset>1052195</wp:posOffset>
@@ -103,7 +104,7 @@
                 <v:stroke joinstyle="miter"/>
                 <v:path gradientshapeok="t" o:connecttype="rect"/>
               </v:shapetype>
-              <v:shape id="Cuadro de texto 2" o:spid="_x0000_s1026" type="#_x0000_t202" style="position:absolute;margin-left:82.85pt;margin-top:232.15pt;width:280.5pt;height:121.5pt;z-index:251665408;visibility:visible;mso-wrap-style:square;mso-width-percent:0;mso-height-percent:0;mso-wrap-distance-left:9pt;mso-wrap-distance-top:3.6pt;mso-wrap-distance-right:9pt;mso-wrap-distance-bottom:3.6pt;mso-position-horizontal:absolute;mso-position-horizontal-relative:margin;mso-position-vertical:absolute;mso-position-vertical-relative:margin;mso-width-percent:0;mso-height-percent:0;mso-width-relative:margin;mso-height-relative:margin;v-text-anchor:top" o:gfxdata="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" filled="f" stroked="f">
+              <v:shape id="Cuadro de texto 2" o:spid="_x0000_s1026" type="#_x0000_t202" style="position:absolute;margin-left:82.85pt;margin-top:232.15pt;width:280.5pt;height:121.5pt;z-index:251645952;visibility:visible;mso-wrap-style:square;mso-width-percent:0;mso-height-percent:0;mso-wrap-distance-left:9pt;mso-wrap-distance-top:3.6pt;mso-wrap-distance-right:9pt;mso-wrap-distance-bottom:3.6pt;mso-position-horizontal:absolute;mso-position-horizontal-relative:margin;mso-position-vertical:absolute;mso-position-vertical-relative:margin;mso-width-percent:0;mso-height-percent:0;mso-width-relative:margin;mso-height-relative:margin;v-text-anchor:top" o:gfxdata="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" filled="f" stroked="f">
                 <v:textbox>
                   <w:txbxContent>
                     <w:p>
@@ -148,7 +149,7 @@
           <w:lang w:eastAsia="es-ES"/>
         </w:rPr>
         <w:drawing>
-          <wp:anchor distT="0" distB="0" distL="114300" distR="114300" simplePos="0" relativeHeight="251663360" behindDoc="0" locked="0" layoutInCell="1" allowOverlap="1" wp14:anchorId="4C4B09C6" wp14:editId="75C2C811">
+          <wp:anchor distT="0" distB="0" distL="114300" distR="114300" simplePos="0" relativeHeight="251643904" behindDoc="0" locked="0" layoutInCell="1" allowOverlap="1" wp14:anchorId="4C4B09C6" wp14:editId="75C2C811">
             <wp:simplePos x="0" y="0"/>
             <wp:positionH relativeFrom="margin">
               <wp:posOffset>-800100</wp:posOffset>
@@ -209,7 +210,7 @@
           <w:lang w:eastAsia="es-ES"/>
         </w:rPr>
         <w:drawing>
-          <wp:anchor distT="0" distB="0" distL="114300" distR="114300" simplePos="0" relativeHeight="251662336" behindDoc="0" locked="0" layoutInCell="1" allowOverlap="1" wp14:anchorId="4C823DE5" wp14:editId="3B8D4EA3">
+          <wp:anchor distT="0" distB="0" distL="114300" distR="114300" simplePos="0" relativeHeight="251642880" behindDoc="0" locked="0" layoutInCell="1" allowOverlap="1" wp14:anchorId="4C823DE5" wp14:editId="3B8D4EA3">
             <wp:simplePos x="0" y="0"/>
             <wp:positionH relativeFrom="margin">
               <wp:posOffset>-876300</wp:posOffset>
@@ -264,7 +265,7 @@
           <w:lang w:eastAsia="es-ES"/>
         </w:rPr>
         <w:drawing>
-          <wp:anchor distT="0" distB="0" distL="114300" distR="114300" simplePos="0" relativeHeight="251661312" behindDoc="0" locked="0" layoutInCell="1" allowOverlap="1" wp14:anchorId="370E91E4" wp14:editId="44FFA707">
+          <wp:anchor distT="0" distB="0" distL="114300" distR="114300" simplePos="0" relativeHeight="251641856" behindDoc="0" locked="0" layoutInCell="1" allowOverlap="1" wp14:anchorId="370E91E4" wp14:editId="44FFA707">
             <wp:simplePos x="0" y="0"/>
             <wp:positionH relativeFrom="page">
               <wp:align>left</wp:align>
@@ -325,6 +326,13 @@
     </w:p>
     <w:sdt>
       <w:sdtPr>
+        <w:rPr>
+          <w:rFonts w:asciiTheme="minorHAnsi" w:eastAsiaTheme="minorHAnsi" w:hAnsiTheme="minorHAnsi" w:cstheme="minorBidi"/>
+          <w:color w:val="auto"/>
+          <w:sz w:val="22"/>
+          <w:szCs w:val="22"/>
+          <w:lang w:eastAsia="en-US"/>
+        </w:rPr>
         <w:id w:val="-1846313682"/>
         <w:docPartObj>
           <w:docPartGallery w:val="Table of Contents"/>
@@ -333,13 +341,8 @@
       </w:sdtPr>
       <w:sdtEndPr>
         <w:rPr>
-          <w:rFonts w:asciiTheme="minorHAnsi" w:eastAsiaTheme="minorHAnsi" w:hAnsiTheme="minorHAnsi" w:cstheme="minorBidi"/>
-          <w:b/>
-          <w:bCs/>
-          <w:color w:val="auto"/>
-          <w:sz w:val="22"/>
-          <w:szCs w:val="22"/>
-          <w:lang w:eastAsia="en-US"/>
+          <w:b/>
+          <w:bCs/>
         </w:rPr>
       </w:sdtEndPr>
       <w:sdtContent>
@@ -1022,7 +1025,7 @@
           <w:noProof/>
         </w:rPr>
         <w:drawing>
-          <wp:anchor distT="0" distB="0" distL="114300" distR="114300" simplePos="0" relativeHeight="251666432" behindDoc="0" locked="0" layoutInCell="1" allowOverlap="1">
+          <wp:anchor distT="0" distB="0" distL="114300" distR="114300" simplePos="0" relativeHeight="251646976" behindDoc="0" locked="0" layoutInCell="1" allowOverlap="1">
             <wp:simplePos x="0" y="0"/>
             <wp:positionH relativeFrom="margin">
               <wp:posOffset>257175</wp:posOffset>
@@ -1307,7 +1310,7 @@
           <w:noProof/>
         </w:rPr>
         <w:drawing>
-          <wp:anchor distT="0" distB="0" distL="114300" distR="114300" simplePos="0" relativeHeight="251659264" behindDoc="0" locked="0" layoutInCell="1" allowOverlap="1" wp14:anchorId="1EAD9AF5" wp14:editId="051E7669">
+          <wp:anchor distT="0" distB="0" distL="114300" distR="114300" simplePos="0" relativeHeight="251639808" behindDoc="0" locked="0" layoutInCell="1" allowOverlap="1" wp14:anchorId="1EAD9AF5" wp14:editId="051E7669">
             <wp:simplePos x="0" y="0"/>
             <wp:positionH relativeFrom="margin">
               <wp:posOffset>882015</wp:posOffset>
@@ -1479,7 +1482,7 @@
           <w:noProof/>
         </w:rPr>
         <w:drawing>
-          <wp:anchor distT="0" distB="0" distL="114300" distR="114300" simplePos="0" relativeHeight="251658240" behindDoc="0" locked="0" layoutInCell="1" allowOverlap="1" wp14:anchorId="1495239F" wp14:editId="388437A5">
+          <wp:anchor distT="0" distB="0" distL="114300" distR="114300" simplePos="0" relativeHeight="251638784" behindDoc="0" locked="0" layoutInCell="1" allowOverlap="1" wp14:anchorId="1495239F" wp14:editId="388437A5">
             <wp:simplePos x="0" y="0"/>
             <wp:positionH relativeFrom="margin">
               <wp:posOffset>1005840</wp:posOffset>
@@ -1624,99 +1627,20 @@
       </w:r>
     </w:p>
     <w:p/>
-    <w:p/>
-    <w:p/>
-    <w:p/>
-    <w:p/>
-    <w:p/>
-    <w:p/>
-    <w:p/>
-    <w:p/>
-    <w:p/>
-    <w:p/>
-    <w:p/>
-    <w:p/>
     <w:p>
-      <w:pPr>
-        <w:pStyle w:val="Ttulo1"/>
-        <w:rPr>
-          <w:b/>
-          <w:color w:val="5F0A95" w:themeColor="accent3" w:themeShade="80"/>
-        </w:rPr>
-      </w:pPr>
-      <w:r>
-        <w:rPr>
-          <w:b/>
-          <w:color w:val="5F0A95" w:themeColor="accent3" w:themeShade="80"/>
-        </w:rPr>
-        <w:t>Publicidad:</w:t>
-      </w:r>
-    </w:p>
-    <w:p>
       <w:r>
         <w:rPr>
           <w:noProof/>
           <w:lang w:eastAsia="es-ES"/>
         </w:rPr>
         <w:drawing>
-          <wp:inline distT="0" distB="0" distL="0" distR="0">
-            <wp:extent cx="5872348" cy="3277301"/>
-            <wp:effectExtent l="0" t="0" r="0" b="0"/>
-            <wp:docPr id="15" name="Imagen 15"/>
-            <wp:cNvGraphicFramePr>
-              <a:graphicFrameLocks xmlns:a="http://schemas.openxmlformats.org/drawingml/2006/main" noChangeAspect="1"/>
-            </wp:cNvGraphicFramePr>
-            <a:graphic xmlns:a="http://schemas.openxmlformats.org/drawingml/2006/main">
-              <a:graphicData uri="http://schemas.openxmlformats.org/drawingml/2006/picture">
-                <pic:pic xmlns:pic="http://schemas.openxmlformats.org/drawingml/2006/picture">
-                  <pic:nvPicPr>
-                    <pic:cNvPr id="15" name="Gemini_Generated_Image_kh0xf0kh0xf0kh0x.jpg"/>
-                    <pic:cNvPicPr/>
-                  </pic:nvPicPr>
-                  <pic:blipFill>
-                    <a:blip r:embed="rId14">
-                      <a:extLst>
-                        <a:ext uri="{28A0092B-C50C-407E-A947-70E740481C1C}">
-                          <a14:useLocalDpi xmlns:a14="http://schemas.microsoft.com/office/drawing/2010/main" val="0"/>
-                        </a:ext>
-                      </a:extLst>
-                    </a:blip>
-                    <a:stretch>
-                      <a:fillRect/>
-                    </a:stretch>
-                  </pic:blipFill>
-                  <pic:spPr>
-                    <a:xfrm>
-                      <a:off x="0" y="0"/>
-                      <a:ext cx="5881389" cy="3282347"/>
-                    </a:xfrm>
-                    <a:prstGeom prst="rect">
-                      <a:avLst/>
-                    </a:prstGeom>
-                  </pic:spPr>
-                </pic:pic>
-              </a:graphicData>
-            </a:graphic>
-          </wp:inline>
-        </w:drawing>
-      </w:r>
-    </w:p>
-    <w:p>
-      <w:bookmarkStart w:id="3" w:name="_GoBack"/>
-      <w:bookmarkEnd w:id="3"/>
-      <w:r>
-        <w:rPr>
-          <w:noProof/>
-          <w:lang w:eastAsia="es-ES"/>
-        </w:rPr>
-        <w:drawing>
-          <wp:anchor distT="0" distB="0" distL="114300" distR="114300" simplePos="0" relativeHeight="251660288" behindDoc="0" locked="0" layoutInCell="1" allowOverlap="1" wp14:anchorId="783CBDA8" wp14:editId="4D44D496">
+          <wp:anchor distT="0" distB="0" distL="114300" distR="114300" simplePos="0" relativeHeight="251640832" behindDoc="0" locked="0" layoutInCell="1" allowOverlap="1" wp14:anchorId="70B824ED" wp14:editId="636D8079">
             <wp:simplePos x="0" y="0"/>
             <wp:positionH relativeFrom="margin">
-              <wp:posOffset>834390</wp:posOffset>
+              <wp:posOffset>1302302</wp:posOffset>
             </wp:positionH>
             <wp:positionV relativeFrom="margin">
-              <wp:posOffset>471805</wp:posOffset>
+              <wp:posOffset>654116</wp:posOffset>
             </wp:positionV>
             <wp:extent cx="3479800" cy="3133725"/>
             <wp:effectExtent l="0" t="0" r="6350" b="9525"/>
@@ -1733,7 +1657,7 @@
                     <pic:cNvPicPr/>
                   </pic:nvPicPr>
                   <pic:blipFill>
-                    <a:blip r:embed="rId15" cstate="print">
+                    <a:blip r:embed="rId14" cstate="print">
                       <a:extLst>
                         <a:ext uri="{28A0092B-C50C-407E-A947-70E740481C1C}">
                           <a14:useLocalDpi xmlns:a14="http://schemas.microsoft.com/office/drawing/2010/main" val="0"/>
@@ -1766,6 +1690,8311 @@
         </w:drawing>
       </w:r>
     </w:p>
+    <w:p/>
+    <w:p/>
+    <w:p/>
+    <w:p/>
+    <w:p/>
+    <w:p/>
+    <w:p/>
+    <w:p/>
+    <w:p/>
+    <w:p/>
+    <w:p/>
+    <w:p>
+      <w:pPr>
+        <w:pStyle w:val="Ttulo1"/>
+        <w:rPr>
+          <w:b/>
+          <w:color w:val="5F0A95" w:themeColor="accent3" w:themeShade="80"/>
+        </w:rPr>
+      </w:pPr>
+      <w:r>
+        <w:rPr>
+          <w:b/>
+          <w:color w:val="5F0A95" w:themeColor="accent3" w:themeShade="80"/>
+        </w:rPr>
+        <w:t>Publicidad:</w:t>
+      </w:r>
+    </w:p>
+    <w:p>
+      <w:r>
+        <w:rPr>
+          <w:noProof/>
+          <w:lang w:eastAsia="es-ES"/>
+        </w:rPr>
+        <w:drawing>
+          <wp:inline distT="0" distB="0" distL="0" distR="0" wp14:anchorId="60AB7419" wp14:editId="2C91CA69">
+            <wp:extent cx="5872348" cy="3277301"/>
+            <wp:effectExtent l="0" t="0" r="0" b="0"/>
+            <wp:docPr id="15" name="Imagen 15"/>
+            <wp:cNvGraphicFramePr>
+              <a:graphicFrameLocks xmlns:a="http://schemas.openxmlformats.org/drawingml/2006/main" noChangeAspect="1"/>
+            </wp:cNvGraphicFramePr>
+            <a:graphic xmlns:a="http://schemas.openxmlformats.org/drawingml/2006/main">
+              <a:graphicData uri="http://schemas.openxmlformats.org/drawingml/2006/picture">
+                <pic:pic xmlns:pic="http://schemas.openxmlformats.org/drawingml/2006/picture">
+                  <pic:nvPicPr>
+                    <pic:cNvPr id="15" name="Gemini_Generated_Image_kh0xf0kh0xf0kh0x.jpg"/>
+                    <pic:cNvPicPr/>
+                  </pic:nvPicPr>
+                  <pic:blipFill>
+                    <a:blip r:embed="rId15">
+                      <a:extLst>
+                        <a:ext uri="{28A0092B-C50C-407E-A947-70E740481C1C}">
+                          <a14:useLocalDpi xmlns:a14="http://schemas.microsoft.com/office/drawing/2010/main" val="0"/>
+                        </a:ext>
+                      </a:extLst>
+                    </a:blip>
+                    <a:stretch>
+                      <a:fillRect/>
+                    </a:stretch>
+                  </pic:blipFill>
+                  <pic:spPr>
+                    <a:xfrm>
+                      <a:off x="0" y="0"/>
+                      <a:ext cx="5881389" cy="3282347"/>
+                    </a:xfrm>
+                    <a:prstGeom prst="rect">
+                      <a:avLst/>
+                    </a:prstGeom>
+                  </pic:spPr>
+                </pic:pic>
+              </a:graphicData>
+            </a:graphic>
+          </wp:inline>
+        </w:drawing>
+      </w:r>
+    </w:p>
+    <w:p/>
+    <w:p/>
+    <w:p/>
+    <w:p/>
+    <w:p>
+      <w:pPr>
+        <w:pStyle w:val="Ttulo1"/>
+        <w:rPr>
+          <w:b/>
+          <w:color w:val="5F0A95" w:themeColor="accent3" w:themeShade="80"/>
+        </w:rPr>
+      </w:pPr>
+      <w:r>
+        <w:rPr>
+          <w:b/>
+          <w:color w:val="5F0A95" w:themeColor="accent3" w:themeShade="80"/>
+        </w:rPr>
+        <w:lastRenderedPageBreak/>
+        <w:t>Apartado de Colores:</w:t>
+      </w:r>
+    </w:p>
+    <w:p>
+      <w:r>
+        <w:t>Originalmente había elegido yo estos colores, mi empresa es de Diseño Futurista Tecnológico, creo yo que debería transmitir:</w:t>
+      </w:r>
+    </w:p>
+    <w:p>
+      <w:pPr>
+        <w:pStyle w:val="Sinespaciado"/>
+        <w:numPr>
+          <w:ilvl w:val="0"/>
+          <w:numId w:val="9"/>
+        </w:numPr>
+        <w:jc w:val="both"/>
+        <w:rPr>
+          <w:rFonts w:asciiTheme="majorHAnsi" w:hAnsiTheme="majorHAnsi" w:cstheme="majorHAnsi"/>
+        </w:rPr>
+      </w:pPr>
+      <w:r>
+        <w:rPr>
+          <w:rFonts w:asciiTheme="majorHAnsi" w:hAnsiTheme="majorHAnsi" w:cstheme="majorHAnsi"/>
+        </w:rPr>
+        <w:t>Elegancia, porque claramente es algo novedoso y de última vanguardia.</w:t>
+      </w:r>
+    </w:p>
+    <w:p>
+      <w:pPr>
+        <w:numPr>
+          <w:ilvl w:val="1"/>
+          <w:numId w:val="9"/>
+        </w:numPr>
+        <w:spacing w:before="100" w:beforeAutospacing="1" w:after="100" w:afterAutospacing="1" w:line="240" w:lineRule="auto"/>
+        <w:rPr>
+          <w:rFonts w:asciiTheme="majorHAnsi" w:eastAsia="Times New Roman" w:hAnsiTheme="majorHAnsi" w:cstheme="majorHAnsi"/>
+          <w:lang w:eastAsia="es-ES"/>
+        </w:rPr>
+      </w:pPr>
+      <w:r>
+        <w:rPr>
+          <w:rFonts w:asciiTheme="majorHAnsi" w:eastAsia="Times New Roman" w:hAnsiTheme="majorHAnsi" w:cstheme="majorHAnsi"/>
+          <w:b/>
+          <w:bCs/>
+          <w:lang w:eastAsia="es-ES"/>
+        </w:rPr>
+        <w:t xml:space="preserve">Justificación </w:t>
+      </w:r>
+      <w:r>
+        <w:rPr>
+          <w:rFonts w:asciiTheme="majorHAnsi" w:eastAsia="Times New Roman" w:hAnsiTheme="majorHAnsi" w:cstheme="majorHAnsi"/>
+          <w:b/>
+          <w:bCs/>
+          <w:lang w:eastAsia="es-ES"/>
+        </w:rPr>
+        <w:t>PPT</w:t>
+      </w:r>
+      <w:r>
+        <w:rPr>
+          <w:rFonts w:asciiTheme="majorHAnsi" w:eastAsia="Times New Roman" w:hAnsiTheme="majorHAnsi" w:cstheme="majorHAnsi"/>
+          <w:b/>
+          <w:bCs/>
+          <w:lang w:eastAsia="es-ES"/>
+        </w:rPr>
+        <w:t>:</w:t>
+      </w:r>
+      <w:r>
+        <w:rPr>
+          <w:rFonts w:asciiTheme="majorHAnsi" w:eastAsia="Times New Roman" w:hAnsiTheme="majorHAnsi" w:cstheme="majorHAnsi"/>
+          <w:lang w:eastAsia="es-ES"/>
+        </w:rPr>
+        <w:t xml:space="preserve"> Representa </w:t>
+      </w:r>
+      <w:r>
+        <w:rPr>
+          <w:rFonts w:asciiTheme="majorHAnsi" w:eastAsia="Times New Roman" w:hAnsiTheme="majorHAnsi" w:cstheme="majorHAnsi"/>
+          <w:bCs/>
+          <w:lang w:eastAsia="es-ES"/>
+        </w:rPr>
+        <w:t>Elegancia, Poder, Misterio y Estabilidad</w:t>
+      </w:r>
+      <w:r>
+        <w:rPr>
+          <w:rFonts w:asciiTheme="majorHAnsi" w:eastAsia="Times New Roman" w:hAnsiTheme="majorHAnsi" w:cstheme="majorHAnsi"/>
+          <w:lang w:eastAsia="es-ES"/>
+        </w:rPr>
+        <w:t xml:space="preserve">. </w:t>
+      </w:r>
+    </w:p>
+    <w:p>
+      <w:pPr>
+        <w:numPr>
+          <w:ilvl w:val="1"/>
+          <w:numId w:val="9"/>
+        </w:numPr>
+        <w:spacing w:before="100" w:beforeAutospacing="1" w:after="100" w:afterAutospacing="1" w:line="240" w:lineRule="auto"/>
+        <w:rPr>
+          <w:rFonts w:asciiTheme="majorHAnsi" w:eastAsia="Times New Roman" w:hAnsiTheme="majorHAnsi" w:cstheme="majorHAnsi"/>
+          <w:lang w:eastAsia="es-ES"/>
+        </w:rPr>
+      </w:pPr>
+      <w:r>
+        <w:rPr>
+          <w:rFonts w:asciiTheme="majorHAnsi" w:eastAsia="Times New Roman" w:hAnsiTheme="majorHAnsi" w:cstheme="majorHAnsi"/>
+          <w:b/>
+          <w:bCs/>
+          <w:lang w:eastAsia="es-ES"/>
+        </w:rPr>
+        <w:t>COLOR:</w:t>
+      </w:r>
+      <w:r>
+        <w:rPr>
+          <w:rFonts w:asciiTheme="majorHAnsi" w:eastAsia="Times New Roman" w:hAnsiTheme="majorHAnsi" w:cstheme="majorHAnsi"/>
+          <w:lang w:eastAsia="es-ES"/>
+        </w:rPr>
+        <w:t xml:space="preserve"> </w:t>
+      </w:r>
+      <w:r>
+        <w:rPr>
+          <w:rFonts w:asciiTheme="majorHAnsi" w:eastAsia="Times New Roman" w:hAnsiTheme="majorHAnsi" w:cstheme="majorHAnsi"/>
+          <w:color w:val="080A10"/>
+          <w:lang w:eastAsia="es-ES"/>
+        </w:rPr>
+        <w:t>DEEP SPACE BLACK</w:t>
+      </w:r>
+    </w:p>
+    <w:p>
+      <w:pPr>
+        <w:pStyle w:val="Sinespaciado"/>
+        <w:numPr>
+          <w:ilvl w:val="0"/>
+          <w:numId w:val="9"/>
+        </w:numPr>
+        <w:jc w:val="both"/>
+        <w:rPr>
+          <w:rFonts w:asciiTheme="majorHAnsi" w:hAnsiTheme="majorHAnsi" w:cstheme="majorHAnsi"/>
+        </w:rPr>
+      </w:pPr>
+      <w:r>
+        <w:rPr>
+          <w:rFonts w:asciiTheme="majorHAnsi" w:hAnsiTheme="majorHAnsi" w:cstheme="majorHAnsi"/>
+        </w:rPr>
+        <w:t>Seguridad, por el mismo motivo que la confianza, porque al final son viajes en coche, y debo dar la seguridad a nivel de seguridad vehicular me requiero.</w:t>
+      </w:r>
+    </w:p>
+    <w:p>
+      <w:pPr>
+        <w:numPr>
+          <w:ilvl w:val="1"/>
+          <w:numId w:val="9"/>
+        </w:numPr>
+        <w:spacing w:before="100" w:beforeAutospacing="1" w:after="100" w:afterAutospacing="1" w:line="240" w:lineRule="auto"/>
+        <w:rPr>
+          <w:rFonts w:asciiTheme="majorHAnsi" w:eastAsia="Times New Roman" w:hAnsiTheme="majorHAnsi" w:cstheme="majorHAnsi"/>
+          <w:lang w:eastAsia="es-ES"/>
+        </w:rPr>
+      </w:pPr>
+      <w:r>
+        <w:rPr>
+          <w:rFonts w:asciiTheme="majorHAnsi" w:eastAsia="Times New Roman" w:hAnsiTheme="majorHAnsi" w:cstheme="majorHAnsi"/>
+          <w:b/>
+          <w:bCs/>
+          <w:lang w:eastAsia="es-ES"/>
+        </w:rPr>
+        <w:t xml:space="preserve">Justificación </w:t>
+      </w:r>
+      <w:r>
+        <w:rPr>
+          <w:rFonts w:asciiTheme="majorHAnsi" w:eastAsia="Times New Roman" w:hAnsiTheme="majorHAnsi" w:cstheme="majorHAnsi"/>
+          <w:b/>
+          <w:bCs/>
+          <w:lang w:eastAsia="es-ES"/>
+        </w:rPr>
+        <w:t>PPT</w:t>
+      </w:r>
+      <w:r>
+        <w:rPr>
+          <w:rFonts w:asciiTheme="majorHAnsi" w:eastAsia="Times New Roman" w:hAnsiTheme="majorHAnsi" w:cstheme="majorHAnsi"/>
+          <w:b/>
+          <w:bCs/>
+          <w:lang w:eastAsia="es-ES"/>
+        </w:rPr>
+        <w:t>:</w:t>
+      </w:r>
+      <w:r>
+        <w:rPr>
+          <w:rFonts w:asciiTheme="majorHAnsi" w:eastAsia="Times New Roman" w:hAnsiTheme="majorHAnsi" w:cstheme="majorHAnsi"/>
+          <w:lang w:eastAsia="es-ES"/>
+        </w:rPr>
+        <w:t xml:space="preserve"> Representa </w:t>
+      </w:r>
+      <w:r>
+        <w:rPr>
+          <w:rFonts w:asciiTheme="majorHAnsi" w:eastAsia="Times New Roman" w:hAnsiTheme="majorHAnsi" w:cstheme="majorHAnsi"/>
+          <w:bCs/>
+          <w:lang w:eastAsia="es-ES"/>
+        </w:rPr>
+        <w:t>Seguridad, Sencillo, Puro y Paz</w:t>
+      </w:r>
+      <w:r>
+        <w:rPr>
+          <w:rFonts w:asciiTheme="majorHAnsi" w:eastAsia="Times New Roman" w:hAnsiTheme="majorHAnsi" w:cstheme="majorHAnsi"/>
+          <w:lang w:eastAsia="es-ES"/>
+        </w:rPr>
+        <w:t xml:space="preserve">. </w:t>
+      </w:r>
+    </w:p>
+    <w:p>
+      <w:pPr>
+        <w:numPr>
+          <w:ilvl w:val="1"/>
+          <w:numId w:val="9"/>
+        </w:numPr>
+        <w:spacing w:before="100" w:beforeAutospacing="1" w:after="100" w:afterAutospacing="1" w:line="240" w:lineRule="auto"/>
+        <w:rPr>
+          <w:rFonts w:asciiTheme="majorHAnsi" w:eastAsia="Times New Roman" w:hAnsiTheme="majorHAnsi" w:cstheme="majorHAnsi"/>
+          <w:lang w:eastAsia="es-ES"/>
+        </w:rPr>
+      </w:pPr>
+      <w:r>
+        <w:rPr>
+          <w:rFonts w:asciiTheme="majorHAnsi" w:eastAsia="Times New Roman" w:hAnsiTheme="majorHAnsi" w:cstheme="majorHAnsi"/>
+          <w:b/>
+          <w:bCs/>
+          <w:lang w:eastAsia="es-ES"/>
+        </w:rPr>
+        <w:t>COLOR:</w:t>
+      </w:r>
+      <w:r>
+        <w:rPr>
+          <w:rFonts w:asciiTheme="majorHAnsi" w:eastAsia="Times New Roman" w:hAnsiTheme="majorHAnsi" w:cstheme="majorHAnsi"/>
+          <w:lang w:eastAsia="es-ES"/>
+        </w:rPr>
+        <w:t xml:space="preserve"> TITANIUM WHITE</w:t>
+      </w:r>
+    </w:p>
+    <w:p>
+      <w:pPr>
+        <w:pStyle w:val="Sinespaciado"/>
+        <w:numPr>
+          <w:ilvl w:val="0"/>
+          <w:numId w:val="9"/>
+        </w:numPr>
+        <w:jc w:val="both"/>
+        <w:rPr>
+          <w:rFonts w:asciiTheme="majorHAnsi" w:hAnsiTheme="majorHAnsi" w:cstheme="majorHAnsi"/>
+        </w:rPr>
+      </w:pPr>
+      <w:r>
+        <w:rPr>
+          <w:rFonts w:asciiTheme="majorHAnsi" w:hAnsiTheme="majorHAnsi" w:cstheme="majorHAnsi"/>
+        </w:rPr>
+        <w:t>Confianza, porque los clientes se subirán en un automóvil sin conductor.</w:t>
+      </w:r>
+    </w:p>
+    <w:p>
+      <w:pPr>
+        <w:numPr>
+          <w:ilvl w:val="1"/>
+          <w:numId w:val="9"/>
+        </w:numPr>
+        <w:spacing w:before="100" w:beforeAutospacing="1" w:after="100" w:afterAutospacing="1" w:line="240" w:lineRule="auto"/>
+        <w:rPr>
+          <w:rFonts w:asciiTheme="majorHAnsi" w:eastAsia="Times New Roman" w:hAnsiTheme="majorHAnsi" w:cstheme="majorHAnsi"/>
+          <w:lang w:eastAsia="es-ES"/>
+        </w:rPr>
+      </w:pPr>
+      <w:r>
+        <w:rPr>
+          <w:rFonts w:asciiTheme="majorHAnsi" w:eastAsia="Times New Roman" w:hAnsiTheme="majorHAnsi" w:cstheme="majorHAnsi"/>
+          <w:b/>
+          <w:bCs/>
+          <w:lang w:eastAsia="es-ES"/>
+        </w:rPr>
+        <w:t xml:space="preserve">Justificación </w:t>
+      </w:r>
+      <w:r>
+        <w:rPr>
+          <w:rFonts w:asciiTheme="majorHAnsi" w:eastAsia="Times New Roman" w:hAnsiTheme="majorHAnsi" w:cstheme="majorHAnsi"/>
+          <w:b/>
+          <w:bCs/>
+          <w:lang w:eastAsia="es-ES"/>
+        </w:rPr>
+        <w:t>PPT</w:t>
+      </w:r>
+      <w:r>
+        <w:rPr>
+          <w:rFonts w:asciiTheme="majorHAnsi" w:eastAsia="Times New Roman" w:hAnsiTheme="majorHAnsi" w:cstheme="majorHAnsi"/>
+          <w:b/>
+          <w:bCs/>
+          <w:lang w:eastAsia="es-ES"/>
+        </w:rPr>
+        <w:t>:</w:t>
+      </w:r>
+      <w:r>
+        <w:rPr>
+          <w:rFonts w:asciiTheme="majorHAnsi" w:eastAsia="Times New Roman" w:hAnsiTheme="majorHAnsi" w:cstheme="majorHAnsi"/>
+          <w:lang w:eastAsia="es-ES"/>
+        </w:rPr>
+        <w:t xml:space="preserve"> Es además un color primario natural en el círculo cromático (</w:t>
+      </w:r>
+      <w:r>
+        <w:rPr>
+          <w:rFonts w:asciiTheme="majorHAnsi" w:eastAsia="Times New Roman" w:hAnsiTheme="majorHAnsi" w:cstheme="majorHAnsi"/>
+          <w:i/>
+          <w:iCs/>
+          <w:lang w:eastAsia="es-ES"/>
+        </w:rPr>
+        <w:t>The foundation of all colours</w:t>
+      </w:r>
+      <w:r>
+        <w:rPr>
+          <w:rFonts w:asciiTheme="majorHAnsi" w:eastAsia="Times New Roman" w:hAnsiTheme="majorHAnsi" w:cstheme="majorHAnsi"/>
+          <w:lang w:eastAsia="es-ES"/>
+        </w:rPr>
+        <w:t xml:space="preserve">). Representa </w:t>
+      </w:r>
+      <w:r>
+        <w:rPr>
+          <w:rFonts w:asciiTheme="majorHAnsi" w:eastAsia="Times New Roman" w:hAnsiTheme="majorHAnsi" w:cstheme="majorHAnsi"/>
+          <w:bCs/>
+          <w:lang w:eastAsia="es-ES"/>
+        </w:rPr>
+        <w:t>Confianza, Seguridad vehicular, Lealtad y Estabilidad</w:t>
+      </w:r>
+      <w:r>
+        <w:rPr>
+          <w:rFonts w:asciiTheme="majorHAnsi" w:eastAsia="Times New Roman" w:hAnsiTheme="majorHAnsi" w:cstheme="majorHAnsi"/>
+          <w:lang w:eastAsia="es-ES"/>
+        </w:rPr>
+        <w:t xml:space="preserve">. </w:t>
+      </w:r>
+    </w:p>
+    <w:p>
+      <w:pPr>
+        <w:pStyle w:val="Prrafodelista"/>
+        <w:numPr>
+          <w:ilvl w:val="0"/>
+          <w:numId w:val="10"/>
+        </w:numPr>
+        <w:spacing w:before="100" w:beforeAutospacing="1" w:after="100" w:afterAutospacing="1" w:line="240" w:lineRule="auto"/>
+        <w:rPr>
+          <w:rFonts w:asciiTheme="majorHAnsi" w:eastAsia="Times New Roman" w:hAnsiTheme="majorHAnsi" w:cstheme="majorHAnsi"/>
+          <w:lang w:eastAsia="es-ES"/>
+        </w:rPr>
+      </w:pPr>
+      <w:r>
+        <w:rPr>
+          <w:rFonts w:asciiTheme="majorHAnsi" w:eastAsia="Times New Roman" w:hAnsiTheme="majorHAnsi" w:cstheme="majorHAnsi"/>
+          <w:lang w:eastAsia="es-ES"/>
+        </w:rPr>
+        <w:t>Lujo, porque al final no se me inspire un poco en UBER con lo cual tenía claro que quería que fuera algo superior a lo que ellos ofrecen (de paso irreal, por ahora).</w:t>
+      </w:r>
+    </w:p>
+    <w:p>
+      <w:pPr>
+        <w:numPr>
+          <w:ilvl w:val="1"/>
+          <w:numId w:val="10"/>
+        </w:numPr>
+        <w:spacing w:before="100" w:beforeAutospacing="1" w:after="100" w:afterAutospacing="1" w:line="240" w:lineRule="auto"/>
+        <w:rPr>
+          <w:rFonts w:asciiTheme="majorHAnsi" w:eastAsia="Times New Roman" w:hAnsiTheme="majorHAnsi" w:cstheme="majorHAnsi"/>
+          <w:lang w:eastAsia="es-ES"/>
+        </w:rPr>
+      </w:pPr>
+      <w:r>
+        <w:rPr>
+          <w:rFonts w:asciiTheme="majorHAnsi" w:eastAsia="Times New Roman" w:hAnsiTheme="majorHAnsi" w:cstheme="majorHAnsi"/>
+          <w:b/>
+          <w:bCs/>
+          <w:lang w:eastAsia="es-ES"/>
+        </w:rPr>
+        <w:t xml:space="preserve">Justificación </w:t>
+      </w:r>
+      <w:r>
+        <w:rPr>
+          <w:rFonts w:asciiTheme="majorHAnsi" w:eastAsia="Times New Roman" w:hAnsiTheme="majorHAnsi" w:cstheme="majorHAnsi"/>
+          <w:b/>
+          <w:bCs/>
+          <w:lang w:eastAsia="es-ES"/>
+        </w:rPr>
+        <w:t>PPT</w:t>
+      </w:r>
+      <w:r>
+        <w:rPr>
+          <w:rFonts w:asciiTheme="majorHAnsi" w:eastAsia="Times New Roman" w:hAnsiTheme="majorHAnsi" w:cstheme="majorHAnsi"/>
+          <w:b/>
+          <w:bCs/>
+          <w:lang w:eastAsia="es-ES"/>
+        </w:rPr>
+        <w:t>:</w:t>
+      </w:r>
+      <w:r>
+        <w:rPr>
+          <w:rFonts w:asciiTheme="majorHAnsi" w:eastAsia="Times New Roman" w:hAnsiTheme="majorHAnsi" w:cstheme="majorHAnsi"/>
+          <w:lang w:eastAsia="es-ES"/>
+        </w:rPr>
+        <w:t xml:space="preserve"> Representa </w:t>
+      </w:r>
+      <w:r>
+        <w:rPr>
+          <w:rFonts w:asciiTheme="majorHAnsi" w:eastAsia="Times New Roman" w:hAnsiTheme="majorHAnsi" w:cstheme="majorHAnsi"/>
+          <w:bCs/>
+          <w:lang w:eastAsia="es-ES"/>
+        </w:rPr>
+        <w:t>Lujo, Realeza, Sabiduría y Poder</w:t>
+      </w:r>
+      <w:r>
+        <w:rPr>
+          <w:rFonts w:asciiTheme="majorHAnsi" w:eastAsia="Times New Roman" w:hAnsiTheme="majorHAnsi" w:cstheme="majorHAnsi"/>
+          <w:lang w:eastAsia="es-ES"/>
+        </w:rPr>
+        <w:t xml:space="preserve"> (el toque de alta gama, lujo y </w:t>
+      </w:r>
+      <w:r>
+        <w:rPr>
+          <w:rFonts w:asciiTheme="majorHAnsi" w:eastAsia="Times New Roman" w:hAnsiTheme="majorHAnsi" w:cstheme="majorHAnsi"/>
+          <w:lang w:eastAsia="es-ES"/>
+        </w:rPr>
+        <w:t>vanguardia tecnológica</w:t>
+      </w:r>
+      <w:r>
+        <w:rPr>
+          <w:rFonts w:asciiTheme="majorHAnsi" w:eastAsia="Times New Roman" w:hAnsiTheme="majorHAnsi" w:cstheme="majorHAnsi"/>
+          <w:lang w:eastAsia="es-ES"/>
+        </w:rPr>
+        <w:t xml:space="preserve"> que yo quería lograr</w:t>
+      </w:r>
+      <w:r>
+        <w:rPr>
+          <w:rFonts w:asciiTheme="majorHAnsi" w:eastAsia="Times New Roman" w:hAnsiTheme="majorHAnsi" w:cstheme="majorHAnsi"/>
+          <w:lang w:eastAsia="es-ES"/>
+        </w:rPr>
+        <w:t xml:space="preserve">). </w:t>
+      </w:r>
+    </w:p>
+    <w:p>
+      <w:bookmarkStart w:id="3" w:name="_GoBack"/>
+      <w:bookmarkEnd w:id="3"/>
+    </w:p>
+    <w:p>
+      <w:pPr>
+        <w:pStyle w:val="Ttulo2"/>
+        <w:rPr>
+          <w:b/>
+          <w:color w:val="000000" w:themeColor="text1"/>
+        </w:rPr>
+      </w:pPr>
+      <w:r>
+        <w:rPr>
+          <w:b/>
+          <w:color w:val="000000" w:themeColor="text1"/>
+        </w:rPr>
+        <w:t>PRIMARIOS:</w:t>
+      </w:r>
+    </w:p>
+    <w:p>
+      <w:r>
+        <w:rPr>
+          <w:noProof/>
+        </w:rPr>
+        <mc:AlternateContent>
+          <mc:Choice Requires="wps">
+            <w:drawing>
+              <wp:anchor distT="45720" distB="45720" distL="114300" distR="114300" simplePos="0" relativeHeight="251710464" behindDoc="0" locked="0" layoutInCell="1" allowOverlap="1" wp14:anchorId="52061896" wp14:editId="4EEA0510">
+                <wp:simplePos x="0" y="0"/>
+                <wp:positionH relativeFrom="column">
+                  <wp:posOffset>3673780</wp:posOffset>
+                </wp:positionH>
+                <wp:positionV relativeFrom="paragraph">
+                  <wp:posOffset>291391</wp:posOffset>
+                </wp:positionV>
+                <wp:extent cx="758825" cy="682625"/>
+                <wp:effectExtent l="0" t="0" r="22225" b="22225"/>
+                <wp:wrapSquare wrapText="bothSides"/>
+                <wp:docPr id="204" name="Cuadro de texto 2"/>
+                <wp:cNvGraphicFramePr>
+                  <a:graphicFrameLocks xmlns:a="http://schemas.openxmlformats.org/drawingml/2006/main"/>
+                </wp:cNvGraphicFramePr>
+                <a:graphic xmlns:a="http://schemas.openxmlformats.org/drawingml/2006/main">
+                  <a:graphicData uri="http://schemas.microsoft.com/office/word/2010/wordprocessingShape">
+                    <wps:wsp>
+                      <wps:cNvSpPr txBox="1">
+                        <a:spLocks noChangeArrowheads="1"/>
+                      </wps:cNvSpPr>
+                      <wps:spPr bwMode="auto">
+                        <a:xfrm>
+                          <a:off x="0" y="0"/>
+                          <a:ext cx="758825" cy="682625"/>
+                        </a:xfrm>
+                        <a:prstGeom prst="rect">
+                          <a:avLst/>
+                        </a:prstGeom>
+                        <a:solidFill>
+                          <a:srgbClr val="FFFFFF"/>
+                        </a:solidFill>
+                        <a:ln w="9525">
+                          <a:solidFill>
+                            <a:srgbClr val="000000"/>
+                          </a:solidFill>
+                          <a:miter lim="800000"/>
+                          <a:headEnd/>
+                          <a:tailEnd/>
+                        </a:ln>
+                      </wps:spPr>
+                      <wps:txbx>
+                        <w:txbxContent>
+                          <w:p>
+                            <w:pPr>
+                              <w:jc w:val="center"/>
+                              <w:rPr>
+                                <w:rFonts w:asciiTheme="majorHAnsi" w:eastAsia="Times New Roman" w:hAnsiTheme="majorHAnsi" w:cstheme="majorHAnsi"/>
+                                <w:b/>
+                                <w:bCs/>
+                                <w:sz w:val="24"/>
+                                <w:szCs w:val="24"/>
+                                <w:lang w:eastAsia="es-ES"/>
+                              </w:rPr>
+                            </w:pPr>
+                            <w:r>
+                              <w:rPr>
+                                <w:rFonts w:asciiTheme="majorHAnsi" w:eastAsia="Times New Roman" w:hAnsiTheme="majorHAnsi" w:cstheme="majorHAnsi"/>
+                                <w:b/>
+                                <w:bCs/>
+                                <w:sz w:val="24"/>
+                                <w:szCs w:val="24"/>
+                                <w:lang w:eastAsia="es-ES"/>
+                              </w:rPr>
+                              <w:t>Cosmic</w:t>
+                            </w:r>
+                          </w:p>
+                          <w:p>
+                            <w:pPr>
+                              <w:jc w:val="center"/>
+                              <w:rPr>
+                                <w:rFonts w:asciiTheme="majorHAnsi" w:hAnsiTheme="majorHAnsi" w:cstheme="majorHAnsi"/>
+                              </w:rPr>
+                            </w:pPr>
+                            <w:r>
+                              <w:rPr>
+                                <w:rFonts w:asciiTheme="majorHAnsi" w:eastAsia="Times New Roman" w:hAnsiTheme="majorHAnsi" w:cstheme="majorHAnsi"/>
+                                <w:b/>
+                                <w:bCs/>
+                                <w:sz w:val="24"/>
+                                <w:szCs w:val="24"/>
+                                <w:lang w:eastAsia="es-ES"/>
+                              </w:rPr>
+                              <w:t>Violet</w:t>
+                            </w:r>
+                          </w:p>
+                        </w:txbxContent>
+                      </wps:txbx>
+                      <wps:bodyPr rot="0" vert="horz" wrap="square" lIns="91440" tIns="45720" rIns="91440" bIns="45720" anchor="t" anchorCtr="0">
+                        <a:noAutofit/>
+                      </wps:bodyPr>
+                    </wps:wsp>
+                  </a:graphicData>
+                </a:graphic>
+                <wp14:sizeRelH relativeFrom="margin">
+                  <wp14:pctWidth>0</wp14:pctWidth>
+                </wp14:sizeRelH>
+                <wp14:sizeRelV relativeFrom="margin">
+                  <wp14:pctHeight>0</wp14:pctHeight>
+                </wp14:sizeRelV>
+              </wp:anchor>
+            </w:drawing>
+          </mc:Choice>
+          <mc:Fallback>
+            <w:pict>
+              <v:shape w14:anchorId="52061896" id="_x0000_s1027" type="#_x0000_t202" style="position:absolute;margin-left:289.25pt;margin-top:22.95pt;width:59.75pt;height:53.75pt;z-index:251710464;visibility:visible;mso-wrap-style:square;mso-width-percent:0;mso-height-percent:0;mso-wrap-distance-left:9pt;mso-wrap-distance-top:3.6pt;mso-wrap-distance-right:9pt;mso-wrap-distance-bottom:3.6pt;mso-position-horizontal:absolute;mso-position-horizontal-relative:text;mso-position-vertical:absolute;mso-position-vertical-relative:text;mso-width-percent:0;mso-height-percent:0;mso-width-relative:margin;mso-height-relative:margin;v-text-anchor:top" o:gfxdata="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">
+                <v:textbox>
+                  <w:txbxContent>
+                    <w:p>
+                      <w:pPr>
+                        <w:jc w:val="center"/>
+                        <w:rPr>
+                          <w:rFonts w:asciiTheme="majorHAnsi" w:eastAsia="Times New Roman" w:hAnsiTheme="majorHAnsi" w:cstheme="majorHAnsi"/>
+                          <w:b/>
+                          <w:bCs/>
+                          <w:sz w:val="24"/>
+                          <w:szCs w:val="24"/>
+                          <w:lang w:eastAsia="es-ES"/>
+                        </w:rPr>
+                      </w:pPr>
+                      <w:r>
+                        <w:rPr>
+                          <w:rFonts w:asciiTheme="majorHAnsi" w:eastAsia="Times New Roman" w:hAnsiTheme="majorHAnsi" w:cstheme="majorHAnsi"/>
+                          <w:b/>
+                          <w:bCs/>
+                          <w:sz w:val="24"/>
+                          <w:szCs w:val="24"/>
+                          <w:lang w:eastAsia="es-ES"/>
+                        </w:rPr>
+                        <w:t>Cosmic</w:t>
+                      </w:r>
+                    </w:p>
+                    <w:p>
+                      <w:pPr>
+                        <w:jc w:val="center"/>
+                        <w:rPr>
+                          <w:rFonts w:asciiTheme="majorHAnsi" w:hAnsiTheme="majorHAnsi" w:cstheme="majorHAnsi"/>
+                        </w:rPr>
+                      </w:pPr>
+                      <w:r>
+                        <w:rPr>
+                          <w:rFonts w:asciiTheme="majorHAnsi" w:eastAsia="Times New Roman" w:hAnsiTheme="majorHAnsi" w:cstheme="majorHAnsi"/>
+                          <w:b/>
+                          <w:bCs/>
+                          <w:sz w:val="24"/>
+                          <w:szCs w:val="24"/>
+                          <w:lang w:eastAsia="es-ES"/>
+                        </w:rPr>
+                        <w:t>Violet</w:t>
+                      </w:r>
+                    </w:p>
+                  </w:txbxContent>
+                </v:textbox>
+                <w10:wrap type="square"/>
+              </v:shape>
+            </w:pict>
+          </mc:Fallback>
+        </mc:AlternateContent>
+      </w:r>
+      <w:r>
+        <w:rPr>
+          <w:noProof/>
+        </w:rPr>
+        <mc:AlternateContent>
+          <mc:Choice Requires="wps">
+            <w:drawing>
+              <wp:anchor distT="45720" distB="45720" distL="114300" distR="114300" simplePos="0" relativeHeight="251706368" behindDoc="0" locked="0" layoutInCell="1" allowOverlap="1" wp14:anchorId="4475F37E" wp14:editId="7C0AF3C6">
+                <wp:simplePos x="0" y="0"/>
+                <wp:positionH relativeFrom="column">
+                  <wp:posOffset>1915795</wp:posOffset>
+                </wp:positionH>
+                <wp:positionV relativeFrom="paragraph">
+                  <wp:posOffset>290830</wp:posOffset>
+                </wp:positionV>
+                <wp:extent cx="758825" cy="682625"/>
+                <wp:effectExtent l="0" t="0" r="22225" b="22225"/>
+                <wp:wrapSquare wrapText="bothSides"/>
+                <wp:docPr id="202" name="Cuadro de texto 2"/>
+                <wp:cNvGraphicFramePr>
+                  <a:graphicFrameLocks xmlns:a="http://schemas.openxmlformats.org/drawingml/2006/main"/>
+                </wp:cNvGraphicFramePr>
+                <a:graphic xmlns:a="http://schemas.openxmlformats.org/drawingml/2006/main">
+                  <a:graphicData uri="http://schemas.microsoft.com/office/word/2010/wordprocessingShape">
+                    <wps:wsp>
+                      <wps:cNvSpPr txBox="1">
+                        <a:spLocks noChangeArrowheads="1"/>
+                      </wps:cNvSpPr>
+                      <wps:spPr bwMode="auto">
+                        <a:xfrm>
+                          <a:off x="0" y="0"/>
+                          <a:ext cx="758825" cy="682625"/>
+                        </a:xfrm>
+                        <a:prstGeom prst="rect">
+                          <a:avLst/>
+                        </a:prstGeom>
+                        <a:solidFill>
+                          <a:srgbClr val="FFFFFF"/>
+                        </a:solidFill>
+                        <a:ln w="9525">
+                          <a:solidFill>
+                            <a:srgbClr val="000000"/>
+                          </a:solidFill>
+                          <a:miter lim="800000"/>
+                          <a:headEnd/>
+                          <a:tailEnd/>
+                        </a:ln>
+                      </wps:spPr>
+                      <wps:txbx>
+                        <w:txbxContent>
+                          <w:p>
+                            <w:pPr>
+                              <w:jc w:val="center"/>
+                              <w:rPr>
+                                <w:rFonts w:asciiTheme="majorHAnsi" w:eastAsia="Times New Roman" w:hAnsiTheme="majorHAnsi" w:cstheme="majorHAnsi"/>
+                                <w:b/>
+                                <w:bCs/>
+                                <w:sz w:val="2"/>
+                                <w:szCs w:val="24"/>
+                                <w:lang w:eastAsia="es-ES"/>
+                              </w:rPr>
+                            </w:pPr>
+                          </w:p>
+                          <w:p>
+                            <w:pPr>
+                              <w:jc w:val="center"/>
+                              <w:rPr>
+                                <w:rFonts w:asciiTheme="majorHAnsi" w:hAnsiTheme="majorHAnsi" w:cstheme="majorHAnsi"/>
+                              </w:rPr>
+                            </w:pPr>
+                            <w:r>
+                              <w:rPr>
+                                <w:rFonts w:asciiTheme="majorHAnsi" w:eastAsia="Times New Roman" w:hAnsiTheme="majorHAnsi" w:cstheme="majorHAnsi"/>
+                                <w:b/>
+                                <w:bCs/>
+                                <w:sz w:val="24"/>
+                                <w:szCs w:val="24"/>
+                                <w:lang w:eastAsia="es-ES"/>
+                              </w:rPr>
+                              <w:t>Titanium White</w:t>
+                            </w:r>
+                          </w:p>
+                        </w:txbxContent>
+                      </wps:txbx>
+                      <wps:bodyPr rot="0" vert="horz" wrap="square" lIns="91440" tIns="45720" rIns="91440" bIns="45720" anchor="t" anchorCtr="0">
+                        <a:noAutofit/>
+                      </wps:bodyPr>
+                    </wps:wsp>
+                  </a:graphicData>
+                </a:graphic>
+                <wp14:sizeRelH relativeFrom="margin">
+                  <wp14:pctWidth>0</wp14:pctWidth>
+                </wp14:sizeRelH>
+                <wp14:sizeRelV relativeFrom="margin">
+                  <wp14:pctHeight>0</wp14:pctHeight>
+                </wp14:sizeRelV>
+              </wp:anchor>
+            </w:drawing>
+          </mc:Choice>
+          <mc:Fallback>
+            <w:pict>
+              <v:shape w14:anchorId="4475F37E" id="_x0000_s1028" type="#_x0000_t202" style="position:absolute;margin-left:150.85pt;margin-top:22.9pt;width:59.75pt;height:53.75pt;z-index:251706368;visibility:visible;mso-wrap-style:square;mso-width-percent:0;mso-height-percent:0;mso-wrap-distance-left:9pt;mso-wrap-distance-top:3.6pt;mso-wrap-distance-right:9pt;mso-wrap-distance-bottom:3.6pt;mso-position-horizontal:absolute;mso-position-horizontal-relative:text;mso-position-vertical:absolute;mso-position-vertical-relative:text;mso-width-percent:0;mso-height-percent:0;mso-width-relative:margin;mso-height-relative:margin;v-text-anchor:top" o:gfxdata="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">
+                <v:textbox>
+                  <w:txbxContent>
+                    <w:p>
+                      <w:pPr>
+                        <w:jc w:val="center"/>
+                        <w:rPr>
+                          <w:rFonts w:asciiTheme="majorHAnsi" w:eastAsia="Times New Roman" w:hAnsiTheme="majorHAnsi" w:cstheme="majorHAnsi"/>
+                          <w:b/>
+                          <w:bCs/>
+                          <w:sz w:val="2"/>
+                          <w:szCs w:val="24"/>
+                          <w:lang w:eastAsia="es-ES"/>
+                        </w:rPr>
+                      </w:pPr>
+                    </w:p>
+                    <w:p>
+                      <w:pPr>
+                        <w:jc w:val="center"/>
+                        <w:rPr>
+                          <w:rFonts w:asciiTheme="majorHAnsi" w:hAnsiTheme="majorHAnsi" w:cstheme="majorHAnsi"/>
+                        </w:rPr>
+                      </w:pPr>
+                      <w:r>
+                        <w:rPr>
+                          <w:rFonts w:asciiTheme="majorHAnsi" w:eastAsia="Times New Roman" w:hAnsiTheme="majorHAnsi" w:cstheme="majorHAnsi"/>
+                          <w:b/>
+                          <w:bCs/>
+                          <w:sz w:val="24"/>
+                          <w:szCs w:val="24"/>
+                          <w:lang w:eastAsia="es-ES"/>
+                        </w:rPr>
+                        <w:t>Titanium White</w:t>
+                      </w:r>
+                    </w:p>
+                  </w:txbxContent>
+                </v:textbox>
+                <w10:wrap type="square"/>
+              </v:shape>
+            </w:pict>
+          </mc:Fallback>
+        </mc:AlternateContent>
+      </w:r>
+    </w:p>
+    <w:p>
+      <w:r>
+        <w:rPr>
+          <w:noProof/>
+        </w:rPr>
+        <mc:AlternateContent>
+          <mc:Choice Requires="wps">
+            <w:drawing>
+              <wp:anchor distT="45720" distB="45720" distL="114300" distR="114300" simplePos="0" relativeHeight="251708416" behindDoc="0" locked="0" layoutInCell="1" allowOverlap="1" wp14:anchorId="20260DF0" wp14:editId="6EF1647C">
+                <wp:simplePos x="0" y="0"/>
+                <wp:positionH relativeFrom="column">
+                  <wp:posOffset>2783255</wp:posOffset>
+                </wp:positionH>
+                <wp:positionV relativeFrom="paragraph">
+                  <wp:posOffset>6499</wp:posOffset>
+                </wp:positionV>
+                <wp:extent cx="758825" cy="682625"/>
+                <wp:effectExtent l="0" t="0" r="22225" b="22225"/>
+                <wp:wrapSquare wrapText="bothSides"/>
+                <wp:docPr id="203" name="Cuadro de texto 2"/>
+                <wp:cNvGraphicFramePr>
+                  <a:graphicFrameLocks xmlns:a="http://schemas.openxmlformats.org/drawingml/2006/main"/>
+                </wp:cNvGraphicFramePr>
+                <a:graphic xmlns:a="http://schemas.openxmlformats.org/drawingml/2006/main">
+                  <a:graphicData uri="http://schemas.microsoft.com/office/word/2010/wordprocessingShape">
+                    <wps:wsp>
+                      <wps:cNvSpPr txBox="1">
+                        <a:spLocks noChangeArrowheads="1"/>
+                      </wps:cNvSpPr>
+                      <wps:spPr bwMode="auto">
+                        <a:xfrm>
+                          <a:off x="0" y="0"/>
+                          <a:ext cx="758825" cy="682625"/>
+                        </a:xfrm>
+                        <a:prstGeom prst="rect">
+                          <a:avLst/>
+                        </a:prstGeom>
+                        <a:solidFill>
+                          <a:srgbClr val="FFFFFF"/>
+                        </a:solidFill>
+                        <a:ln w="9525">
+                          <a:solidFill>
+                            <a:srgbClr val="000000"/>
+                          </a:solidFill>
+                          <a:miter lim="800000"/>
+                          <a:headEnd/>
+                          <a:tailEnd/>
+                        </a:ln>
+                      </wps:spPr>
+                      <wps:txbx>
+                        <w:txbxContent>
+                          <w:p>
+                            <w:pPr>
+                              <w:spacing w:line="480" w:lineRule="auto"/>
+                              <w:jc w:val="center"/>
+                              <w:rPr>
+                                <w:rFonts w:asciiTheme="majorHAnsi" w:eastAsia="Times New Roman" w:hAnsiTheme="majorHAnsi" w:cstheme="majorHAnsi"/>
+                                <w:b/>
+                                <w:bCs/>
+                                <w:sz w:val="2"/>
+                                <w:szCs w:val="24"/>
+                                <w:lang w:eastAsia="es-ES"/>
+                              </w:rPr>
+                            </w:pPr>
+                          </w:p>
+                          <w:p>
+                            <w:pPr>
+                              <w:spacing w:line="480" w:lineRule="auto"/>
+                              <w:jc w:val="center"/>
+                              <w:rPr>
+                                <w:rFonts w:asciiTheme="majorHAnsi" w:eastAsia="Times New Roman" w:hAnsiTheme="majorHAnsi" w:cstheme="majorHAnsi"/>
+                                <w:b/>
+                                <w:bCs/>
+                                <w:sz w:val="24"/>
+                                <w:szCs w:val="24"/>
+                                <w:lang w:eastAsia="es-ES"/>
+                              </w:rPr>
+                            </w:pPr>
+                            <w:r>
+                              <w:rPr>
+                                <w:rFonts w:asciiTheme="majorHAnsi" w:eastAsia="Times New Roman" w:hAnsiTheme="majorHAnsi" w:cstheme="majorHAnsi"/>
+                                <w:b/>
+                                <w:bCs/>
+                                <w:sz w:val="24"/>
+                                <w:szCs w:val="24"/>
+                                <w:lang w:eastAsia="es-ES"/>
+                              </w:rPr>
+                              <w:t>Ion Blue</w:t>
+                            </w:r>
+                          </w:p>
+                        </w:txbxContent>
+                      </wps:txbx>
+                      <wps:bodyPr rot="0" vert="horz" wrap="square" lIns="91440" tIns="45720" rIns="91440" bIns="45720" anchor="t" anchorCtr="0">
+                        <a:noAutofit/>
+                      </wps:bodyPr>
+                    </wps:wsp>
+                  </a:graphicData>
+                </a:graphic>
+                <wp14:sizeRelH relativeFrom="margin">
+                  <wp14:pctWidth>0</wp14:pctWidth>
+                </wp14:sizeRelH>
+                <wp14:sizeRelV relativeFrom="margin">
+                  <wp14:pctHeight>0</wp14:pctHeight>
+                </wp14:sizeRelV>
+              </wp:anchor>
+            </w:drawing>
+          </mc:Choice>
+          <mc:Fallback>
+            <w:pict>
+              <v:shape w14:anchorId="20260DF0" id="_x0000_s1029" type="#_x0000_t202" style="position:absolute;margin-left:219.15pt;margin-top:.5pt;width:59.75pt;height:53.75pt;z-index:251708416;visibility:visible;mso-wrap-style:square;mso-width-percent:0;mso-height-percent:0;mso-wrap-distance-left:9pt;mso-wrap-distance-top:3.6pt;mso-wrap-distance-right:9pt;mso-wrap-distance-bottom:3.6pt;mso-position-horizontal:absolute;mso-position-horizontal-relative:text;mso-position-vertical:absolute;mso-position-vertical-relative:text;mso-width-percent:0;mso-height-percent:0;mso-width-relative:margin;mso-height-relative:margin;v-text-anchor:top" o:gfxdata="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">
+                <v:textbox>
+                  <w:txbxContent>
+                    <w:p>
+                      <w:pPr>
+                        <w:spacing w:line="480" w:lineRule="auto"/>
+                        <w:jc w:val="center"/>
+                        <w:rPr>
+                          <w:rFonts w:asciiTheme="majorHAnsi" w:eastAsia="Times New Roman" w:hAnsiTheme="majorHAnsi" w:cstheme="majorHAnsi"/>
+                          <w:b/>
+                          <w:bCs/>
+                          <w:sz w:val="2"/>
+                          <w:szCs w:val="24"/>
+                          <w:lang w:eastAsia="es-ES"/>
+                        </w:rPr>
+                      </w:pPr>
+                    </w:p>
+                    <w:p>
+                      <w:pPr>
+                        <w:spacing w:line="480" w:lineRule="auto"/>
+                        <w:jc w:val="center"/>
+                        <w:rPr>
+                          <w:rFonts w:asciiTheme="majorHAnsi" w:eastAsia="Times New Roman" w:hAnsiTheme="majorHAnsi" w:cstheme="majorHAnsi"/>
+                          <w:b/>
+                          <w:bCs/>
+                          <w:sz w:val="24"/>
+                          <w:szCs w:val="24"/>
+                          <w:lang w:eastAsia="es-ES"/>
+                        </w:rPr>
+                      </w:pPr>
+                      <w:r>
+                        <w:rPr>
+                          <w:rFonts w:asciiTheme="majorHAnsi" w:eastAsia="Times New Roman" w:hAnsiTheme="majorHAnsi" w:cstheme="majorHAnsi"/>
+                          <w:b/>
+                          <w:bCs/>
+                          <w:sz w:val="24"/>
+                          <w:szCs w:val="24"/>
+                          <w:lang w:eastAsia="es-ES"/>
+                        </w:rPr>
+                        <w:t>Ion Blue</w:t>
+                      </w:r>
+                    </w:p>
+                  </w:txbxContent>
+                </v:textbox>
+                <w10:wrap type="square"/>
+              </v:shape>
+            </w:pict>
+          </mc:Fallback>
+        </mc:AlternateContent>
+      </w:r>
+      <w:r>
+        <w:rPr>
+          <w:noProof/>
+        </w:rPr>
+        <mc:AlternateContent>
+          <mc:Choice Requires="wps">
+            <w:drawing>
+              <wp:anchor distT="45720" distB="45720" distL="114300" distR="114300" simplePos="0" relativeHeight="251704320" behindDoc="0" locked="0" layoutInCell="1" allowOverlap="1" wp14:anchorId="148DA406" wp14:editId="18DA2E8F">
+                <wp:simplePos x="0" y="0"/>
+                <wp:positionH relativeFrom="column">
+                  <wp:posOffset>955996</wp:posOffset>
+                </wp:positionH>
+                <wp:positionV relativeFrom="paragraph">
+                  <wp:posOffset>9088</wp:posOffset>
+                </wp:positionV>
+                <wp:extent cx="758825" cy="682625"/>
+                <wp:effectExtent l="0" t="0" r="22225" b="22225"/>
+                <wp:wrapSquare wrapText="bothSides"/>
+                <wp:docPr id="196" name="Cuadro de texto 2"/>
+                <wp:cNvGraphicFramePr>
+                  <a:graphicFrameLocks xmlns:a="http://schemas.openxmlformats.org/drawingml/2006/main"/>
+                </wp:cNvGraphicFramePr>
+                <a:graphic xmlns:a="http://schemas.openxmlformats.org/drawingml/2006/main">
+                  <a:graphicData uri="http://schemas.microsoft.com/office/word/2010/wordprocessingShape">
+                    <wps:wsp>
+                      <wps:cNvSpPr txBox="1">
+                        <a:spLocks noChangeArrowheads="1"/>
+                      </wps:cNvSpPr>
+                      <wps:spPr bwMode="auto">
+                        <a:xfrm>
+                          <a:off x="0" y="0"/>
+                          <a:ext cx="758825" cy="682625"/>
+                        </a:xfrm>
+                        <a:prstGeom prst="rect">
+                          <a:avLst/>
+                        </a:prstGeom>
+                        <a:solidFill>
+                          <a:srgbClr val="FFFFFF"/>
+                        </a:solidFill>
+                        <a:ln w="9525">
+                          <a:solidFill>
+                            <a:srgbClr val="000000"/>
+                          </a:solidFill>
+                          <a:miter lim="800000"/>
+                          <a:headEnd/>
+                          <a:tailEnd/>
+                        </a:ln>
+                      </wps:spPr>
+                      <wps:txbx>
+                        <w:txbxContent>
+                          <w:p>
+                            <w:pPr>
+                              <w:jc w:val="center"/>
+                              <w:rPr>
+                                <w:rFonts w:asciiTheme="majorHAnsi" w:hAnsiTheme="majorHAnsi" w:cstheme="majorHAnsi"/>
+                              </w:rPr>
+                            </w:pPr>
+                            <w:r>
+                              <w:rPr>
+                                <w:rFonts w:asciiTheme="majorHAnsi" w:eastAsia="Times New Roman" w:hAnsiTheme="majorHAnsi" w:cstheme="majorHAnsi"/>
+                                <w:b/>
+                                <w:bCs/>
+                                <w:sz w:val="24"/>
+                                <w:szCs w:val="24"/>
+                                <w:lang w:eastAsia="es-ES"/>
+                              </w:rPr>
+                              <w:t>Deep Space Black</w:t>
+                            </w:r>
+                          </w:p>
+                        </w:txbxContent>
+                      </wps:txbx>
+                      <wps:bodyPr rot="0" vert="horz" wrap="square" lIns="91440" tIns="45720" rIns="91440" bIns="45720" anchor="t" anchorCtr="0">
+                        <a:noAutofit/>
+                      </wps:bodyPr>
+                    </wps:wsp>
+                  </a:graphicData>
+                </a:graphic>
+                <wp14:sizeRelH relativeFrom="margin">
+                  <wp14:pctWidth>0</wp14:pctWidth>
+                </wp14:sizeRelH>
+                <wp14:sizeRelV relativeFrom="margin">
+                  <wp14:pctHeight>0</wp14:pctHeight>
+                </wp14:sizeRelV>
+              </wp:anchor>
+            </w:drawing>
+          </mc:Choice>
+          <mc:Fallback>
+            <w:pict>
+              <v:shape w14:anchorId="148DA406" id="_x0000_s1030" type="#_x0000_t202" style="position:absolute;margin-left:75.3pt;margin-top:.7pt;width:59.75pt;height:53.75pt;z-index:251704320;visibility:visible;mso-wrap-style:square;mso-width-percent:0;mso-height-percent:0;mso-wrap-distance-left:9pt;mso-wrap-distance-top:3.6pt;mso-wrap-distance-right:9pt;mso-wrap-distance-bottom:3.6pt;mso-position-horizontal:absolute;mso-position-horizontal-relative:text;mso-position-vertical:absolute;mso-position-vertical-relative:text;mso-width-percent:0;mso-height-percent:0;mso-width-relative:margin;mso-height-relative:margin;v-text-anchor:top" o:gfxdata="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">
+                <v:textbox>
+                  <w:txbxContent>
+                    <w:p>
+                      <w:pPr>
+                        <w:jc w:val="center"/>
+                        <w:rPr>
+                          <w:rFonts w:asciiTheme="majorHAnsi" w:hAnsiTheme="majorHAnsi" w:cstheme="majorHAnsi"/>
+                        </w:rPr>
+                      </w:pPr>
+                      <w:r>
+                        <w:rPr>
+                          <w:rFonts w:asciiTheme="majorHAnsi" w:eastAsia="Times New Roman" w:hAnsiTheme="majorHAnsi" w:cstheme="majorHAnsi"/>
+                          <w:b/>
+                          <w:bCs/>
+                          <w:sz w:val="24"/>
+                          <w:szCs w:val="24"/>
+                          <w:lang w:eastAsia="es-ES"/>
+                        </w:rPr>
+                        <w:t>Deep Space Black</w:t>
+                      </w:r>
+                    </w:p>
+                  </w:txbxContent>
+                </v:textbox>
+                <w10:wrap type="square"/>
+              </v:shape>
+            </w:pict>
+          </mc:Fallback>
+        </mc:AlternateContent>
+      </w:r>
+    </w:p>
+    <w:p/>
+    <w:p/>
+    <w:p>
+      <w:r>
+        <w:rPr>
+          <w:noProof/>
+          <w:lang w:eastAsia="es-ES"/>
+        </w:rPr>
+        <mc:AlternateContent>
+          <mc:Choice Requires="wps">
+            <w:drawing>
+              <wp:anchor distT="0" distB="0" distL="114300" distR="114300" simplePos="0" relativeHeight="251685888" behindDoc="0" locked="0" layoutInCell="1" allowOverlap="1" wp14:anchorId="1B84D62B" wp14:editId="5218EF62">
+                <wp:simplePos x="0" y="0"/>
+                <wp:positionH relativeFrom="column">
+                  <wp:posOffset>985709</wp:posOffset>
+                </wp:positionH>
+                <wp:positionV relativeFrom="paragraph">
+                  <wp:posOffset>9187</wp:posOffset>
+                </wp:positionV>
+                <wp:extent cx="759460" cy="866775"/>
+                <wp:effectExtent l="0" t="0" r="21590" b="28575"/>
+                <wp:wrapNone/>
+                <wp:docPr id="6" name="Recortar y redondear rectángulo de esquina sencilla 6"/>
+                <wp:cNvGraphicFramePr/>
+                <a:graphic xmlns:a="http://schemas.openxmlformats.org/drawingml/2006/main">
+                  <a:graphicData uri="http://schemas.microsoft.com/office/word/2010/wordprocessingShape">
+                    <wps:wsp>
+                      <wps:cNvSpPr/>
+                      <wps:spPr>
+                        <a:xfrm>
+                          <a:off x="0" y="0"/>
+                          <a:ext cx="759460" cy="866775"/>
+                        </a:xfrm>
+                        <a:prstGeom prst="snipRoundRect">
+                          <a:avLst/>
+                        </a:prstGeom>
+                        <a:solidFill>
+                          <a:srgbClr val="080A10"/>
+                        </a:solidFill>
+                        <a:ln>
+                          <a:solidFill>
+                            <a:srgbClr val="080A10"/>
+                          </a:solidFill>
+                        </a:ln>
+                      </wps:spPr>
+                      <wps:style>
+                        <a:lnRef idx="2">
+                          <a:schemeClr val="accent1">
+                            <a:shade val="50000"/>
+                          </a:schemeClr>
+                        </a:lnRef>
+                        <a:fillRef idx="1">
+                          <a:schemeClr val="accent1"/>
+                        </a:fillRef>
+                        <a:effectRef idx="0">
+                          <a:schemeClr val="accent1"/>
+                        </a:effectRef>
+                        <a:fontRef idx="minor">
+                          <a:schemeClr val="lt1"/>
+                        </a:fontRef>
+                      </wps:style>
+                      <wps:bodyPr rot="0" spcFirstLastPara="0" vertOverflow="overflow" horzOverflow="overflow" vert="horz" wrap="square" lIns="91440" tIns="45720" rIns="91440" bIns="45720" numCol="1" spcCol="0" rtlCol="0" fromWordArt="0" anchor="ctr" anchorCtr="0" forceAA="0" compatLnSpc="1">
+                        <a:prstTxWarp prst="textNoShape">
+                          <a:avLst/>
+                        </a:prstTxWarp>
+                        <a:noAutofit/>
+                      </wps:bodyPr>
+                    </wps:wsp>
+                  </a:graphicData>
+                </a:graphic>
+              </wp:anchor>
+            </w:drawing>
+          </mc:Choice>
+          <mc:Fallback>
+            <w:pict>
+              <v:shape w14:anchorId="12584F24" id="Recortar y redondear rectángulo de esquina sencilla 6" o:spid="_x0000_s1026" style="position:absolute;margin-left:77.6pt;margin-top:.7pt;width:59.8pt;height:68.25pt;z-index:251685888;visibility:visible;mso-wrap-style:square;mso-wrap-distance-left:9pt;mso-wrap-distance-top:0;mso-wrap-distance-right:9pt;mso-wrap-distance-bottom:0;mso-position-horizontal:absolute;mso-position-horizontal-relative:text;mso-position-vertical:absolute;mso-position-vertical-relative:text;v-text-anchor:middle" coordsize="759460,866775" o:gfxdata="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" path="m126579,l632881,,759460,126579r,740196l,866775,,126579c,56671,56671,,126579,xe" fillcolor="#080a10" strokecolor="#080a10" strokeweight="1pt">
+                <v:stroke joinstyle="miter"/>
+                <v:path arrowok="t" o:connecttype="custom" o:connectlocs="126579,0;632881,0;759460,126579;759460,866775;0,866775;0,126579;126579,0" o:connectangles="0,0,0,0,0,0,0"/>
+              </v:shape>
+            </w:pict>
+          </mc:Fallback>
+        </mc:AlternateContent>
+      </w:r>
+      <w:r>
+        <w:rPr>
+          <w:noProof/>
+          <w:lang w:eastAsia="es-ES"/>
+        </w:rPr>
+        <mc:AlternateContent>
+          <mc:Choice Requires="wps">
+            <w:drawing>
+              <wp:anchor distT="0" distB="0" distL="114300" distR="114300" simplePos="0" relativeHeight="251686912" behindDoc="0" locked="0" layoutInCell="1" allowOverlap="1">
+                <wp:simplePos x="0" y="0"/>
+                <wp:positionH relativeFrom="column">
+                  <wp:posOffset>1900332</wp:posOffset>
+                </wp:positionH>
+                <wp:positionV relativeFrom="paragraph">
+                  <wp:posOffset>7950</wp:posOffset>
+                </wp:positionV>
+                <wp:extent cx="760021" cy="866899"/>
+                <wp:effectExtent l="0" t="0" r="21590" b="28575"/>
+                <wp:wrapNone/>
+                <wp:docPr id="16" name="Recortar y redondear rectángulo de esquina sencilla 16"/>
+                <wp:cNvGraphicFramePr/>
+                <a:graphic xmlns:a="http://schemas.openxmlformats.org/drawingml/2006/main">
+                  <a:graphicData uri="http://schemas.microsoft.com/office/word/2010/wordprocessingShape">
+                    <wps:wsp>
+                      <wps:cNvSpPr/>
+                      <wps:spPr>
+                        <a:xfrm>
+                          <a:off x="0" y="0"/>
+                          <a:ext cx="760021" cy="866899"/>
+                        </a:xfrm>
+                        <a:prstGeom prst="snipRoundRect">
+                          <a:avLst/>
+                        </a:prstGeom>
+                        <a:solidFill>
+                          <a:srgbClr val="F3F4F6"/>
+                        </a:solidFill>
+                        <a:ln>
+                          <a:solidFill>
+                            <a:srgbClr val="F3F4F6"/>
+                          </a:solidFill>
+                        </a:ln>
+                      </wps:spPr>
+                      <wps:style>
+                        <a:lnRef idx="2">
+                          <a:schemeClr val="accent1">
+                            <a:shade val="50000"/>
+                          </a:schemeClr>
+                        </a:lnRef>
+                        <a:fillRef idx="1">
+                          <a:schemeClr val="accent1"/>
+                        </a:fillRef>
+                        <a:effectRef idx="0">
+                          <a:schemeClr val="accent1"/>
+                        </a:effectRef>
+                        <a:fontRef idx="minor">
+                          <a:schemeClr val="lt1"/>
+                        </a:fontRef>
+                      </wps:style>
+                      <wps:bodyPr rot="0" spcFirstLastPara="0" vertOverflow="overflow" horzOverflow="overflow" vert="horz" wrap="square" lIns="91440" tIns="45720" rIns="91440" bIns="45720" numCol="1" spcCol="0" rtlCol="0" fromWordArt="0" anchor="ctr" anchorCtr="0" forceAA="0" compatLnSpc="1">
+                        <a:prstTxWarp prst="textNoShape">
+                          <a:avLst/>
+                        </a:prstTxWarp>
+                        <a:noAutofit/>
+                      </wps:bodyPr>
+                    </wps:wsp>
+                  </a:graphicData>
+                </a:graphic>
+              </wp:anchor>
+            </w:drawing>
+          </mc:Choice>
+          <mc:Fallback>
+            <w:pict>
+              <v:shape w14:anchorId="10849C6C" id="Recortar y redondear rectángulo de esquina sencilla 16" o:spid="_x0000_s1026" style="position:absolute;margin-left:149.65pt;margin-top:.65pt;width:59.85pt;height:68.25pt;z-index:251686912;visibility:visible;mso-wrap-style:square;mso-wrap-distance-left:9pt;mso-wrap-distance-top:0;mso-wrap-distance-right:9pt;mso-wrap-distance-bottom:0;mso-position-horizontal:absolute;mso-position-horizontal-relative:text;mso-position-vertical:absolute;mso-position-vertical-relative:text;v-text-anchor:middle" coordsize="760021,866899" o:gfxdata="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" path="m126673,l633348,,760021,126673r,740226l,866899,,126673c,56713,56713,,126673,xe" fillcolor="#f3f4f6" strokecolor="#f3f4f6" strokeweight="1pt">
+                <v:stroke joinstyle="miter"/>
+                <v:path arrowok="t" o:connecttype="custom" o:connectlocs="126673,0;633348,0;760021,126673;760021,866899;0,866899;0,126673;126673,0" o:connectangles="0,0,0,0,0,0,0"/>
+              </v:shape>
+            </w:pict>
+          </mc:Fallback>
+        </mc:AlternateContent>
+      </w:r>
+      <w:r>
+        <w:rPr>
+          <w:noProof/>
+          <w:lang w:eastAsia="es-ES"/>
+        </w:rPr>
+        <mc:AlternateContent>
+          <mc:Choice Requires="wps">
+            <w:drawing>
+              <wp:anchor distT="0" distB="0" distL="114300" distR="114300" simplePos="0" relativeHeight="251691008" behindDoc="0" locked="0" layoutInCell="1" allowOverlap="1">
+                <wp:simplePos x="0" y="0"/>
+                <wp:positionH relativeFrom="column">
+                  <wp:posOffset>2773408</wp:posOffset>
+                </wp:positionH>
+                <wp:positionV relativeFrom="paragraph">
+                  <wp:posOffset>7785</wp:posOffset>
+                </wp:positionV>
+                <wp:extent cx="759460" cy="866775"/>
+                <wp:effectExtent l="0" t="0" r="21590" b="28575"/>
+                <wp:wrapNone/>
+                <wp:docPr id="17" name="Recortar y redondear rectángulo de esquina sencilla 17"/>
+                <wp:cNvGraphicFramePr/>
+                <a:graphic xmlns:a="http://schemas.openxmlformats.org/drawingml/2006/main">
+                  <a:graphicData uri="http://schemas.microsoft.com/office/word/2010/wordprocessingShape">
+                    <wps:wsp>
+                      <wps:cNvSpPr/>
+                      <wps:spPr>
+                        <a:xfrm>
+                          <a:off x="0" y="0"/>
+                          <a:ext cx="759460" cy="866775"/>
+                        </a:xfrm>
+                        <a:prstGeom prst="snipRoundRect">
+                          <a:avLst/>
+                        </a:prstGeom>
+                        <a:solidFill>
+                          <a:srgbClr val="0096FF"/>
+                        </a:solidFill>
+                        <a:ln>
+                          <a:solidFill>
+                            <a:srgbClr val="0096FF"/>
+                          </a:solidFill>
+                        </a:ln>
+                      </wps:spPr>
+                      <wps:style>
+                        <a:lnRef idx="2">
+                          <a:schemeClr val="accent1">
+                            <a:shade val="50000"/>
+                          </a:schemeClr>
+                        </a:lnRef>
+                        <a:fillRef idx="1">
+                          <a:schemeClr val="accent1"/>
+                        </a:fillRef>
+                        <a:effectRef idx="0">
+                          <a:schemeClr val="accent1"/>
+                        </a:effectRef>
+                        <a:fontRef idx="minor">
+                          <a:schemeClr val="lt1"/>
+                        </a:fontRef>
+                      </wps:style>
+                      <wps:bodyPr rot="0" spcFirstLastPara="0" vertOverflow="overflow" horzOverflow="overflow" vert="horz" wrap="square" lIns="91440" tIns="45720" rIns="91440" bIns="45720" numCol="1" spcCol="0" rtlCol="0" fromWordArt="0" anchor="ctr" anchorCtr="0" forceAA="0" compatLnSpc="1">
+                        <a:prstTxWarp prst="textNoShape">
+                          <a:avLst/>
+                        </a:prstTxWarp>
+                        <a:noAutofit/>
+                      </wps:bodyPr>
+                    </wps:wsp>
+                  </a:graphicData>
+                </a:graphic>
+              </wp:anchor>
+            </w:drawing>
+          </mc:Choice>
+          <mc:Fallback>
+            <w:pict>
+              <v:shape w14:anchorId="6CAC975F" id="Recortar y redondear rectángulo de esquina sencilla 17" o:spid="_x0000_s1026" style="position:absolute;margin-left:218.4pt;margin-top:.6pt;width:59.8pt;height:68.25pt;z-index:251691008;visibility:visible;mso-wrap-style:square;mso-wrap-distance-left:9pt;mso-wrap-distance-top:0;mso-wrap-distance-right:9pt;mso-wrap-distance-bottom:0;mso-position-horizontal:absolute;mso-position-horizontal-relative:text;mso-position-vertical:absolute;mso-position-vertical-relative:text;v-text-anchor:middle" coordsize="759460,866775" o:gfxdata="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" path="m126579,l632881,,759460,126579r,740196l,866775,,126579c,56671,56671,,126579,xe" fillcolor="#0096ff" strokecolor="#0096ff" strokeweight="1pt">
+                <v:stroke joinstyle="miter"/>
+                <v:path arrowok="t" o:connecttype="custom" o:connectlocs="126579,0;632881,0;759460,126579;759460,866775;0,866775;0,126579;126579,0" o:connectangles="0,0,0,0,0,0,0"/>
+              </v:shape>
+            </w:pict>
+          </mc:Fallback>
+        </mc:AlternateContent>
+      </w:r>
+      <w:r>
+        <w:rPr>
+          <w:noProof/>
+          <w:lang w:eastAsia="es-ES"/>
+        </w:rPr>
+        <mc:AlternateContent>
+          <mc:Choice Requires="wps">
+            <w:drawing>
+              <wp:anchor distT="0" distB="0" distL="114300" distR="114300" simplePos="0" relativeHeight="251692032" behindDoc="0" locked="0" layoutInCell="1" allowOverlap="1">
+                <wp:simplePos x="0" y="0"/>
+                <wp:positionH relativeFrom="column">
+                  <wp:posOffset>3652182</wp:posOffset>
+                </wp:positionH>
+                <wp:positionV relativeFrom="paragraph">
+                  <wp:posOffset>7785</wp:posOffset>
+                </wp:positionV>
+                <wp:extent cx="759460" cy="866775"/>
+                <wp:effectExtent l="0" t="0" r="21590" b="28575"/>
+                <wp:wrapNone/>
+                <wp:docPr id="18" name="Recortar y redondear rectángulo de esquina sencilla 18"/>
+                <wp:cNvGraphicFramePr/>
+                <a:graphic xmlns:a="http://schemas.openxmlformats.org/drawingml/2006/main">
+                  <a:graphicData uri="http://schemas.microsoft.com/office/word/2010/wordprocessingShape">
+                    <wps:wsp>
+                      <wps:cNvSpPr/>
+                      <wps:spPr>
+                        <a:xfrm>
+                          <a:off x="0" y="0"/>
+                          <a:ext cx="759460" cy="866775"/>
+                        </a:xfrm>
+                        <a:prstGeom prst="snipRoundRect">
+                          <a:avLst/>
+                        </a:prstGeom>
+                        <a:solidFill>
+                          <a:srgbClr val="7B2CBF"/>
+                        </a:solidFill>
+                        <a:ln>
+                          <a:solidFill>
+                            <a:srgbClr val="7B2CBF"/>
+                          </a:solidFill>
+                        </a:ln>
+                      </wps:spPr>
+                      <wps:style>
+                        <a:lnRef idx="2">
+                          <a:schemeClr val="accent1">
+                            <a:shade val="50000"/>
+                          </a:schemeClr>
+                        </a:lnRef>
+                        <a:fillRef idx="1">
+                          <a:schemeClr val="accent1"/>
+                        </a:fillRef>
+                        <a:effectRef idx="0">
+                          <a:schemeClr val="accent1"/>
+                        </a:effectRef>
+                        <a:fontRef idx="minor">
+                          <a:schemeClr val="lt1"/>
+                        </a:fontRef>
+                      </wps:style>
+                      <wps:bodyPr rot="0" spcFirstLastPara="0" vertOverflow="overflow" horzOverflow="overflow" vert="horz" wrap="square" lIns="91440" tIns="45720" rIns="91440" bIns="45720" numCol="1" spcCol="0" rtlCol="0" fromWordArt="0" anchor="ctr" anchorCtr="0" forceAA="0" compatLnSpc="1">
+                        <a:prstTxWarp prst="textNoShape">
+                          <a:avLst/>
+                        </a:prstTxWarp>
+                        <a:noAutofit/>
+                      </wps:bodyPr>
+                    </wps:wsp>
+                  </a:graphicData>
+                </a:graphic>
+              </wp:anchor>
+            </w:drawing>
+          </mc:Choice>
+          <mc:Fallback>
+            <w:pict>
+              <v:shape w14:anchorId="7D4A4A62" id="Recortar y redondear rectángulo de esquina sencilla 18" o:spid="_x0000_s1026" style="position:absolute;margin-left:287.55pt;margin-top:.6pt;width:59.8pt;height:68.25pt;z-index:251692032;visibility:visible;mso-wrap-style:square;mso-wrap-distance-left:9pt;mso-wrap-distance-top:0;mso-wrap-distance-right:9pt;mso-wrap-distance-bottom:0;mso-position-horizontal:absolute;mso-position-horizontal-relative:text;mso-position-vertical:absolute;mso-position-vertical-relative:text;v-text-anchor:middle" coordsize="759460,866775" o:gfxdata="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" path="m126579,l632881,,759460,126579r,740196l,866775,,126579c,56671,56671,,126579,xe" fillcolor="#7b2cbf" strokecolor="#7b2cbf" strokeweight="1pt">
+                <v:stroke joinstyle="miter"/>
+                <v:path arrowok="t" o:connecttype="custom" o:connectlocs="126579,0;632881,0;759460,126579;759460,866775;0,866775;0,126579;126579,0" o:connectangles="0,0,0,0,0,0,0"/>
+              </v:shape>
+            </w:pict>
+          </mc:Fallback>
+        </mc:AlternateContent>
+      </w:r>
+    </w:p>
+    <w:p/>
+    <w:p/>
+    <w:p>
+      <w:r>
+        <w:rPr>
+          <w:noProof/>
+          <w:lang w:eastAsia="es-ES"/>
+        </w:rPr>
+        <mc:AlternateContent>
+          <mc:Choice Requires="wps">
+            <w:drawing>
+              <wp:anchor distT="0" distB="0" distL="114300" distR="114300" simplePos="0" relativeHeight="251699200" behindDoc="0" locked="0" layoutInCell="1" allowOverlap="1" wp14:anchorId="48E2ACE9" wp14:editId="3B1033E5">
+                <wp:simplePos x="0" y="0"/>
+                <wp:positionH relativeFrom="column">
+                  <wp:posOffset>1033673</wp:posOffset>
+                </wp:positionH>
+                <wp:positionV relativeFrom="paragraph">
+                  <wp:posOffset>159302</wp:posOffset>
+                </wp:positionV>
+                <wp:extent cx="641268" cy="1139569"/>
+                <wp:effectExtent l="0" t="0" r="26035" b="22860"/>
+                <wp:wrapNone/>
+                <wp:docPr id="27" name="Rectángulo redondeado 27"/>
+                <wp:cNvGraphicFramePr/>
+                <a:graphic xmlns:a="http://schemas.openxmlformats.org/drawingml/2006/main">
+                  <a:graphicData uri="http://schemas.microsoft.com/office/word/2010/wordprocessingShape">
+                    <wps:wsp>
+                      <wps:cNvSpPr/>
+                      <wps:spPr>
+                        <a:xfrm>
+                          <a:off x="0" y="0"/>
+                          <a:ext cx="641268" cy="1139569"/>
+                        </a:xfrm>
+                        <a:prstGeom prst="roundRect">
+                          <a:avLst/>
+                        </a:prstGeom>
+                        <a:solidFill>
+                          <a:schemeClr val="accent6">
+                            <a:alpha val="72000"/>
+                          </a:schemeClr>
+                        </a:solidFill>
+                      </wps:spPr>
+                      <wps:style>
+                        <a:lnRef idx="2">
+                          <a:schemeClr val="accent6">
+                            <a:shade val="50000"/>
+                          </a:schemeClr>
+                        </a:lnRef>
+                        <a:fillRef idx="1">
+                          <a:schemeClr val="accent6"/>
+                        </a:fillRef>
+                        <a:effectRef idx="0">
+                          <a:schemeClr val="accent6"/>
+                        </a:effectRef>
+                        <a:fontRef idx="minor">
+                          <a:schemeClr val="lt1"/>
+                        </a:fontRef>
+                      </wps:style>
+                      <wps:txbx>
+                        <w:txbxContent>
+                          <w:p>
+                            <w:pPr>
+                              <w:jc w:val="center"/>
+                              <w:rPr>
+                                <w:rFonts w:asciiTheme="majorHAnsi" w:eastAsia="Times New Roman" w:hAnsiTheme="majorHAnsi" w:cstheme="majorHAnsi"/>
+                                <w:b/>
+                                <w:bCs/>
+                                <w:sz w:val="12"/>
+                                <w:szCs w:val="12"/>
+                                <w:lang w:eastAsia="es-ES"/>
+                              </w:rPr>
+                            </w:pPr>
+                            <w:r>
+                              <w:rPr>
+                                <w:rFonts w:asciiTheme="majorHAnsi" w:eastAsia="Times New Roman" w:hAnsiTheme="majorHAnsi" w:cstheme="majorHAnsi"/>
+                                <w:sz w:val="12"/>
+                                <w:szCs w:val="12"/>
+                                <w:lang w:eastAsia="es-ES"/>
+                              </w:rPr>
+                              <w:t xml:space="preserve">Representa </w:t>
+                            </w:r>
+                            <w:r>
+                              <w:rPr>
+                                <w:rFonts w:asciiTheme="majorHAnsi" w:eastAsia="Times New Roman" w:hAnsiTheme="majorHAnsi" w:cstheme="majorHAnsi"/>
+                                <w:b/>
+                                <w:bCs/>
+                                <w:sz w:val="12"/>
+                                <w:szCs w:val="12"/>
+                                <w:lang w:eastAsia="es-ES"/>
+                              </w:rPr>
+                              <w:t>Elegancia, Poder, Misterio y Estabilidad</w:t>
+                            </w:r>
+                            <w:r>
+                              <w:rPr>
+                                <w:rFonts w:asciiTheme="majorHAnsi" w:eastAsia="Times New Roman" w:hAnsiTheme="majorHAnsi" w:cstheme="majorHAnsi"/>
+                                <w:b/>
+                                <w:bCs/>
+                                <w:sz w:val="12"/>
+                                <w:szCs w:val="12"/>
+                                <w:lang w:eastAsia="es-ES"/>
+                              </w:rPr>
+                              <w:t>.</w:t>
+                            </w:r>
+                          </w:p>
+                          <w:p>
+                            <w:pPr>
+                              <w:jc w:val="center"/>
+                              <w:rPr>
+                                <w:rFonts w:asciiTheme="majorHAnsi" w:eastAsia="Times New Roman" w:hAnsiTheme="majorHAnsi" w:cstheme="majorHAnsi"/>
+                                <w:b/>
+                                <w:bCs/>
+                                <w:sz w:val="12"/>
+                                <w:szCs w:val="12"/>
+                                <w:lang w:eastAsia="es-ES"/>
+                              </w:rPr>
+                            </w:pPr>
+                            <w:r>
+                              <w:rPr>
+                                <w:rFonts w:asciiTheme="majorHAnsi" w:eastAsia="Times New Roman" w:hAnsiTheme="majorHAnsi" w:cstheme="majorHAnsi"/>
+                                <w:b/>
+                                <w:sz w:val="12"/>
+                                <w:szCs w:val="12"/>
+                                <w:lang w:eastAsia="es-ES"/>
+                              </w:rPr>
+                              <w:t>RG</w:t>
+                            </w:r>
+                            <w:r>
+                              <w:rPr>
+                                <w:rFonts w:asciiTheme="majorHAnsi" w:eastAsia="Times New Roman" w:hAnsiTheme="majorHAnsi" w:cstheme="majorHAnsi"/>
+                                <w:b/>
+                                <w:sz w:val="12"/>
+                                <w:szCs w:val="12"/>
+                                <w:lang w:eastAsia="es-ES"/>
+                              </w:rPr>
+                              <w:t xml:space="preserve">B </w:t>
+                            </w:r>
+                            <w:r>
+                              <w:rPr>
+                                <w:rFonts w:asciiTheme="majorHAnsi" w:eastAsia="Times New Roman" w:hAnsiTheme="majorHAnsi" w:cstheme="majorHAnsi"/>
+                                <w:b/>
+                                <w:sz w:val="12"/>
+                                <w:szCs w:val="12"/>
+                                <w:lang w:eastAsia="es-ES"/>
+                              </w:rPr>
+                              <w:t>8,10,16)</w:t>
+                            </w:r>
+                          </w:p>
+                        </w:txbxContent>
+                      </wps:txbx>
+                      <wps:bodyPr rot="0" spcFirstLastPara="0" vertOverflow="overflow" horzOverflow="overflow" vert="horz" wrap="square" lIns="91440" tIns="45720" rIns="91440" bIns="45720" numCol="1" spcCol="0" rtlCol="0" fromWordArt="0" anchor="ctr" anchorCtr="0" forceAA="0" compatLnSpc="1">
+                        <a:prstTxWarp prst="textNoShape">
+                          <a:avLst/>
+                        </a:prstTxWarp>
+                        <a:noAutofit/>
+                      </wps:bodyPr>
+                    </wps:wsp>
+                  </a:graphicData>
+                </a:graphic>
+                <wp14:sizeRelV relativeFrom="margin">
+                  <wp14:pctHeight>0</wp14:pctHeight>
+                </wp14:sizeRelV>
+              </wp:anchor>
+            </w:drawing>
+          </mc:Choice>
+          <mc:Fallback>
+            <w:pict>
+              <v:roundrect w14:anchorId="48E2ACE9" id="Rectángulo redondeado 27" o:spid="_x0000_s1031" style="position:absolute;margin-left:81.4pt;margin-top:12.55pt;width:50.5pt;height:89.75pt;z-index:251699200;visibility:visible;mso-wrap-style:square;mso-height-percent:0;mso-wrap-distance-left:9pt;mso-wrap-distance-top:0;mso-wrap-distance-right:9pt;mso-wrap-distance-bottom:0;mso-position-horizontal:absolute;mso-position-horizontal-relative:text;mso-position-vertical:absolute;mso-position-vertical-relative:text;mso-height-percent:0;mso-height-relative:margin;v-text-anchor:middle" arcsize="10923f" o:gfxdata="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" fillcolor="#f3f4f6 [3209]" strokecolor="#68738b [1609]" strokeweight="1pt">
+                <v:fill opacity="47288f"/>
+                <v:stroke joinstyle="miter"/>
+                <v:textbox>
+                  <w:txbxContent>
+                    <w:p>
+                      <w:pPr>
+                        <w:jc w:val="center"/>
+                        <w:rPr>
+                          <w:rFonts w:asciiTheme="majorHAnsi" w:eastAsia="Times New Roman" w:hAnsiTheme="majorHAnsi" w:cstheme="majorHAnsi"/>
+                          <w:b/>
+                          <w:bCs/>
+                          <w:sz w:val="12"/>
+                          <w:szCs w:val="12"/>
+                          <w:lang w:eastAsia="es-ES"/>
+                        </w:rPr>
+                      </w:pPr>
+                      <w:r>
+                        <w:rPr>
+                          <w:rFonts w:asciiTheme="majorHAnsi" w:eastAsia="Times New Roman" w:hAnsiTheme="majorHAnsi" w:cstheme="majorHAnsi"/>
+                          <w:sz w:val="12"/>
+                          <w:szCs w:val="12"/>
+                          <w:lang w:eastAsia="es-ES"/>
+                        </w:rPr>
+                        <w:t xml:space="preserve">Representa </w:t>
+                      </w:r>
+                      <w:r>
+                        <w:rPr>
+                          <w:rFonts w:asciiTheme="majorHAnsi" w:eastAsia="Times New Roman" w:hAnsiTheme="majorHAnsi" w:cstheme="majorHAnsi"/>
+                          <w:b/>
+                          <w:bCs/>
+                          <w:sz w:val="12"/>
+                          <w:szCs w:val="12"/>
+                          <w:lang w:eastAsia="es-ES"/>
+                        </w:rPr>
+                        <w:t>Elegancia, Poder, Misterio y Estabilidad</w:t>
+                      </w:r>
+                      <w:r>
+                        <w:rPr>
+                          <w:rFonts w:asciiTheme="majorHAnsi" w:eastAsia="Times New Roman" w:hAnsiTheme="majorHAnsi" w:cstheme="majorHAnsi"/>
+                          <w:b/>
+                          <w:bCs/>
+                          <w:sz w:val="12"/>
+                          <w:szCs w:val="12"/>
+                          <w:lang w:eastAsia="es-ES"/>
+                        </w:rPr>
+                        <w:t>.</w:t>
+                      </w:r>
+                    </w:p>
+                    <w:p>
+                      <w:pPr>
+                        <w:jc w:val="center"/>
+                        <w:rPr>
+                          <w:rFonts w:asciiTheme="majorHAnsi" w:eastAsia="Times New Roman" w:hAnsiTheme="majorHAnsi" w:cstheme="majorHAnsi"/>
+                          <w:b/>
+                          <w:bCs/>
+                          <w:sz w:val="12"/>
+                          <w:szCs w:val="12"/>
+                          <w:lang w:eastAsia="es-ES"/>
+                        </w:rPr>
+                      </w:pPr>
+                      <w:r>
+                        <w:rPr>
+                          <w:rFonts w:asciiTheme="majorHAnsi" w:eastAsia="Times New Roman" w:hAnsiTheme="majorHAnsi" w:cstheme="majorHAnsi"/>
+                          <w:b/>
+                          <w:sz w:val="12"/>
+                          <w:szCs w:val="12"/>
+                          <w:lang w:eastAsia="es-ES"/>
+                        </w:rPr>
+                        <w:t>RG</w:t>
+                      </w:r>
+                      <w:r>
+                        <w:rPr>
+                          <w:rFonts w:asciiTheme="majorHAnsi" w:eastAsia="Times New Roman" w:hAnsiTheme="majorHAnsi" w:cstheme="majorHAnsi"/>
+                          <w:b/>
+                          <w:sz w:val="12"/>
+                          <w:szCs w:val="12"/>
+                          <w:lang w:eastAsia="es-ES"/>
+                        </w:rPr>
+                        <w:t xml:space="preserve">B </w:t>
+                      </w:r>
+                      <w:r>
+                        <w:rPr>
+                          <w:rFonts w:asciiTheme="majorHAnsi" w:eastAsia="Times New Roman" w:hAnsiTheme="majorHAnsi" w:cstheme="majorHAnsi"/>
+                          <w:b/>
+                          <w:sz w:val="12"/>
+                          <w:szCs w:val="12"/>
+                          <w:lang w:eastAsia="es-ES"/>
+                        </w:rPr>
+                        <w:t>8,10,16)</w:t>
+                      </w:r>
+                    </w:p>
+                  </w:txbxContent>
+                </v:textbox>
+              </v:roundrect>
+            </w:pict>
+          </mc:Fallback>
+        </mc:AlternateContent>
+      </w:r>
+      <w:r>
+        <w:rPr>
+          <w:noProof/>
+          <w:lang w:eastAsia="es-ES"/>
+        </w:rPr>
+        <mc:AlternateContent>
+          <mc:Choice Requires="wps">
+            <w:drawing>
+              <wp:anchor distT="0" distB="0" distL="114300" distR="114300" simplePos="0" relativeHeight="251694080" behindDoc="0" locked="0" layoutInCell="1" allowOverlap="1" wp14:anchorId="237AE15E" wp14:editId="3C24A173">
+                <wp:simplePos x="0" y="0"/>
+                <wp:positionH relativeFrom="column">
+                  <wp:posOffset>986171</wp:posOffset>
+                </wp:positionH>
+                <wp:positionV relativeFrom="paragraph">
+                  <wp:posOffset>124311</wp:posOffset>
+                </wp:positionV>
+                <wp:extent cx="747395" cy="1211283"/>
+                <wp:effectExtent l="0" t="0" r="14605" b="27305"/>
+                <wp:wrapNone/>
+                <wp:docPr id="21" name="Rectángulo 21"/>
+                <wp:cNvGraphicFramePr/>
+                <a:graphic xmlns:a="http://schemas.openxmlformats.org/drawingml/2006/main">
+                  <a:graphicData uri="http://schemas.microsoft.com/office/word/2010/wordprocessingShape">
+                    <wps:wsp>
+                      <wps:cNvSpPr/>
+                      <wps:spPr>
+                        <a:xfrm>
+                          <a:off x="0" y="0"/>
+                          <a:ext cx="747395" cy="1211283"/>
+                        </a:xfrm>
+                        <a:prstGeom prst="rect">
+                          <a:avLst/>
+                        </a:prstGeom>
+                      </wps:spPr>
+                      <wps:style>
+                        <a:lnRef idx="2">
+                          <a:schemeClr val="accent1">
+                            <a:shade val="50000"/>
+                          </a:schemeClr>
+                        </a:lnRef>
+                        <a:fillRef idx="1">
+                          <a:schemeClr val="accent1"/>
+                        </a:fillRef>
+                        <a:effectRef idx="0">
+                          <a:schemeClr val="accent1"/>
+                        </a:effectRef>
+                        <a:fontRef idx="minor">
+                          <a:schemeClr val="lt1"/>
+                        </a:fontRef>
+                      </wps:style>
+                      <wps:bodyPr rot="0" spcFirstLastPara="0" vertOverflow="overflow" horzOverflow="overflow" vert="horz" wrap="square" lIns="91440" tIns="45720" rIns="91440" bIns="45720" numCol="1" spcCol="0" rtlCol="0" fromWordArt="0" anchor="ctr" anchorCtr="0" forceAA="0" compatLnSpc="1">
+                        <a:prstTxWarp prst="textNoShape">
+                          <a:avLst/>
+                        </a:prstTxWarp>
+                        <a:noAutofit/>
+                      </wps:bodyPr>
+                    </wps:wsp>
+                  </a:graphicData>
+                </a:graphic>
+              </wp:anchor>
+            </w:drawing>
+          </mc:Choice>
+          <mc:Fallback>
+            <w:pict>
+              <v:rect w14:anchorId="7E14D3A9" id="Rectángulo 21" o:spid="_x0000_s1026" style="position:absolute;margin-left:77.65pt;margin-top:9.8pt;width:58.85pt;height:95.4pt;z-index:251694080;visibility:visible;mso-wrap-style:square;mso-wrap-distance-left:9pt;mso-wrap-distance-top:0;mso-wrap-distance-right:9pt;mso-wrap-distance-bottom:0;mso-position-horizontal:absolute;mso-position-horizontal-relative:text;mso-position-vertical:absolute;mso-position-vertical-relative:text;v-text-anchor:middle" o:gfxdata="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" fillcolor="#080a10 [3204]" strokecolor="#040407 [1604]" strokeweight="1pt"/>
+            </w:pict>
+          </mc:Fallback>
+        </mc:AlternateContent>
+      </w:r>
+      <w:r>
+        <w:rPr>
+          <w:noProof/>
+          <w:lang w:eastAsia="es-ES"/>
+        </w:rPr>
+        <mc:AlternateContent>
+          <mc:Choice Requires="wps">
+            <w:drawing>
+              <wp:anchor distT="0" distB="0" distL="114300" distR="114300" simplePos="0" relativeHeight="251695104" behindDoc="0" locked="0" layoutInCell="1" allowOverlap="1" wp14:anchorId="64528B7F" wp14:editId="4DBE755B">
+                <wp:simplePos x="0" y="0"/>
+                <wp:positionH relativeFrom="column">
+                  <wp:posOffset>1906509</wp:posOffset>
+                </wp:positionH>
+                <wp:positionV relativeFrom="paragraph">
+                  <wp:posOffset>124311</wp:posOffset>
+                </wp:positionV>
+                <wp:extent cx="747395" cy="1228725"/>
+                <wp:effectExtent l="0" t="0" r="14605" b="28575"/>
+                <wp:wrapNone/>
+                <wp:docPr id="22" name="Rectángulo 22"/>
+                <wp:cNvGraphicFramePr/>
+                <a:graphic xmlns:a="http://schemas.openxmlformats.org/drawingml/2006/main">
+                  <a:graphicData uri="http://schemas.microsoft.com/office/word/2010/wordprocessingShape">
+                    <wps:wsp>
+                      <wps:cNvSpPr/>
+                      <wps:spPr>
+                        <a:xfrm>
+                          <a:off x="0" y="0"/>
+                          <a:ext cx="747395" cy="1228725"/>
+                        </a:xfrm>
+                        <a:prstGeom prst="rect">
+                          <a:avLst/>
+                        </a:prstGeom>
+                      </wps:spPr>
+                      <wps:style>
+                        <a:lnRef idx="2">
+                          <a:schemeClr val="accent1">
+                            <a:shade val="50000"/>
+                          </a:schemeClr>
+                        </a:lnRef>
+                        <a:fillRef idx="1">
+                          <a:schemeClr val="accent1"/>
+                        </a:fillRef>
+                        <a:effectRef idx="0">
+                          <a:schemeClr val="accent1"/>
+                        </a:effectRef>
+                        <a:fontRef idx="minor">
+                          <a:schemeClr val="lt1"/>
+                        </a:fontRef>
+                      </wps:style>
+                      <wps:bodyPr rot="0" spcFirstLastPara="0" vertOverflow="overflow" horzOverflow="overflow" vert="horz" wrap="square" lIns="91440" tIns="45720" rIns="91440" bIns="45720" numCol="1" spcCol="0" rtlCol="0" fromWordArt="0" anchor="ctr" anchorCtr="0" forceAA="0" compatLnSpc="1">
+                        <a:prstTxWarp prst="textNoShape">
+                          <a:avLst/>
+                        </a:prstTxWarp>
+                        <a:noAutofit/>
+                      </wps:bodyPr>
+                    </wps:wsp>
+                  </a:graphicData>
+                </a:graphic>
+              </wp:anchor>
+            </w:drawing>
+          </mc:Choice>
+          <mc:Fallback>
+            <w:pict>
+              <v:rect w14:anchorId="74605BC6" id="Rectángulo 22" o:spid="_x0000_s1026" style="position:absolute;margin-left:150.1pt;margin-top:9.8pt;width:58.85pt;height:96.75pt;z-index:251695104;visibility:visible;mso-wrap-style:square;mso-wrap-distance-left:9pt;mso-wrap-distance-top:0;mso-wrap-distance-right:9pt;mso-wrap-distance-bottom:0;mso-position-horizontal:absolute;mso-position-horizontal-relative:text;mso-position-vertical:absolute;mso-position-vertical-relative:text;v-text-anchor:middle" o:gfxdata="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" fillcolor="#080a10 [3204]" strokecolor="#040407 [1604]" strokeweight="1pt"/>
+            </w:pict>
+          </mc:Fallback>
+        </mc:AlternateContent>
+      </w:r>
+      <w:r>
+        <w:rPr>
+          <w:noProof/>
+          <w:lang w:eastAsia="es-ES"/>
+        </w:rPr>
+        <mc:AlternateContent>
+          <mc:Choice Requires="wps">
+            <w:drawing>
+              <wp:anchor distT="0" distB="0" distL="114300" distR="114300" simplePos="0" relativeHeight="251696128" behindDoc="0" locked="0" layoutInCell="1" allowOverlap="1" wp14:anchorId="1EA90551" wp14:editId="553DC56C">
+                <wp:simplePos x="0" y="0"/>
+                <wp:positionH relativeFrom="column">
+                  <wp:posOffset>2773408</wp:posOffset>
+                </wp:positionH>
+                <wp:positionV relativeFrom="paragraph">
+                  <wp:posOffset>130249</wp:posOffset>
+                </wp:positionV>
+                <wp:extent cx="747395" cy="1222787"/>
+                <wp:effectExtent l="0" t="0" r="14605" b="15875"/>
+                <wp:wrapNone/>
+                <wp:docPr id="23" name="Rectángulo 23"/>
+                <wp:cNvGraphicFramePr/>
+                <a:graphic xmlns:a="http://schemas.openxmlformats.org/drawingml/2006/main">
+                  <a:graphicData uri="http://schemas.microsoft.com/office/word/2010/wordprocessingShape">
+                    <wps:wsp>
+                      <wps:cNvSpPr/>
+                      <wps:spPr>
+                        <a:xfrm>
+                          <a:off x="0" y="0"/>
+                          <a:ext cx="747395" cy="1222787"/>
+                        </a:xfrm>
+                        <a:prstGeom prst="rect">
+                          <a:avLst/>
+                        </a:prstGeom>
+                      </wps:spPr>
+                      <wps:style>
+                        <a:lnRef idx="2">
+                          <a:schemeClr val="accent1">
+                            <a:shade val="50000"/>
+                          </a:schemeClr>
+                        </a:lnRef>
+                        <a:fillRef idx="1">
+                          <a:schemeClr val="accent1"/>
+                        </a:fillRef>
+                        <a:effectRef idx="0">
+                          <a:schemeClr val="accent1"/>
+                        </a:effectRef>
+                        <a:fontRef idx="minor">
+                          <a:schemeClr val="lt1"/>
+                        </a:fontRef>
+                      </wps:style>
+                      <wps:bodyPr rot="0" spcFirstLastPara="0" vertOverflow="overflow" horzOverflow="overflow" vert="horz" wrap="square" lIns="91440" tIns="45720" rIns="91440" bIns="45720" numCol="1" spcCol="0" rtlCol="0" fromWordArt="0" anchor="ctr" anchorCtr="0" forceAA="0" compatLnSpc="1">
+                        <a:prstTxWarp prst="textNoShape">
+                          <a:avLst/>
+                        </a:prstTxWarp>
+                        <a:noAutofit/>
+                      </wps:bodyPr>
+                    </wps:wsp>
+                  </a:graphicData>
+                </a:graphic>
+              </wp:anchor>
+            </w:drawing>
+          </mc:Choice>
+          <mc:Fallback>
+            <w:pict>
+              <v:rect w14:anchorId="6DBFB938" id="Rectángulo 23" o:spid="_x0000_s1026" style="position:absolute;margin-left:218.4pt;margin-top:10.25pt;width:58.85pt;height:96.3pt;z-index:251696128;visibility:visible;mso-wrap-style:square;mso-wrap-distance-left:9pt;mso-wrap-distance-top:0;mso-wrap-distance-right:9pt;mso-wrap-distance-bottom:0;mso-position-horizontal:absolute;mso-position-horizontal-relative:text;mso-position-vertical:absolute;mso-position-vertical-relative:text;v-text-anchor:middle" o:gfxdata="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" fillcolor="#080a10 [3204]" strokecolor="#040407 [1604]" strokeweight="1pt"/>
+            </w:pict>
+          </mc:Fallback>
+        </mc:AlternateContent>
+      </w:r>
+      <w:r>
+        <w:rPr>
+          <w:noProof/>
+          <w:lang w:eastAsia="es-ES"/>
+        </w:rPr>
+        <mc:AlternateContent>
+          <mc:Choice Requires="wps">
+            <w:drawing>
+              <wp:anchor distT="0" distB="0" distL="114300" distR="114300" simplePos="0" relativeHeight="251697152" behindDoc="0" locked="0" layoutInCell="1" allowOverlap="1" wp14:anchorId="3DCBA7A3" wp14:editId="48EAE52A">
+                <wp:simplePos x="0" y="0"/>
+                <wp:positionH relativeFrom="column">
+                  <wp:posOffset>3652182</wp:posOffset>
+                </wp:positionH>
+                <wp:positionV relativeFrom="paragraph">
+                  <wp:posOffset>130249</wp:posOffset>
+                </wp:positionV>
+                <wp:extent cx="747395" cy="1222787"/>
+                <wp:effectExtent l="0" t="0" r="14605" b="15875"/>
+                <wp:wrapNone/>
+                <wp:docPr id="24" name="Rectángulo 24"/>
+                <wp:cNvGraphicFramePr/>
+                <a:graphic xmlns:a="http://schemas.openxmlformats.org/drawingml/2006/main">
+                  <a:graphicData uri="http://schemas.microsoft.com/office/word/2010/wordprocessingShape">
+                    <wps:wsp>
+                      <wps:cNvSpPr/>
+                      <wps:spPr>
+                        <a:xfrm>
+                          <a:off x="0" y="0"/>
+                          <a:ext cx="747395" cy="1222787"/>
+                        </a:xfrm>
+                        <a:prstGeom prst="rect">
+                          <a:avLst/>
+                        </a:prstGeom>
+                      </wps:spPr>
+                      <wps:style>
+                        <a:lnRef idx="2">
+                          <a:schemeClr val="accent1">
+                            <a:shade val="50000"/>
+                          </a:schemeClr>
+                        </a:lnRef>
+                        <a:fillRef idx="1">
+                          <a:schemeClr val="accent1"/>
+                        </a:fillRef>
+                        <a:effectRef idx="0">
+                          <a:schemeClr val="accent1"/>
+                        </a:effectRef>
+                        <a:fontRef idx="minor">
+                          <a:schemeClr val="lt1"/>
+                        </a:fontRef>
+                      </wps:style>
+                      <wps:bodyPr rot="0" spcFirstLastPara="0" vertOverflow="overflow" horzOverflow="overflow" vert="horz" wrap="square" lIns="91440" tIns="45720" rIns="91440" bIns="45720" numCol="1" spcCol="0" rtlCol="0" fromWordArt="0" anchor="ctr" anchorCtr="0" forceAA="0" compatLnSpc="1">
+                        <a:prstTxWarp prst="textNoShape">
+                          <a:avLst/>
+                        </a:prstTxWarp>
+                        <a:noAutofit/>
+                      </wps:bodyPr>
+                    </wps:wsp>
+                  </a:graphicData>
+                </a:graphic>
+              </wp:anchor>
+            </w:drawing>
+          </mc:Choice>
+          <mc:Fallback>
+            <w:pict>
+              <v:rect w14:anchorId="5D47A896" id="Rectángulo 24" o:spid="_x0000_s1026" style="position:absolute;margin-left:287.55pt;margin-top:10.25pt;width:58.85pt;height:96.3pt;z-index:251697152;visibility:visible;mso-wrap-style:square;mso-wrap-distance-left:9pt;mso-wrap-distance-top:0;mso-wrap-distance-right:9pt;mso-wrap-distance-bottom:0;mso-position-horizontal:absolute;mso-position-horizontal-relative:text;mso-position-vertical:absolute;mso-position-vertical-relative:text;v-text-anchor:middle" o:gfxdata="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" fillcolor="#080a10 [3204]" strokecolor="#040407 [1604]" strokeweight="1pt"/>
+            </w:pict>
+          </mc:Fallback>
+        </mc:AlternateContent>
+      </w:r>
+      <w:r>
+        <w:rPr>
+          <w:noProof/>
+          <w:lang w:eastAsia="es-ES"/>
+        </w:rPr>
+        <mc:AlternateContent>
+          <mc:Choice Requires="wps">
+            <w:drawing>
+              <wp:anchor distT="0" distB="0" distL="114300" distR="114300" simplePos="0" relativeHeight="251701248" behindDoc="0" locked="0" layoutInCell="1" allowOverlap="1">
+                <wp:simplePos x="0" y="0"/>
+                <wp:positionH relativeFrom="column">
+                  <wp:posOffset>1959948</wp:posOffset>
+                </wp:positionH>
+                <wp:positionV relativeFrom="paragraph">
+                  <wp:posOffset>159937</wp:posOffset>
+                </wp:positionV>
+                <wp:extent cx="641268" cy="1163782"/>
+                <wp:effectExtent l="0" t="0" r="26035" b="17780"/>
+                <wp:wrapNone/>
+                <wp:docPr id="29" name="Rectángulo redondeado 29"/>
+                <wp:cNvGraphicFramePr/>
+                <a:graphic xmlns:a="http://schemas.openxmlformats.org/drawingml/2006/main">
+                  <a:graphicData uri="http://schemas.microsoft.com/office/word/2010/wordprocessingShape">
+                    <wps:wsp>
+                      <wps:cNvSpPr/>
+                      <wps:spPr>
+                        <a:xfrm>
+                          <a:off x="0" y="0"/>
+                          <a:ext cx="641268" cy="1163782"/>
+                        </a:xfrm>
+                        <a:prstGeom prst="roundRect">
+                          <a:avLst/>
+                        </a:prstGeom>
+                        <a:solidFill>
+                          <a:schemeClr val="accent6">
+                            <a:alpha val="72000"/>
+                          </a:schemeClr>
+                        </a:solidFill>
+                      </wps:spPr>
+                      <wps:style>
+                        <a:lnRef idx="2">
+                          <a:schemeClr val="accent6">
+                            <a:shade val="50000"/>
+                          </a:schemeClr>
+                        </a:lnRef>
+                        <a:fillRef idx="1">
+                          <a:schemeClr val="accent6"/>
+                        </a:fillRef>
+                        <a:effectRef idx="0">
+                          <a:schemeClr val="accent6"/>
+                        </a:effectRef>
+                        <a:fontRef idx="minor">
+                          <a:schemeClr val="lt1"/>
+                        </a:fontRef>
+                      </wps:style>
+                      <wps:txbx>
+                        <w:txbxContent>
+                          <w:p>
+                            <w:pPr>
+                              <w:jc w:val="center"/>
+                              <w:rPr>
+                                <w:rFonts w:asciiTheme="majorHAnsi" w:eastAsia="Times New Roman" w:hAnsiTheme="majorHAnsi" w:cstheme="majorHAnsi"/>
+                                <w:b/>
+                                <w:bCs/>
+                                <w:sz w:val="12"/>
+                                <w:szCs w:val="12"/>
+                                <w:lang w:eastAsia="es-ES"/>
+                              </w:rPr>
+                            </w:pPr>
+                            <w:r>
+                              <w:rPr>
+                                <w:rFonts w:asciiTheme="majorHAnsi" w:eastAsia="Times New Roman" w:hAnsiTheme="majorHAnsi" w:cstheme="majorHAnsi"/>
+                                <w:sz w:val="12"/>
+                                <w:szCs w:val="12"/>
+                                <w:lang w:eastAsia="es-ES"/>
+                              </w:rPr>
+                              <w:t xml:space="preserve">Representa </w:t>
+                            </w:r>
+                            <w:r>
+                              <w:rPr>
+                                <w:rFonts w:asciiTheme="majorHAnsi" w:eastAsia="Times New Roman" w:hAnsiTheme="majorHAnsi" w:cstheme="majorHAnsi"/>
+                                <w:b/>
+                                <w:bCs/>
+                                <w:sz w:val="12"/>
+                                <w:szCs w:val="12"/>
+                                <w:lang w:eastAsia="es-ES"/>
+                              </w:rPr>
+                              <w:t>Seguridad, Sencillo, Puro y Paz</w:t>
+                            </w:r>
+                            <w:r>
+                              <w:rPr>
+                                <w:rFonts w:asciiTheme="majorHAnsi" w:eastAsia="Times New Roman" w:hAnsiTheme="majorHAnsi" w:cstheme="majorHAnsi"/>
+                                <w:b/>
+                                <w:bCs/>
+                                <w:sz w:val="12"/>
+                                <w:szCs w:val="12"/>
+                                <w:lang w:eastAsia="es-ES"/>
+                              </w:rPr>
+                              <w:t>.</w:t>
+                            </w:r>
+                          </w:p>
+                          <w:p>
+                            <w:pPr>
+                              <w:jc w:val="center"/>
+                              <w:rPr>
+                                <w:rFonts w:asciiTheme="majorHAnsi" w:hAnsiTheme="majorHAnsi" w:cstheme="majorHAnsi"/>
+                                <w:b/>
+                                <w:sz w:val="12"/>
+                                <w:szCs w:val="12"/>
+                              </w:rPr>
+                            </w:pPr>
+                            <w:r>
+                              <w:rPr>
+                                <w:rFonts w:asciiTheme="majorHAnsi" w:eastAsia="Times New Roman" w:hAnsiTheme="majorHAnsi" w:cstheme="majorHAnsi"/>
+                                <w:b/>
+                                <w:sz w:val="12"/>
+                                <w:szCs w:val="12"/>
+                                <w:lang w:eastAsia="es-ES"/>
+                              </w:rPr>
+                              <w:t>(RGB 243, 244, 246)</w:t>
+                            </w:r>
+                          </w:p>
+                        </w:txbxContent>
+                      </wps:txbx>
+                      <wps:bodyPr rot="0" spcFirstLastPara="0" vertOverflow="overflow" horzOverflow="overflow" vert="horz" wrap="square" lIns="91440" tIns="45720" rIns="91440" bIns="45720" numCol="1" spcCol="0" rtlCol="0" fromWordArt="0" anchor="ctr" anchorCtr="0" forceAA="0" compatLnSpc="1">
+                        <a:prstTxWarp prst="textNoShape">
+                          <a:avLst/>
+                        </a:prstTxWarp>
+                        <a:noAutofit/>
+                      </wps:bodyPr>
+                    </wps:wsp>
+                  </a:graphicData>
+                </a:graphic>
+              </wp:anchor>
+            </w:drawing>
+          </mc:Choice>
+          <mc:Fallback>
+            <w:pict>
+              <v:roundrect id="Rectángulo redondeado 29" o:spid="_x0000_s1032" style="position:absolute;margin-left:154.35pt;margin-top:12.6pt;width:50.5pt;height:91.65pt;z-index:251701248;visibility:visible;mso-wrap-style:square;mso-wrap-distance-left:9pt;mso-wrap-distance-top:0;mso-wrap-distance-right:9pt;mso-wrap-distance-bottom:0;mso-position-horizontal:absolute;mso-position-horizontal-relative:text;mso-position-vertical:absolute;mso-position-vertical-relative:text;v-text-anchor:middle" arcsize="10923f" o:gfxdata="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" fillcolor="#f3f4f6 [3209]" strokecolor="#68738b [1609]" strokeweight="1pt">
+                <v:fill opacity="47288f"/>
+                <v:stroke joinstyle="miter"/>
+                <v:textbox>
+                  <w:txbxContent>
+                    <w:p>
+                      <w:pPr>
+                        <w:jc w:val="center"/>
+                        <w:rPr>
+                          <w:rFonts w:asciiTheme="majorHAnsi" w:eastAsia="Times New Roman" w:hAnsiTheme="majorHAnsi" w:cstheme="majorHAnsi"/>
+                          <w:b/>
+                          <w:bCs/>
+                          <w:sz w:val="12"/>
+                          <w:szCs w:val="12"/>
+                          <w:lang w:eastAsia="es-ES"/>
+                        </w:rPr>
+                      </w:pPr>
+                      <w:r>
+                        <w:rPr>
+                          <w:rFonts w:asciiTheme="majorHAnsi" w:eastAsia="Times New Roman" w:hAnsiTheme="majorHAnsi" w:cstheme="majorHAnsi"/>
+                          <w:sz w:val="12"/>
+                          <w:szCs w:val="12"/>
+                          <w:lang w:eastAsia="es-ES"/>
+                        </w:rPr>
+                        <w:t xml:space="preserve">Representa </w:t>
+                      </w:r>
+                      <w:r>
+                        <w:rPr>
+                          <w:rFonts w:asciiTheme="majorHAnsi" w:eastAsia="Times New Roman" w:hAnsiTheme="majorHAnsi" w:cstheme="majorHAnsi"/>
+                          <w:b/>
+                          <w:bCs/>
+                          <w:sz w:val="12"/>
+                          <w:szCs w:val="12"/>
+                          <w:lang w:eastAsia="es-ES"/>
+                        </w:rPr>
+                        <w:t>Seguridad, Sencillo, Puro y Paz</w:t>
+                      </w:r>
+                      <w:r>
+                        <w:rPr>
+                          <w:rFonts w:asciiTheme="majorHAnsi" w:eastAsia="Times New Roman" w:hAnsiTheme="majorHAnsi" w:cstheme="majorHAnsi"/>
+                          <w:b/>
+                          <w:bCs/>
+                          <w:sz w:val="12"/>
+                          <w:szCs w:val="12"/>
+                          <w:lang w:eastAsia="es-ES"/>
+                        </w:rPr>
+                        <w:t>.</w:t>
+                      </w:r>
+                    </w:p>
+                    <w:p>
+                      <w:pPr>
+                        <w:jc w:val="center"/>
+                        <w:rPr>
+                          <w:rFonts w:asciiTheme="majorHAnsi" w:hAnsiTheme="majorHAnsi" w:cstheme="majorHAnsi"/>
+                          <w:b/>
+                          <w:sz w:val="12"/>
+                          <w:szCs w:val="12"/>
+                        </w:rPr>
+                      </w:pPr>
+                      <w:r>
+                        <w:rPr>
+                          <w:rFonts w:asciiTheme="majorHAnsi" w:eastAsia="Times New Roman" w:hAnsiTheme="majorHAnsi" w:cstheme="majorHAnsi"/>
+                          <w:b/>
+                          <w:sz w:val="12"/>
+                          <w:szCs w:val="12"/>
+                          <w:lang w:eastAsia="es-ES"/>
+                        </w:rPr>
+                        <w:t>(RGB 243, 244, 246)</w:t>
+                      </w:r>
+                    </w:p>
+                  </w:txbxContent>
+                </v:textbox>
+              </v:roundrect>
+            </w:pict>
+          </mc:Fallback>
+        </mc:AlternateContent>
+      </w:r>
+      <w:r>
+        <w:rPr>
+          <w:noProof/>
+          <w:lang w:eastAsia="es-ES"/>
+        </w:rPr>
+        <mc:AlternateContent>
+          <mc:Choice Requires="wps">
+            <w:drawing>
+              <wp:anchor distT="0" distB="0" distL="114300" distR="114300" simplePos="0" relativeHeight="251702272" behindDoc="0" locked="0" layoutInCell="1" allowOverlap="1">
+                <wp:simplePos x="0" y="0"/>
+                <wp:positionH relativeFrom="column">
+                  <wp:posOffset>2814971</wp:posOffset>
+                </wp:positionH>
+                <wp:positionV relativeFrom="paragraph">
+                  <wp:posOffset>159937</wp:posOffset>
+                </wp:positionV>
+                <wp:extent cx="641268" cy="1163782"/>
+                <wp:effectExtent l="0" t="0" r="26035" b="17780"/>
+                <wp:wrapNone/>
+                <wp:docPr id="30" name="Rectángulo redondeado 30"/>
+                <wp:cNvGraphicFramePr/>
+                <a:graphic xmlns:a="http://schemas.openxmlformats.org/drawingml/2006/main">
+                  <a:graphicData uri="http://schemas.microsoft.com/office/word/2010/wordprocessingShape">
+                    <wps:wsp>
+                      <wps:cNvSpPr/>
+                      <wps:spPr>
+                        <a:xfrm>
+                          <a:off x="0" y="0"/>
+                          <a:ext cx="641268" cy="1163782"/>
+                        </a:xfrm>
+                        <a:prstGeom prst="roundRect">
+                          <a:avLst/>
+                        </a:prstGeom>
+                        <a:solidFill>
+                          <a:schemeClr val="accent6">
+                            <a:alpha val="72000"/>
+                          </a:schemeClr>
+                        </a:solidFill>
+                      </wps:spPr>
+                      <wps:style>
+                        <a:lnRef idx="2">
+                          <a:schemeClr val="accent6">
+                            <a:shade val="50000"/>
+                          </a:schemeClr>
+                        </a:lnRef>
+                        <a:fillRef idx="1">
+                          <a:schemeClr val="accent6"/>
+                        </a:fillRef>
+                        <a:effectRef idx="0">
+                          <a:schemeClr val="accent6"/>
+                        </a:effectRef>
+                        <a:fontRef idx="minor">
+                          <a:schemeClr val="lt1"/>
+                        </a:fontRef>
+                      </wps:style>
+                      <wps:txbx>
+                        <w:txbxContent>
+                          <w:p>
+                            <w:pPr>
+                              <w:jc w:val="center"/>
+                              <w:rPr>
+                                <w:rFonts w:asciiTheme="majorHAnsi" w:eastAsia="Times New Roman" w:hAnsiTheme="majorHAnsi" w:cstheme="majorHAnsi"/>
+                                <w:b/>
+                                <w:sz w:val="12"/>
+                                <w:szCs w:val="12"/>
+                                <w:lang w:eastAsia="es-ES"/>
+                              </w:rPr>
+                            </w:pPr>
+                            <w:r>
+                              <w:rPr>
+                                <w:rFonts w:asciiTheme="majorHAnsi" w:eastAsia="Times New Roman" w:hAnsiTheme="majorHAnsi" w:cstheme="majorHAnsi"/>
+                                <w:b/>
+                                <w:sz w:val="12"/>
+                                <w:szCs w:val="12"/>
+                                <w:lang w:eastAsia="es-ES"/>
+                              </w:rPr>
+                              <w:t xml:space="preserve">Representa </w:t>
+                            </w:r>
+                            <w:r>
+                              <w:rPr>
+                                <w:rFonts w:asciiTheme="majorHAnsi" w:eastAsia="Times New Roman" w:hAnsiTheme="majorHAnsi" w:cstheme="majorHAnsi"/>
+                                <w:b/>
+                                <w:bCs/>
+                                <w:sz w:val="12"/>
+                                <w:szCs w:val="12"/>
+                                <w:lang w:eastAsia="es-ES"/>
+                              </w:rPr>
+                              <w:t>Confianza, Seguridad vehicular, Lealtad y Estabilidad</w:t>
+                            </w:r>
+                            <w:r>
+                              <w:rPr>
+                                <w:rFonts w:asciiTheme="majorHAnsi" w:eastAsia="Times New Roman" w:hAnsiTheme="majorHAnsi" w:cstheme="majorHAnsi"/>
+                                <w:b/>
+                                <w:sz w:val="12"/>
+                                <w:szCs w:val="12"/>
+                                <w:lang w:eastAsia="es-ES"/>
+                              </w:rPr>
+                              <w:t>.</w:t>
+                            </w:r>
+                          </w:p>
+                          <w:p>
+                            <w:pPr>
+                              <w:jc w:val="center"/>
+                              <w:rPr>
+                                <w:rFonts w:asciiTheme="majorHAnsi" w:hAnsiTheme="majorHAnsi" w:cstheme="majorHAnsi"/>
+                                <w:b/>
+                                <w:sz w:val="12"/>
+                                <w:szCs w:val="12"/>
+                              </w:rPr>
+                            </w:pPr>
+                            <w:r>
+                              <w:rPr>
+                                <w:rFonts w:asciiTheme="majorHAnsi" w:eastAsia="Times New Roman" w:hAnsiTheme="majorHAnsi" w:cstheme="majorHAnsi"/>
+                                <w:b/>
+                                <w:sz w:val="12"/>
+                                <w:szCs w:val="12"/>
+                                <w:lang w:eastAsia="es-ES"/>
+                              </w:rPr>
+                              <w:t>(RGB 0, 150, 255)</w:t>
+                            </w:r>
+                          </w:p>
+                        </w:txbxContent>
+                      </wps:txbx>
+                      <wps:bodyPr rot="0" spcFirstLastPara="0" vertOverflow="overflow" horzOverflow="overflow" vert="horz" wrap="square" lIns="91440" tIns="45720" rIns="91440" bIns="45720" numCol="1" spcCol="0" rtlCol="0" fromWordArt="0" anchor="ctr" anchorCtr="0" forceAA="0" compatLnSpc="1">
+                        <a:prstTxWarp prst="textNoShape">
+                          <a:avLst/>
+                        </a:prstTxWarp>
+                        <a:noAutofit/>
+                      </wps:bodyPr>
+                    </wps:wsp>
+                  </a:graphicData>
+                </a:graphic>
+              </wp:anchor>
+            </w:drawing>
+          </mc:Choice>
+          <mc:Fallback>
+            <w:pict>
+              <v:roundrect id="Rectángulo redondeado 30" o:spid="_x0000_s1033" style="position:absolute;margin-left:221.65pt;margin-top:12.6pt;width:50.5pt;height:91.65pt;z-index:251702272;visibility:visible;mso-wrap-style:square;mso-wrap-distance-left:9pt;mso-wrap-distance-top:0;mso-wrap-distance-right:9pt;mso-wrap-distance-bottom:0;mso-position-horizontal:absolute;mso-position-horizontal-relative:text;mso-position-vertical:absolute;mso-position-vertical-relative:text;v-text-anchor:middle" arcsize="10923f" o:gfxdata="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" fillcolor="#f3f4f6 [3209]" strokecolor="#68738b [1609]" strokeweight="1pt">
+                <v:fill opacity="47288f"/>
+                <v:stroke joinstyle="miter"/>
+                <v:textbox>
+                  <w:txbxContent>
+                    <w:p>
+                      <w:pPr>
+                        <w:jc w:val="center"/>
+                        <w:rPr>
+                          <w:rFonts w:asciiTheme="majorHAnsi" w:eastAsia="Times New Roman" w:hAnsiTheme="majorHAnsi" w:cstheme="majorHAnsi"/>
+                          <w:b/>
+                          <w:sz w:val="12"/>
+                          <w:szCs w:val="12"/>
+                          <w:lang w:eastAsia="es-ES"/>
+                        </w:rPr>
+                      </w:pPr>
+                      <w:r>
+                        <w:rPr>
+                          <w:rFonts w:asciiTheme="majorHAnsi" w:eastAsia="Times New Roman" w:hAnsiTheme="majorHAnsi" w:cstheme="majorHAnsi"/>
+                          <w:b/>
+                          <w:sz w:val="12"/>
+                          <w:szCs w:val="12"/>
+                          <w:lang w:eastAsia="es-ES"/>
+                        </w:rPr>
+                        <w:t xml:space="preserve">Representa </w:t>
+                      </w:r>
+                      <w:r>
+                        <w:rPr>
+                          <w:rFonts w:asciiTheme="majorHAnsi" w:eastAsia="Times New Roman" w:hAnsiTheme="majorHAnsi" w:cstheme="majorHAnsi"/>
+                          <w:b/>
+                          <w:bCs/>
+                          <w:sz w:val="12"/>
+                          <w:szCs w:val="12"/>
+                          <w:lang w:eastAsia="es-ES"/>
+                        </w:rPr>
+                        <w:t>Confianza, Seguridad vehicular, Lealtad y Estabilidad</w:t>
+                      </w:r>
+                      <w:r>
+                        <w:rPr>
+                          <w:rFonts w:asciiTheme="majorHAnsi" w:eastAsia="Times New Roman" w:hAnsiTheme="majorHAnsi" w:cstheme="majorHAnsi"/>
+                          <w:b/>
+                          <w:sz w:val="12"/>
+                          <w:szCs w:val="12"/>
+                          <w:lang w:eastAsia="es-ES"/>
+                        </w:rPr>
+                        <w:t>.</w:t>
+                      </w:r>
+                    </w:p>
+                    <w:p>
+                      <w:pPr>
+                        <w:jc w:val="center"/>
+                        <w:rPr>
+                          <w:rFonts w:asciiTheme="majorHAnsi" w:hAnsiTheme="majorHAnsi" w:cstheme="majorHAnsi"/>
+                          <w:b/>
+                          <w:sz w:val="12"/>
+                          <w:szCs w:val="12"/>
+                        </w:rPr>
+                      </w:pPr>
+                      <w:r>
+                        <w:rPr>
+                          <w:rFonts w:asciiTheme="majorHAnsi" w:eastAsia="Times New Roman" w:hAnsiTheme="majorHAnsi" w:cstheme="majorHAnsi"/>
+                          <w:b/>
+                          <w:sz w:val="12"/>
+                          <w:szCs w:val="12"/>
+                          <w:lang w:eastAsia="es-ES"/>
+                        </w:rPr>
+                        <w:t>(RGB 0, 150, 255)</w:t>
+                      </w:r>
+                    </w:p>
+                  </w:txbxContent>
+                </v:textbox>
+              </v:roundrect>
+            </w:pict>
+          </mc:Fallback>
+        </mc:AlternateContent>
+      </w:r>
+      <w:r>
+        <w:rPr>
+          <w:noProof/>
+          <w:lang w:eastAsia="es-ES"/>
+        </w:rPr>
+        <mc:AlternateContent>
+          <mc:Choice Requires="wps">
+            <w:drawing>
+              <wp:anchor distT="0" distB="0" distL="114300" distR="114300" simplePos="0" relativeHeight="251702272" behindDoc="0" locked="0" layoutInCell="1" allowOverlap="1">
+                <wp:simplePos x="0" y="0"/>
+                <wp:positionH relativeFrom="column">
+                  <wp:posOffset>3711559</wp:posOffset>
+                </wp:positionH>
+                <wp:positionV relativeFrom="paragraph">
+                  <wp:posOffset>159937</wp:posOffset>
+                </wp:positionV>
+                <wp:extent cx="641268" cy="1163782"/>
+                <wp:effectExtent l="0" t="0" r="26035" b="17780"/>
+                <wp:wrapNone/>
+                <wp:docPr id="31" name="Rectángulo redondeado 31"/>
+                <wp:cNvGraphicFramePr/>
+                <a:graphic xmlns:a="http://schemas.openxmlformats.org/drawingml/2006/main">
+                  <a:graphicData uri="http://schemas.microsoft.com/office/word/2010/wordprocessingShape">
+                    <wps:wsp>
+                      <wps:cNvSpPr/>
+                      <wps:spPr>
+                        <a:xfrm>
+                          <a:off x="0" y="0"/>
+                          <a:ext cx="641268" cy="1163782"/>
+                        </a:xfrm>
+                        <a:prstGeom prst="roundRect">
+                          <a:avLst/>
+                        </a:prstGeom>
+                        <a:solidFill>
+                          <a:schemeClr val="accent6">
+                            <a:alpha val="72000"/>
+                          </a:schemeClr>
+                        </a:solidFill>
+                      </wps:spPr>
+                      <wps:style>
+                        <a:lnRef idx="2">
+                          <a:schemeClr val="accent6">
+                            <a:shade val="50000"/>
+                          </a:schemeClr>
+                        </a:lnRef>
+                        <a:fillRef idx="1">
+                          <a:schemeClr val="accent6"/>
+                        </a:fillRef>
+                        <a:effectRef idx="0">
+                          <a:schemeClr val="accent6"/>
+                        </a:effectRef>
+                        <a:fontRef idx="minor">
+                          <a:schemeClr val="lt1"/>
+                        </a:fontRef>
+                      </wps:style>
+                      <wps:txbx>
+                        <w:txbxContent>
+                          <w:p>
+                            <w:pPr>
+                              <w:jc w:val="center"/>
+                              <w:rPr>
+                                <w:rFonts w:asciiTheme="majorHAnsi" w:eastAsia="Times New Roman" w:hAnsiTheme="majorHAnsi" w:cstheme="majorHAnsi"/>
+                                <w:b/>
+                                <w:bCs/>
+                                <w:sz w:val="12"/>
+                                <w:szCs w:val="12"/>
+                                <w:lang w:eastAsia="es-ES"/>
+                              </w:rPr>
+                            </w:pPr>
+                            <w:r>
+                              <w:rPr>
+                                <w:rFonts w:asciiTheme="majorHAnsi" w:eastAsia="Times New Roman" w:hAnsiTheme="majorHAnsi" w:cstheme="majorHAnsi"/>
+                                <w:b/>
+                                <w:sz w:val="12"/>
+                                <w:szCs w:val="12"/>
+                                <w:lang w:eastAsia="es-ES"/>
+                              </w:rPr>
+                              <w:t xml:space="preserve">Representa </w:t>
+                            </w:r>
+                            <w:r>
+                              <w:rPr>
+                                <w:rFonts w:asciiTheme="majorHAnsi" w:eastAsia="Times New Roman" w:hAnsiTheme="majorHAnsi" w:cstheme="majorHAnsi"/>
+                                <w:b/>
+                                <w:bCs/>
+                                <w:sz w:val="12"/>
+                                <w:szCs w:val="12"/>
+                                <w:lang w:eastAsia="es-ES"/>
+                              </w:rPr>
+                              <w:t>Lujo, Realeza, Sabiduría y Poder</w:t>
+                            </w:r>
+                            <w:r>
+                              <w:rPr>
+                                <w:rFonts w:asciiTheme="majorHAnsi" w:eastAsia="Times New Roman" w:hAnsiTheme="majorHAnsi" w:cstheme="majorHAnsi"/>
+                                <w:b/>
+                                <w:bCs/>
+                                <w:sz w:val="12"/>
+                                <w:szCs w:val="12"/>
+                                <w:lang w:eastAsia="es-ES"/>
+                              </w:rPr>
+                              <w:t>.</w:t>
+                            </w:r>
+                          </w:p>
+                          <w:p>
+                            <w:pPr>
+                              <w:jc w:val="center"/>
+                              <w:rPr>
+                                <w:rFonts w:asciiTheme="majorHAnsi" w:hAnsiTheme="majorHAnsi" w:cstheme="majorHAnsi"/>
+                                <w:b/>
+                                <w:sz w:val="12"/>
+                                <w:szCs w:val="12"/>
+                              </w:rPr>
+                            </w:pPr>
+                            <w:r>
+                              <w:rPr>
+                                <w:rFonts w:asciiTheme="majorHAnsi" w:eastAsia="Times New Roman" w:hAnsiTheme="majorHAnsi" w:cstheme="majorHAnsi"/>
+                                <w:b/>
+                                <w:sz w:val="12"/>
+                                <w:szCs w:val="12"/>
+                                <w:lang w:eastAsia="es-ES"/>
+                              </w:rPr>
+                              <w:t>(RGB 123, 44, 191)</w:t>
+                            </w:r>
+                          </w:p>
+                        </w:txbxContent>
+                      </wps:txbx>
+                      <wps:bodyPr rot="0" spcFirstLastPara="0" vertOverflow="overflow" horzOverflow="overflow" vert="horz" wrap="square" lIns="91440" tIns="45720" rIns="91440" bIns="45720" numCol="1" spcCol="0" rtlCol="0" fromWordArt="0" anchor="ctr" anchorCtr="0" forceAA="0" compatLnSpc="1">
+                        <a:prstTxWarp prst="textNoShape">
+                          <a:avLst/>
+                        </a:prstTxWarp>
+                        <a:noAutofit/>
+                      </wps:bodyPr>
+                    </wps:wsp>
+                  </a:graphicData>
+                </a:graphic>
+              </wp:anchor>
+            </w:drawing>
+          </mc:Choice>
+          <mc:Fallback>
+            <w:pict>
+              <v:roundrect id="Rectángulo redondeado 31" o:spid="_x0000_s1034" style="position:absolute;margin-left:292.25pt;margin-top:12.6pt;width:50.5pt;height:91.65pt;z-index:251702272;visibility:visible;mso-wrap-style:square;mso-wrap-distance-left:9pt;mso-wrap-distance-top:0;mso-wrap-distance-right:9pt;mso-wrap-distance-bottom:0;mso-position-horizontal:absolute;mso-position-horizontal-relative:text;mso-position-vertical:absolute;mso-position-vertical-relative:text;v-text-anchor:middle" arcsize="10923f" o:gfxdata="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" fillcolor="#f3f4f6 [3209]" strokecolor="#68738b [1609]" strokeweight="1pt">
+                <v:fill opacity="47288f"/>
+                <v:stroke joinstyle="miter"/>
+                <v:textbox>
+                  <w:txbxContent>
+                    <w:p>
+                      <w:pPr>
+                        <w:jc w:val="center"/>
+                        <w:rPr>
+                          <w:rFonts w:asciiTheme="majorHAnsi" w:eastAsia="Times New Roman" w:hAnsiTheme="majorHAnsi" w:cstheme="majorHAnsi"/>
+                          <w:b/>
+                          <w:bCs/>
+                          <w:sz w:val="12"/>
+                          <w:szCs w:val="12"/>
+                          <w:lang w:eastAsia="es-ES"/>
+                        </w:rPr>
+                      </w:pPr>
+                      <w:r>
+                        <w:rPr>
+                          <w:rFonts w:asciiTheme="majorHAnsi" w:eastAsia="Times New Roman" w:hAnsiTheme="majorHAnsi" w:cstheme="majorHAnsi"/>
+                          <w:b/>
+                          <w:sz w:val="12"/>
+                          <w:szCs w:val="12"/>
+                          <w:lang w:eastAsia="es-ES"/>
+                        </w:rPr>
+                        <w:t xml:space="preserve">Representa </w:t>
+                      </w:r>
+                      <w:r>
+                        <w:rPr>
+                          <w:rFonts w:asciiTheme="majorHAnsi" w:eastAsia="Times New Roman" w:hAnsiTheme="majorHAnsi" w:cstheme="majorHAnsi"/>
+                          <w:b/>
+                          <w:bCs/>
+                          <w:sz w:val="12"/>
+                          <w:szCs w:val="12"/>
+                          <w:lang w:eastAsia="es-ES"/>
+                        </w:rPr>
+                        <w:t>Lujo, Realeza, Sabiduría y Poder</w:t>
+                      </w:r>
+                      <w:r>
+                        <w:rPr>
+                          <w:rFonts w:asciiTheme="majorHAnsi" w:eastAsia="Times New Roman" w:hAnsiTheme="majorHAnsi" w:cstheme="majorHAnsi"/>
+                          <w:b/>
+                          <w:bCs/>
+                          <w:sz w:val="12"/>
+                          <w:szCs w:val="12"/>
+                          <w:lang w:eastAsia="es-ES"/>
+                        </w:rPr>
+                        <w:t>.</w:t>
+                      </w:r>
+                    </w:p>
+                    <w:p>
+                      <w:pPr>
+                        <w:jc w:val="center"/>
+                        <w:rPr>
+                          <w:rFonts w:asciiTheme="majorHAnsi" w:hAnsiTheme="majorHAnsi" w:cstheme="majorHAnsi"/>
+                          <w:b/>
+                          <w:sz w:val="12"/>
+                          <w:szCs w:val="12"/>
+                        </w:rPr>
+                      </w:pPr>
+                      <w:r>
+                        <w:rPr>
+                          <w:rFonts w:asciiTheme="majorHAnsi" w:eastAsia="Times New Roman" w:hAnsiTheme="majorHAnsi" w:cstheme="majorHAnsi"/>
+                          <w:b/>
+                          <w:sz w:val="12"/>
+                          <w:szCs w:val="12"/>
+                          <w:lang w:eastAsia="es-ES"/>
+                        </w:rPr>
+                        <w:t>(RGB 123, 44, 191)</w:t>
+                      </w:r>
+                    </w:p>
+                  </w:txbxContent>
+                </v:textbox>
+              </v:roundrect>
+            </w:pict>
+          </mc:Fallback>
+        </mc:AlternateContent>
+      </w:r>
+    </w:p>
+    <w:p/>
+    <w:p/>
+    <w:p/>
+    <w:p/>
+    <w:p>
+      <w:pPr>
+        <w:numPr>
+          <w:ilvl w:val="0"/>
+          <w:numId w:val="5"/>
+        </w:numPr>
+        <w:spacing w:before="100" w:beforeAutospacing="1" w:after="100" w:afterAutospacing="1" w:line="240" w:lineRule="auto"/>
+        <w:rPr>
+          <w:rFonts w:ascii="Times New Roman" w:eastAsia="Times New Roman" w:hAnsi="Times New Roman" w:cs="Times New Roman"/>
+          <w:sz w:val="24"/>
+          <w:szCs w:val="24"/>
+          <w:lang w:eastAsia="es-ES"/>
+        </w:rPr>
+      </w:pPr>
+      <w:r>
+        <w:rPr>
+          <w:rFonts w:ascii="Times New Roman" w:eastAsia="Times New Roman" w:hAnsi="Times New Roman" w:cs="Times New Roman"/>
+          <w:b/>
+          <w:bCs/>
+          <w:sz w:val="24"/>
+          <w:szCs w:val="24"/>
+          <w:lang w:eastAsia="es-ES"/>
+        </w:rPr>
+        <w:t>Cosmic Violet</w:t>
+      </w:r>
+      <w:r>
+        <w:rPr>
+          <w:rFonts w:ascii="Times New Roman" w:eastAsia="Times New Roman" w:hAnsi="Times New Roman" w:cs="Times New Roman"/>
+          <w:sz w:val="24"/>
+          <w:szCs w:val="24"/>
+          <w:lang w:eastAsia="es-ES"/>
+        </w:rPr>
+        <w:t xml:space="preserve"> (</w:t>
+      </w:r>
+      <w:r>
+        <w:rPr>
+          <w:rFonts w:ascii="Courier New" w:eastAsia="Times New Roman" w:hAnsi="Courier New" w:cs="Courier New"/>
+          <w:sz w:val="20"/>
+          <w:szCs w:val="20"/>
+          <w:lang w:eastAsia="es-ES"/>
+        </w:rPr>
+        <w:t>RGB 123, 44, 191</w:t>
+      </w:r>
+      <w:r>
+        <w:rPr>
+          <w:rFonts w:ascii="Times New Roman" w:eastAsia="Times New Roman" w:hAnsi="Times New Roman" w:cs="Times New Roman"/>
+          <w:sz w:val="24"/>
+          <w:szCs w:val="24"/>
+          <w:lang w:eastAsia="es-ES"/>
+        </w:rPr>
+        <w:t xml:space="preserve">) </w:t>
+      </w:r>
+    </w:p>
+    <w:p>
+      <w:pPr>
+        <w:numPr>
+          <w:ilvl w:val="1"/>
+          <w:numId w:val="5"/>
+        </w:numPr>
+        <w:spacing w:before="100" w:beforeAutospacing="1" w:after="100" w:afterAutospacing="1" w:line="240" w:lineRule="auto"/>
+        <w:rPr>
+          <w:rFonts w:ascii="Times New Roman" w:eastAsia="Times New Roman" w:hAnsi="Times New Roman" w:cs="Times New Roman"/>
+          <w:sz w:val="24"/>
+          <w:szCs w:val="24"/>
+          <w:lang w:eastAsia="es-ES"/>
+        </w:rPr>
+      </w:pPr>
+      <w:r>
+        <w:rPr>
+          <w:rFonts w:ascii="Times New Roman" w:eastAsia="Times New Roman" w:hAnsi="Times New Roman" w:cs="Times New Roman"/>
+          <w:b/>
+          <w:bCs/>
+          <w:sz w:val="24"/>
+          <w:szCs w:val="24"/>
+          <w:lang w:eastAsia="es-ES"/>
+        </w:rPr>
+        <w:t>Rol:</w:t>
+      </w:r>
+      <w:r>
+        <w:rPr>
+          <w:rFonts w:ascii="Times New Roman" w:eastAsia="Times New Roman" w:hAnsi="Times New Roman" w:cs="Times New Roman"/>
+          <w:sz w:val="24"/>
+          <w:szCs w:val="24"/>
+          <w:lang w:eastAsia="es-ES"/>
+        </w:rPr>
+        <w:t xml:space="preserve"> Tono corporativo de distinción aeroespacial y fondos secundarios. </w:t>
+      </w:r>
+    </w:p>
+    <w:p>
+      <w:pPr>
+        <w:numPr>
+          <w:ilvl w:val="1"/>
+          <w:numId w:val="5"/>
+        </w:numPr>
+        <w:spacing w:before="100" w:beforeAutospacing="1" w:after="100" w:afterAutospacing="1" w:line="240" w:lineRule="auto"/>
+        <w:rPr>
+          <w:rFonts w:ascii="Times New Roman" w:eastAsia="Times New Roman" w:hAnsi="Times New Roman" w:cs="Times New Roman"/>
+          <w:sz w:val="24"/>
+          <w:szCs w:val="24"/>
+          <w:lang w:eastAsia="es-ES"/>
+        </w:rPr>
+      </w:pPr>
+      <w:r>
+        <w:rPr>
+          <w:rFonts w:ascii="Times New Roman" w:eastAsia="Times New Roman" w:hAnsi="Times New Roman" w:cs="Times New Roman"/>
+          <w:b/>
+          <w:bCs/>
+          <w:sz w:val="24"/>
+          <w:szCs w:val="24"/>
+          <w:lang w:eastAsia="es-ES"/>
+        </w:rPr>
+        <w:t>Justificación de clase:</w:t>
+      </w:r>
+      <w:r>
+        <w:rPr>
+          <w:rFonts w:ascii="Times New Roman" w:eastAsia="Times New Roman" w:hAnsi="Times New Roman" w:cs="Times New Roman"/>
+          <w:sz w:val="24"/>
+          <w:szCs w:val="24"/>
+          <w:lang w:eastAsia="es-ES"/>
+        </w:rPr>
+        <w:t xml:space="preserve"> Representa </w:t>
+      </w:r>
+      <w:r>
+        <w:rPr>
+          <w:rFonts w:ascii="Times New Roman" w:eastAsia="Times New Roman" w:hAnsi="Times New Roman" w:cs="Times New Roman"/>
+          <w:b/>
+          <w:bCs/>
+          <w:sz w:val="24"/>
+          <w:szCs w:val="24"/>
+          <w:lang w:eastAsia="es-ES"/>
+        </w:rPr>
+        <w:t>Lujo, Realeza, Sabiduría y Poder</w:t>
+      </w:r>
+      <w:r>
+        <w:rPr>
+          <w:rFonts w:ascii="Times New Roman" w:eastAsia="Times New Roman" w:hAnsi="Times New Roman" w:cs="Times New Roman"/>
+          <w:sz w:val="24"/>
+          <w:szCs w:val="24"/>
+          <w:lang w:eastAsia="es-ES"/>
+        </w:rPr>
+        <w:t xml:space="preserve"> (el toque de alta gama y vanguardia tecnológica). </w:t>
+      </w:r>
+    </w:p>
+    <w:p/>
+    <w:p>
+      <w:r>
+        <w:rPr>
+          <w:rFonts w:asciiTheme="majorHAnsi" w:hAnsiTheme="majorHAnsi"/>
+          <w:noProof/>
+        </w:rPr>
+        <w:lastRenderedPageBreak/>
+        <w:drawing>
+          <wp:anchor distT="0" distB="0" distL="114300" distR="114300" simplePos="0" relativeHeight="251649024" behindDoc="0" locked="0" layoutInCell="1" allowOverlap="1" wp14:anchorId="6E8F6C69" wp14:editId="0F3ED968">
+            <wp:simplePos x="0" y="0"/>
+            <wp:positionH relativeFrom="margin">
+              <wp:align>right</wp:align>
+            </wp:positionH>
+            <wp:positionV relativeFrom="margin">
+              <wp:posOffset>5508625</wp:posOffset>
+            </wp:positionV>
+            <wp:extent cx="5400040" cy="1752600"/>
+            <wp:effectExtent l="0" t="0" r="0" b="0"/>
+            <wp:wrapSquare wrapText="bothSides"/>
+            <wp:docPr id="4" name="Imagen 4"/>
+            <wp:cNvGraphicFramePr>
+              <a:graphicFrameLocks xmlns:a="http://schemas.openxmlformats.org/drawingml/2006/main" noChangeAspect="1"/>
+            </wp:cNvGraphicFramePr>
+            <a:graphic xmlns:a="http://schemas.openxmlformats.org/drawingml/2006/main">
+              <a:graphicData uri="http://schemas.openxmlformats.org/drawingml/2006/picture">
+                <pic:pic xmlns:pic="http://schemas.openxmlformats.org/drawingml/2006/picture">
+                  <pic:nvPicPr>
+                    <pic:cNvPr id="14" name="Gemini_Generated_Image_egqae2egqae2egqa.jpg"/>
+                    <pic:cNvPicPr/>
+                  </pic:nvPicPr>
+                  <pic:blipFill rotWithShape="1">
+                    <a:blip r:embed="rId11" cstate="print">
+                      <a:extLst>
+                        <a:ext uri="{28A0092B-C50C-407E-A947-70E740481C1C}">
+                          <a14:useLocalDpi xmlns:a14="http://schemas.microsoft.com/office/drawing/2010/main" val="0"/>
+                        </a:ext>
+                      </a:extLst>
+                    </a:blip>
+                    <a:srcRect t="22634" b="17870"/>
+                    <a:stretch/>
+                  </pic:blipFill>
+                  <pic:spPr bwMode="auto">
+                    <a:xfrm>
+                      <a:off x="0" y="0"/>
+                      <a:ext cx="5400040" cy="1752600"/>
+                    </a:xfrm>
+                    <a:prstGeom prst="rect">
+                      <a:avLst/>
+                    </a:prstGeom>
+                    <a:ln>
+                      <a:noFill/>
+                    </a:ln>
+                    <a:extLst>
+                      <a:ext uri="{53640926-AAD7-44D8-BBD7-CCE9431645EC}">
+                        <a14:shadowObscured xmlns:a14="http://schemas.microsoft.com/office/drawing/2010/main"/>
+                      </a:ext>
+                    </a:extLst>
+                  </pic:spPr>
+                </pic:pic>
+              </a:graphicData>
+            </a:graphic>
+          </wp:anchor>
+        </w:drawing>
+      </w:r>
+    </w:p>
+    <w:p/>
+    <w:p/>
+    <w:p>
+      <w:r>
+        <w:t>Secundarios</w:t>
+      </w:r>
+    </w:p>
+    <w:p>
+      <w:r>
+        <w:t>Complementarios</w:t>
+      </w:r>
+    </w:p>
+    <w:p/>
+    <w:p/>
+    <w:p/>
+    <w:p>
+      <w:pPr>
+        <w:spacing w:before="100" w:beforeAutospacing="1" w:after="100" w:afterAutospacing="1" w:line="240" w:lineRule="auto"/>
+        <w:outlineLvl w:val="2"/>
+        <w:rPr>
+          <w:rFonts w:ascii="Times New Roman" w:eastAsia="Times New Roman" w:hAnsi="Times New Roman" w:cs="Times New Roman"/>
+          <w:b/>
+          <w:bCs/>
+          <w:sz w:val="27"/>
+          <w:szCs w:val="27"/>
+          <w:lang w:eastAsia="es-ES"/>
+        </w:rPr>
+      </w:pPr>
+      <w:r>
+        <w:rPr>
+          <w:rFonts w:ascii="Times New Roman" w:eastAsia="Times New Roman" w:hAnsi="Times New Roman" w:cs="Times New Roman"/>
+          <w:b/>
+          <w:bCs/>
+          <w:sz w:val="27"/>
+          <w:szCs w:val="27"/>
+          <w:lang w:eastAsia="es-ES"/>
+        </w:rPr>
+        <w:t xml:space="preserve">2. Colores Secundarios de Marca (Brand </w:t>
+      </w:r>
+      <w:proofErr w:type="spellStart"/>
+      <w:r>
+        <w:rPr>
+          <w:rFonts w:ascii="Times New Roman" w:eastAsia="Times New Roman" w:hAnsi="Times New Roman" w:cs="Times New Roman"/>
+          <w:b/>
+          <w:bCs/>
+          <w:sz w:val="27"/>
+          <w:szCs w:val="27"/>
+          <w:lang w:eastAsia="es-ES"/>
+        </w:rPr>
+        <w:t>Secondaries</w:t>
+      </w:r>
+      <w:proofErr w:type="spellEnd"/>
+      <w:r>
+        <w:rPr>
+          <w:rFonts w:ascii="Times New Roman" w:eastAsia="Times New Roman" w:hAnsi="Times New Roman" w:cs="Times New Roman"/>
+          <w:b/>
+          <w:bCs/>
+          <w:sz w:val="27"/>
+          <w:szCs w:val="27"/>
+          <w:lang w:eastAsia="es-ES"/>
+        </w:rPr>
+        <w:t xml:space="preserve"> / Acentos de Interfaz)</w:t>
+      </w:r>
+    </w:p>
+    <w:p>
+      <w:pPr>
+        <w:spacing w:before="100" w:beforeAutospacing="1" w:after="100" w:afterAutospacing="1" w:line="240" w:lineRule="auto"/>
+        <w:rPr>
+          <w:rFonts w:ascii="Times New Roman" w:eastAsia="Times New Roman" w:hAnsi="Times New Roman" w:cs="Times New Roman"/>
+          <w:sz w:val="24"/>
+          <w:szCs w:val="24"/>
+          <w:lang w:eastAsia="es-ES"/>
+        </w:rPr>
+      </w:pPr>
+      <w:r>
+        <w:rPr>
+          <w:rFonts w:ascii="Times New Roman" w:eastAsia="Times New Roman" w:hAnsi="Times New Roman" w:cs="Times New Roman"/>
+          <w:sz w:val="24"/>
+          <w:szCs w:val="24"/>
+          <w:lang w:eastAsia="es-ES"/>
+        </w:rPr>
+        <w:t xml:space="preserve">Son los colores de apoyo, resalte e interacción (10% de la interfaz): </w:t>
+      </w:r>
+    </w:p>
+    <w:p>
+      <w:pPr>
+        <w:numPr>
+          <w:ilvl w:val="0"/>
+          <w:numId w:val="6"/>
+        </w:numPr>
+        <w:spacing w:before="100" w:beforeAutospacing="1" w:after="100" w:afterAutospacing="1" w:line="240" w:lineRule="auto"/>
+        <w:rPr>
+          <w:rFonts w:ascii="Times New Roman" w:eastAsia="Times New Roman" w:hAnsi="Times New Roman" w:cs="Times New Roman"/>
+          <w:sz w:val="24"/>
+          <w:szCs w:val="24"/>
+          <w:lang w:eastAsia="es-ES"/>
+        </w:rPr>
+      </w:pPr>
+      <w:r>
+        <w:rPr>
+          <w:rFonts w:ascii="Times New Roman" w:eastAsia="Times New Roman" w:hAnsi="Times New Roman" w:cs="Times New Roman"/>
+          <w:b/>
+          <w:bCs/>
+          <w:sz w:val="24"/>
+          <w:szCs w:val="24"/>
+          <w:lang w:eastAsia="es-ES"/>
+        </w:rPr>
+        <w:t xml:space="preserve">Electric </w:t>
+      </w:r>
+      <w:proofErr w:type="spellStart"/>
+      <w:r>
+        <w:rPr>
+          <w:rFonts w:ascii="Times New Roman" w:eastAsia="Times New Roman" w:hAnsi="Times New Roman" w:cs="Times New Roman"/>
+          <w:b/>
+          <w:bCs/>
+          <w:sz w:val="24"/>
+          <w:szCs w:val="24"/>
+          <w:lang w:eastAsia="es-ES"/>
+        </w:rPr>
+        <w:t>Cyan</w:t>
+      </w:r>
+      <w:proofErr w:type="spellEnd"/>
+      <w:r>
+        <w:rPr>
+          <w:rFonts w:ascii="Times New Roman" w:eastAsia="Times New Roman" w:hAnsi="Times New Roman" w:cs="Times New Roman"/>
+          <w:sz w:val="24"/>
+          <w:szCs w:val="24"/>
+          <w:lang w:eastAsia="es-ES"/>
+        </w:rPr>
+        <w:t xml:space="preserve"> (</w:t>
+      </w:r>
+      <w:r>
+        <w:rPr>
+          <w:rFonts w:ascii="Courier New" w:eastAsia="Times New Roman" w:hAnsi="Courier New" w:cs="Courier New"/>
+          <w:sz w:val="20"/>
+          <w:szCs w:val="20"/>
+          <w:lang w:eastAsia="es-ES"/>
+        </w:rPr>
+        <w:t>RGB 0, 242, 254</w:t>
+      </w:r>
+      <w:r>
+        <w:rPr>
+          <w:rFonts w:ascii="Times New Roman" w:eastAsia="Times New Roman" w:hAnsi="Times New Roman" w:cs="Times New Roman"/>
+          <w:sz w:val="24"/>
+          <w:szCs w:val="24"/>
+          <w:lang w:eastAsia="es-ES"/>
+        </w:rPr>
+        <w:t xml:space="preserve">) </w:t>
+      </w:r>
+    </w:p>
+    <w:p>
+      <w:pPr>
+        <w:numPr>
+          <w:ilvl w:val="1"/>
+          <w:numId w:val="6"/>
+        </w:numPr>
+        <w:spacing w:before="100" w:beforeAutospacing="1" w:after="100" w:afterAutospacing="1" w:line="240" w:lineRule="auto"/>
+        <w:rPr>
+          <w:rFonts w:ascii="Times New Roman" w:eastAsia="Times New Roman" w:hAnsi="Times New Roman" w:cs="Times New Roman"/>
+          <w:sz w:val="24"/>
+          <w:szCs w:val="24"/>
+          <w:lang w:eastAsia="es-ES"/>
+        </w:rPr>
+      </w:pPr>
+      <w:r>
+        <w:rPr>
+          <w:rFonts w:ascii="Times New Roman" w:eastAsia="Times New Roman" w:hAnsi="Times New Roman" w:cs="Times New Roman"/>
+          <w:b/>
+          <w:bCs/>
+          <w:sz w:val="24"/>
+          <w:szCs w:val="24"/>
+          <w:lang w:eastAsia="es-ES"/>
+        </w:rPr>
+        <w:t>Rol:</w:t>
+      </w:r>
+      <w:r>
+        <w:rPr>
+          <w:rFonts w:ascii="Times New Roman" w:eastAsia="Times New Roman" w:hAnsi="Times New Roman" w:cs="Times New Roman"/>
+          <w:sz w:val="24"/>
+          <w:szCs w:val="24"/>
+          <w:lang w:eastAsia="es-ES"/>
+        </w:rPr>
+        <w:t xml:space="preserve"> Color de llamada a la acción (botones CTA: </w:t>
+      </w:r>
+      <w:r>
+        <w:rPr>
+          <w:rFonts w:ascii="Times New Roman" w:eastAsia="Times New Roman" w:hAnsi="Times New Roman" w:cs="Times New Roman"/>
+          <w:i/>
+          <w:iCs/>
+          <w:sz w:val="24"/>
+          <w:szCs w:val="24"/>
+          <w:lang w:eastAsia="es-ES"/>
+        </w:rPr>
+        <w:t xml:space="preserve">"Book </w:t>
+      </w:r>
+      <w:proofErr w:type="spellStart"/>
+      <w:r>
+        <w:rPr>
+          <w:rFonts w:ascii="Times New Roman" w:eastAsia="Times New Roman" w:hAnsi="Times New Roman" w:cs="Times New Roman"/>
+          <w:i/>
+          <w:iCs/>
+          <w:sz w:val="24"/>
+          <w:szCs w:val="24"/>
+          <w:lang w:eastAsia="es-ES"/>
+        </w:rPr>
+        <w:t>Now</w:t>
+      </w:r>
+      <w:proofErr w:type="spellEnd"/>
+      <w:r>
+        <w:rPr>
+          <w:rFonts w:ascii="Times New Roman" w:eastAsia="Times New Roman" w:hAnsi="Times New Roman" w:cs="Times New Roman"/>
+          <w:i/>
+          <w:iCs/>
+          <w:sz w:val="24"/>
+          <w:szCs w:val="24"/>
+          <w:lang w:eastAsia="es-ES"/>
+        </w:rPr>
+        <w:t>"</w:t>
+      </w:r>
+      <w:r>
+        <w:rPr>
+          <w:rFonts w:ascii="Times New Roman" w:eastAsia="Times New Roman" w:hAnsi="Times New Roman" w:cs="Times New Roman"/>
+          <w:sz w:val="24"/>
+          <w:szCs w:val="24"/>
+          <w:lang w:eastAsia="es-ES"/>
+        </w:rPr>
+        <w:t>, telemetría, estados activos).</w:t>
+      </w:r>
+    </w:p>
+    <w:p>
+      <w:pPr>
+        <w:numPr>
+          <w:ilvl w:val="1"/>
+          <w:numId w:val="6"/>
+        </w:numPr>
+        <w:spacing w:before="100" w:beforeAutospacing="1" w:after="100" w:afterAutospacing="1" w:line="240" w:lineRule="auto"/>
+        <w:rPr>
+          <w:rFonts w:ascii="Times New Roman" w:eastAsia="Times New Roman" w:hAnsi="Times New Roman" w:cs="Times New Roman"/>
+          <w:sz w:val="24"/>
+          <w:szCs w:val="24"/>
+          <w:lang w:eastAsia="es-ES"/>
+        </w:rPr>
+      </w:pPr>
+      <w:r>
+        <w:rPr>
+          <w:rFonts w:ascii="Times New Roman" w:eastAsia="Times New Roman" w:hAnsi="Times New Roman" w:cs="Times New Roman"/>
+          <w:b/>
+          <w:bCs/>
+          <w:sz w:val="24"/>
+          <w:szCs w:val="24"/>
+          <w:lang w:eastAsia="es-ES"/>
+        </w:rPr>
+        <w:t>Justificación teórica de clase:</w:t>
+      </w:r>
+      <w:r>
+        <w:rPr>
+          <w:rFonts w:ascii="Times New Roman" w:eastAsia="Times New Roman" w:hAnsi="Times New Roman" w:cs="Times New Roman"/>
+          <w:sz w:val="24"/>
+          <w:szCs w:val="24"/>
+          <w:lang w:eastAsia="es-ES"/>
+        </w:rPr>
+        <w:t xml:space="preserve"> Es una mezcla intermedia entre primarios (</w:t>
+      </w:r>
+      <w:r>
+        <w:rPr>
+          <w:rFonts w:ascii="Times New Roman" w:eastAsia="Times New Roman" w:hAnsi="Times New Roman" w:cs="Times New Roman"/>
+          <w:i/>
+          <w:iCs/>
+          <w:sz w:val="24"/>
+          <w:szCs w:val="24"/>
+          <w:lang w:eastAsia="es-ES"/>
+        </w:rPr>
+        <w:t>Green-Blue</w:t>
+      </w:r>
+      <w:r>
+        <w:rPr>
+          <w:rFonts w:ascii="Times New Roman" w:eastAsia="Times New Roman" w:hAnsi="Times New Roman" w:cs="Times New Roman"/>
+          <w:sz w:val="24"/>
+          <w:szCs w:val="24"/>
+          <w:lang w:eastAsia="es-ES"/>
+        </w:rPr>
+        <w:t xml:space="preserve">). Aporta </w:t>
+      </w:r>
+      <w:r>
+        <w:rPr>
+          <w:rFonts w:ascii="Times New Roman" w:eastAsia="Times New Roman" w:hAnsi="Times New Roman" w:cs="Times New Roman"/>
+          <w:b/>
+          <w:bCs/>
+          <w:sz w:val="24"/>
+          <w:szCs w:val="24"/>
+          <w:lang w:eastAsia="es-ES"/>
+        </w:rPr>
+        <w:t>Calma, Frescura e Innovación visual</w:t>
+      </w:r>
+      <w:r>
+        <w:rPr>
+          <w:rFonts w:ascii="Times New Roman" w:eastAsia="Times New Roman" w:hAnsi="Times New Roman" w:cs="Times New Roman"/>
+          <w:sz w:val="24"/>
+          <w:szCs w:val="24"/>
+          <w:lang w:eastAsia="es-ES"/>
+        </w:rPr>
+        <w:t xml:space="preserve"> con máxima saturación (100% </w:t>
+      </w:r>
+      <w:proofErr w:type="spellStart"/>
+      <w:r>
+        <w:rPr>
+          <w:rFonts w:ascii="Times New Roman" w:eastAsia="Times New Roman" w:hAnsi="Times New Roman" w:cs="Times New Roman"/>
+          <w:i/>
+          <w:iCs/>
+          <w:sz w:val="24"/>
+          <w:szCs w:val="24"/>
+          <w:lang w:eastAsia="es-ES"/>
+        </w:rPr>
+        <w:t>saturation</w:t>
+      </w:r>
+      <w:proofErr w:type="spellEnd"/>
+      <w:r>
+        <w:rPr>
+          <w:rFonts w:ascii="Times New Roman" w:eastAsia="Times New Roman" w:hAnsi="Times New Roman" w:cs="Times New Roman"/>
+          <w:sz w:val="24"/>
+          <w:szCs w:val="24"/>
+          <w:lang w:eastAsia="es-ES"/>
+        </w:rPr>
+        <w:t xml:space="preserve"> para alta interactividad). </w:t>
+      </w:r>
+    </w:p>
+    <w:p>
+      <w:pPr>
+        <w:numPr>
+          <w:ilvl w:val="0"/>
+          <w:numId w:val="6"/>
+        </w:numPr>
+        <w:spacing w:before="100" w:beforeAutospacing="1" w:after="100" w:afterAutospacing="1" w:line="240" w:lineRule="auto"/>
+        <w:rPr>
+          <w:rFonts w:ascii="Times New Roman" w:eastAsia="Times New Roman" w:hAnsi="Times New Roman" w:cs="Times New Roman"/>
+          <w:sz w:val="24"/>
+          <w:szCs w:val="24"/>
+          <w:lang w:eastAsia="es-ES"/>
+        </w:rPr>
+      </w:pPr>
+      <w:proofErr w:type="spellStart"/>
+      <w:r>
+        <w:rPr>
+          <w:rFonts w:ascii="Times New Roman" w:eastAsia="Times New Roman" w:hAnsi="Times New Roman" w:cs="Times New Roman"/>
+          <w:b/>
+          <w:bCs/>
+          <w:sz w:val="24"/>
+          <w:szCs w:val="24"/>
+          <w:lang w:eastAsia="es-ES"/>
+        </w:rPr>
+        <w:t>Nebula</w:t>
+      </w:r>
+      <w:proofErr w:type="spellEnd"/>
+      <w:r>
+        <w:rPr>
+          <w:rFonts w:ascii="Times New Roman" w:eastAsia="Times New Roman" w:hAnsi="Times New Roman" w:cs="Times New Roman"/>
+          <w:b/>
+          <w:bCs/>
+          <w:sz w:val="24"/>
+          <w:szCs w:val="24"/>
+          <w:lang w:eastAsia="es-ES"/>
+        </w:rPr>
+        <w:t xml:space="preserve"> </w:t>
+      </w:r>
+      <w:proofErr w:type="spellStart"/>
+      <w:r>
+        <w:rPr>
+          <w:rFonts w:ascii="Times New Roman" w:eastAsia="Times New Roman" w:hAnsi="Times New Roman" w:cs="Times New Roman"/>
+          <w:b/>
+          <w:bCs/>
+          <w:sz w:val="24"/>
+          <w:szCs w:val="24"/>
+          <w:lang w:eastAsia="es-ES"/>
+        </w:rPr>
+        <w:t>Purple</w:t>
+      </w:r>
+      <w:proofErr w:type="spellEnd"/>
+      <w:r>
+        <w:rPr>
+          <w:rFonts w:ascii="Times New Roman" w:eastAsia="Times New Roman" w:hAnsi="Times New Roman" w:cs="Times New Roman"/>
+          <w:sz w:val="24"/>
+          <w:szCs w:val="24"/>
+          <w:lang w:eastAsia="es-ES"/>
+        </w:rPr>
+        <w:t xml:space="preserve"> (</w:t>
+      </w:r>
+      <w:r>
+        <w:rPr>
+          <w:rFonts w:ascii="Courier New" w:eastAsia="Times New Roman" w:hAnsi="Courier New" w:cs="Courier New"/>
+          <w:sz w:val="20"/>
+          <w:szCs w:val="20"/>
+          <w:lang w:eastAsia="es-ES"/>
+        </w:rPr>
+        <w:t>RGB 178, 75, 243</w:t>
+      </w:r>
+      <w:r>
+        <w:rPr>
+          <w:rFonts w:ascii="Times New Roman" w:eastAsia="Times New Roman" w:hAnsi="Times New Roman" w:cs="Times New Roman"/>
+          <w:sz w:val="24"/>
+          <w:szCs w:val="24"/>
+          <w:lang w:eastAsia="es-ES"/>
+        </w:rPr>
+        <w:t xml:space="preserve">) </w:t>
+      </w:r>
+    </w:p>
+    <w:p>
+      <w:pPr>
+        <w:numPr>
+          <w:ilvl w:val="1"/>
+          <w:numId w:val="6"/>
+        </w:numPr>
+        <w:spacing w:before="100" w:beforeAutospacing="1" w:after="100" w:afterAutospacing="1" w:line="240" w:lineRule="auto"/>
+        <w:rPr>
+          <w:rFonts w:ascii="Times New Roman" w:eastAsia="Times New Roman" w:hAnsi="Times New Roman" w:cs="Times New Roman"/>
+          <w:sz w:val="24"/>
+          <w:szCs w:val="24"/>
+          <w:lang w:eastAsia="es-ES"/>
+        </w:rPr>
+      </w:pPr>
+      <w:r>
+        <w:rPr>
+          <w:rFonts w:ascii="Times New Roman" w:eastAsia="Times New Roman" w:hAnsi="Times New Roman" w:cs="Times New Roman"/>
+          <w:b/>
+          <w:bCs/>
+          <w:sz w:val="24"/>
+          <w:szCs w:val="24"/>
+          <w:lang w:eastAsia="es-ES"/>
+        </w:rPr>
+        <w:t>Rol:</w:t>
+      </w:r>
+      <w:r>
+        <w:rPr>
+          <w:rFonts w:ascii="Times New Roman" w:eastAsia="Times New Roman" w:hAnsi="Times New Roman" w:cs="Times New Roman"/>
+          <w:sz w:val="24"/>
+          <w:szCs w:val="24"/>
+          <w:lang w:eastAsia="es-ES"/>
+        </w:rPr>
+        <w:t xml:space="preserve"> Variación luminosa secundaria para degradados cósmicos, insignias y estados </w:t>
+      </w:r>
+      <w:proofErr w:type="spellStart"/>
+      <w:r>
+        <w:rPr>
+          <w:rFonts w:ascii="Times New Roman" w:eastAsia="Times New Roman" w:hAnsi="Times New Roman" w:cs="Times New Roman"/>
+          <w:sz w:val="24"/>
+          <w:szCs w:val="24"/>
+          <w:lang w:eastAsia="es-ES"/>
+        </w:rPr>
+        <w:t>hover</w:t>
+      </w:r>
+      <w:proofErr w:type="spellEnd"/>
+      <w:r>
+        <w:rPr>
+          <w:rFonts w:ascii="Times New Roman" w:eastAsia="Times New Roman" w:hAnsi="Times New Roman" w:cs="Times New Roman"/>
+          <w:sz w:val="24"/>
+          <w:szCs w:val="24"/>
+          <w:lang w:eastAsia="es-ES"/>
+        </w:rPr>
+        <w:t>/</w:t>
+      </w:r>
+      <w:proofErr w:type="spellStart"/>
+      <w:r>
+        <w:rPr>
+          <w:rFonts w:ascii="Times New Roman" w:eastAsia="Times New Roman" w:hAnsi="Times New Roman" w:cs="Times New Roman"/>
+          <w:sz w:val="24"/>
+          <w:szCs w:val="24"/>
+          <w:lang w:eastAsia="es-ES"/>
+        </w:rPr>
+        <w:t>focus</w:t>
+      </w:r>
+      <w:proofErr w:type="spellEnd"/>
+      <w:r>
+        <w:rPr>
+          <w:rFonts w:ascii="Times New Roman" w:eastAsia="Times New Roman" w:hAnsi="Times New Roman" w:cs="Times New Roman"/>
+          <w:sz w:val="24"/>
+          <w:szCs w:val="24"/>
+          <w:lang w:eastAsia="es-ES"/>
+        </w:rPr>
+        <w:t xml:space="preserve">. </w:t>
+      </w:r>
+    </w:p>
+    <w:p>
+      <w:pPr>
+        <w:numPr>
+          <w:ilvl w:val="1"/>
+          <w:numId w:val="6"/>
+        </w:numPr>
+        <w:spacing w:before="100" w:beforeAutospacing="1" w:after="100" w:afterAutospacing="1" w:line="240" w:lineRule="auto"/>
+        <w:rPr>
+          <w:rFonts w:ascii="Times New Roman" w:eastAsia="Times New Roman" w:hAnsi="Times New Roman" w:cs="Times New Roman"/>
+          <w:sz w:val="24"/>
+          <w:szCs w:val="24"/>
+          <w:lang w:eastAsia="es-ES"/>
+        </w:rPr>
+      </w:pPr>
+      <w:r>
+        <w:rPr>
+          <w:rFonts w:ascii="Times New Roman" w:eastAsia="Times New Roman" w:hAnsi="Times New Roman" w:cs="Times New Roman"/>
+          <w:b/>
+          <w:bCs/>
+          <w:sz w:val="24"/>
+          <w:szCs w:val="24"/>
+          <w:lang w:eastAsia="es-ES"/>
+        </w:rPr>
+        <w:t>Justificación teórica de clase:</w:t>
+      </w:r>
+      <w:r>
+        <w:rPr>
+          <w:rFonts w:ascii="Times New Roman" w:eastAsia="Times New Roman" w:hAnsi="Times New Roman" w:cs="Times New Roman"/>
+          <w:sz w:val="24"/>
+          <w:szCs w:val="24"/>
+          <w:lang w:eastAsia="es-ES"/>
+        </w:rPr>
+        <w:t xml:space="preserve"> Se obtiene al añadir valor/luz (+ </w:t>
+      </w:r>
+      <w:proofErr w:type="spellStart"/>
+      <w:r>
+        <w:rPr>
+          <w:rFonts w:ascii="Times New Roman" w:eastAsia="Times New Roman" w:hAnsi="Times New Roman" w:cs="Times New Roman"/>
+          <w:i/>
+          <w:iCs/>
+          <w:sz w:val="24"/>
+          <w:szCs w:val="24"/>
+          <w:lang w:eastAsia="es-ES"/>
+        </w:rPr>
+        <w:t>Value</w:t>
+      </w:r>
+      <w:proofErr w:type="spellEnd"/>
+      <w:r>
+        <w:rPr>
+          <w:rFonts w:ascii="Times New Roman" w:eastAsia="Times New Roman" w:hAnsi="Times New Roman" w:cs="Times New Roman"/>
+          <w:sz w:val="24"/>
+          <w:szCs w:val="24"/>
+          <w:lang w:eastAsia="es-ES"/>
+        </w:rPr>
+        <w:t xml:space="preserve">) al matiz violeta. Evoca </w:t>
+      </w:r>
+      <w:r>
+        <w:rPr>
+          <w:rFonts w:ascii="Times New Roman" w:eastAsia="Times New Roman" w:hAnsi="Times New Roman" w:cs="Times New Roman"/>
+          <w:b/>
+          <w:bCs/>
+          <w:sz w:val="24"/>
+          <w:szCs w:val="24"/>
+          <w:lang w:eastAsia="es-ES"/>
+        </w:rPr>
+        <w:t>Misterio, Creatividad y Sofisticación</w:t>
+      </w:r>
+      <w:r>
+        <w:rPr>
+          <w:rFonts w:ascii="Times New Roman" w:eastAsia="Times New Roman" w:hAnsi="Times New Roman" w:cs="Times New Roman"/>
+          <w:sz w:val="24"/>
+          <w:szCs w:val="24"/>
+          <w:lang w:eastAsia="es-ES"/>
+        </w:rPr>
+        <w:t xml:space="preserve">. </w:t>
+      </w:r>
+    </w:p>
+    <w:p>
+      <w:pPr>
+        <w:spacing w:before="100" w:beforeAutospacing="1" w:after="100" w:afterAutospacing="1" w:line="240" w:lineRule="auto"/>
+        <w:outlineLvl w:val="2"/>
+        <w:rPr>
+          <w:rFonts w:ascii="Times New Roman" w:eastAsia="Times New Roman" w:hAnsi="Times New Roman" w:cs="Times New Roman"/>
+          <w:b/>
+          <w:bCs/>
+          <w:sz w:val="27"/>
+          <w:szCs w:val="27"/>
+          <w:lang w:eastAsia="es-ES"/>
+        </w:rPr>
+      </w:pPr>
+      <w:r>
+        <w:rPr>
+          <w:rFonts w:ascii="Times New Roman" w:eastAsia="Times New Roman" w:hAnsi="Times New Roman" w:cs="Times New Roman"/>
+          <w:b/>
+          <w:bCs/>
+          <w:sz w:val="27"/>
+          <w:szCs w:val="27"/>
+          <w:lang w:eastAsia="es-ES"/>
+        </w:rPr>
+        <w:t>3. Colores Complementarios (</w:t>
+      </w:r>
+      <w:proofErr w:type="spellStart"/>
+      <w:r>
+        <w:rPr>
+          <w:rFonts w:ascii="Times New Roman" w:eastAsia="Times New Roman" w:hAnsi="Times New Roman" w:cs="Times New Roman"/>
+          <w:b/>
+          <w:bCs/>
+          <w:sz w:val="27"/>
+          <w:szCs w:val="27"/>
+          <w:lang w:eastAsia="es-ES"/>
+        </w:rPr>
+        <w:t>Complementary</w:t>
+      </w:r>
+      <w:proofErr w:type="spellEnd"/>
+      <w:r>
+        <w:rPr>
+          <w:rFonts w:ascii="Times New Roman" w:eastAsia="Times New Roman" w:hAnsi="Times New Roman" w:cs="Times New Roman"/>
+          <w:b/>
+          <w:bCs/>
+          <w:sz w:val="27"/>
+          <w:szCs w:val="27"/>
+          <w:lang w:eastAsia="es-ES"/>
+        </w:rPr>
+        <w:t xml:space="preserve"> </w:t>
+      </w:r>
+      <w:proofErr w:type="spellStart"/>
+      <w:r>
+        <w:rPr>
+          <w:rFonts w:ascii="Times New Roman" w:eastAsia="Times New Roman" w:hAnsi="Times New Roman" w:cs="Times New Roman"/>
+          <w:b/>
+          <w:bCs/>
+          <w:sz w:val="27"/>
+          <w:szCs w:val="27"/>
+          <w:lang w:eastAsia="es-ES"/>
+        </w:rPr>
+        <w:t>Harmony</w:t>
+      </w:r>
+      <w:proofErr w:type="spellEnd"/>
+      <w:r>
+        <w:rPr>
+          <w:rFonts w:ascii="Times New Roman" w:eastAsia="Times New Roman" w:hAnsi="Times New Roman" w:cs="Times New Roman"/>
+          <w:b/>
+          <w:bCs/>
+          <w:sz w:val="27"/>
+          <w:szCs w:val="27"/>
+          <w:lang w:eastAsia="es-ES"/>
+        </w:rPr>
+        <w:t>)</w:t>
+      </w:r>
+    </w:p>
+    <w:p>
+      <w:pPr>
+        <w:spacing w:before="100" w:beforeAutospacing="1" w:after="100" w:afterAutospacing="1" w:line="240" w:lineRule="auto"/>
+        <w:rPr>
+          <w:rFonts w:ascii="Times New Roman" w:eastAsia="Times New Roman" w:hAnsi="Times New Roman" w:cs="Times New Roman"/>
+          <w:sz w:val="24"/>
+          <w:szCs w:val="24"/>
+          <w:lang w:eastAsia="es-ES"/>
+        </w:rPr>
+      </w:pPr>
+      <w:r>
+        <w:rPr>
+          <w:rFonts w:ascii="Times New Roman" w:eastAsia="Times New Roman" w:hAnsi="Times New Roman" w:cs="Times New Roman"/>
+          <w:sz w:val="24"/>
+          <w:szCs w:val="24"/>
+          <w:lang w:eastAsia="es-ES"/>
+        </w:rPr>
+        <w:t>La diapositiva 16c define a los complementarios como aquellos situados en el lado opuesto del círculo cromático (</w:t>
+      </w:r>
+      <w:r>
+        <w:rPr>
+          <w:rFonts w:ascii="Times New Roman" w:eastAsia="Times New Roman" w:hAnsi="Times New Roman" w:cs="Times New Roman"/>
+          <w:i/>
+          <w:iCs/>
+          <w:sz w:val="24"/>
+          <w:szCs w:val="24"/>
+          <w:lang w:eastAsia="es-ES"/>
+        </w:rPr>
+        <w:t>"</w:t>
+      </w:r>
+      <w:proofErr w:type="spellStart"/>
+      <w:r>
+        <w:rPr>
+          <w:rFonts w:ascii="Times New Roman" w:eastAsia="Times New Roman" w:hAnsi="Times New Roman" w:cs="Times New Roman"/>
+          <w:i/>
+          <w:iCs/>
+          <w:sz w:val="24"/>
+          <w:szCs w:val="24"/>
+          <w:lang w:eastAsia="es-ES"/>
+        </w:rPr>
+        <w:t>Opposite</w:t>
+      </w:r>
+      <w:proofErr w:type="spellEnd"/>
+      <w:r>
+        <w:rPr>
+          <w:rFonts w:ascii="Times New Roman" w:eastAsia="Times New Roman" w:hAnsi="Times New Roman" w:cs="Times New Roman"/>
+          <w:i/>
+          <w:iCs/>
+          <w:sz w:val="24"/>
+          <w:szCs w:val="24"/>
+          <w:lang w:eastAsia="es-ES"/>
+        </w:rPr>
+        <w:t xml:space="preserve"> </w:t>
+      </w:r>
+      <w:proofErr w:type="spellStart"/>
+      <w:r>
+        <w:rPr>
+          <w:rFonts w:ascii="Times New Roman" w:eastAsia="Times New Roman" w:hAnsi="Times New Roman" w:cs="Times New Roman"/>
+          <w:i/>
+          <w:iCs/>
+          <w:sz w:val="24"/>
+          <w:szCs w:val="24"/>
+          <w:lang w:eastAsia="es-ES"/>
+        </w:rPr>
+        <w:t>on</w:t>
+      </w:r>
+      <w:proofErr w:type="spellEnd"/>
+      <w:r>
+        <w:rPr>
+          <w:rFonts w:ascii="Times New Roman" w:eastAsia="Times New Roman" w:hAnsi="Times New Roman" w:cs="Times New Roman"/>
+          <w:i/>
+          <w:iCs/>
+          <w:sz w:val="24"/>
+          <w:szCs w:val="24"/>
+          <w:lang w:eastAsia="es-ES"/>
+        </w:rPr>
+        <w:t xml:space="preserve"> </w:t>
+      </w:r>
+      <w:proofErr w:type="spellStart"/>
+      <w:r>
+        <w:rPr>
+          <w:rFonts w:ascii="Times New Roman" w:eastAsia="Times New Roman" w:hAnsi="Times New Roman" w:cs="Times New Roman"/>
+          <w:i/>
+          <w:iCs/>
+          <w:sz w:val="24"/>
+          <w:szCs w:val="24"/>
+          <w:lang w:eastAsia="es-ES"/>
+        </w:rPr>
+        <w:t>the</w:t>
+      </w:r>
+      <w:proofErr w:type="spellEnd"/>
+      <w:r>
+        <w:rPr>
+          <w:rFonts w:ascii="Times New Roman" w:eastAsia="Times New Roman" w:hAnsi="Times New Roman" w:cs="Times New Roman"/>
+          <w:i/>
+          <w:iCs/>
+          <w:sz w:val="24"/>
+          <w:szCs w:val="24"/>
+          <w:lang w:eastAsia="es-ES"/>
+        </w:rPr>
+        <w:t xml:space="preserve"> </w:t>
+      </w:r>
+      <w:proofErr w:type="spellStart"/>
+      <w:r>
+        <w:rPr>
+          <w:rFonts w:ascii="Times New Roman" w:eastAsia="Times New Roman" w:hAnsi="Times New Roman" w:cs="Times New Roman"/>
+          <w:i/>
+          <w:iCs/>
+          <w:sz w:val="24"/>
+          <w:szCs w:val="24"/>
+          <w:lang w:eastAsia="es-ES"/>
+        </w:rPr>
+        <w:t>colour</w:t>
+      </w:r>
+      <w:proofErr w:type="spellEnd"/>
+      <w:r>
+        <w:rPr>
+          <w:rFonts w:ascii="Times New Roman" w:eastAsia="Times New Roman" w:hAnsi="Times New Roman" w:cs="Times New Roman"/>
+          <w:i/>
+          <w:iCs/>
+          <w:sz w:val="24"/>
+          <w:szCs w:val="24"/>
+          <w:lang w:eastAsia="es-ES"/>
+        </w:rPr>
+        <w:t xml:space="preserve"> </w:t>
+      </w:r>
+      <w:proofErr w:type="spellStart"/>
+      <w:r>
+        <w:rPr>
+          <w:rFonts w:ascii="Times New Roman" w:eastAsia="Times New Roman" w:hAnsi="Times New Roman" w:cs="Times New Roman"/>
+          <w:i/>
+          <w:iCs/>
+          <w:sz w:val="24"/>
+          <w:szCs w:val="24"/>
+          <w:lang w:eastAsia="es-ES"/>
+        </w:rPr>
+        <w:t>wheel</w:t>
+      </w:r>
+      <w:proofErr w:type="spellEnd"/>
+      <w:r>
+        <w:rPr>
+          <w:rFonts w:ascii="Times New Roman" w:eastAsia="Times New Roman" w:hAnsi="Times New Roman" w:cs="Times New Roman"/>
+          <w:i/>
+          <w:iCs/>
+          <w:sz w:val="24"/>
+          <w:szCs w:val="24"/>
+          <w:lang w:eastAsia="es-ES"/>
+        </w:rPr>
+        <w:t xml:space="preserve">; </w:t>
+      </w:r>
+      <w:proofErr w:type="spellStart"/>
+      <w:r>
+        <w:rPr>
+          <w:rFonts w:ascii="Times New Roman" w:eastAsia="Times New Roman" w:hAnsi="Times New Roman" w:cs="Times New Roman"/>
+          <w:i/>
+          <w:iCs/>
+          <w:sz w:val="24"/>
+          <w:szCs w:val="24"/>
+          <w:lang w:eastAsia="es-ES"/>
+        </w:rPr>
+        <w:t>create</w:t>
+      </w:r>
+      <w:proofErr w:type="spellEnd"/>
+      <w:r>
+        <w:rPr>
+          <w:rFonts w:ascii="Times New Roman" w:eastAsia="Times New Roman" w:hAnsi="Times New Roman" w:cs="Times New Roman"/>
+          <w:i/>
+          <w:iCs/>
+          <w:sz w:val="24"/>
+          <w:szCs w:val="24"/>
+          <w:lang w:eastAsia="es-ES"/>
+        </w:rPr>
+        <w:t xml:space="preserve"> </w:t>
+      </w:r>
+      <w:proofErr w:type="spellStart"/>
+      <w:r>
+        <w:rPr>
+          <w:rFonts w:ascii="Times New Roman" w:eastAsia="Times New Roman" w:hAnsi="Times New Roman" w:cs="Times New Roman"/>
+          <w:i/>
+          <w:iCs/>
+          <w:sz w:val="24"/>
+          <w:szCs w:val="24"/>
+          <w:lang w:eastAsia="es-ES"/>
+        </w:rPr>
+        <w:t>contrast</w:t>
+      </w:r>
+      <w:proofErr w:type="spellEnd"/>
+      <w:r>
+        <w:rPr>
+          <w:rFonts w:ascii="Times New Roman" w:eastAsia="Times New Roman" w:hAnsi="Times New Roman" w:cs="Times New Roman"/>
+          <w:i/>
+          <w:iCs/>
+          <w:sz w:val="24"/>
+          <w:szCs w:val="24"/>
+          <w:lang w:eastAsia="es-ES"/>
+        </w:rPr>
+        <w:t>"</w:t>
+      </w:r>
+      <w:r>
+        <w:rPr>
+          <w:rFonts w:ascii="Times New Roman" w:eastAsia="Times New Roman" w:hAnsi="Times New Roman" w:cs="Times New Roman"/>
+          <w:sz w:val="24"/>
+          <w:szCs w:val="24"/>
+          <w:lang w:eastAsia="es-ES"/>
+        </w:rPr>
+        <w:t xml:space="preserve">). </w:t>
+      </w:r>
+    </w:p>
+    <w:p>
+      <w:pPr>
+        <w:numPr>
+          <w:ilvl w:val="0"/>
+          <w:numId w:val="7"/>
+        </w:numPr>
+        <w:spacing w:before="100" w:beforeAutospacing="1" w:after="100" w:afterAutospacing="1" w:line="240" w:lineRule="auto"/>
+        <w:rPr>
+          <w:rFonts w:ascii="Times New Roman" w:eastAsia="Times New Roman" w:hAnsi="Times New Roman" w:cs="Times New Roman"/>
+          <w:sz w:val="24"/>
+          <w:szCs w:val="24"/>
+          <w:lang w:eastAsia="es-ES"/>
+        </w:rPr>
+      </w:pPr>
+      <w:r>
+        <w:rPr>
+          <w:rFonts w:ascii="Times New Roman" w:eastAsia="Times New Roman" w:hAnsi="Times New Roman" w:cs="Times New Roman"/>
+          <w:b/>
+          <w:bCs/>
+          <w:sz w:val="24"/>
+          <w:szCs w:val="24"/>
+          <w:lang w:eastAsia="es-ES"/>
+        </w:rPr>
+        <w:t>Análisis de tu paleta actual:</w:t>
+      </w:r>
+      <w:r>
+        <w:rPr>
+          <w:rFonts w:ascii="Times New Roman" w:eastAsia="Times New Roman" w:hAnsi="Times New Roman" w:cs="Times New Roman"/>
+          <w:sz w:val="24"/>
+          <w:szCs w:val="24"/>
+          <w:lang w:eastAsia="es-ES"/>
+        </w:rPr>
+        <w:t xml:space="preserve"> Tu identidad principal es una </w:t>
+      </w:r>
+      <w:r>
+        <w:rPr>
+          <w:rFonts w:ascii="Times New Roman" w:eastAsia="Times New Roman" w:hAnsi="Times New Roman" w:cs="Times New Roman"/>
+          <w:b/>
+          <w:bCs/>
+          <w:sz w:val="24"/>
+          <w:szCs w:val="24"/>
+          <w:lang w:eastAsia="es-ES"/>
+        </w:rPr>
+        <w:t>armonía análoga fría</w:t>
+      </w:r>
+      <w:r>
+        <w:rPr>
+          <w:rFonts w:ascii="Times New Roman" w:eastAsia="Times New Roman" w:hAnsi="Times New Roman" w:cs="Times New Roman"/>
+          <w:sz w:val="24"/>
+          <w:szCs w:val="24"/>
+          <w:lang w:eastAsia="es-ES"/>
+        </w:rPr>
+        <w:t xml:space="preserve"> (Cian → Azul → Violeta), lo cual transmite calma y estabilidad según el temario (</w:t>
+      </w:r>
+      <w:r>
+        <w:rPr>
+          <w:rFonts w:ascii="Times New Roman" w:eastAsia="Times New Roman" w:hAnsi="Times New Roman" w:cs="Times New Roman"/>
+          <w:i/>
+          <w:iCs/>
+          <w:sz w:val="24"/>
+          <w:szCs w:val="24"/>
+          <w:lang w:eastAsia="es-ES"/>
+        </w:rPr>
+        <w:t>"</w:t>
+      </w:r>
+      <w:proofErr w:type="spellStart"/>
+      <w:r>
+        <w:rPr>
+          <w:rFonts w:ascii="Times New Roman" w:eastAsia="Times New Roman" w:hAnsi="Times New Roman" w:cs="Times New Roman"/>
+          <w:i/>
+          <w:iCs/>
+          <w:sz w:val="24"/>
+          <w:szCs w:val="24"/>
+          <w:lang w:eastAsia="es-ES"/>
+        </w:rPr>
+        <w:t>cool</w:t>
+      </w:r>
+      <w:proofErr w:type="spellEnd"/>
+      <w:r>
+        <w:rPr>
+          <w:rFonts w:ascii="Times New Roman" w:eastAsia="Times New Roman" w:hAnsi="Times New Roman" w:cs="Times New Roman"/>
+          <w:i/>
+          <w:iCs/>
+          <w:sz w:val="24"/>
+          <w:szCs w:val="24"/>
+          <w:lang w:eastAsia="es-ES"/>
+        </w:rPr>
+        <w:t xml:space="preserve"> colours </w:t>
+      </w:r>
+      <w:proofErr w:type="spellStart"/>
+      <w:r>
+        <w:rPr>
+          <w:rFonts w:ascii="Times New Roman" w:eastAsia="Times New Roman" w:hAnsi="Times New Roman" w:cs="Times New Roman"/>
+          <w:i/>
+          <w:iCs/>
+          <w:sz w:val="24"/>
+          <w:szCs w:val="24"/>
+          <w:lang w:eastAsia="es-ES"/>
+        </w:rPr>
+        <w:t>calm</w:t>
+      </w:r>
+      <w:proofErr w:type="spellEnd"/>
+      <w:r>
+        <w:rPr>
+          <w:rFonts w:ascii="Times New Roman" w:eastAsia="Times New Roman" w:hAnsi="Times New Roman" w:cs="Times New Roman"/>
+          <w:i/>
+          <w:iCs/>
+          <w:sz w:val="24"/>
+          <w:szCs w:val="24"/>
+          <w:lang w:eastAsia="es-ES"/>
+        </w:rPr>
+        <w:t>"</w:t>
+      </w:r>
+      <w:r>
+        <w:rPr>
+          <w:rFonts w:ascii="Times New Roman" w:eastAsia="Times New Roman" w:hAnsi="Times New Roman" w:cs="Times New Roman"/>
+          <w:sz w:val="24"/>
+          <w:szCs w:val="24"/>
+          <w:lang w:eastAsia="es-ES"/>
+        </w:rPr>
+        <w:t xml:space="preserve">). </w:t>
+      </w:r>
+    </w:p>
+    <w:p>
+      <w:pPr>
+        <w:numPr>
+          <w:ilvl w:val="0"/>
+          <w:numId w:val="7"/>
+        </w:numPr>
+        <w:spacing w:before="100" w:beforeAutospacing="1" w:after="100" w:afterAutospacing="1" w:line="240" w:lineRule="auto"/>
+        <w:rPr>
+          <w:rFonts w:ascii="Times New Roman" w:eastAsia="Times New Roman" w:hAnsi="Times New Roman" w:cs="Times New Roman"/>
+          <w:sz w:val="24"/>
+          <w:szCs w:val="24"/>
+          <w:lang w:eastAsia="es-ES"/>
+        </w:rPr>
+      </w:pPr>
+      <w:r>
+        <w:rPr>
+          <w:rFonts w:ascii="Times New Roman" w:eastAsia="Times New Roman" w:hAnsi="Times New Roman" w:cs="Times New Roman"/>
+          <w:b/>
+          <w:bCs/>
+          <w:sz w:val="24"/>
+          <w:szCs w:val="24"/>
+          <w:lang w:eastAsia="es-ES"/>
+        </w:rPr>
+        <w:lastRenderedPageBreak/>
+        <w:t>Definición de los complementarios teóricos:</w:t>
+      </w:r>
+      <w:r>
+        <w:rPr>
+          <w:rFonts w:ascii="Times New Roman" w:eastAsia="Times New Roman" w:hAnsi="Times New Roman" w:cs="Times New Roman"/>
+          <w:sz w:val="24"/>
+          <w:szCs w:val="24"/>
+          <w:lang w:eastAsia="es-ES"/>
+        </w:rPr>
+        <w:t xml:space="preserve"> Para responder al requisito del profesor sin romper la coherencia del proyecto, se definen los </w:t>
+      </w:r>
+      <w:r>
+        <w:rPr>
+          <w:rFonts w:ascii="Times New Roman" w:eastAsia="Times New Roman" w:hAnsi="Times New Roman" w:cs="Times New Roman"/>
+          <w:b/>
+          <w:bCs/>
+          <w:sz w:val="24"/>
+          <w:szCs w:val="24"/>
+          <w:lang w:eastAsia="es-ES"/>
+        </w:rPr>
+        <w:t>complementarios directos según la rueda de color de la clase</w:t>
+      </w:r>
+      <w:r>
+        <w:rPr>
+          <w:rFonts w:ascii="Times New Roman" w:eastAsia="Times New Roman" w:hAnsi="Times New Roman" w:cs="Times New Roman"/>
+          <w:sz w:val="24"/>
+          <w:szCs w:val="24"/>
+          <w:lang w:eastAsia="es-ES"/>
+        </w:rPr>
+        <w:t xml:space="preserve">: </w:t>
+      </w:r>
+    </w:p>
+    <w:p>
+      <w:pPr>
+        <w:numPr>
+          <w:ilvl w:val="1"/>
+          <w:numId w:val="7"/>
+        </w:numPr>
+        <w:spacing w:before="100" w:beforeAutospacing="1" w:after="100" w:afterAutospacing="1" w:line="240" w:lineRule="auto"/>
+        <w:rPr>
+          <w:rFonts w:ascii="Times New Roman" w:eastAsia="Times New Roman" w:hAnsi="Times New Roman" w:cs="Times New Roman"/>
+          <w:sz w:val="24"/>
+          <w:szCs w:val="24"/>
+          <w:lang w:eastAsia="es-ES"/>
+        </w:rPr>
+      </w:pPr>
+      <w:r>
+        <w:rPr>
+          <w:rFonts w:ascii="Times New Roman" w:eastAsia="Times New Roman" w:hAnsi="Times New Roman" w:cs="Times New Roman"/>
+          <w:sz w:val="24"/>
+          <w:szCs w:val="24"/>
+          <w:lang w:eastAsia="es-ES"/>
+        </w:rPr>
+        <w:t xml:space="preserve">El complementario del </w:t>
+      </w:r>
+      <w:r>
+        <w:rPr>
+          <w:rFonts w:ascii="Times New Roman" w:eastAsia="Times New Roman" w:hAnsi="Times New Roman" w:cs="Times New Roman"/>
+          <w:b/>
+          <w:bCs/>
+          <w:sz w:val="24"/>
+          <w:szCs w:val="24"/>
+          <w:lang w:eastAsia="es-ES"/>
+        </w:rPr>
+        <w:t>Azul (</w:t>
+      </w:r>
+      <w:r>
+        <w:rPr>
+          <w:rFonts w:ascii="Times New Roman" w:eastAsia="Times New Roman" w:hAnsi="Times New Roman" w:cs="Times New Roman"/>
+          <w:b/>
+          <w:bCs/>
+          <w:i/>
+          <w:iCs/>
+          <w:sz w:val="24"/>
+          <w:szCs w:val="24"/>
+          <w:lang w:eastAsia="es-ES"/>
+        </w:rPr>
+        <w:t>Ion Blue</w:t>
+      </w:r>
+      <w:r>
+        <w:rPr>
+          <w:rFonts w:ascii="Times New Roman" w:eastAsia="Times New Roman" w:hAnsi="Times New Roman" w:cs="Times New Roman"/>
+          <w:b/>
+          <w:bCs/>
+          <w:sz w:val="24"/>
+          <w:szCs w:val="24"/>
+          <w:lang w:eastAsia="es-ES"/>
+        </w:rPr>
+        <w:t>)</w:t>
+      </w:r>
+      <w:r>
+        <w:rPr>
+          <w:rFonts w:ascii="Times New Roman" w:eastAsia="Times New Roman" w:hAnsi="Times New Roman" w:cs="Times New Roman"/>
+          <w:sz w:val="24"/>
+          <w:szCs w:val="24"/>
+          <w:lang w:eastAsia="es-ES"/>
+        </w:rPr>
+        <w:t xml:space="preserve"> es el </w:t>
+      </w:r>
+      <w:r>
+        <w:rPr>
+          <w:rFonts w:ascii="Times New Roman" w:eastAsia="Times New Roman" w:hAnsi="Times New Roman" w:cs="Times New Roman"/>
+          <w:b/>
+          <w:bCs/>
+          <w:sz w:val="24"/>
+          <w:szCs w:val="24"/>
+          <w:lang w:eastAsia="es-ES"/>
+        </w:rPr>
+        <w:t>Naranja / Amarillo-Naranja (</w:t>
+      </w:r>
+      <w:r>
+        <w:rPr>
+          <w:rFonts w:ascii="Times New Roman" w:eastAsia="Times New Roman" w:hAnsi="Times New Roman" w:cs="Times New Roman"/>
+          <w:b/>
+          <w:bCs/>
+          <w:i/>
+          <w:iCs/>
+          <w:sz w:val="24"/>
+          <w:szCs w:val="24"/>
+          <w:lang w:eastAsia="es-ES"/>
+        </w:rPr>
+        <w:t xml:space="preserve">Orange / </w:t>
+      </w:r>
+      <w:proofErr w:type="spellStart"/>
+      <w:r>
+        <w:rPr>
+          <w:rFonts w:ascii="Times New Roman" w:eastAsia="Times New Roman" w:hAnsi="Times New Roman" w:cs="Times New Roman"/>
+          <w:b/>
+          <w:bCs/>
+          <w:i/>
+          <w:iCs/>
+          <w:sz w:val="24"/>
+          <w:szCs w:val="24"/>
+          <w:lang w:eastAsia="es-ES"/>
+        </w:rPr>
+        <w:t>Yellow</w:t>
+      </w:r>
+      <w:proofErr w:type="spellEnd"/>
+      <w:r>
+        <w:rPr>
+          <w:rFonts w:ascii="Times New Roman" w:eastAsia="Times New Roman" w:hAnsi="Times New Roman" w:cs="Times New Roman"/>
+          <w:b/>
+          <w:bCs/>
+          <w:i/>
+          <w:iCs/>
+          <w:sz w:val="24"/>
+          <w:szCs w:val="24"/>
+          <w:lang w:eastAsia="es-ES"/>
+        </w:rPr>
+        <w:t>-Orange</w:t>
+      </w:r>
+      <w:r>
+        <w:rPr>
+          <w:rFonts w:ascii="Times New Roman" w:eastAsia="Times New Roman" w:hAnsi="Times New Roman" w:cs="Times New Roman"/>
+          <w:b/>
+          <w:bCs/>
+          <w:sz w:val="24"/>
+          <w:szCs w:val="24"/>
+          <w:lang w:eastAsia="es-ES"/>
+        </w:rPr>
+        <w:t>)</w:t>
+      </w:r>
+      <w:r>
+        <w:rPr>
+          <w:rFonts w:ascii="Times New Roman" w:eastAsia="Times New Roman" w:hAnsi="Times New Roman" w:cs="Times New Roman"/>
+          <w:sz w:val="24"/>
+          <w:szCs w:val="24"/>
+          <w:lang w:eastAsia="es-ES"/>
+        </w:rPr>
+        <w:t xml:space="preserve">. </w:t>
+      </w:r>
+    </w:p>
+    <w:p>
+      <w:pPr>
+        <w:numPr>
+          <w:ilvl w:val="1"/>
+          <w:numId w:val="7"/>
+        </w:numPr>
+        <w:spacing w:before="100" w:beforeAutospacing="1" w:after="100" w:afterAutospacing="1" w:line="240" w:lineRule="auto"/>
+        <w:rPr>
+          <w:rFonts w:ascii="Times New Roman" w:eastAsia="Times New Roman" w:hAnsi="Times New Roman" w:cs="Times New Roman"/>
+          <w:sz w:val="24"/>
+          <w:szCs w:val="24"/>
+          <w:lang w:eastAsia="es-ES"/>
+        </w:rPr>
+      </w:pPr>
+      <w:r>
+        <w:rPr>
+          <w:rFonts w:ascii="Times New Roman" w:eastAsia="Times New Roman" w:hAnsi="Times New Roman" w:cs="Times New Roman"/>
+          <w:sz w:val="24"/>
+          <w:szCs w:val="24"/>
+          <w:lang w:eastAsia="es-ES"/>
+        </w:rPr>
+        <w:t xml:space="preserve">El complementario del </w:t>
+      </w:r>
+      <w:r>
+        <w:rPr>
+          <w:rFonts w:ascii="Times New Roman" w:eastAsia="Times New Roman" w:hAnsi="Times New Roman" w:cs="Times New Roman"/>
+          <w:b/>
+          <w:bCs/>
+          <w:sz w:val="24"/>
+          <w:szCs w:val="24"/>
+          <w:lang w:eastAsia="es-ES"/>
+        </w:rPr>
+        <w:t>Violeta (</w:t>
+      </w:r>
+      <w:r>
+        <w:rPr>
+          <w:rFonts w:ascii="Times New Roman" w:eastAsia="Times New Roman" w:hAnsi="Times New Roman" w:cs="Times New Roman"/>
+          <w:b/>
+          <w:bCs/>
+          <w:i/>
+          <w:iCs/>
+          <w:sz w:val="24"/>
+          <w:szCs w:val="24"/>
+          <w:lang w:eastAsia="es-ES"/>
+        </w:rPr>
+        <w:t>Cosmic Violet</w:t>
+      </w:r>
+      <w:r>
+        <w:rPr>
+          <w:rFonts w:ascii="Times New Roman" w:eastAsia="Times New Roman" w:hAnsi="Times New Roman" w:cs="Times New Roman"/>
+          <w:b/>
+          <w:bCs/>
+          <w:sz w:val="24"/>
+          <w:szCs w:val="24"/>
+          <w:lang w:eastAsia="es-ES"/>
+        </w:rPr>
+        <w:t>)</w:t>
+      </w:r>
+      <w:r>
+        <w:rPr>
+          <w:rFonts w:ascii="Times New Roman" w:eastAsia="Times New Roman" w:hAnsi="Times New Roman" w:cs="Times New Roman"/>
+          <w:sz w:val="24"/>
+          <w:szCs w:val="24"/>
+          <w:lang w:eastAsia="es-ES"/>
+        </w:rPr>
+        <w:t xml:space="preserve"> es el </w:t>
+      </w:r>
+      <w:r>
+        <w:rPr>
+          <w:rFonts w:ascii="Times New Roman" w:eastAsia="Times New Roman" w:hAnsi="Times New Roman" w:cs="Times New Roman"/>
+          <w:b/>
+          <w:bCs/>
+          <w:sz w:val="24"/>
+          <w:szCs w:val="24"/>
+          <w:lang w:eastAsia="es-ES"/>
+        </w:rPr>
+        <w:t>Amarillo (</w:t>
+      </w:r>
+      <w:proofErr w:type="spellStart"/>
+      <w:r>
+        <w:rPr>
+          <w:rFonts w:ascii="Times New Roman" w:eastAsia="Times New Roman" w:hAnsi="Times New Roman" w:cs="Times New Roman"/>
+          <w:b/>
+          <w:bCs/>
+          <w:i/>
+          <w:iCs/>
+          <w:sz w:val="24"/>
+          <w:szCs w:val="24"/>
+          <w:lang w:eastAsia="es-ES"/>
+        </w:rPr>
+        <w:t>Yellow</w:t>
+      </w:r>
+      <w:proofErr w:type="spellEnd"/>
+      <w:r>
+        <w:rPr>
+          <w:rFonts w:ascii="Times New Roman" w:eastAsia="Times New Roman" w:hAnsi="Times New Roman" w:cs="Times New Roman"/>
+          <w:b/>
+          <w:bCs/>
+          <w:sz w:val="24"/>
+          <w:szCs w:val="24"/>
+          <w:lang w:eastAsia="es-ES"/>
+        </w:rPr>
+        <w:t>)</w:t>
+      </w:r>
+      <w:r>
+        <w:rPr>
+          <w:rFonts w:ascii="Times New Roman" w:eastAsia="Times New Roman" w:hAnsi="Times New Roman" w:cs="Times New Roman"/>
+          <w:sz w:val="24"/>
+          <w:szCs w:val="24"/>
+          <w:lang w:eastAsia="es-ES"/>
+        </w:rPr>
+        <w:t xml:space="preserve">. </w:t>
+      </w:r>
+    </w:p>
+    <w:p>
+      <w:pPr>
+        <w:numPr>
+          <w:ilvl w:val="1"/>
+          <w:numId w:val="7"/>
+        </w:numPr>
+        <w:spacing w:before="100" w:beforeAutospacing="1" w:after="100" w:afterAutospacing="1" w:line="240" w:lineRule="auto"/>
+        <w:rPr>
+          <w:rFonts w:ascii="Times New Roman" w:eastAsia="Times New Roman" w:hAnsi="Times New Roman" w:cs="Times New Roman"/>
+          <w:sz w:val="24"/>
+          <w:szCs w:val="24"/>
+          <w:lang w:eastAsia="es-ES"/>
+        </w:rPr>
+      </w:pPr>
+      <w:r>
+        <w:rPr>
+          <w:rFonts w:ascii="Times New Roman" w:eastAsia="Times New Roman" w:hAnsi="Times New Roman" w:cs="Times New Roman"/>
+          <w:sz w:val="24"/>
+          <w:szCs w:val="24"/>
+          <w:lang w:eastAsia="es-ES"/>
+        </w:rPr>
+        <w:t xml:space="preserve">El complementario del </w:t>
+      </w:r>
+      <w:r>
+        <w:rPr>
+          <w:rFonts w:ascii="Times New Roman" w:eastAsia="Times New Roman" w:hAnsi="Times New Roman" w:cs="Times New Roman"/>
+          <w:b/>
+          <w:bCs/>
+          <w:sz w:val="24"/>
+          <w:szCs w:val="24"/>
+          <w:lang w:eastAsia="es-ES"/>
+        </w:rPr>
+        <w:t>Cian (</w:t>
+      </w:r>
+      <w:r>
+        <w:rPr>
+          <w:rFonts w:ascii="Times New Roman" w:eastAsia="Times New Roman" w:hAnsi="Times New Roman" w:cs="Times New Roman"/>
+          <w:b/>
+          <w:bCs/>
+          <w:i/>
+          <w:iCs/>
+          <w:sz w:val="24"/>
+          <w:szCs w:val="24"/>
+          <w:lang w:eastAsia="es-ES"/>
+        </w:rPr>
+        <w:t xml:space="preserve">Electric </w:t>
+      </w:r>
+      <w:proofErr w:type="spellStart"/>
+      <w:r>
+        <w:rPr>
+          <w:rFonts w:ascii="Times New Roman" w:eastAsia="Times New Roman" w:hAnsi="Times New Roman" w:cs="Times New Roman"/>
+          <w:b/>
+          <w:bCs/>
+          <w:i/>
+          <w:iCs/>
+          <w:sz w:val="24"/>
+          <w:szCs w:val="24"/>
+          <w:lang w:eastAsia="es-ES"/>
+        </w:rPr>
+        <w:t>Cyan</w:t>
+      </w:r>
+      <w:proofErr w:type="spellEnd"/>
+      <w:r>
+        <w:rPr>
+          <w:rFonts w:ascii="Times New Roman" w:eastAsia="Times New Roman" w:hAnsi="Times New Roman" w:cs="Times New Roman"/>
+          <w:b/>
+          <w:bCs/>
+          <w:i/>
+          <w:iCs/>
+          <w:sz w:val="24"/>
+          <w:szCs w:val="24"/>
+          <w:lang w:eastAsia="es-ES"/>
+        </w:rPr>
+        <w:t xml:space="preserve"> / Green-Blue</w:t>
+      </w:r>
+      <w:r>
+        <w:rPr>
+          <w:rFonts w:ascii="Times New Roman" w:eastAsia="Times New Roman" w:hAnsi="Times New Roman" w:cs="Times New Roman"/>
+          <w:b/>
+          <w:bCs/>
+          <w:sz w:val="24"/>
+          <w:szCs w:val="24"/>
+          <w:lang w:eastAsia="es-ES"/>
+        </w:rPr>
+        <w:t>)</w:t>
+      </w:r>
+      <w:r>
+        <w:rPr>
+          <w:rFonts w:ascii="Times New Roman" w:eastAsia="Times New Roman" w:hAnsi="Times New Roman" w:cs="Times New Roman"/>
+          <w:sz w:val="24"/>
+          <w:szCs w:val="24"/>
+          <w:lang w:eastAsia="es-ES"/>
+        </w:rPr>
+        <w:t xml:space="preserve"> es el </w:t>
+      </w:r>
+      <w:r>
+        <w:rPr>
+          <w:rFonts w:ascii="Times New Roman" w:eastAsia="Times New Roman" w:hAnsi="Times New Roman" w:cs="Times New Roman"/>
+          <w:b/>
+          <w:bCs/>
+          <w:sz w:val="24"/>
+          <w:szCs w:val="24"/>
+          <w:lang w:eastAsia="es-ES"/>
+        </w:rPr>
+        <w:t>Rojo-Naranja (</w:t>
+      </w:r>
+      <w:r>
+        <w:rPr>
+          <w:rFonts w:ascii="Times New Roman" w:eastAsia="Times New Roman" w:hAnsi="Times New Roman" w:cs="Times New Roman"/>
+          <w:b/>
+          <w:bCs/>
+          <w:i/>
+          <w:iCs/>
+          <w:sz w:val="24"/>
+          <w:szCs w:val="24"/>
+          <w:lang w:eastAsia="es-ES"/>
+        </w:rPr>
+        <w:t>Red-Orange</w:t>
+      </w:r>
+      <w:r>
+        <w:rPr>
+          <w:rFonts w:ascii="Times New Roman" w:eastAsia="Times New Roman" w:hAnsi="Times New Roman" w:cs="Times New Roman"/>
+          <w:b/>
+          <w:bCs/>
+          <w:sz w:val="24"/>
+          <w:szCs w:val="24"/>
+          <w:lang w:eastAsia="es-ES"/>
+        </w:rPr>
+        <w:t>)</w:t>
+      </w:r>
+      <w:r>
+        <w:rPr>
+          <w:rFonts w:ascii="Times New Roman" w:eastAsia="Times New Roman" w:hAnsi="Times New Roman" w:cs="Times New Roman"/>
+          <w:sz w:val="24"/>
+          <w:szCs w:val="24"/>
+          <w:lang w:eastAsia="es-ES"/>
+        </w:rPr>
+        <w:t xml:space="preserve">. </w:t>
+      </w:r>
+    </w:p>
+    <w:p>
+      <w:pPr>
+        <w:numPr>
+          <w:ilvl w:val="0"/>
+          <w:numId w:val="7"/>
+        </w:numPr>
+        <w:spacing w:before="100" w:beforeAutospacing="1" w:after="100" w:afterAutospacing="1" w:line="240" w:lineRule="auto"/>
+        <w:rPr>
+          <w:rFonts w:ascii="Times New Roman" w:eastAsia="Times New Roman" w:hAnsi="Times New Roman" w:cs="Times New Roman"/>
+          <w:sz w:val="24"/>
+          <w:szCs w:val="24"/>
+          <w:lang w:eastAsia="es-ES"/>
+        </w:rPr>
+      </w:pPr>
+      <w:r>
+        <w:rPr>
+          <w:rFonts w:ascii="Times New Roman" w:eastAsia="Times New Roman" w:hAnsi="Times New Roman" w:cs="Times New Roman"/>
+          <w:b/>
+          <w:bCs/>
+          <w:sz w:val="24"/>
+          <w:szCs w:val="24"/>
+          <w:lang w:eastAsia="es-ES"/>
+        </w:rPr>
+        <w:t>Aplicación justificada para el sistema NÉBULA:</w:t>
+      </w:r>
+    </w:p>
+    <w:p>
+      <w:pPr>
+        <w:spacing w:beforeAutospacing="1" w:after="100" w:afterAutospacing="1" w:line="240" w:lineRule="auto"/>
+        <w:ind w:left="1440"/>
+        <w:rPr>
+          <w:rFonts w:ascii="Times New Roman" w:eastAsia="Times New Roman" w:hAnsi="Times New Roman" w:cs="Times New Roman"/>
+          <w:sz w:val="24"/>
+          <w:szCs w:val="24"/>
+          <w:lang w:eastAsia="es-ES"/>
+        </w:rPr>
+      </w:pPr>
+      <w:r>
+        <w:rPr>
+          <w:rFonts w:ascii="Times New Roman" w:eastAsia="Times New Roman" w:hAnsi="Times New Roman" w:cs="Times New Roman"/>
+          <w:sz w:val="24"/>
+          <w:szCs w:val="24"/>
+          <w:lang w:eastAsia="es-ES"/>
+        </w:rPr>
+        <w:t>"Siguiendo la teoría de colores complementarios de la asignatura (opuestos en la rueda cromática), reservamos los tonos complementarios cálidos (</w:t>
+      </w:r>
+      <w:proofErr w:type="spellStart"/>
+      <w:r>
+        <w:rPr>
+          <w:rFonts w:ascii="Times New Roman" w:eastAsia="Times New Roman" w:hAnsi="Times New Roman" w:cs="Times New Roman"/>
+          <w:b/>
+          <w:bCs/>
+          <w:sz w:val="24"/>
+          <w:szCs w:val="24"/>
+          <w:lang w:eastAsia="es-ES"/>
+        </w:rPr>
+        <w:t>Amber</w:t>
+      </w:r>
+      <w:proofErr w:type="spellEnd"/>
+      <w:r>
+        <w:rPr>
+          <w:rFonts w:ascii="Times New Roman" w:eastAsia="Times New Roman" w:hAnsi="Times New Roman" w:cs="Times New Roman"/>
+          <w:b/>
+          <w:bCs/>
+          <w:sz w:val="24"/>
+          <w:szCs w:val="24"/>
+          <w:lang w:eastAsia="es-ES"/>
+        </w:rPr>
+        <w:t xml:space="preserve"> / Orange</w:t>
+      </w:r>
+      <w:r>
+        <w:rPr>
+          <w:rFonts w:ascii="Times New Roman" w:eastAsia="Times New Roman" w:hAnsi="Times New Roman" w:cs="Times New Roman"/>
+          <w:sz w:val="24"/>
+          <w:szCs w:val="24"/>
+          <w:lang w:eastAsia="es-ES"/>
+        </w:rPr>
+        <w:t xml:space="preserve"> y </w:t>
+      </w:r>
+      <w:r>
+        <w:rPr>
+          <w:rFonts w:ascii="Times New Roman" w:eastAsia="Times New Roman" w:hAnsi="Times New Roman" w:cs="Times New Roman"/>
+          <w:b/>
+          <w:bCs/>
+          <w:sz w:val="24"/>
+          <w:szCs w:val="24"/>
+          <w:lang w:eastAsia="es-ES"/>
+        </w:rPr>
+        <w:t>Red-Orange</w:t>
+      </w:r>
+      <w:r>
+        <w:rPr>
+          <w:rFonts w:ascii="Times New Roman" w:eastAsia="Times New Roman" w:hAnsi="Times New Roman" w:cs="Times New Roman"/>
+          <w:sz w:val="24"/>
+          <w:szCs w:val="24"/>
+          <w:lang w:eastAsia="es-ES"/>
+        </w:rPr>
+        <w:t xml:space="preserve">) de forma funcional para </w:t>
+      </w:r>
+      <w:r>
+        <w:rPr>
+          <w:rFonts w:ascii="Times New Roman" w:eastAsia="Times New Roman" w:hAnsi="Times New Roman" w:cs="Times New Roman"/>
+          <w:b/>
+          <w:bCs/>
+          <w:sz w:val="24"/>
+          <w:szCs w:val="24"/>
+          <w:lang w:eastAsia="es-ES"/>
+        </w:rPr>
+        <w:t>avisos de emergencia, alertas de ruta y estados críticos de batería/vuelo</w:t>
+      </w:r>
+      <w:r>
+        <w:rPr>
+          <w:rFonts w:ascii="Times New Roman" w:eastAsia="Times New Roman" w:hAnsi="Times New Roman" w:cs="Times New Roman"/>
+          <w:sz w:val="24"/>
+          <w:szCs w:val="24"/>
+          <w:lang w:eastAsia="es-ES"/>
+        </w:rPr>
+        <w:t xml:space="preserve"> en la interfaz de cabina y la aplicación móvil, garantizando el máximo contraste de atención frente a la base fría corporativa (Azul / Cian / Violeta)." </w:t>
+      </w:r>
+    </w:p>
+    <w:p>
+      <w:pPr>
+        <w:rPr>
+          <w:rFonts w:ascii="Times New Roman" w:eastAsia="Times New Roman" w:hAnsi="Times New Roman" w:cs="Times New Roman"/>
+          <w:b/>
+          <w:bCs/>
+          <w:sz w:val="27"/>
+          <w:szCs w:val="27"/>
+          <w:lang w:eastAsia="es-ES"/>
+        </w:rPr>
+      </w:pPr>
+      <w:r>
+        <w:rPr>
+          <w:rFonts w:ascii="Times New Roman" w:eastAsia="Times New Roman" w:hAnsi="Times New Roman" w:cs="Times New Roman"/>
+          <w:b/>
+          <w:bCs/>
+          <w:sz w:val="27"/>
+          <w:szCs w:val="27"/>
+          <w:lang w:eastAsia="es-ES"/>
+        </w:rPr>
+        <w:t>Ficha Resumen para presentar a tu profesor</w:t>
+      </w:r>
+    </w:p>
+    <w:p>
+      <w:pPr>
+        <w:rPr>
+          <w:rFonts w:ascii="Times New Roman" w:eastAsia="Times New Roman" w:hAnsi="Times New Roman" w:cs="Times New Roman"/>
+          <w:b/>
+          <w:bCs/>
+          <w:sz w:val="27"/>
+          <w:szCs w:val="27"/>
+          <w:lang w:eastAsia="es-ES"/>
+        </w:rPr>
+      </w:pPr>
+    </w:p>
+    <w:p>
+      <w:pPr>
+        <w:rPr>
+          <w:rFonts w:ascii="Times New Roman" w:eastAsia="Times New Roman" w:hAnsi="Times New Roman" w:cs="Times New Roman"/>
+          <w:b/>
+          <w:bCs/>
+          <w:sz w:val="27"/>
+          <w:szCs w:val="27"/>
+          <w:lang w:eastAsia="es-ES"/>
+        </w:rPr>
+      </w:pPr>
+    </w:p>
+    <w:p>
+      <w:pPr>
+        <w:spacing w:before="100" w:beforeAutospacing="1" w:after="100" w:afterAutospacing="1" w:line="240" w:lineRule="auto"/>
+        <w:outlineLvl w:val="2"/>
+        <w:rPr>
+          <w:rFonts w:ascii="Times New Roman" w:eastAsia="Times New Roman" w:hAnsi="Times New Roman" w:cs="Times New Roman"/>
+          <w:b/>
+          <w:bCs/>
+          <w:sz w:val="27"/>
+          <w:szCs w:val="27"/>
+          <w:lang w:eastAsia="es-ES"/>
+        </w:rPr>
+      </w:pPr>
+      <w:r>
+        <w:rPr>
+          <w:rFonts w:ascii="Times New Roman" w:eastAsia="Times New Roman" w:hAnsi="Times New Roman" w:cs="Times New Roman"/>
+          <w:b/>
+          <w:bCs/>
+          <w:sz w:val="27"/>
+          <w:szCs w:val="27"/>
+          <w:lang w:eastAsia="es-ES"/>
+        </w:rPr>
+        <w:t xml:space="preserve">Colores Primarios de Marca (Brand </w:t>
+      </w:r>
+      <w:proofErr w:type="spellStart"/>
+      <w:r>
+        <w:rPr>
+          <w:rFonts w:ascii="Times New Roman" w:eastAsia="Times New Roman" w:hAnsi="Times New Roman" w:cs="Times New Roman"/>
+          <w:b/>
+          <w:bCs/>
+          <w:sz w:val="27"/>
+          <w:szCs w:val="27"/>
+          <w:lang w:eastAsia="es-ES"/>
+        </w:rPr>
+        <w:t>Primaries</w:t>
+      </w:r>
+      <w:proofErr w:type="spellEnd"/>
+      <w:r>
+        <w:rPr>
+          <w:rFonts w:ascii="Times New Roman" w:eastAsia="Times New Roman" w:hAnsi="Times New Roman" w:cs="Times New Roman"/>
+          <w:b/>
+          <w:bCs/>
+          <w:sz w:val="27"/>
+          <w:szCs w:val="27"/>
+          <w:lang w:eastAsia="es-ES"/>
+        </w:rPr>
+        <w:t xml:space="preserve"> / Principales) — </w:t>
+      </w:r>
+      <w:r>
+        <w:rPr>
+          <w:rFonts w:ascii="Times New Roman" w:eastAsia="Times New Roman" w:hAnsi="Times New Roman" w:cs="Times New Roman"/>
+          <w:b/>
+          <w:bCs/>
+          <w:i/>
+          <w:iCs/>
+          <w:sz w:val="27"/>
+          <w:szCs w:val="27"/>
+          <w:lang w:eastAsia="es-ES"/>
+        </w:rPr>
+        <w:t>Mínimo 4</w:t>
+      </w:r>
+    </w:p>
+    <w:p>
+      <w:pPr>
+        <w:spacing w:before="100" w:beforeAutospacing="1" w:after="100" w:afterAutospacing="1" w:line="240" w:lineRule="auto"/>
+        <w:rPr>
+          <w:rFonts w:ascii="Times New Roman" w:eastAsia="Times New Roman" w:hAnsi="Times New Roman" w:cs="Times New Roman"/>
+          <w:sz w:val="24"/>
+          <w:szCs w:val="24"/>
+          <w:lang w:eastAsia="es-ES"/>
+        </w:rPr>
+      </w:pPr>
+      <w:r>
+        <w:rPr>
+          <w:rFonts w:ascii="Times New Roman" w:eastAsia="Times New Roman" w:hAnsi="Times New Roman" w:cs="Times New Roman"/>
+          <w:sz w:val="24"/>
+          <w:szCs w:val="24"/>
+          <w:lang w:eastAsia="es-ES"/>
+        </w:rPr>
+        <w:t xml:space="preserve">En diseño de identidad corporativa e interfaces de usuario (UI), los colores primarios representan la estructura y esencia de la marca (60–30% del uso visual). De tu paleta oficial de 6 colores, tus 4 primarios de marca son: </w:t>
+      </w:r>
+    </w:p>
+    <w:p>
+      <w:pPr>
+        <w:numPr>
+          <w:ilvl w:val="0"/>
+          <w:numId w:val="5"/>
+        </w:numPr>
+        <w:spacing w:before="100" w:beforeAutospacing="1" w:after="100" w:afterAutospacing="1" w:line="240" w:lineRule="auto"/>
+        <w:rPr>
+          <w:rFonts w:ascii="Times New Roman" w:eastAsia="Times New Roman" w:hAnsi="Times New Roman" w:cs="Times New Roman"/>
+          <w:sz w:val="24"/>
+          <w:szCs w:val="24"/>
+          <w:lang w:eastAsia="es-ES"/>
+        </w:rPr>
+      </w:pPr>
+      <w:r>
+        <w:rPr>
+          <w:rFonts w:ascii="Times New Roman" w:eastAsia="Times New Roman" w:hAnsi="Times New Roman" w:cs="Times New Roman"/>
+          <w:b/>
+          <w:bCs/>
+          <w:sz w:val="24"/>
+          <w:szCs w:val="24"/>
+          <w:lang w:eastAsia="es-ES"/>
+        </w:rPr>
+        <w:t>Deep Space Black</w:t>
+      </w:r>
+      <w:r>
+        <w:rPr>
+          <w:rFonts w:ascii="Times New Roman" w:eastAsia="Times New Roman" w:hAnsi="Times New Roman" w:cs="Times New Roman"/>
+          <w:sz w:val="24"/>
+          <w:szCs w:val="24"/>
+          <w:lang w:eastAsia="es-ES"/>
+        </w:rPr>
+        <w:t xml:space="preserve"> (</w:t>
+      </w:r>
+      <w:r>
+        <w:rPr>
+          <w:rFonts w:ascii="Courier New" w:eastAsia="Times New Roman" w:hAnsi="Courier New" w:cs="Courier New"/>
+          <w:sz w:val="20"/>
+          <w:szCs w:val="20"/>
+          <w:lang w:eastAsia="es-ES"/>
+        </w:rPr>
+        <w:t>RGB 8, 10, 16</w:t>
+      </w:r>
+      <w:r>
+        <w:rPr>
+          <w:rFonts w:ascii="Times New Roman" w:eastAsia="Times New Roman" w:hAnsi="Times New Roman" w:cs="Times New Roman"/>
+          <w:sz w:val="24"/>
+          <w:szCs w:val="24"/>
+          <w:lang w:eastAsia="es-ES"/>
+        </w:rPr>
+        <w:t xml:space="preserve">) </w:t>
+      </w:r>
+    </w:p>
+    <w:p>
+      <w:pPr>
+        <w:numPr>
+          <w:ilvl w:val="1"/>
+          <w:numId w:val="5"/>
+        </w:numPr>
+        <w:spacing w:before="100" w:beforeAutospacing="1" w:after="100" w:afterAutospacing="1" w:line="240" w:lineRule="auto"/>
+        <w:rPr>
+          <w:rFonts w:ascii="Times New Roman" w:eastAsia="Times New Roman" w:hAnsi="Times New Roman" w:cs="Times New Roman"/>
+          <w:sz w:val="24"/>
+          <w:szCs w:val="24"/>
+          <w:lang w:eastAsia="es-ES"/>
+        </w:rPr>
+      </w:pPr>
+      <w:r>
+        <w:rPr>
+          <w:rFonts w:ascii="Times New Roman" w:eastAsia="Times New Roman" w:hAnsi="Times New Roman" w:cs="Times New Roman"/>
+          <w:b/>
+          <w:bCs/>
+          <w:sz w:val="24"/>
+          <w:szCs w:val="24"/>
+          <w:lang w:eastAsia="es-ES"/>
+        </w:rPr>
+        <w:t>Rol:</w:t>
+      </w:r>
+      <w:r>
+        <w:rPr>
+          <w:rFonts w:ascii="Times New Roman" w:eastAsia="Times New Roman" w:hAnsi="Times New Roman" w:cs="Times New Roman"/>
+          <w:sz w:val="24"/>
+          <w:szCs w:val="24"/>
+          <w:lang w:eastAsia="es-ES"/>
+        </w:rPr>
+        <w:t xml:space="preserve"> Fondo principal y soporte de interfaz (</w:t>
+      </w:r>
+      <w:proofErr w:type="spellStart"/>
+      <w:r>
+        <w:rPr>
+          <w:rFonts w:ascii="Times New Roman" w:eastAsia="Times New Roman" w:hAnsi="Times New Roman" w:cs="Times New Roman"/>
+          <w:sz w:val="24"/>
+          <w:szCs w:val="24"/>
+          <w:lang w:eastAsia="es-ES"/>
+        </w:rPr>
+        <w:t>Dark</w:t>
+      </w:r>
+      <w:proofErr w:type="spellEnd"/>
+      <w:r>
+        <w:rPr>
+          <w:rFonts w:ascii="Times New Roman" w:eastAsia="Times New Roman" w:hAnsi="Times New Roman" w:cs="Times New Roman"/>
+          <w:sz w:val="24"/>
+          <w:szCs w:val="24"/>
+          <w:lang w:eastAsia="es-ES"/>
+        </w:rPr>
+        <w:t xml:space="preserve"> </w:t>
+      </w:r>
+      <w:proofErr w:type="spellStart"/>
+      <w:r>
+        <w:rPr>
+          <w:rFonts w:ascii="Times New Roman" w:eastAsia="Times New Roman" w:hAnsi="Times New Roman" w:cs="Times New Roman"/>
+          <w:sz w:val="24"/>
+          <w:szCs w:val="24"/>
+          <w:lang w:eastAsia="es-ES"/>
+        </w:rPr>
+        <w:t>Mode</w:t>
+      </w:r>
+      <w:proofErr w:type="spellEnd"/>
+      <w:r>
+        <w:rPr>
+          <w:rFonts w:ascii="Times New Roman" w:eastAsia="Times New Roman" w:hAnsi="Times New Roman" w:cs="Times New Roman"/>
+          <w:sz w:val="24"/>
+          <w:szCs w:val="24"/>
+          <w:lang w:eastAsia="es-ES"/>
+        </w:rPr>
+        <w:t xml:space="preserve"> / Tema Aeroespacial). </w:t>
+      </w:r>
+    </w:p>
+    <w:p>
+      <w:pPr>
+        <w:numPr>
+          <w:ilvl w:val="1"/>
+          <w:numId w:val="5"/>
+        </w:numPr>
+        <w:spacing w:before="100" w:beforeAutospacing="1" w:after="100" w:afterAutospacing="1" w:line="240" w:lineRule="auto"/>
+        <w:rPr>
+          <w:rFonts w:ascii="Times New Roman" w:eastAsia="Times New Roman" w:hAnsi="Times New Roman" w:cs="Times New Roman"/>
+          <w:sz w:val="24"/>
+          <w:szCs w:val="24"/>
+          <w:lang w:eastAsia="es-ES"/>
+        </w:rPr>
+      </w:pPr>
+      <w:r>
+        <w:rPr>
+          <w:rFonts w:ascii="Times New Roman" w:eastAsia="Times New Roman" w:hAnsi="Times New Roman" w:cs="Times New Roman"/>
+          <w:b/>
+          <w:bCs/>
+          <w:sz w:val="24"/>
+          <w:szCs w:val="24"/>
+          <w:lang w:eastAsia="es-ES"/>
+        </w:rPr>
+        <w:t>Justificación de clase:</w:t>
+      </w:r>
+      <w:r>
+        <w:rPr>
+          <w:rFonts w:ascii="Times New Roman" w:eastAsia="Times New Roman" w:hAnsi="Times New Roman" w:cs="Times New Roman"/>
+          <w:sz w:val="24"/>
+          <w:szCs w:val="24"/>
+          <w:lang w:eastAsia="es-ES"/>
+        </w:rPr>
+        <w:t xml:space="preserve"> Representa </w:t>
+      </w:r>
+      <w:r>
+        <w:rPr>
+          <w:rFonts w:ascii="Times New Roman" w:eastAsia="Times New Roman" w:hAnsi="Times New Roman" w:cs="Times New Roman"/>
+          <w:b/>
+          <w:bCs/>
+          <w:sz w:val="24"/>
+          <w:szCs w:val="24"/>
+          <w:lang w:eastAsia="es-ES"/>
+        </w:rPr>
+        <w:t>Elegancia, Poder, Misterio y Estabilidad</w:t>
+      </w:r>
+      <w:r>
+        <w:rPr>
+          <w:rFonts w:ascii="Times New Roman" w:eastAsia="Times New Roman" w:hAnsi="Times New Roman" w:cs="Times New Roman"/>
+          <w:sz w:val="24"/>
+          <w:szCs w:val="24"/>
+          <w:lang w:eastAsia="es-ES"/>
+        </w:rPr>
+        <w:t xml:space="preserve">. </w:t>
+      </w:r>
+    </w:p>
+    <w:p>
+      <w:pPr>
+        <w:numPr>
+          <w:ilvl w:val="0"/>
+          <w:numId w:val="5"/>
+        </w:numPr>
+        <w:spacing w:before="100" w:beforeAutospacing="1" w:after="100" w:afterAutospacing="1" w:line="240" w:lineRule="auto"/>
+        <w:rPr>
+          <w:rFonts w:ascii="Times New Roman" w:eastAsia="Times New Roman" w:hAnsi="Times New Roman" w:cs="Times New Roman"/>
+          <w:sz w:val="24"/>
+          <w:szCs w:val="24"/>
+          <w:lang w:eastAsia="es-ES"/>
+        </w:rPr>
+      </w:pPr>
+      <w:r>
+        <w:rPr>
+          <w:rFonts w:ascii="Times New Roman" w:eastAsia="Times New Roman" w:hAnsi="Times New Roman" w:cs="Times New Roman"/>
+          <w:b/>
+          <w:bCs/>
+          <w:sz w:val="24"/>
+          <w:szCs w:val="24"/>
+          <w:lang w:eastAsia="es-ES"/>
+        </w:rPr>
+        <w:t>Titanium White</w:t>
+      </w:r>
+      <w:r>
+        <w:rPr>
+          <w:rFonts w:ascii="Times New Roman" w:eastAsia="Times New Roman" w:hAnsi="Times New Roman" w:cs="Times New Roman"/>
+          <w:sz w:val="24"/>
+          <w:szCs w:val="24"/>
+          <w:lang w:eastAsia="es-ES"/>
+        </w:rPr>
+        <w:t xml:space="preserve"> (</w:t>
+      </w:r>
+      <w:r>
+        <w:rPr>
+          <w:rFonts w:ascii="Courier New" w:eastAsia="Times New Roman" w:hAnsi="Courier New" w:cs="Courier New"/>
+          <w:sz w:val="20"/>
+          <w:szCs w:val="20"/>
+          <w:lang w:eastAsia="es-ES"/>
+        </w:rPr>
+        <w:t>RGB 243, 244, 246</w:t>
+      </w:r>
+      <w:r>
+        <w:rPr>
+          <w:rFonts w:ascii="Times New Roman" w:eastAsia="Times New Roman" w:hAnsi="Times New Roman" w:cs="Times New Roman"/>
+          <w:sz w:val="24"/>
+          <w:szCs w:val="24"/>
+          <w:lang w:eastAsia="es-ES"/>
+        </w:rPr>
+        <w:t xml:space="preserve">) </w:t>
+      </w:r>
+    </w:p>
+    <w:p>
+      <w:pPr>
+        <w:numPr>
+          <w:ilvl w:val="1"/>
+          <w:numId w:val="5"/>
+        </w:numPr>
+        <w:spacing w:before="100" w:beforeAutospacing="1" w:after="100" w:afterAutospacing="1" w:line="240" w:lineRule="auto"/>
+        <w:rPr>
+          <w:rFonts w:ascii="Times New Roman" w:eastAsia="Times New Roman" w:hAnsi="Times New Roman" w:cs="Times New Roman"/>
+          <w:sz w:val="24"/>
+          <w:szCs w:val="24"/>
+          <w:lang w:eastAsia="es-ES"/>
+        </w:rPr>
+      </w:pPr>
+      <w:r>
+        <w:rPr>
+          <w:rFonts w:ascii="Times New Roman" w:eastAsia="Times New Roman" w:hAnsi="Times New Roman" w:cs="Times New Roman"/>
+          <w:b/>
+          <w:bCs/>
+          <w:sz w:val="24"/>
+          <w:szCs w:val="24"/>
+          <w:lang w:eastAsia="es-ES"/>
+        </w:rPr>
+        <w:t>Rol:</w:t>
+      </w:r>
+      <w:r>
+        <w:rPr>
+          <w:rFonts w:ascii="Times New Roman" w:eastAsia="Times New Roman" w:hAnsi="Times New Roman" w:cs="Times New Roman"/>
+          <w:sz w:val="24"/>
+          <w:szCs w:val="24"/>
+          <w:lang w:eastAsia="es-ES"/>
+        </w:rPr>
+        <w:t xml:space="preserve"> Tipografía principal, iconos estructurales y legibilidad nítida en alto contraste. </w:t>
+      </w:r>
+    </w:p>
+    <w:p>
+      <w:pPr>
+        <w:numPr>
+          <w:ilvl w:val="1"/>
+          <w:numId w:val="5"/>
+        </w:numPr>
+        <w:spacing w:before="100" w:beforeAutospacing="1" w:after="100" w:afterAutospacing="1" w:line="240" w:lineRule="auto"/>
+        <w:rPr>
+          <w:rFonts w:ascii="Times New Roman" w:eastAsia="Times New Roman" w:hAnsi="Times New Roman" w:cs="Times New Roman"/>
+          <w:sz w:val="24"/>
+          <w:szCs w:val="24"/>
+          <w:lang w:eastAsia="es-ES"/>
+        </w:rPr>
+      </w:pPr>
+      <w:r>
+        <w:rPr>
+          <w:rFonts w:ascii="Times New Roman" w:eastAsia="Times New Roman" w:hAnsi="Times New Roman" w:cs="Times New Roman"/>
+          <w:b/>
+          <w:bCs/>
+          <w:sz w:val="24"/>
+          <w:szCs w:val="24"/>
+          <w:lang w:eastAsia="es-ES"/>
+        </w:rPr>
+        <w:t>Justificación de clase:</w:t>
+      </w:r>
+      <w:r>
+        <w:rPr>
+          <w:rFonts w:ascii="Times New Roman" w:eastAsia="Times New Roman" w:hAnsi="Times New Roman" w:cs="Times New Roman"/>
+          <w:sz w:val="24"/>
+          <w:szCs w:val="24"/>
+          <w:lang w:eastAsia="es-ES"/>
+        </w:rPr>
+        <w:t xml:space="preserve"> Representa </w:t>
+      </w:r>
+      <w:r>
+        <w:rPr>
+          <w:rFonts w:ascii="Times New Roman" w:eastAsia="Times New Roman" w:hAnsi="Times New Roman" w:cs="Times New Roman"/>
+          <w:b/>
+          <w:bCs/>
+          <w:sz w:val="24"/>
+          <w:szCs w:val="24"/>
+          <w:lang w:eastAsia="es-ES"/>
+        </w:rPr>
+        <w:t>Seguridad, Sencillo, Puro y Paz</w:t>
+      </w:r>
+      <w:r>
+        <w:rPr>
+          <w:rFonts w:ascii="Times New Roman" w:eastAsia="Times New Roman" w:hAnsi="Times New Roman" w:cs="Times New Roman"/>
+          <w:sz w:val="24"/>
+          <w:szCs w:val="24"/>
+          <w:lang w:eastAsia="es-ES"/>
+        </w:rPr>
+        <w:t xml:space="preserve">. </w:t>
+      </w:r>
+    </w:p>
+    <w:p>
+      <w:pPr>
+        <w:numPr>
+          <w:ilvl w:val="0"/>
+          <w:numId w:val="5"/>
+        </w:numPr>
+        <w:spacing w:before="100" w:beforeAutospacing="1" w:after="100" w:afterAutospacing="1" w:line="240" w:lineRule="auto"/>
+        <w:rPr>
+          <w:rFonts w:ascii="Times New Roman" w:eastAsia="Times New Roman" w:hAnsi="Times New Roman" w:cs="Times New Roman"/>
+          <w:sz w:val="24"/>
+          <w:szCs w:val="24"/>
+          <w:lang w:eastAsia="es-ES"/>
+        </w:rPr>
+      </w:pPr>
+      <w:r>
+        <w:rPr>
+          <w:rFonts w:ascii="Times New Roman" w:eastAsia="Times New Roman" w:hAnsi="Times New Roman" w:cs="Times New Roman"/>
+          <w:b/>
+          <w:bCs/>
+          <w:sz w:val="24"/>
+          <w:szCs w:val="24"/>
+          <w:lang w:eastAsia="es-ES"/>
+        </w:rPr>
+        <w:t>Ion Blue</w:t>
+      </w:r>
+      <w:r>
+        <w:rPr>
+          <w:rFonts w:ascii="Times New Roman" w:eastAsia="Times New Roman" w:hAnsi="Times New Roman" w:cs="Times New Roman"/>
+          <w:sz w:val="24"/>
+          <w:szCs w:val="24"/>
+          <w:lang w:eastAsia="es-ES"/>
+        </w:rPr>
+        <w:t xml:space="preserve"> (</w:t>
+      </w:r>
+      <w:r>
+        <w:rPr>
+          <w:rFonts w:ascii="Courier New" w:eastAsia="Times New Roman" w:hAnsi="Courier New" w:cs="Courier New"/>
+          <w:sz w:val="20"/>
+          <w:szCs w:val="20"/>
+          <w:lang w:eastAsia="es-ES"/>
+        </w:rPr>
+        <w:t>RGB 0, 150, 255</w:t>
+      </w:r>
+      <w:r>
+        <w:rPr>
+          <w:rFonts w:ascii="Times New Roman" w:eastAsia="Times New Roman" w:hAnsi="Times New Roman" w:cs="Times New Roman"/>
+          <w:sz w:val="24"/>
+          <w:szCs w:val="24"/>
+          <w:lang w:eastAsia="es-ES"/>
+        </w:rPr>
+        <w:t xml:space="preserve">) </w:t>
+      </w:r>
+    </w:p>
+    <w:p>
+      <w:pPr>
+        <w:numPr>
+          <w:ilvl w:val="1"/>
+          <w:numId w:val="5"/>
+        </w:numPr>
+        <w:spacing w:before="100" w:beforeAutospacing="1" w:after="100" w:afterAutospacing="1" w:line="240" w:lineRule="auto"/>
+        <w:rPr>
+          <w:rFonts w:ascii="Times New Roman" w:eastAsia="Times New Roman" w:hAnsi="Times New Roman" w:cs="Times New Roman"/>
+          <w:sz w:val="24"/>
+          <w:szCs w:val="24"/>
+          <w:lang w:eastAsia="es-ES"/>
+        </w:rPr>
+      </w:pPr>
+      <w:r>
+        <w:rPr>
+          <w:rFonts w:ascii="Times New Roman" w:eastAsia="Times New Roman" w:hAnsi="Times New Roman" w:cs="Times New Roman"/>
+          <w:b/>
+          <w:bCs/>
+          <w:sz w:val="24"/>
+          <w:szCs w:val="24"/>
+          <w:lang w:eastAsia="es-ES"/>
+        </w:rPr>
+        <w:t>Rol:</w:t>
+      </w:r>
+      <w:r>
+        <w:rPr>
+          <w:rFonts w:ascii="Times New Roman" w:eastAsia="Times New Roman" w:hAnsi="Times New Roman" w:cs="Times New Roman"/>
+          <w:sz w:val="24"/>
+          <w:szCs w:val="24"/>
+          <w:lang w:eastAsia="es-ES"/>
+        </w:rPr>
+        <w:t xml:space="preserve"> Color </w:t>
+      </w:r>
+      <w:proofErr w:type="spellStart"/>
+      <w:r>
+        <w:rPr>
+          <w:rFonts w:ascii="Times New Roman" w:eastAsia="Times New Roman" w:hAnsi="Times New Roman" w:cs="Times New Roman"/>
+          <w:sz w:val="24"/>
+          <w:szCs w:val="24"/>
+          <w:lang w:eastAsia="es-ES"/>
+        </w:rPr>
+        <w:t>identitario</w:t>
+      </w:r>
+      <w:proofErr w:type="spellEnd"/>
+      <w:r>
+        <w:rPr>
+          <w:rFonts w:ascii="Times New Roman" w:eastAsia="Times New Roman" w:hAnsi="Times New Roman" w:cs="Times New Roman"/>
+          <w:sz w:val="24"/>
+          <w:szCs w:val="24"/>
+          <w:lang w:eastAsia="es-ES"/>
+        </w:rPr>
+        <w:t xml:space="preserve"> base, estructura cromática y navegación. </w:t>
+      </w:r>
+    </w:p>
+    <w:p>
+      <w:pPr>
+        <w:numPr>
+          <w:ilvl w:val="1"/>
+          <w:numId w:val="5"/>
+        </w:numPr>
+        <w:spacing w:before="100" w:beforeAutospacing="1" w:after="100" w:afterAutospacing="1" w:line="240" w:lineRule="auto"/>
+        <w:rPr>
+          <w:rFonts w:ascii="Times New Roman" w:eastAsia="Times New Roman" w:hAnsi="Times New Roman" w:cs="Times New Roman"/>
+          <w:sz w:val="24"/>
+          <w:szCs w:val="24"/>
+          <w:lang w:eastAsia="es-ES"/>
+        </w:rPr>
+      </w:pPr>
+      <w:r>
+        <w:rPr>
+          <w:rFonts w:ascii="Times New Roman" w:eastAsia="Times New Roman" w:hAnsi="Times New Roman" w:cs="Times New Roman"/>
+          <w:b/>
+          <w:bCs/>
+          <w:sz w:val="24"/>
+          <w:szCs w:val="24"/>
+          <w:lang w:eastAsia="es-ES"/>
+        </w:rPr>
+        <w:t>Justificación de clase:</w:t>
+      </w:r>
+      <w:r>
+        <w:rPr>
+          <w:rFonts w:ascii="Times New Roman" w:eastAsia="Times New Roman" w:hAnsi="Times New Roman" w:cs="Times New Roman"/>
+          <w:sz w:val="24"/>
+          <w:szCs w:val="24"/>
+          <w:lang w:eastAsia="es-ES"/>
+        </w:rPr>
+        <w:t xml:space="preserve"> Es además un color primario natural en el círculo cromático (</w:t>
+      </w:r>
+      <w:r>
+        <w:rPr>
+          <w:rFonts w:ascii="Times New Roman" w:eastAsia="Times New Roman" w:hAnsi="Times New Roman" w:cs="Times New Roman"/>
+          <w:i/>
+          <w:iCs/>
+          <w:sz w:val="24"/>
+          <w:szCs w:val="24"/>
+          <w:lang w:eastAsia="es-ES"/>
+        </w:rPr>
+        <w:t>The foundation of all colours</w:t>
+      </w:r>
+      <w:r>
+        <w:rPr>
+          <w:rFonts w:ascii="Times New Roman" w:eastAsia="Times New Roman" w:hAnsi="Times New Roman" w:cs="Times New Roman"/>
+          <w:sz w:val="24"/>
+          <w:szCs w:val="24"/>
+          <w:lang w:eastAsia="es-ES"/>
+        </w:rPr>
+        <w:t xml:space="preserve">). Representa </w:t>
+      </w:r>
+      <w:r>
+        <w:rPr>
+          <w:rFonts w:ascii="Times New Roman" w:eastAsia="Times New Roman" w:hAnsi="Times New Roman" w:cs="Times New Roman"/>
+          <w:b/>
+          <w:bCs/>
+          <w:sz w:val="24"/>
+          <w:szCs w:val="24"/>
+          <w:lang w:eastAsia="es-ES"/>
+        </w:rPr>
+        <w:t>Confianza, Seguridad vehicular, Lealtad y Estabilidad</w:t>
+      </w:r>
+      <w:r>
+        <w:rPr>
+          <w:rFonts w:ascii="Times New Roman" w:eastAsia="Times New Roman" w:hAnsi="Times New Roman" w:cs="Times New Roman"/>
+          <w:sz w:val="24"/>
+          <w:szCs w:val="24"/>
+          <w:lang w:eastAsia="es-ES"/>
+        </w:rPr>
+        <w:t xml:space="preserve">. </w:t>
+      </w:r>
+    </w:p>
+    <w:p>
+      <w:pPr>
+        <w:numPr>
+          <w:ilvl w:val="0"/>
+          <w:numId w:val="5"/>
+        </w:numPr>
+        <w:spacing w:before="100" w:beforeAutospacing="1" w:after="100" w:afterAutospacing="1" w:line="240" w:lineRule="auto"/>
+        <w:rPr>
+          <w:rFonts w:ascii="Times New Roman" w:eastAsia="Times New Roman" w:hAnsi="Times New Roman" w:cs="Times New Roman"/>
+          <w:sz w:val="24"/>
+          <w:szCs w:val="24"/>
+          <w:lang w:eastAsia="es-ES"/>
+        </w:rPr>
+      </w:pPr>
+      <w:r>
+        <w:rPr>
+          <w:rFonts w:ascii="Times New Roman" w:eastAsia="Times New Roman" w:hAnsi="Times New Roman" w:cs="Times New Roman"/>
+          <w:b/>
+          <w:bCs/>
+          <w:sz w:val="24"/>
+          <w:szCs w:val="24"/>
+          <w:lang w:eastAsia="es-ES"/>
+        </w:rPr>
+        <w:t>Cosmic Violet</w:t>
+      </w:r>
+      <w:r>
+        <w:rPr>
+          <w:rFonts w:ascii="Times New Roman" w:eastAsia="Times New Roman" w:hAnsi="Times New Roman" w:cs="Times New Roman"/>
+          <w:sz w:val="24"/>
+          <w:szCs w:val="24"/>
+          <w:lang w:eastAsia="es-ES"/>
+        </w:rPr>
+        <w:t xml:space="preserve"> (</w:t>
+      </w:r>
+      <w:r>
+        <w:rPr>
+          <w:rFonts w:ascii="Courier New" w:eastAsia="Times New Roman" w:hAnsi="Courier New" w:cs="Courier New"/>
+          <w:sz w:val="20"/>
+          <w:szCs w:val="20"/>
+          <w:lang w:eastAsia="es-ES"/>
+        </w:rPr>
+        <w:t>RGB 123, 44, 191</w:t>
+      </w:r>
+      <w:r>
+        <w:rPr>
+          <w:rFonts w:ascii="Times New Roman" w:eastAsia="Times New Roman" w:hAnsi="Times New Roman" w:cs="Times New Roman"/>
+          <w:sz w:val="24"/>
+          <w:szCs w:val="24"/>
+          <w:lang w:eastAsia="es-ES"/>
+        </w:rPr>
+        <w:t xml:space="preserve">) </w:t>
+      </w:r>
+    </w:p>
+    <w:p>
+      <w:pPr>
+        <w:numPr>
+          <w:ilvl w:val="1"/>
+          <w:numId w:val="5"/>
+        </w:numPr>
+        <w:spacing w:before="100" w:beforeAutospacing="1" w:after="100" w:afterAutospacing="1" w:line="240" w:lineRule="auto"/>
+        <w:rPr>
+          <w:rFonts w:ascii="Times New Roman" w:eastAsia="Times New Roman" w:hAnsi="Times New Roman" w:cs="Times New Roman"/>
+          <w:sz w:val="24"/>
+          <w:szCs w:val="24"/>
+          <w:lang w:eastAsia="es-ES"/>
+        </w:rPr>
+      </w:pPr>
+      <w:r>
+        <w:rPr>
+          <w:rFonts w:ascii="Times New Roman" w:eastAsia="Times New Roman" w:hAnsi="Times New Roman" w:cs="Times New Roman"/>
+          <w:b/>
+          <w:bCs/>
+          <w:sz w:val="24"/>
+          <w:szCs w:val="24"/>
+          <w:lang w:eastAsia="es-ES"/>
+        </w:rPr>
+        <w:t>Rol:</w:t>
+      </w:r>
+      <w:r>
+        <w:rPr>
+          <w:rFonts w:ascii="Times New Roman" w:eastAsia="Times New Roman" w:hAnsi="Times New Roman" w:cs="Times New Roman"/>
+          <w:sz w:val="24"/>
+          <w:szCs w:val="24"/>
+          <w:lang w:eastAsia="es-ES"/>
+        </w:rPr>
+        <w:t xml:space="preserve"> Tono corporativo de distinción aeroespacial y fondos secundarios. </w:t>
+      </w:r>
+    </w:p>
+    <w:p>
+      <w:pPr>
+        <w:numPr>
+          <w:ilvl w:val="1"/>
+          <w:numId w:val="5"/>
+        </w:numPr>
+        <w:spacing w:before="100" w:beforeAutospacing="1" w:after="100" w:afterAutospacing="1" w:line="240" w:lineRule="auto"/>
+        <w:rPr>
+          <w:rFonts w:ascii="Times New Roman" w:eastAsia="Times New Roman" w:hAnsi="Times New Roman" w:cs="Times New Roman"/>
+          <w:sz w:val="24"/>
+          <w:szCs w:val="24"/>
+          <w:lang w:eastAsia="es-ES"/>
+        </w:rPr>
+      </w:pPr>
+      <w:r>
+        <w:rPr>
+          <w:rFonts w:ascii="Times New Roman" w:eastAsia="Times New Roman" w:hAnsi="Times New Roman" w:cs="Times New Roman"/>
+          <w:b/>
+          <w:bCs/>
+          <w:sz w:val="24"/>
+          <w:szCs w:val="24"/>
+          <w:lang w:eastAsia="es-ES"/>
+        </w:rPr>
+        <w:t>Justificación de clase:</w:t>
+      </w:r>
+      <w:r>
+        <w:rPr>
+          <w:rFonts w:ascii="Times New Roman" w:eastAsia="Times New Roman" w:hAnsi="Times New Roman" w:cs="Times New Roman"/>
+          <w:sz w:val="24"/>
+          <w:szCs w:val="24"/>
+          <w:lang w:eastAsia="es-ES"/>
+        </w:rPr>
+        <w:t xml:space="preserve"> Representa </w:t>
+      </w:r>
+      <w:r>
+        <w:rPr>
+          <w:rFonts w:ascii="Times New Roman" w:eastAsia="Times New Roman" w:hAnsi="Times New Roman" w:cs="Times New Roman"/>
+          <w:b/>
+          <w:bCs/>
+          <w:sz w:val="24"/>
+          <w:szCs w:val="24"/>
+          <w:lang w:eastAsia="es-ES"/>
+        </w:rPr>
+        <w:t>Lujo, Realeza, Sabiduría y Poder</w:t>
+      </w:r>
+      <w:r>
+        <w:rPr>
+          <w:rFonts w:ascii="Times New Roman" w:eastAsia="Times New Roman" w:hAnsi="Times New Roman" w:cs="Times New Roman"/>
+          <w:sz w:val="24"/>
+          <w:szCs w:val="24"/>
+          <w:lang w:eastAsia="es-ES"/>
+        </w:rPr>
+        <w:t xml:space="preserve"> (el toque de alta gama y vanguardia tecnológica). </w:t>
+      </w:r>
+    </w:p>
+    <w:p>
+      <w:pPr>
+        <w:spacing w:before="100" w:beforeAutospacing="1" w:after="100" w:afterAutospacing="1" w:line="240" w:lineRule="auto"/>
+        <w:outlineLvl w:val="2"/>
+        <w:rPr>
+          <w:rFonts w:ascii="Times New Roman" w:eastAsia="Times New Roman" w:hAnsi="Times New Roman" w:cs="Times New Roman"/>
+          <w:b/>
+          <w:bCs/>
+          <w:sz w:val="27"/>
+          <w:szCs w:val="27"/>
+          <w:lang w:eastAsia="es-ES"/>
+        </w:rPr>
+      </w:pPr>
+      <w:r>
+        <w:rPr>
+          <w:rFonts w:ascii="Times New Roman" w:eastAsia="Times New Roman" w:hAnsi="Times New Roman" w:cs="Times New Roman"/>
+          <w:b/>
+          <w:bCs/>
+          <w:sz w:val="27"/>
+          <w:szCs w:val="27"/>
+          <w:lang w:eastAsia="es-ES"/>
+        </w:rPr>
+        <w:lastRenderedPageBreak/>
+        <w:t xml:space="preserve">2. Colores Secundarios de Marca (Brand </w:t>
+      </w:r>
+      <w:proofErr w:type="spellStart"/>
+      <w:r>
+        <w:rPr>
+          <w:rFonts w:ascii="Times New Roman" w:eastAsia="Times New Roman" w:hAnsi="Times New Roman" w:cs="Times New Roman"/>
+          <w:b/>
+          <w:bCs/>
+          <w:sz w:val="27"/>
+          <w:szCs w:val="27"/>
+          <w:lang w:eastAsia="es-ES"/>
+        </w:rPr>
+        <w:t>Secondaries</w:t>
+      </w:r>
+      <w:proofErr w:type="spellEnd"/>
+      <w:r>
+        <w:rPr>
+          <w:rFonts w:ascii="Times New Roman" w:eastAsia="Times New Roman" w:hAnsi="Times New Roman" w:cs="Times New Roman"/>
+          <w:b/>
+          <w:bCs/>
+          <w:sz w:val="27"/>
+          <w:szCs w:val="27"/>
+          <w:lang w:eastAsia="es-ES"/>
+        </w:rPr>
+        <w:t xml:space="preserve"> / Acentos de Interfaz)</w:t>
+      </w:r>
+    </w:p>
+    <w:p>
+      <w:pPr>
+        <w:spacing w:before="100" w:beforeAutospacing="1" w:after="100" w:afterAutospacing="1" w:line="240" w:lineRule="auto"/>
+        <w:rPr>
+          <w:rFonts w:ascii="Times New Roman" w:eastAsia="Times New Roman" w:hAnsi="Times New Roman" w:cs="Times New Roman"/>
+          <w:sz w:val="24"/>
+          <w:szCs w:val="24"/>
+          <w:lang w:eastAsia="es-ES"/>
+        </w:rPr>
+      </w:pPr>
+      <w:r>
+        <w:rPr>
+          <w:rFonts w:ascii="Times New Roman" w:eastAsia="Times New Roman" w:hAnsi="Times New Roman" w:cs="Times New Roman"/>
+          <w:sz w:val="24"/>
+          <w:szCs w:val="24"/>
+          <w:lang w:eastAsia="es-ES"/>
+        </w:rPr>
+        <w:t xml:space="preserve">Son los colores de apoyo, resalte e interacción (10% de la interfaz): </w:t>
+      </w:r>
+    </w:p>
+    <w:p>
+      <w:pPr>
+        <w:numPr>
+          <w:ilvl w:val="0"/>
+          <w:numId w:val="6"/>
+        </w:numPr>
+        <w:spacing w:before="100" w:beforeAutospacing="1" w:after="100" w:afterAutospacing="1" w:line="240" w:lineRule="auto"/>
+        <w:rPr>
+          <w:rFonts w:ascii="Times New Roman" w:eastAsia="Times New Roman" w:hAnsi="Times New Roman" w:cs="Times New Roman"/>
+          <w:sz w:val="24"/>
+          <w:szCs w:val="24"/>
+          <w:lang w:eastAsia="es-ES"/>
+        </w:rPr>
+      </w:pPr>
+      <w:r>
+        <w:rPr>
+          <w:rFonts w:ascii="Times New Roman" w:eastAsia="Times New Roman" w:hAnsi="Times New Roman" w:cs="Times New Roman"/>
+          <w:b/>
+          <w:bCs/>
+          <w:sz w:val="24"/>
+          <w:szCs w:val="24"/>
+          <w:lang w:eastAsia="es-ES"/>
+        </w:rPr>
+        <w:t xml:space="preserve">Electric </w:t>
+      </w:r>
+      <w:proofErr w:type="spellStart"/>
+      <w:r>
+        <w:rPr>
+          <w:rFonts w:ascii="Times New Roman" w:eastAsia="Times New Roman" w:hAnsi="Times New Roman" w:cs="Times New Roman"/>
+          <w:b/>
+          <w:bCs/>
+          <w:sz w:val="24"/>
+          <w:szCs w:val="24"/>
+          <w:lang w:eastAsia="es-ES"/>
+        </w:rPr>
+        <w:t>Cyan</w:t>
+      </w:r>
+      <w:proofErr w:type="spellEnd"/>
+      <w:r>
+        <w:rPr>
+          <w:rFonts w:ascii="Times New Roman" w:eastAsia="Times New Roman" w:hAnsi="Times New Roman" w:cs="Times New Roman"/>
+          <w:sz w:val="24"/>
+          <w:szCs w:val="24"/>
+          <w:lang w:eastAsia="es-ES"/>
+        </w:rPr>
+        <w:t xml:space="preserve"> (</w:t>
+      </w:r>
+      <w:r>
+        <w:rPr>
+          <w:rFonts w:ascii="Courier New" w:eastAsia="Times New Roman" w:hAnsi="Courier New" w:cs="Courier New"/>
+          <w:sz w:val="20"/>
+          <w:szCs w:val="20"/>
+          <w:lang w:eastAsia="es-ES"/>
+        </w:rPr>
+        <w:t>RGB 0, 242, 254</w:t>
+      </w:r>
+      <w:r>
+        <w:rPr>
+          <w:rFonts w:ascii="Times New Roman" w:eastAsia="Times New Roman" w:hAnsi="Times New Roman" w:cs="Times New Roman"/>
+          <w:sz w:val="24"/>
+          <w:szCs w:val="24"/>
+          <w:lang w:eastAsia="es-ES"/>
+        </w:rPr>
+        <w:t xml:space="preserve">) </w:t>
+      </w:r>
+    </w:p>
+    <w:p>
+      <w:pPr>
+        <w:numPr>
+          <w:ilvl w:val="1"/>
+          <w:numId w:val="6"/>
+        </w:numPr>
+        <w:spacing w:before="100" w:beforeAutospacing="1" w:after="100" w:afterAutospacing="1" w:line="240" w:lineRule="auto"/>
+        <w:rPr>
+          <w:rFonts w:ascii="Times New Roman" w:eastAsia="Times New Roman" w:hAnsi="Times New Roman" w:cs="Times New Roman"/>
+          <w:sz w:val="24"/>
+          <w:szCs w:val="24"/>
+          <w:lang w:eastAsia="es-ES"/>
+        </w:rPr>
+      </w:pPr>
+      <w:r>
+        <w:rPr>
+          <w:rFonts w:ascii="Times New Roman" w:eastAsia="Times New Roman" w:hAnsi="Times New Roman" w:cs="Times New Roman"/>
+          <w:b/>
+          <w:bCs/>
+          <w:sz w:val="24"/>
+          <w:szCs w:val="24"/>
+          <w:lang w:eastAsia="es-ES"/>
+        </w:rPr>
+        <w:t>Rol:</w:t>
+      </w:r>
+      <w:r>
+        <w:rPr>
+          <w:rFonts w:ascii="Times New Roman" w:eastAsia="Times New Roman" w:hAnsi="Times New Roman" w:cs="Times New Roman"/>
+          <w:sz w:val="24"/>
+          <w:szCs w:val="24"/>
+          <w:lang w:eastAsia="es-ES"/>
+        </w:rPr>
+        <w:t xml:space="preserve"> Color de llamada a la acción (botones CTA: </w:t>
+      </w:r>
+      <w:r>
+        <w:rPr>
+          <w:rFonts w:ascii="Times New Roman" w:eastAsia="Times New Roman" w:hAnsi="Times New Roman" w:cs="Times New Roman"/>
+          <w:i/>
+          <w:iCs/>
+          <w:sz w:val="24"/>
+          <w:szCs w:val="24"/>
+          <w:lang w:eastAsia="es-ES"/>
+        </w:rPr>
+        <w:t xml:space="preserve">"Book </w:t>
+      </w:r>
+      <w:proofErr w:type="spellStart"/>
+      <w:r>
+        <w:rPr>
+          <w:rFonts w:ascii="Times New Roman" w:eastAsia="Times New Roman" w:hAnsi="Times New Roman" w:cs="Times New Roman"/>
+          <w:i/>
+          <w:iCs/>
+          <w:sz w:val="24"/>
+          <w:szCs w:val="24"/>
+          <w:lang w:eastAsia="es-ES"/>
+        </w:rPr>
+        <w:t>Now</w:t>
+      </w:r>
+      <w:proofErr w:type="spellEnd"/>
+      <w:r>
+        <w:rPr>
+          <w:rFonts w:ascii="Times New Roman" w:eastAsia="Times New Roman" w:hAnsi="Times New Roman" w:cs="Times New Roman"/>
+          <w:i/>
+          <w:iCs/>
+          <w:sz w:val="24"/>
+          <w:szCs w:val="24"/>
+          <w:lang w:eastAsia="es-ES"/>
+        </w:rPr>
+        <w:t>"</w:t>
+      </w:r>
+      <w:r>
+        <w:rPr>
+          <w:rFonts w:ascii="Times New Roman" w:eastAsia="Times New Roman" w:hAnsi="Times New Roman" w:cs="Times New Roman"/>
+          <w:sz w:val="24"/>
+          <w:szCs w:val="24"/>
+          <w:lang w:eastAsia="es-ES"/>
+        </w:rPr>
+        <w:t>, telemetría, estados activos).</w:t>
+      </w:r>
+    </w:p>
+    <w:p>
+      <w:pPr>
+        <w:numPr>
+          <w:ilvl w:val="1"/>
+          <w:numId w:val="6"/>
+        </w:numPr>
+        <w:spacing w:before="100" w:beforeAutospacing="1" w:after="100" w:afterAutospacing="1" w:line="240" w:lineRule="auto"/>
+        <w:rPr>
+          <w:rFonts w:ascii="Times New Roman" w:eastAsia="Times New Roman" w:hAnsi="Times New Roman" w:cs="Times New Roman"/>
+          <w:sz w:val="24"/>
+          <w:szCs w:val="24"/>
+          <w:lang w:eastAsia="es-ES"/>
+        </w:rPr>
+      </w:pPr>
+      <w:r>
+        <w:rPr>
+          <w:rFonts w:ascii="Times New Roman" w:eastAsia="Times New Roman" w:hAnsi="Times New Roman" w:cs="Times New Roman"/>
+          <w:b/>
+          <w:bCs/>
+          <w:sz w:val="24"/>
+          <w:szCs w:val="24"/>
+          <w:lang w:eastAsia="es-ES"/>
+        </w:rPr>
+        <w:t>Justificación teórica de clase:</w:t>
+      </w:r>
+      <w:r>
+        <w:rPr>
+          <w:rFonts w:ascii="Times New Roman" w:eastAsia="Times New Roman" w:hAnsi="Times New Roman" w:cs="Times New Roman"/>
+          <w:sz w:val="24"/>
+          <w:szCs w:val="24"/>
+          <w:lang w:eastAsia="es-ES"/>
+        </w:rPr>
+        <w:t xml:space="preserve"> Es una mezcla intermedia entre primarios (</w:t>
+      </w:r>
+      <w:r>
+        <w:rPr>
+          <w:rFonts w:ascii="Times New Roman" w:eastAsia="Times New Roman" w:hAnsi="Times New Roman" w:cs="Times New Roman"/>
+          <w:i/>
+          <w:iCs/>
+          <w:sz w:val="24"/>
+          <w:szCs w:val="24"/>
+          <w:lang w:eastAsia="es-ES"/>
+        </w:rPr>
+        <w:t>Green-Blue</w:t>
+      </w:r>
+      <w:r>
+        <w:rPr>
+          <w:rFonts w:ascii="Times New Roman" w:eastAsia="Times New Roman" w:hAnsi="Times New Roman" w:cs="Times New Roman"/>
+          <w:sz w:val="24"/>
+          <w:szCs w:val="24"/>
+          <w:lang w:eastAsia="es-ES"/>
+        </w:rPr>
+        <w:t xml:space="preserve">). Aporta </w:t>
+      </w:r>
+      <w:r>
+        <w:rPr>
+          <w:rFonts w:ascii="Times New Roman" w:eastAsia="Times New Roman" w:hAnsi="Times New Roman" w:cs="Times New Roman"/>
+          <w:b/>
+          <w:bCs/>
+          <w:sz w:val="24"/>
+          <w:szCs w:val="24"/>
+          <w:lang w:eastAsia="es-ES"/>
+        </w:rPr>
+        <w:t>Calma, Frescura e Innovación visual</w:t>
+      </w:r>
+      <w:r>
+        <w:rPr>
+          <w:rFonts w:ascii="Times New Roman" w:eastAsia="Times New Roman" w:hAnsi="Times New Roman" w:cs="Times New Roman"/>
+          <w:sz w:val="24"/>
+          <w:szCs w:val="24"/>
+          <w:lang w:eastAsia="es-ES"/>
+        </w:rPr>
+        <w:t xml:space="preserve"> con máxima saturación (100% </w:t>
+      </w:r>
+      <w:proofErr w:type="spellStart"/>
+      <w:r>
+        <w:rPr>
+          <w:rFonts w:ascii="Times New Roman" w:eastAsia="Times New Roman" w:hAnsi="Times New Roman" w:cs="Times New Roman"/>
+          <w:i/>
+          <w:iCs/>
+          <w:sz w:val="24"/>
+          <w:szCs w:val="24"/>
+          <w:lang w:eastAsia="es-ES"/>
+        </w:rPr>
+        <w:t>saturation</w:t>
+      </w:r>
+      <w:proofErr w:type="spellEnd"/>
+      <w:r>
+        <w:rPr>
+          <w:rFonts w:ascii="Times New Roman" w:eastAsia="Times New Roman" w:hAnsi="Times New Roman" w:cs="Times New Roman"/>
+          <w:sz w:val="24"/>
+          <w:szCs w:val="24"/>
+          <w:lang w:eastAsia="es-ES"/>
+        </w:rPr>
+        <w:t xml:space="preserve"> para alta interactividad). </w:t>
+      </w:r>
+    </w:p>
+    <w:p>
+      <w:pPr>
+        <w:numPr>
+          <w:ilvl w:val="0"/>
+          <w:numId w:val="6"/>
+        </w:numPr>
+        <w:spacing w:before="100" w:beforeAutospacing="1" w:after="100" w:afterAutospacing="1" w:line="240" w:lineRule="auto"/>
+        <w:rPr>
+          <w:rFonts w:ascii="Times New Roman" w:eastAsia="Times New Roman" w:hAnsi="Times New Roman" w:cs="Times New Roman"/>
+          <w:sz w:val="24"/>
+          <w:szCs w:val="24"/>
+          <w:lang w:eastAsia="es-ES"/>
+        </w:rPr>
+      </w:pPr>
+      <w:proofErr w:type="spellStart"/>
+      <w:r>
+        <w:rPr>
+          <w:rFonts w:ascii="Times New Roman" w:eastAsia="Times New Roman" w:hAnsi="Times New Roman" w:cs="Times New Roman"/>
+          <w:b/>
+          <w:bCs/>
+          <w:sz w:val="24"/>
+          <w:szCs w:val="24"/>
+          <w:lang w:eastAsia="es-ES"/>
+        </w:rPr>
+        <w:t>Nebula</w:t>
+      </w:r>
+      <w:proofErr w:type="spellEnd"/>
+      <w:r>
+        <w:rPr>
+          <w:rFonts w:ascii="Times New Roman" w:eastAsia="Times New Roman" w:hAnsi="Times New Roman" w:cs="Times New Roman"/>
+          <w:b/>
+          <w:bCs/>
+          <w:sz w:val="24"/>
+          <w:szCs w:val="24"/>
+          <w:lang w:eastAsia="es-ES"/>
+        </w:rPr>
+        <w:t xml:space="preserve"> </w:t>
+      </w:r>
+      <w:proofErr w:type="spellStart"/>
+      <w:r>
+        <w:rPr>
+          <w:rFonts w:ascii="Times New Roman" w:eastAsia="Times New Roman" w:hAnsi="Times New Roman" w:cs="Times New Roman"/>
+          <w:b/>
+          <w:bCs/>
+          <w:sz w:val="24"/>
+          <w:szCs w:val="24"/>
+          <w:lang w:eastAsia="es-ES"/>
+        </w:rPr>
+        <w:t>Purple</w:t>
+      </w:r>
+      <w:proofErr w:type="spellEnd"/>
+      <w:r>
+        <w:rPr>
+          <w:rFonts w:ascii="Times New Roman" w:eastAsia="Times New Roman" w:hAnsi="Times New Roman" w:cs="Times New Roman"/>
+          <w:sz w:val="24"/>
+          <w:szCs w:val="24"/>
+          <w:lang w:eastAsia="es-ES"/>
+        </w:rPr>
+        <w:t xml:space="preserve"> (</w:t>
+      </w:r>
+      <w:r>
+        <w:rPr>
+          <w:rFonts w:ascii="Courier New" w:eastAsia="Times New Roman" w:hAnsi="Courier New" w:cs="Courier New"/>
+          <w:sz w:val="20"/>
+          <w:szCs w:val="20"/>
+          <w:lang w:eastAsia="es-ES"/>
+        </w:rPr>
+        <w:t>RGB 178, 75, 243</w:t>
+      </w:r>
+      <w:r>
+        <w:rPr>
+          <w:rFonts w:ascii="Times New Roman" w:eastAsia="Times New Roman" w:hAnsi="Times New Roman" w:cs="Times New Roman"/>
+          <w:sz w:val="24"/>
+          <w:szCs w:val="24"/>
+          <w:lang w:eastAsia="es-ES"/>
+        </w:rPr>
+        <w:t xml:space="preserve">) </w:t>
+      </w:r>
+    </w:p>
+    <w:p>
+      <w:pPr>
+        <w:numPr>
+          <w:ilvl w:val="1"/>
+          <w:numId w:val="6"/>
+        </w:numPr>
+        <w:spacing w:before="100" w:beforeAutospacing="1" w:after="100" w:afterAutospacing="1" w:line="240" w:lineRule="auto"/>
+        <w:rPr>
+          <w:rFonts w:ascii="Times New Roman" w:eastAsia="Times New Roman" w:hAnsi="Times New Roman" w:cs="Times New Roman"/>
+          <w:sz w:val="24"/>
+          <w:szCs w:val="24"/>
+          <w:lang w:eastAsia="es-ES"/>
+        </w:rPr>
+      </w:pPr>
+      <w:r>
+        <w:rPr>
+          <w:rFonts w:ascii="Times New Roman" w:eastAsia="Times New Roman" w:hAnsi="Times New Roman" w:cs="Times New Roman"/>
+          <w:b/>
+          <w:bCs/>
+          <w:sz w:val="24"/>
+          <w:szCs w:val="24"/>
+          <w:lang w:eastAsia="es-ES"/>
+        </w:rPr>
+        <w:t>Rol:</w:t>
+      </w:r>
+      <w:r>
+        <w:rPr>
+          <w:rFonts w:ascii="Times New Roman" w:eastAsia="Times New Roman" w:hAnsi="Times New Roman" w:cs="Times New Roman"/>
+          <w:sz w:val="24"/>
+          <w:szCs w:val="24"/>
+          <w:lang w:eastAsia="es-ES"/>
+        </w:rPr>
+        <w:t xml:space="preserve"> Variación luminosa secundaria para degradados cósmicos, insignias y estados </w:t>
+      </w:r>
+      <w:proofErr w:type="spellStart"/>
+      <w:r>
+        <w:rPr>
+          <w:rFonts w:ascii="Times New Roman" w:eastAsia="Times New Roman" w:hAnsi="Times New Roman" w:cs="Times New Roman"/>
+          <w:sz w:val="24"/>
+          <w:szCs w:val="24"/>
+          <w:lang w:eastAsia="es-ES"/>
+        </w:rPr>
+        <w:t>hover</w:t>
+      </w:r>
+      <w:proofErr w:type="spellEnd"/>
+      <w:r>
+        <w:rPr>
+          <w:rFonts w:ascii="Times New Roman" w:eastAsia="Times New Roman" w:hAnsi="Times New Roman" w:cs="Times New Roman"/>
+          <w:sz w:val="24"/>
+          <w:szCs w:val="24"/>
+          <w:lang w:eastAsia="es-ES"/>
+        </w:rPr>
+        <w:t>/</w:t>
+      </w:r>
+      <w:proofErr w:type="spellStart"/>
+      <w:r>
+        <w:rPr>
+          <w:rFonts w:ascii="Times New Roman" w:eastAsia="Times New Roman" w:hAnsi="Times New Roman" w:cs="Times New Roman"/>
+          <w:sz w:val="24"/>
+          <w:szCs w:val="24"/>
+          <w:lang w:eastAsia="es-ES"/>
+        </w:rPr>
+        <w:t>focus</w:t>
+      </w:r>
+      <w:proofErr w:type="spellEnd"/>
+      <w:r>
+        <w:rPr>
+          <w:rFonts w:ascii="Times New Roman" w:eastAsia="Times New Roman" w:hAnsi="Times New Roman" w:cs="Times New Roman"/>
+          <w:sz w:val="24"/>
+          <w:szCs w:val="24"/>
+          <w:lang w:eastAsia="es-ES"/>
+        </w:rPr>
+        <w:t xml:space="preserve">. </w:t>
+      </w:r>
+    </w:p>
+    <w:p>
+      <w:pPr>
+        <w:numPr>
+          <w:ilvl w:val="1"/>
+          <w:numId w:val="6"/>
+        </w:numPr>
+        <w:spacing w:before="100" w:beforeAutospacing="1" w:after="100" w:afterAutospacing="1" w:line="240" w:lineRule="auto"/>
+        <w:rPr>
+          <w:rFonts w:ascii="Times New Roman" w:eastAsia="Times New Roman" w:hAnsi="Times New Roman" w:cs="Times New Roman"/>
+          <w:sz w:val="24"/>
+          <w:szCs w:val="24"/>
+          <w:lang w:eastAsia="es-ES"/>
+        </w:rPr>
+      </w:pPr>
+      <w:r>
+        <w:rPr>
+          <w:rFonts w:ascii="Times New Roman" w:eastAsia="Times New Roman" w:hAnsi="Times New Roman" w:cs="Times New Roman"/>
+          <w:b/>
+          <w:bCs/>
+          <w:sz w:val="24"/>
+          <w:szCs w:val="24"/>
+          <w:lang w:eastAsia="es-ES"/>
+        </w:rPr>
+        <w:t>Justificación teórica de clase:</w:t>
+      </w:r>
+      <w:r>
+        <w:rPr>
+          <w:rFonts w:ascii="Times New Roman" w:eastAsia="Times New Roman" w:hAnsi="Times New Roman" w:cs="Times New Roman"/>
+          <w:sz w:val="24"/>
+          <w:szCs w:val="24"/>
+          <w:lang w:eastAsia="es-ES"/>
+        </w:rPr>
+        <w:t xml:space="preserve"> Se obtiene al añadir valor/luz (+ </w:t>
+      </w:r>
+      <w:proofErr w:type="spellStart"/>
+      <w:r>
+        <w:rPr>
+          <w:rFonts w:ascii="Times New Roman" w:eastAsia="Times New Roman" w:hAnsi="Times New Roman" w:cs="Times New Roman"/>
+          <w:i/>
+          <w:iCs/>
+          <w:sz w:val="24"/>
+          <w:szCs w:val="24"/>
+          <w:lang w:eastAsia="es-ES"/>
+        </w:rPr>
+        <w:t>Value</w:t>
+      </w:r>
+      <w:proofErr w:type="spellEnd"/>
+      <w:r>
+        <w:rPr>
+          <w:rFonts w:ascii="Times New Roman" w:eastAsia="Times New Roman" w:hAnsi="Times New Roman" w:cs="Times New Roman"/>
+          <w:sz w:val="24"/>
+          <w:szCs w:val="24"/>
+          <w:lang w:eastAsia="es-ES"/>
+        </w:rPr>
+        <w:t xml:space="preserve">) al matiz violeta. Evoca </w:t>
+      </w:r>
+      <w:r>
+        <w:rPr>
+          <w:rFonts w:ascii="Times New Roman" w:eastAsia="Times New Roman" w:hAnsi="Times New Roman" w:cs="Times New Roman"/>
+          <w:b/>
+          <w:bCs/>
+          <w:sz w:val="24"/>
+          <w:szCs w:val="24"/>
+          <w:lang w:eastAsia="es-ES"/>
+        </w:rPr>
+        <w:t>Misterio, Creatividad y Sofisticación</w:t>
+      </w:r>
+      <w:r>
+        <w:rPr>
+          <w:rFonts w:ascii="Times New Roman" w:eastAsia="Times New Roman" w:hAnsi="Times New Roman" w:cs="Times New Roman"/>
+          <w:sz w:val="24"/>
+          <w:szCs w:val="24"/>
+          <w:lang w:eastAsia="es-ES"/>
+        </w:rPr>
+        <w:t xml:space="preserve">. </w:t>
+      </w:r>
+    </w:p>
+    <w:p>
+      <w:pPr>
+        <w:spacing w:before="100" w:beforeAutospacing="1" w:after="100" w:afterAutospacing="1" w:line="240" w:lineRule="auto"/>
+        <w:outlineLvl w:val="2"/>
+        <w:rPr>
+          <w:rFonts w:ascii="Times New Roman" w:eastAsia="Times New Roman" w:hAnsi="Times New Roman" w:cs="Times New Roman"/>
+          <w:b/>
+          <w:bCs/>
+          <w:sz w:val="27"/>
+          <w:szCs w:val="27"/>
+          <w:lang w:eastAsia="es-ES"/>
+        </w:rPr>
+      </w:pPr>
+      <w:r>
+        <w:rPr>
+          <w:rFonts w:ascii="Times New Roman" w:eastAsia="Times New Roman" w:hAnsi="Times New Roman" w:cs="Times New Roman"/>
+          <w:b/>
+          <w:bCs/>
+          <w:sz w:val="27"/>
+          <w:szCs w:val="27"/>
+          <w:lang w:eastAsia="es-ES"/>
+        </w:rPr>
+        <w:t>3. Colores Complementarios (</w:t>
+      </w:r>
+      <w:proofErr w:type="spellStart"/>
+      <w:r>
+        <w:rPr>
+          <w:rFonts w:ascii="Times New Roman" w:eastAsia="Times New Roman" w:hAnsi="Times New Roman" w:cs="Times New Roman"/>
+          <w:b/>
+          <w:bCs/>
+          <w:sz w:val="27"/>
+          <w:szCs w:val="27"/>
+          <w:lang w:eastAsia="es-ES"/>
+        </w:rPr>
+        <w:t>Complementary</w:t>
+      </w:r>
+      <w:proofErr w:type="spellEnd"/>
+      <w:r>
+        <w:rPr>
+          <w:rFonts w:ascii="Times New Roman" w:eastAsia="Times New Roman" w:hAnsi="Times New Roman" w:cs="Times New Roman"/>
+          <w:b/>
+          <w:bCs/>
+          <w:sz w:val="27"/>
+          <w:szCs w:val="27"/>
+          <w:lang w:eastAsia="es-ES"/>
+        </w:rPr>
+        <w:t xml:space="preserve"> </w:t>
+      </w:r>
+      <w:proofErr w:type="spellStart"/>
+      <w:r>
+        <w:rPr>
+          <w:rFonts w:ascii="Times New Roman" w:eastAsia="Times New Roman" w:hAnsi="Times New Roman" w:cs="Times New Roman"/>
+          <w:b/>
+          <w:bCs/>
+          <w:sz w:val="27"/>
+          <w:szCs w:val="27"/>
+          <w:lang w:eastAsia="es-ES"/>
+        </w:rPr>
+        <w:t>Harmony</w:t>
+      </w:r>
+      <w:proofErr w:type="spellEnd"/>
+      <w:r>
+        <w:rPr>
+          <w:rFonts w:ascii="Times New Roman" w:eastAsia="Times New Roman" w:hAnsi="Times New Roman" w:cs="Times New Roman"/>
+          <w:b/>
+          <w:bCs/>
+          <w:sz w:val="27"/>
+          <w:szCs w:val="27"/>
+          <w:lang w:eastAsia="es-ES"/>
+        </w:rPr>
+        <w:t>)</w:t>
+      </w:r>
+    </w:p>
+    <w:p>
+      <w:pPr>
+        <w:spacing w:before="100" w:beforeAutospacing="1" w:after="100" w:afterAutospacing="1" w:line="240" w:lineRule="auto"/>
+        <w:rPr>
+          <w:rFonts w:ascii="Times New Roman" w:eastAsia="Times New Roman" w:hAnsi="Times New Roman" w:cs="Times New Roman"/>
+          <w:sz w:val="24"/>
+          <w:szCs w:val="24"/>
+          <w:lang w:eastAsia="es-ES"/>
+        </w:rPr>
+      </w:pPr>
+      <w:r>
+        <w:rPr>
+          <w:rFonts w:ascii="Times New Roman" w:eastAsia="Times New Roman" w:hAnsi="Times New Roman" w:cs="Times New Roman"/>
+          <w:sz w:val="24"/>
+          <w:szCs w:val="24"/>
+          <w:lang w:eastAsia="es-ES"/>
+        </w:rPr>
+        <w:t>La diapositiva 16c define a los complementarios como aquellos situados en el lado opuesto del círculo cromático (</w:t>
+      </w:r>
+      <w:r>
+        <w:rPr>
+          <w:rFonts w:ascii="Times New Roman" w:eastAsia="Times New Roman" w:hAnsi="Times New Roman" w:cs="Times New Roman"/>
+          <w:i/>
+          <w:iCs/>
+          <w:sz w:val="24"/>
+          <w:szCs w:val="24"/>
+          <w:lang w:eastAsia="es-ES"/>
+        </w:rPr>
+        <w:t>"</w:t>
+      </w:r>
+      <w:proofErr w:type="spellStart"/>
+      <w:r>
+        <w:rPr>
+          <w:rFonts w:ascii="Times New Roman" w:eastAsia="Times New Roman" w:hAnsi="Times New Roman" w:cs="Times New Roman"/>
+          <w:i/>
+          <w:iCs/>
+          <w:sz w:val="24"/>
+          <w:szCs w:val="24"/>
+          <w:lang w:eastAsia="es-ES"/>
+        </w:rPr>
+        <w:t>Opposite</w:t>
+      </w:r>
+      <w:proofErr w:type="spellEnd"/>
+      <w:r>
+        <w:rPr>
+          <w:rFonts w:ascii="Times New Roman" w:eastAsia="Times New Roman" w:hAnsi="Times New Roman" w:cs="Times New Roman"/>
+          <w:i/>
+          <w:iCs/>
+          <w:sz w:val="24"/>
+          <w:szCs w:val="24"/>
+          <w:lang w:eastAsia="es-ES"/>
+        </w:rPr>
+        <w:t xml:space="preserve"> </w:t>
+      </w:r>
+      <w:proofErr w:type="spellStart"/>
+      <w:r>
+        <w:rPr>
+          <w:rFonts w:ascii="Times New Roman" w:eastAsia="Times New Roman" w:hAnsi="Times New Roman" w:cs="Times New Roman"/>
+          <w:i/>
+          <w:iCs/>
+          <w:sz w:val="24"/>
+          <w:szCs w:val="24"/>
+          <w:lang w:eastAsia="es-ES"/>
+        </w:rPr>
+        <w:t>on</w:t>
+      </w:r>
+      <w:proofErr w:type="spellEnd"/>
+      <w:r>
+        <w:rPr>
+          <w:rFonts w:ascii="Times New Roman" w:eastAsia="Times New Roman" w:hAnsi="Times New Roman" w:cs="Times New Roman"/>
+          <w:i/>
+          <w:iCs/>
+          <w:sz w:val="24"/>
+          <w:szCs w:val="24"/>
+          <w:lang w:eastAsia="es-ES"/>
+        </w:rPr>
+        <w:t xml:space="preserve"> </w:t>
+      </w:r>
+      <w:proofErr w:type="spellStart"/>
+      <w:r>
+        <w:rPr>
+          <w:rFonts w:ascii="Times New Roman" w:eastAsia="Times New Roman" w:hAnsi="Times New Roman" w:cs="Times New Roman"/>
+          <w:i/>
+          <w:iCs/>
+          <w:sz w:val="24"/>
+          <w:szCs w:val="24"/>
+          <w:lang w:eastAsia="es-ES"/>
+        </w:rPr>
+        <w:t>the</w:t>
+      </w:r>
+      <w:proofErr w:type="spellEnd"/>
+      <w:r>
+        <w:rPr>
+          <w:rFonts w:ascii="Times New Roman" w:eastAsia="Times New Roman" w:hAnsi="Times New Roman" w:cs="Times New Roman"/>
+          <w:i/>
+          <w:iCs/>
+          <w:sz w:val="24"/>
+          <w:szCs w:val="24"/>
+          <w:lang w:eastAsia="es-ES"/>
+        </w:rPr>
+        <w:t xml:space="preserve"> </w:t>
+      </w:r>
+      <w:proofErr w:type="spellStart"/>
+      <w:r>
+        <w:rPr>
+          <w:rFonts w:ascii="Times New Roman" w:eastAsia="Times New Roman" w:hAnsi="Times New Roman" w:cs="Times New Roman"/>
+          <w:i/>
+          <w:iCs/>
+          <w:sz w:val="24"/>
+          <w:szCs w:val="24"/>
+          <w:lang w:eastAsia="es-ES"/>
+        </w:rPr>
+        <w:t>colour</w:t>
+      </w:r>
+      <w:proofErr w:type="spellEnd"/>
+      <w:r>
+        <w:rPr>
+          <w:rFonts w:ascii="Times New Roman" w:eastAsia="Times New Roman" w:hAnsi="Times New Roman" w:cs="Times New Roman"/>
+          <w:i/>
+          <w:iCs/>
+          <w:sz w:val="24"/>
+          <w:szCs w:val="24"/>
+          <w:lang w:eastAsia="es-ES"/>
+        </w:rPr>
+        <w:t xml:space="preserve"> </w:t>
+      </w:r>
+      <w:proofErr w:type="spellStart"/>
+      <w:r>
+        <w:rPr>
+          <w:rFonts w:ascii="Times New Roman" w:eastAsia="Times New Roman" w:hAnsi="Times New Roman" w:cs="Times New Roman"/>
+          <w:i/>
+          <w:iCs/>
+          <w:sz w:val="24"/>
+          <w:szCs w:val="24"/>
+          <w:lang w:eastAsia="es-ES"/>
+        </w:rPr>
+        <w:t>wheel</w:t>
+      </w:r>
+      <w:proofErr w:type="spellEnd"/>
+      <w:r>
+        <w:rPr>
+          <w:rFonts w:ascii="Times New Roman" w:eastAsia="Times New Roman" w:hAnsi="Times New Roman" w:cs="Times New Roman"/>
+          <w:i/>
+          <w:iCs/>
+          <w:sz w:val="24"/>
+          <w:szCs w:val="24"/>
+          <w:lang w:eastAsia="es-ES"/>
+        </w:rPr>
+        <w:t xml:space="preserve">; </w:t>
+      </w:r>
+      <w:proofErr w:type="spellStart"/>
+      <w:r>
+        <w:rPr>
+          <w:rFonts w:ascii="Times New Roman" w:eastAsia="Times New Roman" w:hAnsi="Times New Roman" w:cs="Times New Roman"/>
+          <w:i/>
+          <w:iCs/>
+          <w:sz w:val="24"/>
+          <w:szCs w:val="24"/>
+          <w:lang w:eastAsia="es-ES"/>
+        </w:rPr>
+        <w:t>create</w:t>
+      </w:r>
+      <w:proofErr w:type="spellEnd"/>
+      <w:r>
+        <w:rPr>
+          <w:rFonts w:ascii="Times New Roman" w:eastAsia="Times New Roman" w:hAnsi="Times New Roman" w:cs="Times New Roman"/>
+          <w:i/>
+          <w:iCs/>
+          <w:sz w:val="24"/>
+          <w:szCs w:val="24"/>
+          <w:lang w:eastAsia="es-ES"/>
+        </w:rPr>
+        <w:t xml:space="preserve"> </w:t>
+      </w:r>
+      <w:proofErr w:type="spellStart"/>
+      <w:r>
+        <w:rPr>
+          <w:rFonts w:ascii="Times New Roman" w:eastAsia="Times New Roman" w:hAnsi="Times New Roman" w:cs="Times New Roman"/>
+          <w:i/>
+          <w:iCs/>
+          <w:sz w:val="24"/>
+          <w:szCs w:val="24"/>
+          <w:lang w:eastAsia="es-ES"/>
+        </w:rPr>
+        <w:t>contrast</w:t>
+      </w:r>
+      <w:proofErr w:type="spellEnd"/>
+      <w:r>
+        <w:rPr>
+          <w:rFonts w:ascii="Times New Roman" w:eastAsia="Times New Roman" w:hAnsi="Times New Roman" w:cs="Times New Roman"/>
+          <w:i/>
+          <w:iCs/>
+          <w:sz w:val="24"/>
+          <w:szCs w:val="24"/>
+          <w:lang w:eastAsia="es-ES"/>
+        </w:rPr>
+        <w:t>"</w:t>
+      </w:r>
+      <w:r>
+        <w:rPr>
+          <w:rFonts w:ascii="Times New Roman" w:eastAsia="Times New Roman" w:hAnsi="Times New Roman" w:cs="Times New Roman"/>
+          <w:sz w:val="24"/>
+          <w:szCs w:val="24"/>
+          <w:lang w:eastAsia="es-ES"/>
+        </w:rPr>
+        <w:t xml:space="preserve">). </w:t>
+      </w:r>
+    </w:p>
+    <w:p>
+      <w:pPr>
+        <w:numPr>
+          <w:ilvl w:val="0"/>
+          <w:numId w:val="7"/>
+        </w:numPr>
+        <w:spacing w:before="100" w:beforeAutospacing="1" w:after="100" w:afterAutospacing="1" w:line="240" w:lineRule="auto"/>
+        <w:rPr>
+          <w:rFonts w:ascii="Times New Roman" w:eastAsia="Times New Roman" w:hAnsi="Times New Roman" w:cs="Times New Roman"/>
+          <w:sz w:val="24"/>
+          <w:szCs w:val="24"/>
+          <w:lang w:eastAsia="es-ES"/>
+        </w:rPr>
+      </w:pPr>
+      <w:r>
+        <w:rPr>
+          <w:rFonts w:ascii="Times New Roman" w:eastAsia="Times New Roman" w:hAnsi="Times New Roman" w:cs="Times New Roman"/>
+          <w:b/>
+          <w:bCs/>
+          <w:sz w:val="24"/>
+          <w:szCs w:val="24"/>
+          <w:lang w:eastAsia="es-ES"/>
+        </w:rPr>
+        <w:t>Análisis de tu paleta actual:</w:t>
+      </w:r>
+      <w:r>
+        <w:rPr>
+          <w:rFonts w:ascii="Times New Roman" w:eastAsia="Times New Roman" w:hAnsi="Times New Roman" w:cs="Times New Roman"/>
+          <w:sz w:val="24"/>
+          <w:szCs w:val="24"/>
+          <w:lang w:eastAsia="es-ES"/>
+        </w:rPr>
+        <w:t xml:space="preserve"> Tu identidad principal es una </w:t>
+      </w:r>
+      <w:r>
+        <w:rPr>
+          <w:rFonts w:ascii="Times New Roman" w:eastAsia="Times New Roman" w:hAnsi="Times New Roman" w:cs="Times New Roman"/>
+          <w:b/>
+          <w:bCs/>
+          <w:sz w:val="24"/>
+          <w:szCs w:val="24"/>
+          <w:lang w:eastAsia="es-ES"/>
+        </w:rPr>
+        <w:t>armonía análoga fría</w:t>
+      </w:r>
+      <w:r>
+        <w:rPr>
+          <w:rFonts w:ascii="Times New Roman" w:eastAsia="Times New Roman" w:hAnsi="Times New Roman" w:cs="Times New Roman"/>
+          <w:sz w:val="24"/>
+          <w:szCs w:val="24"/>
+          <w:lang w:eastAsia="es-ES"/>
+        </w:rPr>
+        <w:t xml:space="preserve"> (Cian → Azul → Violeta), lo cual transmite calma y estabilidad según el temario (</w:t>
+      </w:r>
+      <w:r>
+        <w:rPr>
+          <w:rFonts w:ascii="Times New Roman" w:eastAsia="Times New Roman" w:hAnsi="Times New Roman" w:cs="Times New Roman"/>
+          <w:i/>
+          <w:iCs/>
+          <w:sz w:val="24"/>
+          <w:szCs w:val="24"/>
+          <w:lang w:eastAsia="es-ES"/>
+        </w:rPr>
+        <w:t>"</w:t>
+      </w:r>
+      <w:proofErr w:type="spellStart"/>
+      <w:r>
+        <w:rPr>
+          <w:rFonts w:ascii="Times New Roman" w:eastAsia="Times New Roman" w:hAnsi="Times New Roman" w:cs="Times New Roman"/>
+          <w:i/>
+          <w:iCs/>
+          <w:sz w:val="24"/>
+          <w:szCs w:val="24"/>
+          <w:lang w:eastAsia="es-ES"/>
+        </w:rPr>
+        <w:t>cool</w:t>
+      </w:r>
+      <w:proofErr w:type="spellEnd"/>
+      <w:r>
+        <w:rPr>
+          <w:rFonts w:ascii="Times New Roman" w:eastAsia="Times New Roman" w:hAnsi="Times New Roman" w:cs="Times New Roman"/>
+          <w:i/>
+          <w:iCs/>
+          <w:sz w:val="24"/>
+          <w:szCs w:val="24"/>
+          <w:lang w:eastAsia="es-ES"/>
+        </w:rPr>
+        <w:t xml:space="preserve"> colours </w:t>
+      </w:r>
+      <w:proofErr w:type="spellStart"/>
+      <w:r>
+        <w:rPr>
+          <w:rFonts w:ascii="Times New Roman" w:eastAsia="Times New Roman" w:hAnsi="Times New Roman" w:cs="Times New Roman"/>
+          <w:i/>
+          <w:iCs/>
+          <w:sz w:val="24"/>
+          <w:szCs w:val="24"/>
+          <w:lang w:eastAsia="es-ES"/>
+        </w:rPr>
+        <w:t>calm</w:t>
+      </w:r>
+      <w:proofErr w:type="spellEnd"/>
+      <w:r>
+        <w:rPr>
+          <w:rFonts w:ascii="Times New Roman" w:eastAsia="Times New Roman" w:hAnsi="Times New Roman" w:cs="Times New Roman"/>
+          <w:i/>
+          <w:iCs/>
+          <w:sz w:val="24"/>
+          <w:szCs w:val="24"/>
+          <w:lang w:eastAsia="es-ES"/>
+        </w:rPr>
+        <w:t>"</w:t>
+      </w:r>
+      <w:r>
+        <w:rPr>
+          <w:rFonts w:ascii="Times New Roman" w:eastAsia="Times New Roman" w:hAnsi="Times New Roman" w:cs="Times New Roman"/>
+          <w:sz w:val="24"/>
+          <w:szCs w:val="24"/>
+          <w:lang w:eastAsia="es-ES"/>
+        </w:rPr>
+        <w:t xml:space="preserve">). </w:t>
+      </w:r>
+    </w:p>
+    <w:p>
+      <w:pPr>
+        <w:numPr>
+          <w:ilvl w:val="0"/>
+          <w:numId w:val="7"/>
+        </w:numPr>
+        <w:spacing w:before="100" w:beforeAutospacing="1" w:after="100" w:afterAutospacing="1" w:line="240" w:lineRule="auto"/>
+        <w:rPr>
+          <w:rFonts w:ascii="Times New Roman" w:eastAsia="Times New Roman" w:hAnsi="Times New Roman" w:cs="Times New Roman"/>
+          <w:sz w:val="24"/>
+          <w:szCs w:val="24"/>
+          <w:lang w:eastAsia="es-ES"/>
+        </w:rPr>
+      </w:pPr>
+      <w:r>
+        <w:rPr>
+          <w:rFonts w:ascii="Times New Roman" w:eastAsia="Times New Roman" w:hAnsi="Times New Roman" w:cs="Times New Roman"/>
+          <w:b/>
+          <w:bCs/>
+          <w:sz w:val="24"/>
+          <w:szCs w:val="24"/>
+          <w:lang w:eastAsia="es-ES"/>
+        </w:rPr>
+        <w:t>Definición de los complementarios teóricos:</w:t>
+      </w:r>
+      <w:r>
+        <w:rPr>
+          <w:rFonts w:ascii="Times New Roman" w:eastAsia="Times New Roman" w:hAnsi="Times New Roman" w:cs="Times New Roman"/>
+          <w:sz w:val="24"/>
+          <w:szCs w:val="24"/>
+          <w:lang w:eastAsia="es-ES"/>
+        </w:rPr>
+        <w:t xml:space="preserve"> Para responder al requisito del profesor sin romper la coherencia del proyecto, se definen los </w:t>
+      </w:r>
+      <w:r>
+        <w:rPr>
+          <w:rFonts w:ascii="Times New Roman" w:eastAsia="Times New Roman" w:hAnsi="Times New Roman" w:cs="Times New Roman"/>
+          <w:b/>
+          <w:bCs/>
+          <w:sz w:val="24"/>
+          <w:szCs w:val="24"/>
+          <w:lang w:eastAsia="es-ES"/>
+        </w:rPr>
+        <w:t>complementarios directos según la rueda de color de la clase</w:t>
+      </w:r>
+      <w:r>
+        <w:rPr>
+          <w:rFonts w:ascii="Times New Roman" w:eastAsia="Times New Roman" w:hAnsi="Times New Roman" w:cs="Times New Roman"/>
+          <w:sz w:val="24"/>
+          <w:szCs w:val="24"/>
+          <w:lang w:eastAsia="es-ES"/>
+        </w:rPr>
+        <w:t xml:space="preserve">: </w:t>
+      </w:r>
+    </w:p>
+    <w:p>
+      <w:pPr>
+        <w:numPr>
+          <w:ilvl w:val="1"/>
+          <w:numId w:val="7"/>
+        </w:numPr>
+        <w:spacing w:before="100" w:beforeAutospacing="1" w:after="100" w:afterAutospacing="1" w:line="240" w:lineRule="auto"/>
+        <w:rPr>
+          <w:rFonts w:ascii="Times New Roman" w:eastAsia="Times New Roman" w:hAnsi="Times New Roman" w:cs="Times New Roman"/>
+          <w:sz w:val="24"/>
+          <w:szCs w:val="24"/>
+          <w:lang w:eastAsia="es-ES"/>
+        </w:rPr>
+      </w:pPr>
+      <w:r>
+        <w:rPr>
+          <w:rFonts w:ascii="Times New Roman" w:eastAsia="Times New Roman" w:hAnsi="Times New Roman" w:cs="Times New Roman"/>
+          <w:sz w:val="24"/>
+          <w:szCs w:val="24"/>
+          <w:lang w:eastAsia="es-ES"/>
+        </w:rPr>
+        <w:t xml:space="preserve">El complementario del </w:t>
+      </w:r>
+      <w:r>
+        <w:rPr>
+          <w:rFonts w:ascii="Times New Roman" w:eastAsia="Times New Roman" w:hAnsi="Times New Roman" w:cs="Times New Roman"/>
+          <w:b/>
+          <w:bCs/>
+          <w:sz w:val="24"/>
+          <w:szCs w:val="24"/>
+          <w:lang w:eastAsia="es-ES"/>
+        </w:rPr>
+        <w:t>Azul (</w:t>
+      </w:r>
+      <w:r>
+        <w:rPr>
+          <w:rFonts w:ascii="Times New Roman" w:eastAsia="Times New Roman" w:hAnsi="Times New Roman" w:cs="Times New Roman"/>
+          <w:b/>
+          <w:bCs/>
+          <w:i/>
+          <w:iCs/>
+          <w:sz w:val="24"/>
+          <w:szCs w:val="24"/>
+          <w:lang w:eastAsia="es-ES"/>
+        </w:rPr>
+        <w:t>Ion Blue</w:t>
+      </w:r>
+      <w:r>
+        <w:rPr>
+          <w:rFonts w:ascii="Times New Roman" w:eastAsia="Times New Roman" w:hAnsi="Times New Roman" w:cs="Times New Roman"/>
+          <w:b/>
+          <w:bCs/>
+          <w:sz w:val="24"/>
+          <w:szCs w:val="24"/>
+          <w:lang w:eastAsia="es-ES"/>
+        </w:rPr>
+        <w:t>)</w:t>
+      </w:r>
+      <w:r>
+        <w:rPr>
+          <w:rFonts w:ascii="Times New Roman" w:eastAsia="Times New Roman" w:hAnsi="Times New Roman" w:cs="Times New Roman"/>
+          <w:sz w:val="24"/>
+          <w:szCs w:val="24"/>
+          <w:lang w:eastAsia="es-ES"/>
+        </w:rPr>
+        <w:t xml:space="preserve"> es el </w:t>
+      </w:r>
+      <w:r>
+        <w:rPr>
+          <w:rFonts w:ascii="Times New Roman" w:eastAsia="Times New Roman" w:hAnsi="Times New Roman" w:cs="Times New Roman"/>
+          <w:b/>
+          <w:bCs/>
+          <w:sz w:val="24"/>
+          <w:szCs w:val="24"/>
+          <w:lang w:eastAsia="es-ES"/>
+        </w:rPr>
+        <w:t>Naranja / Amarillo-Naranja (</w:t>
+      </w:r>
+      <w:r>
+        <w:rPr>
+          <w:rFonts w:ascii="Times New Roman" w:eastAsia="Times New Roman" w:hAnsi="Times New Roman" w:cs="Times New Roman"/>
+          <w:b/>
+          <w:bCs/>
+          <w:i/>
+          <w:iCs/>
+          <w:sz w:val="24"/>
+          <w:szCs w:val="24"/>
+          <w:lang w:eastAsia="es-ES"/>
+        </w:rPr>
+        <w:t xml:space="preserve">Orange / </w:t>
+      </w:r>
+      <w:proofErr w:type="spellStart"/>
+      <w:r>
+        <w:rPr>
+          <w:rFonts w:ascii="Times New Roman" w:eastAsia="Times New Roman" w:hAnsi="Times New Roman" w:cs="Times New Roman"/>
+          <w:b/>
+          <w:bCs/>
+          <w:i/>
+          <w:iCs/>
+          <w:sz w:val="24"/>
+          <w:szCs w:val="24"/>
+          <w:lang w:eastAsia="es-ES"/>
+        </w:rPr>
+        <w:t>Yellow</w:t>
+      </w:r>
+      <w:proofErr w:type="spellEnd"/>
+      <w:r>
+        <w:rPr>
+          <w:rFonts w:ascii="Times New Roman" w:eastAsia="Times New Roman" w:hAnsi="Times New Roman" w:cs="Times New Roman"/>
+          <w:b/>
+          <w:bCs/>
+          <w:i/>
+          <w:iCs/>
+          <w:sz w:val="24"/>
+          <w:szCs w:val="24"/>
+          <w:lang w:eastAsia="es-ES"/>
+        </w:rPr>
+        <w:t>-Orange</w:t>
+      </w:r>
+      <w:r>
+        <w:rPr>
+          <w:rFonts w:ascii="Times New Roman" w:eastAsia="Times New Roman" w:hAnsi="Times New Roman" w:cs="Times New Roman"/>
+          <w:b/>
+          <w:bCs/>
+          <w:sz w:val="24"/>
+          <w:szCs w:val="24"/>
+          <w:lang w:eastAsia="es-ES"/>
+        </w:rPr>
+        <w:t>)</w:t>
+      </w:r>
+      <w:r>
+        <w:rPr>
+          <w:rFonts w:ascii="Times New Roman" w:eastAsia="Times New Roman" w:hAnsi="Times New Roman" w:cs="Times New Roman"/>
+          <w:sz w:val="24"/>
+          <w:szCs w:val="24"/>
+          <w:lang w:eastAsia="es-ES"/>
+        </w:rPr>
+        <w:t xml:space="preserve">. </w:t>
+      </w:r>
+    </w:p>
+    <w:p>
+      <w:pPr>
+        <w:numPr>
+          <w:ilvl w:val="1"/>
+          <w:numId w:val="7"/>
+        </w:numPr>
+        <w:spacing w:before="100" w:beforeAutospacing="1" w:after="100" w:afterAutospacing="1" w:line="240" w:lineRule="auto"/>
+        <w:rPr>
+          <w:rFonts w:ascii="Times New Roman" w:eastAsia="Times New Roman" w:hAnsi="Times New Roman" w:cs="Times New Roman"/>
+          <w:sz w:val="24"/>
+          <w:szCs w:val="24"/>
+          <w:lang w:eastAsia="es-ES"/>
+        </w:rPr>
+      </w:pPr>
+      <w:r>
+        <w:rPr>
+          <w:rFonts w:ascii="Times New Roman" w:eastAsia="Times New Roman" w:hAnsi="Times New Roman" w:cs="Times New Roman"/>
+          <w:sz w:val="24"/>
+          <w:szCs w:val="24"/>
+          <w:lang w:eastAsia="es-ES"/>
+        </w:rPr>
+        <w:t xml:space="preserve">El complementario del </w:t>
+      </w:r>
+      <w:r>
+        <w:rPr>
+          <w:rFonts w:ascii="Times New Roman" w:eastAsia="Times New Roman" w:hAnsi="Times New Roman" w:cs="Times New Roman"/>
+          <w:b/>
+          <w:bCs/>
+          <w:sz w:val="24"/>
+          <w:szCs w:val="24"/>
+          <w:lang w:eastAsia="es-ES"/>
+        </w:rPr>
+        <w:t>Violeta (</w:t>
+      </w:r>
+      <w:r>
+        <w:rPr>
+          <w:rFonts w:ascii="Times New Roman" w:eastAsia="Times New Roman" w:hAnsi="Times New Roman" w:cs="Times New Roman"/>
+          <w:b/>
+          <w:bCs/>
+          <w:i/>
+          <w:iCs/>
+          <w:sz w:val="24"/>
+          <w:szCs w:val="24"/>
+          <w:lang w:eastAsia="es-ES"/>
+        </w:rPr>
+        <w:t>Cosmic Violet</w:t>
+      </w:r>
+      <w:r>
+        <w:rPr>
+          <w:rFonts w:ascii="Times New Roman" w:eastAsia="Times New Roman" w:hAnsi="Times New Roman" w:cs="Times New Roman"/>
+          <w:b/>
+          <w:bCs/>
+          <w:sz w:val="24"/>
+          <w:szCs w:val="24"/>
+          <w:lang w:eastAsia="es-ES"/>
+        </w:rPr>
+        <w:t>)</w:t>
+      </w:r>
+      <w:r>
+        <w:rPr>
+          <w:rFonts w:ascii="Times New Roman" w:eastAsia="Times New Roman" w:hAnsi="Times New Roman" w:cs="Times New Roman"/>
+          <w:sz w:val="24"/>
+          <w:szCs w:val="24"/>
+          <w:lang w:eastAsia="es-ES"/>
+        </w:rPr>
+        <w:t xml:space="preserve"> es el </w:t>
+      </w:r>
+      <w:r>
+        <w:rPr>
+          <w:rFonts w:ascii="Times New Roman" w:eastAsia="Times New Roman" w:hAnsi="Times New Roman" w:cs="Times New Roman"/>
+          <w:b/>
+          <w:bCs/>
+          <w:sz w:val="24"/>
+          <w:szCs w:val="24"/>
+          <w:lang w:eastAsia="es-ES"/>
+        </w:rPr>
+        <w:t>Amarillo (</w:t>
+      </w:r>
+      <w:proofErr w:type="spellStart"/>
+      <w:r>
+        <w:rPr>
+          <w:rFonts w:ascii="Times New Roman" w:eastAsia="Times New Roman" w:hAnsi="Times New Roman" w:cs="Times New Roman"/>
+          <w:b/>
+          <w:bCs/>
+          <w:i/>
+          <w:iCs/>
+          <w:sz w:val="24"/>
+          <w:szCs w:val="24"/>
+          <w:lang w:eastAsia="es-ES"/>
+        </w:rPr>
+        <w:t>Yellow</w:t>
+      </w:r>
+      <w:proofErr w:type="spellEnd"/>
+      <w:r>
+        <w:rPr>
+          <w:rFonts w:ascii="Times New Roman" w:eastAsia="Times New Roman" w:hAnsi="Times New Roman" w:cs="Times New Roman"/>
+          <w:b/>
+          <w:bCs/>
+          <w:sz w:val="24"/>
+          <w:szCs w:val="24"/>
+          <w:lang w:eastAsia="es-ES"/>
+        </w:rPr>
+        <w:t>)</w:t>
+      </w:r>
+      <w:r>
+        <w:rPr>
+          <w:rFonts w:ascii="Times New Roman" w:eastAsia="Times New Roman" w:hAnsi="Times New Roman" w:cs="Times New Roman"/>
+          <w:sz w:val="24"/>
+          <w:szCs w:val="24"/>
+          <w:lang w:eastAsia="es-ES"/>
+        </w:rPr>
+        <w:t xml:space="preserve">. </w:t>
+      </w:r>
+    </w:p>
+    <w:p>
+      <w:pPr>
+        <w:numPr>
+          <w:ilvl w:val="1"/>
+          <w:numId w:val="7"/>
+        </w:numPr>
+        <w:spacing w:before="100" w:beforeAutospacing="1" w:after="100" w:afterAutospacing="1" w:line="240" w:lineRule="auto"/>
+        <w:rPr>
+          <w:rFonts w:ascii="Times New Roman" w:eastAsia="Times New Roman" w:hAnsi="Times New Roman" w:cs="Times New Roman"/>
+          <w:sz w:val="24"/>
+          <w:szCs w:val="24"/>
+          <w:lang w:eastAsia="es-ES"/>
+        </w:rPr>
+      </w:pPr>
+      <w:r>
+        <w:rPr>
+          <w:rFonts w:ascii="Times New Roman" w:eastAsia="Times New Roman" w:hAnsi="Times New Roman" w:cs="Times New Roman"/>
+          <w:sz w:val="24"/>
+          <w:szCs w:val="24"/>
+          <w:lang w:eastAsia="es-ES"/>
+        </w:rPr>
+        <w:t xml:space="preserve">El complementario del </w:t>
+      </w:r>
+      <w:r>
+        <w:rPr>
+          <w:rFonts w:ascii="Times New Roman" w:eastAsia="Times New Roman" w:hAnsi="Times New Roman" w:cs="Times New Roman"/>
+          <w:b/>
+          <w:bCs/>
+          <w:sz w:val="24"/>
+          <w:szCs w:val="24"/>
+          <w:lang w:eastAsia="es-ES"/>
+        </w:rPr>
+        <w:t>Cian (</w:t>
+      </w:r>
+      <w:r>
+        <w:rPr>
+          <w:rFonts w:ascii="Times New Roman" w:eastAsia="Times New Roman" w:hAnsi="Times New Roman" w:cs="Times New Roman"/>
+          <w:b/>
+          <w:bCs/>
+          <w:i/>
+          <w:iCs/>
+          <w:sz w:val="24"/>
+          <w:szCs w:val="24"/>
+          <w:lang w:eastAsia="es-ES"/>
+        </w:rPr>
+        <w:t xml:space="preserve">Electric </w:t>
+      </w:r>
+      <w:proofErr w:type="spellStart"/>
+      <w:r>
+        <w:rPr>
+          <w:rFonts w:ascii="Times New Roman" w:eastAsia="Times New Roman" w:hAnsi="Times New Roman" w:cs="Times New Roman"/>
+          <w:b/>
+          <w:bCs/>
+          <w:i/>
+          <w:iCs/>
+          <w:sz w:val="24"/>
+          <w:szCs w:val="24"/>
+          <w:lang w:eastAsia="es-ES"/>
+        </w:rPr>
+        <w:t>Cyan</w:t>
+      </w:r>
+      <w:proofErr w:type="spellEnd"/>
+      <w:r>
+        <w:rPr>
+          <w:rFonts w:ascii="Times New Roman" w:eastAsia="Times New Roman" w:hAnsi="Times New Roman" w:cs="Times New Roman"/>
+          <w:b/>
+          <w:bCs/>
+          <w:i/>
+          <w:iCs/>
+          <w:sz w:val="24"/>
+          <w:szCs w:val="24"/>
+          <w:lang w:eastAsia="es-ES"/>
+        </w:rPr>
+        <w:t xml:space="preserve"> / Green-Blue</w:t>
+      </w:r>
+      <w:r>
+        <w:rPr>
+          <w:rFonts w:ascii="Times New Roman" w:eastAsia="Times New Roman" w:hAnsi="Times New Roman" w:cs="Times New Roman"/>
+          <w:b/>
+          <w:bCs/>
+          <w:sz w:val="24"/>
+          <w:szCs w:val="24"/>
+          <w:lang w:eastAsia="es-ES"/>
+        </w:rPr>
+        <w:t>)</w:t>
+      </w:r>
+      <w:r>
+        <w:rPr>
+          <w:rFonts w:ascii="Times New Roman" w:eastAsia="Times New Roman" w:hAnsi="Times New Roman" w:cs="Times New Roman"/>
+          <w:sz w:val="24"/>
+          <w:szCs w:val="24"/>
+          <w:lang w:eastAsia="es-ES"/>
+        </w:rPr>
+        <w:t xml:space="preserve"> es el </w:t>
+      </w:r>
+      <w:r>
+        <w:rPr>
+          <w:rFonts w:ascii="Times New Roman" w:eastAsia="Times New Roman" w:hAnsi="Times New Roman" w:cs="Times New Roman"/>
+          <w:b/>
+          <w:bCs/>
+          <w:sz w:val="24"/>
+          <w:szCs w:val="24"/>
+          <w:lang w:eastAsia="es-ES"/>
+        </w:rPr>
+        <w:t>Rojo-Naranja (</w:t>
+      </w:r>
+      <w:r>
+        <w:rPr>
+          <w:rFonts w:ascii="Times New Roman" w:eastAsia="Times New Roman" w:hAnsi="Times New Roman" w:cs="Times New Roman"/>
+          <w:b/>
+          <w:bCs/>
+          <w:i/>
+          <w:iCs/>
+          <w:sz w:val="24"/>
+          <w:szCs w:val="24"/>
+          <w:lang w:eastAsia="es-ES"/>
+        </w:rPr>
+        <w:t>Red-Orange</w:t>
+      </w:r>
+      <w:r>
+        <w:rPr>
+          <w:rFonts w:ascii="Times New Roman" w:eastAsia="Times New Roman" w:hAnsi="Times New Roman" w:cs="Times New Roman"/>
+          <w:b/>
+          <w:bCs/>
+          <w:sz w:val="24"/>
+          <w:szCs w:val="24"/>
+          <w:lang w:eastAsia="es-ES"/>
+        </w:rPr>
+        <w:t>)</w:t>
+      </w:r>
+      <w:r>
+        <w:rPr>
+          <w:rFonts w:ascii="Times New Roman" w:eastAsia="Times New Roman" w:hAnsi="Times New Roman" w:cs="Times New Roman"/>
+          <w:sz w:val="24"/>
+          <w:szCs w:val="24"/>
+          <w:lang w:eastAsia="es-ES"/>
+        </w:rPr>
+        <w:t xml:space="preserve">. </w:t>
+      </w:r>
+    </w:p>
+    <w:p>
+      <w:pPr>
+        <w:numPr>
+          <w:ilvl w:val="0"/>
+          <w:numId w:val="7"/>
+        </w:numPr>
+        <w:spacing w:before="100" w:beforeAutospacing="1" w:after="100" w:afterAutospacing="1" w:line="240" w:lineRule="auto"/>
+        <w:rPr>
+          <w:rFonts w:ascii="Times New Roman" w:eastAsia="Times New Roman" w:hAnsi="Times New Roman" w:cs="Times New Roman"/>
+          <w:sz w:val="24"/>
+          <w:szCs w:val="24"/>
+          <w:lang w:eastAsia="es-ES"/>
+        </w:rPr>
+      </w:pPr>
+      <w:r>
+        <w:rPr>
+          <w:rFonts w:ascii="Times New Roman" w:eastAsia="Times New Roman" w:hAnsi="Times New Roman" w:cs="Times New Roman"/>
+          <w:b/>
+          <w:bCs/>
+          <w:sz w:val="24"/>
+          <w:szCs w:val="24"/>
+          <w:lang w:eastAsia="es-ES"/>
+        </w:rPr>
+        <w:t>Aplicación justificada para el sistema NÉBULA:</w:t>
+      </w:r>
+    </w:p>
+    <w:p>
+      <w:pPr>
+        <w:spacing w:beforeAutospacing="1" w:after="100" w:afterAutospacing="1" w:line="240" w:lineRule="auto"/>
+        <w:ind w:left="1440"/>
+        <w:rPr>
+          <w:rFonts w:ascii="Times New Roman" w:eastAsia="Times New Roman" w:hAnsi="Times New Roman" w:cs="Times New Roman"/>
+          <w:sz w:val="24"/>
+          <w:szCs w:val="24"/>
+          <w:lang w:eastAsia="es-ES"/>
+        </w:rPr>
+      </w:pPr>
+      <w:r>
+        <w:rPr>
+          <w:rFonts w:ascii="Times New Roman" w:eastAsia="Times New Roman" w:hAnsi="Times New Roman" w:cs="Times New Roman"/>
+          <w:sz w:val="24"/>
+          <w:szCs w:val="24"/>
+          <w:lang w:eastAsia="es-ES"/>
+        </w:rPr>
+        <w:t>"Siguiendo la teoría de colores complementarios de la asignatura (opuestos en la rueda cromática), reservamos los tonos complementarios cálidos (</w:t>
+      </w:r>
+      <w:proofErr w:type="spellStart"/>
+      <w:r>
+        <w:rPr>
+          <w:rFonts w:ascii="Times New Roman" w:eastAsia="Times New Roman" w:hAnsi="Times New Roman" w:cs="Times New Roman"/>
+          <w:b/>
+          <w:bCs/>
+          <w:sz w:val="24"/>
+          <w:szCs w:val="24"/>
+          <w:lang w:eastAsia="es-ES"/>
+        </w:rPr>
+        <w:t>Amber</w:t>
+      </w:r>
+      <w:proofErr w:type="spellEnd"/>
+      <w:r>
+        <w:rPr>
+          <w:rFonts w:ascii="Times New Roman" w:eastAsia="Times New Roman" w:hAnsi="Times New Roman" w:cs="Times New Roman"/>
+          <w:b/>
+          <w:bCs/>
+          <w:sz w:val="24"/>
+          <w:szCs w:val="24"/>
+          <w:lang w:eastAsia="es-ES"/>
+        </w:rPr>
+        <w:t xml:space="preserve"> / Orange</w:t>
+      </w:r>
+      <w:r>
+        <w:rPr>
+          <w:rFonts w:ascii="Times New Roman" w:eastAsia="Times New Roman" w:hAnsi="Times New Roman" w:cs="Times New Roman"/>
+          <w:sz w:val="24"/>
+          <w:szCs w:val="24"/>
+          <w:lang w:eastAsia="es-ES"/>
+        </w:rPr>
+        <w:t xml:space="preserve"> y </w:t>
+      </w:r>
+      <w:r>
+        <w:rPr>
+          <w:rFonts w:ascii="Times New Roman" w:eastAsia="Times New Roman" w:hAnsi="Times New Roman" w:cs="Times New Roman"/>
+          <w:b/>
+          <w:bCs/>
+          <w:sz w:val="24"/>
+          <w:szCs w:val="24"/>
+          <w:lang w:eastAsia="es-ES"/>
+        </w:rPr>
+        <w:t>Red-Orange</w:t>
+      </w:r>
+      <w:r>
+        <w:rPr>
+          <w:rFonts w:ascii="Times New Roman" w:eastAsia="Times New Roman" w:hAnsi="Times New Roman" w:cs="Times New Roman"/>
+          <w:sz w:val="24"/>
+          <w:szCs w:val="24"/>
+          <w:lang w:eastAsia="es-ES"/>
+        </w:rPr>
+        <w:t xml:space="preserve">) de forma funcional para </w:t>
+      </w:r>
+      <w:r>
+        <w:rPr>
+          <w:rFonts w:ascii="Times New Roman" w:eastAsia="Times New Roman" w:hAnsi="Times New Roman" w:cs="Times New Roman"/>
+          <w:b/>
+          <w:bCs/>
+          <w:sz w:val="24"/>
+          <w:szCs w:val="24"/>
+          <w:lang w:eastAsia="es-ES"/>
+        </w:rPr>
+        <w:t>avisos de emergencia, alertas de ruta y estados críticos de batería/vuelo</w:t>
+      </w:r>
+      <w:r>
+        <w:rPr>
+          <w:rFonts w:ascii="Times New Roman" w:eastAsia="Times New Roman" w:hAnsi="Times New Roman" w:cs="Times New Roman"/>
+          <w:sz w:val="24"/>
+          <w:szCs w:val="24"/>
+          <w:lang w:eastAsia="es-ES"/>
+        </w:rPr>
+        <w:t xml:space="preserve"> en la interfaz de cabina y la aplicación móvil, garantizando el máximo contraste de atención frente a la base fría corporativa (Azul / Cian / Violeta)." </w:t>
+      </w:r>
+    </w:p>
+    <w:p>
+      <w:pPr>
+        <w:rPr>
+          <w:rFonts w:ascii="Times New Roman" w:eastAsia="Times New Roman" w:hAnsi="Times New Roman" w:cs="Times New Roman"/>
+          <w:b/>
+          <w:bCs/>
+          <w:sz w:val="27"/>
+          <w:szCs w:val="27"/>
+          <w:lang w:eastAsia="es-ES"/>
+        </w:rPr>
+      </w:pPr>
+      <w:r>
+        <w:rPr>
+          <w:rFonts w:ascii="Times New Roman" w:eastAsia="Times New Roman" w:hAnsi="Times New Roman" w:cs="Times New Roman"/>
+          <w:b/>
+          <w:bCs/>
+          <w:sz w:val="27"/>
+          <w:szCs w:val="27"/>
+          <w:lang w:eastAsia="es-ES"/>
+        </w:rPr>
+        <w:t>Ficha Resu</w:t>
+      </w:r>
+      <w:r>
+        <w:rPr>
+          <w:rFonts w:ascii="Times New Roman" w:eastAsia="Times New Roman" w:hAnsi="Times New Roman" w:cs="Times New Roman"/>
+          <w:b/>
+          <w:bCs/>
+          <w:sz w:val="27"/>
+          <w:szCs w:val="27"/>
+          <w:lang w:eastAsia="es-ES"/>
+        </w:rPr>
+        <w:t xml:space="preserve">men </w:t>
+      </w:r>
+    </w:p>
+    <w:tbl>
+      <w:tblPr>
+        <w:tblW w:w="0" w:type="auto"/>
+        <w:tblCellSpacing w:w="15" w:type="dxa"/>
+        <w:tblCellMar>
+          <w:top w:w="15" w:type="dxa"/>
+          <w:left w:w="15" w:type="dxa"/>
+          <w:bottom w:w="15" w:type="dxa"/>
+          <w:right w:w="15" w:type="dxa"/>
+        </w:tblCellMar>
+        <w:tblLook w:val="04A0" w:firstRow="1" w:lastRow="0" w:firstColumn="1" w:lastColumn="0" w:noHBand="0" w:noVBand="1"/>
+      </w:tblPr>
+      <w:tblGrid>
+        <w:gridCol w:w="2263"/>
+        <w:gridCol w:w="1482"/>
+        <w:gridCol w:w="1544"/>
+        <w:gridCol w:w="3199"/>
+      </w:tblGrid>
+      <w:tr>
+        <w:trPr>
+          <w:tblHeader/>
+          <w:tblCellSpacing w:w="15" w:type="dxa"/>
+        </w:trPr>
+        <w:tc>
+          <w:tcPr>
+            <w:tcW w:w="0" w:type="auto"/>
+            <w:tcBorders>
+              <w:top w:val="single" w:sz="6" w:space="0" w:color="C4C7C5"/>
+              <w:left w:val="single" w:sz="6" w:space="0" w:color="C4C7C5"/>
+              <w:bottom w:val="single" w:sz="6" w:space="0" w:color="C4C7C5"/>
+              <w:right w:val="single" w:sz="6" w:space="0" w:color="C4C7C5"/>
+            </w:tcBorders>
+            <w:tcMar>
+              <w:top w:w="120" w:type="dxa"/>
+              <w:left w:w="180" w:type="dxa"/>
+              <w:bottom w:w="120" w:type="dxa"/>
+              <w:right w:w="180" w:type="dxa"/>
+            </w:tcMar>
+            <w:vAlign w:val="center"/>
+            <w:hideMark/>
+          </w:tcPr>
+          <w:p>
+            <w:pPr>
+              <w:spacing w:after="480" w:line="240" w:lineRule="auto"/>
+              <w:rPr>
+                <w:rFonts w:ascii="Times New Roman" w:eastAsia="Times New Roman" w:hAnsi="Times New Roman" w:cs="Times New Roman"/>
+                <w:sz w:val="24"/>
+                <w:szCs w:val="24"/>
+                <w:lang w:eastAsia="es-ES"/>
+              </w:rPr>
+            </w:pPr>
+            <w:r>
+              <w:rPr>
+                <w:rFonts w:ascii="Times New Roman" w:eastAsia="Times New Roman" w:hAnsi="Times New Roman" w:cs="Times New Roman"/>
+                <w:b/>
+                <w:bCs/>
+                <w:sz w:val="24"/>
+                <w:szCs w:val="24"/>
+                <w:lang w:eastAsia="es-ES"/>
+              </w:rPr>
+              <w:lastRenderedPageBreak/>
+              <w:t>Categoría</w:t>
+            </w:r>
+          </w:p>
+        </w:tc>
+        <w:tc>
+          <w:tcPr>
+            <w:tcW w:w="0" w:type="auto"/>
+            <w:tcBorders>
+              <w:top w:val="single" w:sz="6" w:space="0" w:color="C4C7C5"/>
+              <w:left w:val="single" w:sz="6" w:space="0" w:color="C4C7C5"/>
+              <w:bottom w:val="single" w:sz="6" w:space="0" w:color="C4C7C5"/>
+              <w:right w:val="single" w:sz="6" w:space="0" w:color="C4C7C5"/>
+            </w:tcBorders>
+            <w:tcMar>
+              <w:top w:w="120" w:type="dxa"/>
+              <w:left w:w="180" w:type="dxa"/>
+              <w:bottom w:w="120" w:type="dxa"/>
+              <w:right w:w="180" w:type="dxa"/>
+            </w:tcMar>
+            <w:vAlign w:val="center"/>
+            <w:hideMark/>
+          </w:tcPr>
+          <w:p>
+            <w:pPr>
+              <w:spacing w:after="480" w:line="240" w:lineRule="auto"/>
+              <w:rPr>
+                <w:rFonts w:ascii="Times New Roman" w:eastAsia="Times New Roman" w:hAnsi="Times New Roman" w:cs="Times New Roman"/>
+                <w:sz w:val="24"/>
+                <w:szCs w:val="24"/>
+                <w:lang w:eastAsia="es-ES"/>
+              </w:rPr>
+            </w:pPr>
+            <w:r>
+              <w:rPr>
+                <w:rFonts w:ascii="Times New Roman" w:eastAsia="Times New Roman" w:hAnsi="Times New Roman" w:cs="Times New Roman"/>
+                <w:b/>
+                <w:bCs/>
+                <w:sz w:val="24"/>
+                <w:szCs w:val="24"/>
+                <w:lang w:eastAsia="es-ES"/>
+              </w:rPr>
+              <w:t>Nombre del Color</w:t>
+            </w:r>
+          </w:p>
+        </w:tc>
+        <w:tc>
+          <w:tcPr>
+            <w:tcW w:w="0" w:type="auto"/>
+            <w:tcBorders>
+              <w:top w:val="single" w:sz="6" w:space="0" w:color="C4C7C5"/>
+              <w:left w:val="single" w:sz="6" w:space="0" w:color="C4C7C5"/>
+              <w:bottom w:val="single" w:sz="6" w:space="0" w:color="C4C7C5"/>
+              <w:right w:val="single" w:sz="6" w:space="0" w:color="C4C7C5"/>
+            </w:tcBorders>
+            <w:tcMar>
+              <w:top w:w="120" w:type="dxa"/>
+              <w:left w:w="180" w:type="dxa"/>
+              <w:bottom w:w="120" w:type="dxa"/>
+              <w:right w:w="180" w:type="dxa"/>
+            </w:tcMar>
+            <w:vAlign w:val="center"/>
+            <w:hideMark/>
+          </w:tcPr>
+          <w:p>
+            <w:pPr>
+              <w:spacing w:after="480" w:line="240" w:lineRule="auto"/>
+              <w:rPr>
+                <w:rFonts w:ascii="Times New Roman" w:eastAsia="Times New Roman" w:hAnsi="Times New Roman" w:cs="Times New Roman"/>
+                <w:sz w:val="24"/>
+                <w:szCs w:val="24"/>
+                <w:lang w:eastAsia="es-ES"/>
+              </w:rPr>
+            </w:pPr>
+            <w:r>
+              <w:rPr>
+                <w:rFonts w:ascii="Times New Roman" w:eastAsia="Times New Roman" w:hAnsi="Times New Roman" w:cs="Times New Roman"/>
+                <w:b/>
+                <w:bCs/>
+                <w:sz w:val="24"/>
+                <w:szCs w:val="24"/>
+                <w:lang w:eastAsia="es-ES"/>
+              </w:rPr>
+              <w:t>Código / Valor</w:t>
+            </w:r>
+          </w:p>
+        </w:tc>
+        <w:tc>
+          <w:tcPr>
+            <w:tcW w:w="0" w:type="auto"/>
+            <w:tcBorders>
+              <w:top w:val="single" w:sz="6" w:space="0" w:color="C4C7C5"/>
+              <w:left w:val="single" w:sz="6" w:space="0" w:color="C4C7C5"/>
+              <w:bottom w:val="single" w:sz="6" w:space="0" w:color="C4C7C5"/>
+              <w:right w:val="single" w:sz="6" w:space="0" w:color="C4C7C5"/>
+            </w:tcBorders>
+            <w:tcMar>
+              <w:top w:w="120" w:type="dxa"/>
+              <w:left w:w="180" w:type="dxa"/>
+              <w:bottom w:w="120" w:type="dxa"/>
+              <w:right w:w="180" w:type="dxa"/>
+            </w:tcMar>
+            <w:vAlign w:val="center"/>
+            <w:hideMark/>
+          </w:tcPr>
+          <w:p>
+            <w:pPr>
+              <w:spacing w:after="480" w:line="240" w:lineRule="auto"/>
+              <w:rPr>
+                <w:rFonts w:ascii="Times New Roman" w:eastAsia="Times New Roman" w:hAnsi="Times New Roman" w:cs="Times New Roman"/>
+                <w:sz w:val="24"/>
+                <w:szCs w:val="24"/>
+                <w:lang w:eastAsia="es-ES"/>
+              </w:rPr>
+            </w:pPr>
+            <w:r>
+              <w:rPr>
+                <w:rFonts w:ascii="Times New Roman" w:eastAsia="Times New Roman" w:hAnsi="Times New Roman" w:cs="Times New Roman"/>
+                <w:b/>
+                <w:bCs/>
+                <w:sz w:val="24"/>
+                <w:szCs w:val="24"/>
+                <w:lang w:eastAsia="es-ES"/>
+              </w:rPr>
+              <w:t>Función y Justificación Teórica de Clase</w:t>
+            </w:r>
+          </w:p>
+        </w:tc>
+      </w:tr>
+      <w:tr>
+        <w:trPr>
+          <w:tblCellSpacing w:w="15" w:type="dxa"/>
+        </w:trPr>
+        <w:tc>
+          <w:tcPr>
+            <w:tcW w:w="0" w:type="auto"/>
+            <w:tcBorders>
+              <w:top w:val="single" w:sz="6" w:space="0" w:color="C4C7C5"/>
+              <w:left w:val="single" w:sz="6" w:space="0" w:color="C4C7C5"/>
+              <w:bottom w:val="single" w:sz="6" w:space="0" w:color="C4C7C5"/>
+              <w:right w:val="single" w:sz="6" w:space="0" w:color="C4C7C5"/>
+            </w:tcBorders>
+            <w:tcMar>
+              <w:top w:w="120" w:type="dxa"/>
+              <w:left w:w="180" w:type="dxa"/>
+              <w:bottom w:w="120" w:type="dxa"/>
+              <w:right w:w="180" w:type="dxa"/>
+            </w:tcMar>
+            <w:vAlign w:val="center"/>
+            <w:hideMark/>
+          </w:tcPr>
+          <w:p>
+            <w:pPr>
+              <w:spacing w:after="480" w:line="240" w:lineRule="auto"/>
+              <w:rPr>
+                <w:rFonts w:ascii="Times New Roman" w:eastAsia="Times New Roman" w:hAnsi="Times New Roman" w:cs="Times New Roman"/>
+                <w:sz w:val="24"/>
+                <w:szCs w:val="24"/>
+                <w:lang w:eastAsia="es-ES"/>
+              </w:rPr>
+            </w:pPr>
+            <w:r>
+              <w:rPr>
+                <w:rFonts w:ascii="Times New Roman" w:eastAsia="Times New Roman" w:hAnsi="Times New Roman" w:cs="Times New Roman"/>
+                <w:b/>
+                <w:bCs/>
+                <w:sz w:val="24"/>
+                <w:szCs w:val="24"/>
+                <w:lang w:eastAsia="es-ES"/>
+              </w:rPr>
+              <w:t>Primario 1</w:t>
+            </w:r>
+          </w:p>
+        </w:tc>
+        <w:tc>
+          <w:tcPr>
+            <w:tcW w:w="0" w:type="auto"/>
+            <w:tcBorders>
+              <w:top w:val="single" w:sz="6" w:space="0" w:color="C4C7C5"/>
+              <w:left w:val="single" w:sz="6" w:space="0" w:color="C4C7C5"/>
+              <w:bottom w:val="single" w:sz="6" w:space="0" w:color="C4C7C5"/>
+              <w:right w:val="single" w:sz="6" w:space="0" w:color="C4C7C5"/>
+            </w:tcBorders>
+            <w:tcMar>
+              <w:top w:w="120" w:type="dxa"/>
+              <w:left w:w="180" w:type="dxa"/>
+              <w:bottom w:w="120" w:type="dxa"/>
+              <w:right w:w="180" w:type="dxa"/>
+            </w:tcMar>
+            <w:vAlign w:val="center"/>
+            <w:hideMark/>
+          </w:tcPr>
+          <w:p>
+            <w:pPr>
+              <w:spacing w:after="480" w:line="240" w:lineRule="auto"/>
+              <w:rPr>
+                <w:rFonts w:ascii="Times New Roman" w:eastAsia="Times New Roman" w:hAnsi="Times New Roman" w:cs="Times New Roman"/>
+                <w:sz w:val="24"/>
+                <w:szCs w:val="24"/>
+                <w:lang w:eastAsia="es-ES"/>
+              </w:rPr>
+            </w:pPr>
+            <w:r>
+              <w:rPr>
+                <w:rFonts w:ascii="Times New Roman" w:eastAsia="Times New Roman" w:hAnsi="Times New Roman" w:cs="Times New Roman"/>
+                <w:sz w:val="24"/>
+                <w:szCs w:val="24"/>
+                <w:lang w:eastAsia="es-ES"/>
+              </w:rPr>
+              <w:t>Deep Space Black</w:t>
+            </w:r>
+          </w:p>
+        </w:tc>
+        <w:tc>
+          <w:tcPr>
+            <w:tcW w:w="0" w:type="auto"/>
+            <w:tcBorders>
+              <w:top w:val="single" w:sz="6" w:space="0" w:color="C4C7C5"/>
+              <w:left w:val="single" w:sz="6" w:space="0" w:color="C4C7C5"/>
+              <w:bottom w:val="single" w:sz="6" w:space="0" w:color="C4C7C5"/>
+              <w:right w:val="single" w:sz="6" w:space="0" w:color="C4C7C5"/>
+            </w:tcBorders>
+            <w:tcMar>
+              <w:top w:w="120" w:type="dxa"/>
+              <w:left w:w="180" w:type="dxa"/>
+              <w:bottom w:w="120" w:type="dxa"/>
+              <w:right w:w="180" w:type="dxa"/>
+            </w:tcMar>
+            <w:vAlign w:val="center"/>
+            <w:hideMark/>
+          </w:tcPr>
+          <w:p>
+            <w:pPr>
+              <w:spacing w:before="100" w:beforeAutospacing="1" w:after="100" w:afterAutospacing="1" w:line="240" w:lineRule="auto"/>
+              <w:rPr>
+                <w:rFonts w:ascii="Times New Roman" w:eastAsia="Times New Roman" w:hAnsi="Times New Roman" w:cs="Times New Roman"/>
+                <w:sz w:val="24"/>
+                <w:szCs w:val="24"/>
+                <w:lang w:eastAsia="es-ES"/>
+              </w:rPr>
+            </w:pPr>
+            <w:r>
+              <w:rPr>
+                <w:rFonts w:ascii="Courier New" w:eastAsia="Times New Roman" w:hAnsi="Courier New" w:cs="Courier New"/>
+                <w:sz w:val="20"/>
+                <w:szCs w:val="20"/>
+                <w:lang w:eastAsia="es-ES"/>
+              </w:rPr>
+              <w:t>RGB(8, 10, 16)</w:t>
+            </w:r>
+          </w:p>
+        </w:tc>
+        <w:tc>
+          <w:tcPr>
+            <w:tcW w:w="0" w:type="auto"/>
+            <w:tcBorders>
+              <w:top w:val="single" w:sz="6" w:space="0" w:color="C4C7C5"/>
+              <w:left w:val="single" w:sz="6" w:space="0" w:color="C4C7C5"/>
+              <w:bottom w:val="single" w:sz="6" w:space="0" w:color="C4C7C5"/>
+              <w:right w:val="single" w:sz="6" w:space="0" w:color="C4C7C5"/>
+            </w:tcBorders>
+            <w:tcMar>
+              <w:top w:w="120" w:type="dxa"/>
+              <w:left w:w="180" w:type="dxa"/>
+              <w:bottom w:w="120" w:type="dxa"/>
+              <w:right w:w="180" w:type="dxa"/>
+            </w:tcMar>
+            <w:vAlign w:val="center"/>
+            <w:hideMark/>
+          </w:tcPr>
+          <w:p>
+            <w:pPr>
+              <w:spacing w:before="100" w:beforeAutospacing="1" w:after="100" w:afterAutospacing="1" w:line="240" w:lineRule="auto"/>
+              <w:rPr>
+                <w:rFonts w:ascii="Times New Roman" w:eastAsia="Times New Roman" w:hAnsi="Times New Roman" w:cs="Times New Roman"/>
+                <w:sz w:val="24"/>
+                <w:szCs w:val="24"/>
+                <w:lang w:eastAsia="es-ES"/>
+              </w:rPr>
+            </w:pPr>
+            <w:r>
+              <w:rPr>
+                <w:rFonts w:ascii="Times New Roman" w:eastAsia="Times New Roman" w:hAnsi="Times New Roman" w:cs="Times New Roman"/>
+                <w:sz w:val="24"/>
+                <w:szCs w:val="24"/>
+                <w:lang w:eastAsia="es-ES"/>
+              </w:rPr>
+              <w:t xml:space="preserve">Fondo oscuro. Representa </w:t>
+            </w:r>
+            <w:r>
+              <w:rPr>
+                <w:rFonts w:ascii="Times New Roman" w:eastAsia="Times New Roman" w:hAnsi="Times New Roman" w:cs="Times New Roman"/>
+                <w:b/>
+                <w:bCs/>
+                <w:sz w:val="24"/>
+                <w:szCs w:val="24"/>
+                <w:lang w:eastAsia="es-ES"/>
+              </w:rPr>
+              <w:t>Elegancia, Poder y Estabilidad</w:t>
+            </w:r>
+            <w:r>
+              <w:rPr>
+                <w:rFonts w:ascii="Times New Roman" w:eastAsia="Times New Roman" w:hAnsi="Times New Roman" w:cs="Times New Roman"/>
+                <w:sz w:val="24"/>
+                <w:szCs w:val="24"/>
+                <w:lang w:eastAsia="es-ES"/>
+              </w:rPr>
+              <w:t xml:space="preserve"> (Valor ~0%). </w:t>
+            </w:r>
+          </w:p>
+        </w:tc>
+      </w:tr>
+      <w:tr>
+        <w:trPr>
+          <w:tblCellSpacing w:w="15" w:type="dxa"/>
+        </w:trPr>
+        <w:tc>
+          <w:tcPr>
+            <w:tcW w:w="0" w:type="auto"/>
+            <w:tcBorders>
+              <w:top w:val="single" w:sz="6" w:space="0" w:color="C4C7C5"/>
+              <w:left w:val="single" w:sz="6" w:space="0" w:color="C4C7C5"/>
+              <w:bottom w:val="single" w:sz="6" w:space="0" w:color="C4C7C5"/>
+              <w:right w:val="single" w:sz="6" w:space="0" w:color="C4C7C5"/>
+            </w:tcBorders>
+            <w:tcMar>
+              <w:top w:w="120" w:type="dxa"/>
+              <w:left w:w="180" w:type="dxa"/>
+              <w:bottom w:w="120" w:type="dxa"/>
+              <w:right w:w="180" w:type="dxa"/>
+            </w:tcMar>
+            <w:vAlign w:val="center"/>
+            <w:hideMark/>
+          </w:tcPr>
+          <w:p>
+            <w:pPr>
+              <w:spacing w:after="0" w:line="240" w:lineRule="auto"/>
+              <w:rPr>
+                <w:rFonts w:ascii="Times New Roman" w:eastAsia="Times New Roman" w:hAnsi="Times New Roman" w:cs="Times New Roman"/>
+                <w:sz w:val="24"/>
+                <w:szCs w:val="24"/>
+                <w:lang w:eastAsia="es-ES"/>
+              </w:rPr>
+            </w:pPr>
+            <w:r>
+              <w:rPr>
+                <w:rFonts w:ascii="Times New Roman" w:eastAsia="Times New Roman" w:hAnsi="Times New Roman" w:cs="Times New Roman"/>
+                <w:b/>
+                <w:bCs/>
+                <w:sz w:val="24"/>
+                <w:szCs w:val="24"/>
+                <w:lang w:eastAsia="es-ES"/>
+              </w:rPr>
+              <w:t>Primario 2</w:t>
+            </w:r>
+          </w:p>
+        </w:tc>
+        <w:tc>
+          <w:tcPr>
+            <w:tcW w:w="0" w:type="auto"/>
+            <w:tcBorders>
+              <w:top w:val="single" w:sz="6" w:space="0" w:color="C4C7C5"/>
+              <w:left w:val="single" w:sz="6" w:space="0" w:color="C4C7C5"/>
+              <w:bottom w:val="single" w:sz="6" w:space="0" w:color="C4C7C5"/>
+              <w:right w:val="single" w:sz="6" w:space="0" w:color="C4C7C5"/>
+            </w:tcBorders>
+            <w:tcMar>
+              <w:top w:w="120" w:type="dxa"/>
+              <w:left w:w="180" w:type="dxa"/>
+              <w:bottom w:w="120" w:type="dxa"/>
+              <w:right w:w="180" w:type="dxa"/>
+            </w:tcMar>
+            <w:vAlign w:val="center"/>
+            <w:hideMark/>
+          </w:tcPr>
+          <w:p>
+            <w:pPr>
+              <w:spacing w:after="0" w:line="240" w:lineRule="auto"/>
+              <w:rPr>
+                <w:rFonts w:ascii="Times New Roman" w:eastAsia="Times New Roman" w:hAnsi="Times New Roman" w:cs="Times New Roman"/>
+                <w:sz w:val="24"/>
+                <w:szCs w:val="24"/>
+                <w:lang w:eastAsia="es-ES"/>
+              </w:rPr>
+            </w:pPr>
+            <w:r>
+              <w:rPr>
+                <w:rFonts w:ascii="Times New Roman" w:eastAsia="Times New Roman" w:hAnsi="Times New Roman" w:cs="Times New Roman"/>
+                <w:sz w:val="24"/>
+                <w:szCs w:val="24"/>
+                <w:lang w:eastAsia="es-ES"/>
+              </w:rPr>
+              <w:t>Titanium White</w:t>
+            </w:r>
+          </w:p>
+        </w:tc>
+        <w:tc>
+          <w:tcPr>
+            <w:tcW w:w="0" w:type="auto"/>
+            <w:tcBorders>
+              <w:top w:val="single" w:sz="6" w:space="0" w:color="C4C7C5"/>
+              <w:left w:val="single" w:sz="6" w:space="0" w:color="C4C7C5"/>
+              <w:bottom w:val="single" w:sz="6" w:space="0" w:color="C4C7C5"/>
+              <w:right w:val="single" w:sz="6" w:space="0" w:color="C4C7C5"/>
+            </w:tcBorders>
+            <w:tcMar>
+              <w:top w:w="120" w:type="dxa"/>
+              <w:left w:w="180" w:type="dxa"/>
+              <w:bottom w:w="120" w:type="dxa"/>
+              <w:right w:w="180" w:type="dxa"/>
+            </w:tcMar>
+            <w:vAlign w:val="center"/>
+            <w:hideMark/>
+          </w:tcPr>
+          <w:p>
+            <w:pPr>
+              <w:spacing w:before="100" w:beforeAutospacing="1" w:after="100" w:afterAutospacing="1" w:line="240" w:lineRule="auto"/>
+              <w:rPr>
+                <w:rFonts w:ascii="Times New Roman" w:eastAsia="Times New Roman" w:hAnsi="Times New Roman" w:cs="Times New Roman"/>
+                <w:sz w:val="24"/>
+                <w:szCs w:val="24"/>
+                <w:lang w:eastAsia="es-ES"/>
+              </w:rPr>
+            </w:pPr>
+            <w:r>
+              <w:rPr>
+                <w:rFonts w:ascii="Courier New" w:eastAsia="Times New Roman" w:hAnsi="Courier New" w:cs="Courier New"/>
+                <w:sz w:val="20"/>
+                <w:szCs w:val="20"/>
+                <w:lang w:eastAsia="es-ES"/>
+              </w:rPr>
+              <w:t>RGB(243, 244, 246)</w:t>
+            </w:r>
+          </w:p>
+        </w:tc>
+        <w:tc>
+          <w:tcPr>
+            <w:tcW w:w="0" w:type="auto"/>
+            <w:tcBorders>
+              <w:top w:val="single" w:sz="6" w:space="0" w:color="C4C7C5"/>
+              <w:left w:val="single" w:sz="6" w:space="0" w:color="C4C7C5"/>
+              <w:bottom w:val="single" w:sz="6" w:space="0" w:color="C4C7C5"/>
+              <w:right w:val="single" w:sz="6" w:space="0" w:color="C4C7C5"/>
+            </w:tcBorders>
+            <w:tcMar>
+              <w:top w:w="120" w:type="dxa"/>
+              <w:left w:w="180" w:type="dxa"/>
+              <w:bottom w:w="120" w:type="dxa"/>
+              <w:right w:w="180" w:type="dxa"/>
+            </w:tcMar>
+            <w:vAlign w:val="center"/>
+            <w:hideMark/>
+          </w:tcPr>
+          <w:p>
+            <w:pPr>
+              <w:spacing w:before="100" w:beforeAutospacing="1" w:after="100" w:afterAutospacing="1" w:line="240" w:lineRule="auto"/>
+              <w:rPr>
+                <w:rFonts w:ascii="Times New Roman" w:eastAsia="Times New Roman" w:hAnsi="Times New Roman" w:cs="Times New Roman"/>
+                <w:sz w:val="24"/>
+                <w:szCs w:val="24"/>
+                <w:lang w:eastAsia="es-ES"/>
+              </w:rPr>
+            </w:pPr>
+            <w:r>
+              <w:rPr>
+                <w:rFonts w:ascii="Times New Roman" w:eastAsia="Times New Roman" w:hAnsi="Times New Roman" w:cs="Times New Roman"/>
+                <w:sz w:val="24"/>
+                <w:szCs w:val="24"/>
+                <w:lang w:eastAsia="es-ES"/>
+              </w:rPr>
+              <w:t xml:space="preserve">Textos y UI. Representa </w:t>
+            </w:r>
+            <w:r>
+              <w:rPr>
+                <w:rFonts w:ascii="Times New Roman" w:eastAsia="Times New Roman" w:hAnsi="Times New Roman" w:cs="Times New Roman"/>
+                <w:b/>
+                <w:bCs/>
+                <w:sz w:val="24"/>
+                <w:szCs w:val="24"/>
+                <w:lang w:eastAsia="es-ES"/>
+              </w:rPr>
+              <w:t>Seguridad y Sencillez</w:t>
+            </w:r>
+            <w:r>
+              <w:rPr>
+                <w:rFonts w:ascii="Times New Roman" w:eastAsia="Times New Roman" w:hAnsi="Times New Roman" w:cs="Times New Roman"/>
+                <w:sz w:val="24"/>
+                <w:szCs w:val="24"/>
+                <w:lang w:eastAsia="es-ES"/>
+              </w:rPr>
+              <w:t xml:space="preserve"> (Valor ~100%, contraste máximo). </w:t>
+            </w:r>
+          </w:p>
+        </w:tc>
+      </w:tr>
+      <w:tr>
+        <w:trPr>
+          <w:tblCellSpacing w:w="15" w:type="dxa"/>
+        </w:trPr>
+        <w:tc>
+          <w:tcPr>
+            <w:tcW w:w="0" w:type="auto"/>
+            <w:tcBorders>
+              <w:top w:val="single" w:sz="6" w:space="0" w:color="C4C7C5"/>
+              <w:left w:val="single" w:sz="6" w:space="0" w:color="C4C7C5"/>
+              <w:bottom w:val="single" w:sz="6" w:space="0" w:color="C4C7C5"/>
+              <w:right w:val="single" w:sz="6" w:space="0" w:color="C4C7C5"/>
+            </w:tcBorders>
+            <w:tcMar>
+              <w:top w:w="120" w:type="dxa"/>
+              <w:left w:w="180" w:type="dxa"/>
+              <w:bottom w:w="120" w:type="dxa"/>
+              <w:right w:w="180" w:type="dxa"/>
+            </w:tcMar>
+            <w:vAlign w:val="center"/>
+            <w:hideMark/>
+          </w:tcPr>
+          <w:p>
+            <w:pPr>
+              <w:spacing w:after="0" w:line="240" w:lineRule="auto"/>
+              <w:rPr>
+                <w:rFonts w:ascii="Times New Roman" w:eastAsia="Times New Roman" w:hAnsi="Times New Roman" w:cs="Times New Roman"/>
+                <w:sz w:val="24"/>
+                <w:szCs w:val="24"/>
+                <w:lang w:eastAsia="es-ES"/>
+              </w:rPr>
+            </w:pPr>
+            <w:r>
+              <w:rPr>
+                <w:rFonts w:ascii="Times New Roman" w:eastAsia="Times New Roman" w:hAnsi="Times New Roman" w:cs="Times New Roman"/>
+                <w:b/>
+                <w:bCs/>
+                <w:sz w:val="24"/>
+                <w:szCs w:val="24"/>
+                <w:lang w:eastAsia="es-ES"/>
+              </w:rPr>
+              <w:t>Primario 3</w:t>
+            </w:r>
+          </w:p>
+        </w:tc>
+        <w:tc>
+          <w:tcPr>
+            <w:tcW w:w="0" w:type="auto"/>
+            <w:tcBorders>
+              <w:top w:val="single" w:sz="6" w:space="0" w:color="C4C7C5"/>
+              <w:left w:val="single" w:sz="6" w:space="0" w:color="C4C7C5"/>
+              <w:bottom w:val="single" w:sz="6" w:space="0" w:color="C4C7C5"/>
+              <w:right w:val="single" w:sz="6" w:space="0" w:color="C4C7C5"/>
+            </w:tcBorders>
+            <w:tcMar>
+              <w:top w:w="120" w:type="dxa"/>
+              <w:left w:w="180" w:type="dxa"/>
+              <w:bottom w:w="120" w:type="dxa"/>
+              <w:right w:w="180" w:type="dxa"/>
+            </w:tcMar>
+            <w:vAlign w:val="center"/>
+            <w:hideMark/>
+          </w:tcPr>
+          <w:p>
+            <w:pPr>
+              <w:spacing w:after="0" w:line="240" w:lineRule="auto"/>
+              <w:rPr>
+                <w:rFonts w:ascii="Times New Roman" w:eastAsia="Times New Roman" w:hAnsi="Times New Roman" w:cs="Times New Roman"/>
+                <w:sz w:val="24"/>
+                <w:szCs w:val="24"/>
+                <w:lang w:eastAsia="es-ES"/>
+              </w:rPr>
+            </w:pPr>
+            <w:r>
+              <w:rPr>
+                <w:rFonts w:ascii="Times New Roman" w:eastAsia="Times New Roman" w:hAnsi="Times New Roman" w:cs="Times New Roman"/>
+                <w:sz w:val="24"/>
+                <w:szCs w:val="24"/>
+                <w:lang w:eastAsia="es-ES"/>
+              </w:rPr>
+              <w:t>Ion Blue</w:t>
+            </w:r>
+          </w:p>
+        </w:tc>
+        <w:tc>
+          <w:tcPr>
+            <w:tcW w:w="0" w:type="auto"/>
+            <w:tcBorders>
+              <w:top w:val="single" w:sz="6" w:space="0" w:color="C4C7C5"/>
+              <w:left w:val="single" w:sz="6" w:space="0" w:color="C4C7C5"/>
+              <w:bottom w:val="single" w:sz="6" w:space="0" w:color="C4C7C5"/>
+              <w:right w:val="single" w:sz="6" w:space="0" w:color="C4C7C5"/>
+            </w:tcBorders>
+            <w:tcMar>
+              <w:top w:w="120" w:type="dxa"/>
+              <w:left w:w="180" w:type="dxa"/>
+              <w:bottom w:w="120" w:type="dxa"/>
+              <w:right w:w="180" w:type="dxa"/>
+            </w:tcMar>
+            <w:vAlign w:val="center"/>
+            <w:hideMark/>
+          </w:tcPr>
+          <w:p>
+            <w:pPr>
+              <w:spacing w:before="100" w:beforeAutospacing="1" w:after="100" w:afterAutospacing="1" w:line="240" w:lineRule="auto"/>
+              <w:rPr>
+                <w:rFonts w:ascii="Times New Roman" w:eastAsia="Times New Roman" w:hAnsi="Times New Roman" w:cs="Times New Roman"/>
+                <w:sz w:val="24"/>
+                <w:szCs w:val="24"/>
+                <w:lang w:eastAsia="es-ES"/>
+              </w:rPr>
+            </w:pPr>
+            <w:r>
+              <w:rPr>
+                <w:rFonts w:ascii="Courier New" w:eastAsia="Times New Roman" w:hAnsi="Courier New" w:cs="Courier New"/>
+                <w:sz w:val="20"/>
+                <w:szCs w:val="20"/>
+                <w:lang w:eastAsia="es-ES"/>
+              </w:rPr>
+              <w:t>RGB(0, 150, 255)</w:t>
+            </w:r>
+          </w:p>
+        </w:tc>
+        <w:tc>
+          <w:tcPr>
+            <w:tcW w:w="0" w:type="auto"/>
+            <w:tcBorders>
+              <w:top w:val="single" w:sz="6" w:space="0" w:color="C4C7C5"/>
+              <w:left w:val="single" w:sz="6" w:space="0" w:color="C4C7C5"/>
+              <w:bottom w:val="single" w:sz="6" w:space="0" w:color="C4C7C5"/>
+              <w:right w:val="single" w:sz="6" w:space="0" w:color="C4C7C5"/>
+            </w:tcBorders>
+            <w:tcMar>
+              <w:top w:w="120" w:type="dxa"/>
+              <w:left w:w="180" w:type="dxa"/>
+              <w:bottom w:w="120" w:type="dxa"/>
+              <w:right w:w="180" w:type="dxa"/>
+            </w:tcMar>
+            <w:vAlign w:val="center"/>
+            <w:hideMark/>
+          </w:tcPr>
+          <w:p>
+            <w:pPr>
+              <w:spacing w:before="100" w:beforeAutospacing="1" w:after="100" w:afterAutospacing="1" w:line="240" w:lineRule="auto"/>
+              <w:rPr>
+                <w:rFonts w:ascii="Times New Roman" w:eastAsia="Times New Roman" w:hAnsi="Times New Roman" w:cs="Times New Roman"/>
+                <w:sz w:val="24"/>
+                <w:szCs w:val="24"/>
+                <w:lang w:eastAsia="es-ES"/>
+              </w:rPr>
+            </w:pPr>
+            <w:r>
+              <w:rPr>
+                <w:rFonts w:ascii="Times New Roman" w:eastAsia="Times New Roman" w:hAnsi="Times New Roman" w:cs="Times New Roman"/>
+                <w:sz w:val="24"/>
+                <w:szCs w:val="24"/>
+                <w:lang w:eastAsia="es-ES"/>
+              </w:rPr>
+              <w:t>Identidad vehicular. Primario puro (</w:t>
+            </w:r>
+            <w:r>
+              <w:rPr>
+                <w:rFonts w:ascii="Times New Roman" w:eastAsia="Times New Roman" w:hAnsi="Times New Roman" w:cs="Times New Roman"/>
+                <w:i/>
+                <w:iCs/>
+                <w:sz w:val="24"/>
+                <w:szCs w:val="24"/>
+                <w:lang w:eastAsia="es-ES"/>
+              </w:rPr>
+              <w:t>Blue</w:t>
+            </w:r>
+            <w:r>
+              <w:rPr>
+                <w:rFonts w:ascii="Times New Roman" w:eastAsia="Times New Roman" w:hAnsi="Times New Roman" w:cs="Times New Roman"/>
+                <w:sz w:val="24"/>
+                <w:szCs w:val="24"/>
+                <w:lang w:eastAsia="es-ES"/>
+              </w:rPr>
+              <w:t xml:space="preserve">). Aporta </w:t>
+            </w:r>
+            <w:r>
+              <w:rPr>
+                <w:rFonts w:ascii="Times New Roman" w:eastAsia="Times New Roman" w:hAnsi="Times New Roman" w:cs="Times New Roman"/>
+                <w:b/>
+                <w:bCs/>
+                <w:sz w:val="24"/>
+                <w:szCs w:val="24"/>
+                <w:lang w:eastAsia="es-ES"/>
+              </w:rPr>
+              <w:t>Confianza y Seguridad</w:t>
+            </w:r>
+            <w:r>
+              <w:rPr>
+                <w:rFonts w:ascii="Times New Roman" w:eastAsia="Times New Roman" w:hAnsi="Times New Roman" w:cs="Times New Roman"/>
+                <w:sz w:val="24"/>
+                <w:szCs w:val="24"/>
+                <w:lang w:eastAsia="es-ES"/>
+              </w:rPr>
+              <w:t xml:space="preserve">. </w:t>
+            </w:r>
+          </w:p>
+        </w:tc>
+      </w:tr>
+      <w:tr>
+        <w:trPr>
+          <w:tblCellSpacing w:w="15" w:type="dxa"/>
+        </w:trPr>
+        <w:tc>
+          <w:tcPr>
+            <w:tcW w:w="0" w:type="auto"/>
+            <w:tcBorders>
+              <w:top w:val="single" w:sz="6" w:space="0" w:color="C4C7C5"/>
+              <w:left w:val="single" w:sz="6" w:space="0" w:color="C4C7C5"/>
+              <w:bottom w:val="single" w:sz="6" w:space="0" w:color="C4C7C5"/>
+              <w:right w:val="single" w:sz="6" w:space="0" w:color="C4C7C5"/>
+            </w:tcBorders>
+            <w:tcMar>
+              <w:top w:w="120" w:type="dxa"/>
+              <w:left w:w="180" w:type="dxa"/>
+              <w:bottom w:w="120" w:type="dxa"/>
+              <w:right w:w="180" w:type="dxa"/>
+            </w:tcMar>
+            <w:vAlign w:val="center"/>
+            <w:hideMark/>
+          </w:tcPr>
+          <w:p>
+            <w:pPr>
+              <w:spacing w:after="0" w:line="240" w:lineRule="auto"/>
+              <w:rPr>
+                <w:rFonts w:ascii="Times New Roman" w:eastAsia="Times New Roman" w:hAnsi="Times New Roman" w:cs="Times New Roman"/>
+                <w:sz w:val="24"/>
+                <w:szCs w:val="24"/>
+                <w:lang w:eastAsia="es-ES"/>
+              </w:rPr>
+            </w:pPr>
+            <w:r>
+              <w:rPr>
+                <w:rFonts w:ascii="Times New Roman" w:eastAsia="Times New Roman" w:hAnsi="Times New Roman" w:cs="Times New Roman"/>
+                <w:b/>
+                <w:bCs/>
+                <w:sz w:val="24"/>
+                <w:szCs w:val="24"/>
+                <w:lang w:eastAsia="es-ES"/>
+              </w:rPr>
+              <w:t>Primario 4</w:t>
+            </w:r>
+          </w:p>
+        </w:tc>
+        <w:tc>
+          <w:tcPr>
+            <w:tcW w:w="0" w:type="auto"/>
+            <w:tcBorders>
+              <w:top w:val="single" w:sz="6" w:space="0" w:color="C4C7C5"/>
+              <w:left w:val="single" w:sz="6" w:space="0" w:color="C4C7C5"/>
+              <w:bottom w:val="single" w:sz="6" w:space="0" w:color="C4C7C5"/>
+              <w:right w:val="single" w:sz="6" w:space="0" w:color="C4C7C5"/>
+            </w:tcBorders>
+            <w:tcMar>
+              <w:top w:w="120" w:type="dxa"/>
+              <w:left w:w="180" w:type="dxa"/>
+              <w:bottom w:w="120" w:type="dxa"/>
+              <w:right w:w="180" w:type="dxa"/>
+            </w:tcMar>
+            <w:vAlign w:val="center"/>
+            <w:hideMark/>
+          </w:tcPr>
+          <w:p>
+            <w:pPr>
+              <w:spacing w:after="0" w:line="240" w:lineRule="auto"/>
+              <w:rPr>
+                <w:rFonts w:ascii="Times New Roman" w:eastAsia="Times New Roman" w:hAnsi="Times New Roman" w:cs="Times New Roman"/>
+                <w:sz w:val="24"/>
+                <w:szCs w:val="24"/>
+                <w:lang w:eastAsia="es-ES"/>
+              </w:rPr>
+            </w:pPr>
+            <w:r>
+              <w:rPr>
+                <w:rFonts w:ascii="Times New Roman" w:eastAsia="Times New Roman" w:hAnsi="Times New Roman" w:cs="Times New Roman"/>
+                <w:sz w:val="24"/>
+                <w:szCs w:val="24"/>
+                <w:lang w:eastAsia="es-ES"/>
+              </w:rPr>
+              <w:t>Cosmic Violet</w:t>
+            </w:r>
+          </w:p>
+        </w:tc>
+        <w:tc>
+          <w:tcPr>
+            <w:tcW w:w="0" w:type="auto"/>
+            <w:tcBorders>
+              <w:top w:val="single" w:sz="6" w:space="0" w:color="C4C7C5"/>
+              <w:left w:val="single" w:sz="6" w:space="0" w:color="C4C7C5"/>
+              <w:bottom w:val="single" w:sz="6" w:space="0" w:color="C4C7C5"/>
+              <w:right w:val="single" w:sz="6" w:space="0" w:color="C4C7C5"/>
+            </w:tcBorders>
+            <w:tcMar>
+              <w:top w:w="120" w:type="dxa"/>
+              <w:left w:w="180" w:type="dxa"/>
+              <w:bottom w:w="120" w:type="dxa"/>
+              <w:right w:w="180" w:type="dxa"/>
+            </w:tcMar>
+            <w:vAlign w:val="center"/>
+            <w:hideMark/>
+          </w:tcPr>
+          <w:p>
+            <w:pPr>
+              <w:spacing w:before="100" w:beforeAutospacing="1" w:after="100" w:afterAutospacing="1" w:line="240" w:lineRule="auto"/>
+              <w:rPr>
+                <w:rFonts w:ascii="Times New Roman" w:eastAsia="Times New Roman" w:hAnsi="Times New Roman" w:cs="Times New Roman"/>
+                <w:sz w:val="24"/>
+                <w:szCs w:val="24"/>
+                <w:lang w:eastAsia="es-ES"/>
+              </w:rPr>
+            </w:pPr>
+            <w:r>
+              <w:rPr>
+                <w:rFonts w:ascii="Courier New" w:eastAsia="Times New Roman" w:hAnsi="Courier New" w:cs="Courier New"/>
+                <w:sz w:val="20"/>
+                <w:szCs w:val="20"/>
+                <w:lang w:eastAsia="es-ES"/>
+              </w:rPr>
+              <w:t>RGB(123, 44, 191)</w:t>
+            </w:r>
+          </w:p>
+        </w:tc>
+        <w:tc>
+          <w:tcPr>
+            <w:tcW w:w="0" w:type="auto"/>
+            <w:tcBorders>
+              <w:top w:val="single" w:sz="6" w:space="0" w:color="C4C7C5"/>
+              <w:left w:val="single" w:sz="6" w:space="0" w:color="C4C7C5"/>
+              <w:bottom w:val="single" w:sz="6" w:space="0" w:color="C4C7C5"/>
+              <w:right w:val="single" w:sz="6" w:space="0" w:color="C4C7C5"/>
+            </w:tcBorders>
+            <w:tcMar>
+              <w:top w:w="120" w:type="dxa"/>
+              <w:left w:w="180" w:type="dxa"/>
+              <w:bottom w:w="120" w:type="dxa"/>
+              <w:right w:w="180" w:type="dxa"/>
+            </w:tcMar>
+            <w:vAlign w:val="center"/>
+            <w:hideMark/>
+          </w:tcPr>
+          <w:p>
+            <w:pPr>
+              <w:spacing w:before="100" w:beforeAutospacing="1" w:after="100" w:afterAutospacing="1" w:line="240" w:lineRule="auto"/>
+              <w:rPr>
+                <w:rFonts w:ascii="Times New Roman" w:eastAsia="Times New Roman" w:hAnsi="Times New Roman" w:cs="Times New Roman"/>
+                <w:sz w:val="24"/>
+                <w:szCs w:val="24"/>
+                <w:lang w:eastAsia="es-ES"/>
+              </w:rPr>
+            </w:pPr>
+            <w:r>
+              <w:rPr>
+                <w:rFonts w:ascii="Times New Roman" w:eastAsia="Times New Roman" w:hAnsi="Times New Roman" w:cs="Times New Roman"/>
+                <w:sz w:val="24"/>
+                <w:szCs w:val="24"/>
+                <w:lang w:eastAsia="es-ES"/>
+              </w:rPr>
+              <w:t>Matiz distintivo (</w:t>
+            </w:r>
+            <w:r>
+              <w:rPr>
+                <w:rFonts w:ascii="Times New Roman" w:eastAsia="Times New Roman" w:hAnsi="Times New Roman" w:cs="Times New Roman"/>
+                <w:i/>
+                <w:iCs/>
+                <w:sz w:val="24"/>
+                <w:szCs w:val="24"/>
+                <w:lang w:eastAsia="es-ES"/>
+              </w:rPr>
+              <w:t>Violet</w:t>
+            </w:r>
+            <w:r>
+              <w:rPr>
+                <w:rFonts w:ascii="Times New Roman" w:eastAsia="Times New Roman" w:hAnsi="Times New Roman" w:cs="Times New Roman"/>
+                <w:sz w:val="24"/>
+                <w:szCs w:val="24"/>
+                <w:lang w:eastAsia="es-ES"/>
+              </w:rPr>
+              <w:t xml:space="preserve">). Comunica </w:t>
+            </w:r>
+            <w:r>
+              <w:rPr>
+                <w:rFonts w:ascii="Times New Roman" w:eastAsia="Times New Roman" w:hAnsi="Times New Roman" w:cs="Times New Roman"/>
+                <w:b/>
+                <w:bCs/>
+                <w:sz w:val="24"/>
+                <w:szCs w:val="24"/>
+                <w:lang w:eastAsia="es-ES"/>
+              </w:rPr>
+              <w:t>Lujo, Vanguardia y Sabiduría</w:t>
+            </w:r>
+            <w:r>
+              <w:rPr>
+                <w:rFonts w:ascii="Times New Roman" w:eastAsia="Times New Roman" w:hAnsi="Times New Roman" w:cs="Times New Roman"/>
+                <w:sz w:val="24"/>
+                <w:szCs w:val="24"/>
+                <w:lang w:eastAsia="es-ES"/>
+              </w:rPr>
+              <w:t xml:space="preserve">. </w:t>
+            </w:r>
+          </w:p>
+        </w:tc>
+      </w:tr>
+      <w:tr>
+        <w:trPr>
+          <w:tblCellSpacing w:w="15" w:type="dxa"/>
+        </w:trPr>
+        <w:tc>
+          <w:tcPr>
+            <w:tcW w:w="0" w:type="auto"/>
+            <w:tcBorders>
+              <w:top w:val="single" w:sz="6" w:space="0" w:color="C4C7C5"/>
+              <w:left w:val="single" w:sz="6" w:space="0" w:color="C4C7C5"/>
+              <w:bottom w:val="single" w:sz="6" w:space="0" w:color="C4C7C5"/>
+              <w:right w:val="single" w:sz="6" w:space="0" w:color="C4C7C5"/>
+            </w:tcBorders>
+            <w:tcMar>
+              <w:top w:w="120" w:type="dxa"/>
+              <w:left w:w="180" w:type="dxa"/>
+              <w:bottom w:w="120" w:type="dxa"/>
+              <w:right w:w="180" w:type="dxa"/>
+            </w:tcMar>
+            <w:vAlign w:val="center"/>
+            <w:hideMark/>
+          </w:tcPr>
+          <w:p>
+            <w:pPr>
+              <w:spacing w:after="0" w:line="240" w:lineRule="auto"/>
+              <w:rPr>
+                <w:rFonts w:ascii="Times New Roman" w:eastAsia="Times New Roman" w:hAnsi="Times New Roman" w:cs="Times New Roman"/>
+                <w:sz w:val="24"/>
+                <w:szCs w:val="24"/>
+                <w:lang w:eastAsia="es-ES"/>
+              </w:rPr>
+            </w:pPr>
+            <w:r>
+              <w:rPr>
+                <w:rFonts w:ascii="Times New Roman" w:eastAsia="Times New Roman" w:hAnsi="Times New Roman" w:cs="Times New Roman"/>
+                <w:b/>
+                <w:bCs/>
+                <w:sz w:val="24"/>
+                <w:szCs w:val="24"/>
+                <w:lang w:eastAsia="es-ES"/>
+              </w:rPr>
+              <w:t>Secundario 1</w:t>
+            </w:r>
+          </w:p>
+        </w:tc>
+        <w:tc>
+          <w:tcPr>
+            <w:tcW w:w="0" w:type="auto"/>
+            <w:tcBorders>
+              <w:top w:val="single" w:sz="6" w:space="0" w:color="C4C7C5"/>
+              <w:left w:val="single" w:sz="6" w:space="0" w:color="C4C7C5"/>
+              <w:bottom w:val="single" w:sz="6" w:space="0" w:color="C4C7C5"/>
+              <w:right w:val="single" w:sz="6" w:space="0" w:color="C4C7C5"/>
+            </w:tcBorders>
+            <w:tcMar>
+              <w:top w:w="120" w:type="dxa"/>
+              <w:left w:w="180" w:type="dxa"/>
+              <w:bottom w:w="120" w:type="dxa"/>
+              <w:right w:w="180" w:type="dxa"/>
+            </w:tcMar>
+            <w:vAlign w:val="center"/>
+            <w:hideMark/>
+          </w:tcPr>
+          <w:p>
+            <w:pPr>
+              <w:spacing w:after="0" w:line="240" w:lineRule="auto"/>
+              <w:rPr>
+                <w:rFonts w:ascii="Times New Roman" w:eastAsia="Times New Roman" w:hAnsi="Times New Roman" w:cs="Times New Roman"/>
+                <w:sz w:val="24"/>
+                <w:szCs w:val="24"/>
+                <w:lang w:eastAsia="es-ES"/>
+              </w:rPr>
+            </w:pPr>
+            <w:r>
+              <w:rPr>
+                <w:rFonts w:ascii="Times New Roman" w:eastAsia="Times New Roman" w:hAnsi="Times New Roman" w:cs="Times New Roman"/>
+                <w:sz w:val="24"/>
+                <w:szCs w:val="24"/>
+                <w:lang w:eastAsia="es-ES"/>
+              </w:rPr>
+              <w:t xml:space="preserve">Electric </w:t>
+            </w:r>
+            <w:proofErr w:type="spellStart"/>
+            <w:r>
+              <w:rPr>
+                <w:rFonts w:ascii="Times New Roman" w:eastAsia="Times New Roman" w:hAnsi="Times New Roman" w:cs="Times New Roman"/>
+                <w:sz w:val="24"/>
+                <w:szCs w:val="24"/>
+                <w:lang w:eastAsia="es-ES"/>
+              </w:rPr>
+              <w:t>Cyan</w:t>
+            </w:r>
+            <w:proofErr w:type="spellEnd"/>
+          </w:p>
+        </w:tc>
+        <w:tc>
+          <w:tcPr>
+            <w:tcW w:w="0" w:type="auto"/>
+            <w:tcBorders>
+              <w:top w:val="single" w:sz="6" w:space="0" w:color="C4C7C5"/>
+              <w:left w:val="single" w:sz="6" w:space="0" w:color="C4C7C5"/>
+              <w:bottom w:val="single" w:sz="6" w:space="0" w:color="C4C7C5"/>
+              <w:right w:val="single" w:sz="6" w:space="0" w:color="C4C7C5"/>
+            </w:tcBorders>
+            <w:tcMar>
+              <w:top w:w="120" w:type="dxa"/>
+              <w:left w:w="180" w:type="dxa"/>
+              <w:bottom w:w="120" w:type="dxa"/>
+              <w:right w:w="180" w:type="dxa"/>
+            </w:tcMar>
+            <w:vAlign w:val="center"/>
+            <w:hideMark/>
+          </w:tcPr>
+          <w:p>
+            <w:pPr>
+              <w:spacing w:before="100" w:beforeAutospacing="1" w:after="100" w:afterAutospacing="1" w:line="240" w:lineRule="auto"/>
+              <w:rPr>
+                <w:rFonts w:ascii="Times New Roman" w:eastAsia="Times New Roman" w:hAnsi="Times New Roman" w:cs="Times New Roman"/>
+                <w:sz w:val="24"/>
+                <w:szCs w:val="24"/>
+                <w:lang w:eastAsia="es-ES"/>
+              </w:rPr>
+            </w:pPr>
+            <w:r>
+              <w:rPr>
+                <w:rFonts w:ascii="Courier New" w:eastAsia="Times New Roman" w:hAnsi="Courier New" w:cs="Courier New"/>
+                <w:sz w:val="20"/>
+                <w:szCs w:val="20"/>
+                <w:lang w:eastAsia="es-ES"/>
+              </w:rPr>
+              <w:t>RGB(0, 242, 254)</w:t>
+            </w:r>
+          </w:p>
+        </w:tc>
+        <w:tc>
+          <w:tcPr>
+            <w:tcW w:w="0" w:type="auto"/>
+            <w:tcBorders>
+              <w:top w:val="single" w:sz="6" w:space="0" w:color="C4C7C5"/>
+              <w:left w:val="single" w:sz="6" w:space="0" w:color="C4C7C5"/>
+              <w:bottom w:val="single" w:sz="6" w:space="0" w:color="C4C7C5"/>
+              <w:right w:val="single" w:sz="6" w:space="0" w:color="C4C7C5"/>
+            </w:tcBorders>
+            <w:tcMar>
+              <w:top w:w="120" w:type="dxa"/>
+              <w:left w:w="180" w:type="dxa"/>
+              <w:bottom w:w="120" w:type="dxa"/>
+              <w:right w:w="180" w:type="dxa"/>
+            </w:tcMar>
+            <w:vAlign w:val="center"/>
+            <w:hideMark/>
+          </w:tcPr>
+          <w:p>
+            <w:pPr>
+              <w:spacing w:before="100" w:beforeAutospacing="1" w:after="100" w:afterAutospacing="1" w:line="240" w:lineRule="auto"/>
+              <w:rPr>
+                <w:rFonts w:ascii="Times New Roman" w:eastAsia="Times New Roman" w:hAnsi="Times New Roman" w:cs="Times New Roman"/>
+                <w:sz w:val="24"/>
+                <w:szCs w:val="24"/>
+                <w:lang w:eastAsia="es-ES"/>
+              </w:rPr>
+            </w:pPr>
+            <w:r>
+              <w:rPr>
+                <w:rFonts w:ascii="Times New Roman" w:eastAsia="Times New Roman" w:hAnsi="Times New Roman" w:cs="Times New Roman"/>
+                <w:sz w:val="24"/>
+                <w:szCs w:val="24"/>
+                <w:lang w:eastAsia="es-ES"/>
+              </w:rPr>
+              <w:t xml:space="preserve">Acentos y botones CTA. Mezcla </w:t>
+            </w:r>
+            <w:r>
+              <w:rPr>
+                <w:rFonts w:ascii="Times New Roman" w:eastAsia="Times New Roman" w:hAnsi="Times New Roman" w:cs="Times New Roman"/>
+                <w:i/>
+                <w:iCs/>
+                <w:sz w:val="24"/>
+                <w:szCs w:val="24"/>
+                <w:lang w:eastAsia="es-ES"/>
+              </w:rPr>
+              <w:t>Green-Blue</w:t>
+            </w:r>
+            <w:r>
+              <w:rPr>
+                <w:rFonts w:ascii="Times New Roman" w:eastAsia="Times New Roman" w:hAnsi="Times New Roman" w:cs="Times New Roman"/>
+                <w:sz w:val="24"/>
+                <w:szCs w:val="24"/>
+                <w:lang w:eastAsia="es-ES"/>
+              </w:rPr>
+              <w:t xml:space="preserve"> de alta saturación (+100% </w:t>
+            </w:r>
+            <w:proofErr w:type="spellStart"/>
+            <w:r>
+              <w:rPr>
+                <w:rFonts w:ascii="Times New Roman" w:eastAsia="Times New Roman" w:hAnsi="Times New Roman" w:cs="Times New Roman"/>
+                <w:sz w:val="24"/>
+                <w:szCs w:val="24"/>
+                <w:lang w:eastAsia="es-ES"/>
+              </w:rPr>
+              <w:t>sat</w:t>
+            </w:r>
+            <w:proofErr w:type="spellEnd"/>
+            <w:r>
+              <w:rPr>
+                <w:rFonts w:ascii="Times New Roman" w:eastAsia="Times New Roman" w:hAnsi="Times New Roman" w:cs="Times New Roman"/>
+                <w:sz w:val="24"/>
+                <w:szCs w:val="24"/>
+                <w:lang w:eastAsia="es-ES"/>
+              </w:rPr>
+              <w:t xml:space="preserve">). </w:t>
+            </w:r>
+          </w:p>
+        </w:tc>
+      </w:tr>
+      <w:tr>
+        <w:trPr>
+          <w:tblCellSpacing w:w="15" w:type="dxa"/>
+        </w:trPr>
+        <w:tc>
+          <w:tcPr>
+            <w:tcW w:w="0" w:type="auto"/>
+            <w:tcBorders>
+              <w:top w:val="single" w:sz="6" w:space="0" w:color="C4C7C5"/>
+              <w:left w:val="single" w:sz="6" w:space="0" w:color="C4C7C5"/>
+              <w:bottom w:val="single" w:sz="6" w:space="0" w:color="C4C7C5"/>
+              <w:right w:val="single" w:sz="6" w:space="0" w:color="C4C7C5"/>
+            </w:tcBorders>
+            <w:tcMar>
+              <w:top w:w="120" w:type="dxa"/>
+              <w:left w:w="180" w:type="dxa"/>
+              <w:bottom w:w="120" w:type="dxa"/>
+              <w:right w:w="180" w:type="dxa"/>
+            </w:tcMar>
+            <w:vAlign w:val="center"/>
+            <w:hideMark/>
+          </w:tcPr>
+          <w:p>
+            <w:pPr>
+              <w:spacing w:after="0" w:line="240" w:lineRule="auto"/>
+              <w:rPr>
+                <w:rFonts w:ascii="Times New Roman" w:eastAsia="Times New Roman" w:hAnsi="Times New Roman" w:cs="Times New Roman"/>
+                <w:sz w:val="24"/>
+                <w:szCs w:val="24"/>
+                <w:lang w:eastAsia="es-ES"/>
+              </w:rPr>
+            </w:pPr>
+            <w:r>
+              <w:rPr>
+                <w:rFonts w:ascii="Times New Roman" w:eastAsia="Times New Roman" w:hAnsi="Times New Roman" w:cs="Times New Roman"/>
+                <w:b/>
+                <w:bCs/>
+                <w:sz w:val="24"/>
+                <w:szCs w:val="24"/>
+                <w:lang w:eastAsia="es-ES"/>
+              </w:rPr>
+              <w:t>Secundario 2</w:t>
+            </w:r>
+          </w:p>
+        </w:tc>
+        <w:tc>
+          <w:tcPr>
+            <w:tcW w:w="0" w:type="auto"/>
+            <w:tcBorders>
+              <w:top w:val="single" w:sz="6" w:space="0" w:color="C4C7C5"/>
+              <w:left w:val="single" w:sz="6" w:space="0" w:color="C4C7C5"/>
+              <w:bottom w:val="single" w:sz="6" w:space="0" w:color="C4C7C5"/>
+              <w:right w:val="single" w:sz="6" w:space="0" w:color="C4C7C5"/>
+            </w:tcBorders>
+            <w:tcMar>
+              <w:top w:w="120" w:type="dxa"/>
+              <w:left w:w="180" w:type="dxa"/>
+              <w:bottom w:w="120" w:type="dxa"/>
+              <w:right w:w="180" w:type="dxa"/>
+            </w:tcMar>
+            <w:vAlign w:val="center"/>
+            <w:hideMark/>
+          </w:tcPr>
+          <w:p>
+            <w:pPr>
+              <w:spacing w:after="0" w:line="240" w:lineRule="auto"/>
+              <w:rPr>
+                <w:rFonts w:ascii="Times New Roman" w:eastAsia="Times New Roman" w:hAnsi="Times New Roman" w:cs="Times New Roman"/>
+                <w:sz w:val="24"/>
+                <w:szCs w:val="24"/>
+                <w:lang w:eastAsia="es-ES"/>
+              </w:rPr>
+            </w:pPr>
+            <w:proofErr w:type="spellStart"/>
+            <w:r>
+              <w:rPr>
+                <w:rFonts w:ascii="Times New Roman" w:eastAsia="Times New Roman" w:hAnsi="Times New Roman" w:cs="Times New Roman"/>
+                <w:sz w:val="24"/>
+                <w:szCs w:val="24"/>
+                <w:lang w:eastAsia="es-ES"/>
+              </w:rPr>
+              <w:t>Nebula</w:t>
+            </w:r>
+            <w:proofErr w:type="spellEnd"/>
+            <w:r>
+              <w:rPr>
+                <w:rFonts w:ascii="Times New Roman" w:eastAsia="Times New Roman" w:hAnsi="Times New Roman" w:cs="Times New Roman"/>
+                <w:sz w:val="24"/>
+                <w:szCs w:val="24"/>
+                <w:lang w:eastAsia="es-ES"/>
+              </w:rPr>
+              <w:t xml:space="preserve"> </w:t>
+            </w:r>
+            <w:proofErr w:type="spellStart"/>
+            <w:r>
+              <w:rPr>
+                <w:rFonts w:ascii="Times New Roman" w:eastAsia="Times New Roman" w:hAnsi="Times New Roman" w:cs="Times New Roman"/>
+                <w:sz w:val="24"/>
+                <w:szCs w:val="24"/>
+                <w:lang w:eastAsia="es-ES"/>
+              </w:rPr>
+              <w:t>Purple</w:t>
+            </w:r>
+            <w:proofErr w:type="spellEnd"/>
+          </w:p>
+        </w:tc>
+        <w:tc>
+          <w:tcPr>
+            <w:tcW w:w="0" w:type="auto"/>
+            <w:tcBorders>
+              <w:top w:val="single" w:sz="6" w:space="0" w:color="C4C7C5"/>
+              <w:left w:val="single" w:sz="6" w:space="0" w:color="C4C7C5"/>
+              <w:bottom w:val="single" w:sz="6" w:space="0" w:color="C4C7C5"/>
+              <w:right w:val="single" w:sz="6" w:space="0" w:color="C4C7C5"/>
+            </w:tcBorders>
+            <w:tcMar>
+              <w:top w:w="120" w:type="dxa"/>
+              <w:left w:w="180" w:type="dxa"/>
+              <w:bottom w:w="120" w:type="dxa"/>
+              <w:right w:w="180" w:type="dxa"/>
+            </w:tcMar>
+            <w:vAlign w:val="center"/>
+            <w:hideMark/>
+          </w:tcPr>
+          <w:p>
+            <w:pPr>
+              <w:spacing w:before="100" w:beforeAutospacing="1" w:after="100" w:afterAutospacing="1" w:line="240" w:lineRule="auto"/>
+              <w:rPr>
+                <w:rFonts w:ascii="Times New Roman" w:eastAsia="Times New Roman" w:hAnsi="Times New Roman" w:cs="Times New Roman"/>
+                <w:sz w:val="24"/>
+                <w:szCs w:val="24"/>
+                <w:lang w:eastAsia="es-ES"/>
+              </w:rPr>
+            </w:pPr>
+            <w:r>
+              <w:rPr>
+                <w:rFonts w:ascii="Courier New" w:eastAsia="Times New Roman" w:hAnsi="Courier New" w:cs="Courier New"/>
+                <w:sz w:val="20"/>
+                <w:szCs w:val="20"/>
+                <w:lang w:eastAsia="es-ES"/>
+              </w:rPr>
+              <w:t>RGB(178, 75, 243)</w:t>
+            </w:r>
+          </w:p>
+        </w:tc>
+        <w:tc>
+          <w:tcPr>
+            <w:tcW w:w="0" w:type="auto"/>
+            <w:tcBorders>
+              <w:top w:val="single" w:sz="6" w:space="0" w:color="C4C7C5"/>
+              <w:left w:val="single" w:sz="6" w:space="0" w:color="C4C7C5"/>
+              <w:bottom w:val="single" w:sz="6" w:space="0" w:color="C4C7C5"/>
+              <w:right w:val="single" w:sz="6" w:space="0" w:color="C4C7C5"/>
+            </w:tcBorders>
+            <w:tcMar>
+              <w:top w:w="120" w:type="dxa"/>
+              <w:left w:w="180" w:type="dxa"/>
+              <w:bottom w:w="120" w:type="dxa"/>
+              <w:right w:w="180" w:type="dxa"/>
+            </w:tcMar>
+            <w:vAlign w:val="center"/>
+            <w:hideMark/>
+          </w:tcPr>
+          <w:p>
+            <w:pPr>
+              <w:spacing w:before="100" w:beforeAutospacing="1" w:after="100" w:afterAutospacing="1" w:line="240" w:lineRule="auto"/>
+              <w:rPr>
+                <w:rFonts w:ascii="Times New Roman" w:eastAsia="Times New Roman" w:hAnsi="Times New Roman" w:cs="Times New Roman"/>
+                <w:sz w:val="24"/>
+                <w:szCs w:val="24"/>
+                <w:lang w:eastAsia="es-ES"/>
+              </w:rPr>
+            </w:pPr>
+            <w:r>
+              <w:rPr>
+                <w:rFonts w:ascii="Times New Roman" w:eastAsia="Times New Roman" w:hAnsi="Times New Roman" w:cs="Times New Roman"/>
+                <w:sz w:val="24"/>
+                <w:szCs w:val="24"/>
+                <w:lang w:eastAsia="es-ES"/>
+              </w:rPr>
+              <w:t>Variación con mayor valor (+</w:t>
+            </w:r>
+            <w:proofErr w:type="spellStart"/>
+            <w:r>
+              <w:rPr>
+                <w:rFonts w:ascii="Times New Roman" w:eastAsia="Times New Roman" w:hAnsi="Times New Roman" w:cs="Times New Roman"/>
+                <w:sz w:val="24"/>
+                <w:szCs w:val="24"/>
+                <w:lang w:eastAsia="es-ES"/>
+              </w:rPr>
+              <w:t>Value</w:t>
+            </w:r>
+            <w:proofErr w:type="spellEnd"/>
+            <w:r>
+              <w:rPr>
+                <w:rFonts w:ascii="Times New Roman" w:eastAsia="Times New Roman" w:hAnsi="Times New Roman" w:cs="Times New Roman"/>
+                <w:sz w:val="24"/>
+                <w:szCs w:val="24"/>
+                <w:lang w:eastAsia="es-ES"/>
+              </w:rPr>
+              <w:t xml:space="preserve">) del violeta para degradados y detalles UI. </w:t>
+            </w:r>
+          </w:p>
+        </w:tc>
+      </w:tr>
+      <w:tr>
+        <w:trPr>
+          <w:tblCellSpacing w:w="15" w:type="dxa"/>
+        </w:trPr>
+        <w:tc>
+          <w:tcPr>
+            <w:tcW w:w="0" w:type="auto"/>
+            <w:tcBorders>
+              <w:top w:val="single" w:sz="6" w:space="0" w:color="C4C7C5"/>
+              <w:left w:val="single" w:sz="6" w:space="0" w:color="C4C7C5"/>
+              <w:bottom w:val="single" w:sz="6" w:space="0" w:color="C4C7C5"/>
+              <w:right w:val="single" w:sz="6" w:space="0" w:color="C4C7C5"/>
+            </w:tcBorders>
+            <w:tcMar>
+              <w:top w:w="120" w:type="dxa"/>
+              <w:left w:w="180" w:type="dxa"/>
+              <w:bottom w:w="120" w:type="dxa"/>
+              <w:right w:w="180" w:type="dxa"/>
+            </w:tcMar>
+            <w:vAlign w:val="center"/>
+            <w:hideMark/>
+          </w:tcPr>
+          <w:p>
+            <w:pPr>
+              <w:spacing w:after="0" w:line="240" w:lineRule="auto"/>
+              <w:rPr>
+                <w:rFonts w:ascii="Times New Roman" w:eastAsia="Times New Roman" w:hAnsi="Times New Roman" w:cs="Times New Roman"/>
+                <w:sz w:val="24"/>
+                <w:szCs w:val="24"/>
+                <w:lang w:eastAsia="es-ES"/>
+              </w:rPr>
+            </w:pPr>
+            <w:r>
+              <w:rPr>
+                <w:rFonts w:ascii="Times New Roman" w:eastAsia="Times New Roman" w:hAnsi="Times New Roman" w:cs="Times New Roman"/>
+                <w:b/>
+                <w:bCs/>
+                <w:sz w:val="24"/>
+                <w:szCs w:val="24"/>
+                <w:lang w:eastAsia="es-ES"/>
+              </w:rPr>
+              <w:t>Complementarios</w:t>
+            </w:r>
+          </w:p>
+        </w:tc>
+        <w:tc>
+          <w:tcPr>
+            <w:tcW w:w="0" w:type="auto"/>
+            <w:tcBorders>
+              <w:top w:val="single" w:sz="6" w:space="0" w:color="C4C7C5"/>
+              <w:left w:val="single" w:sz="6" w:space="0" w:color="C4C7C5"/>
+              <w:bottom w:val="single" w:sz="6" w:space="0" w:color="C4C7C5"/>
+              <w:right w:val="single" w:sz="6" w:space="0" w:color="C4C7C5"/>
+            </w:tcBorders>
+            <w:tcMar>
+              <w:top w:w="120" w:type="dxa"/>
+              <w:left w:w="180" w:type="dxa"/>
+              <w:bottom w:w="120" w:type="dxa"/>
+              <w:right w:w="180" w:type="dxa"/>
+            </w:tcMar>
+            <w:vAlign w:val="center"/>
+            <w:hideMark/>
+          </w:tcPr>
+          <w:p>
+            <w:pPr>
+              <w:spacing w:after="0" w:line="240" w:lineRule="auto"/>
+              <w:rPr>
+                <w:rFonts w:ascii="Times New Roman" w:eastAsia="Times New Roman" w:hAnsi="Times New Roman" w:cs="Times New Roman"/>
+                <w:sz w:val="24"/>
+                <w:szCs w:val="24"/>
+                <w:lang w:eastAsia="es-ES"/>
+              </w:rPr>
+            </w:pPr>
+            <w:proofErr w:type="spellStart"/>
+            <w:r>
+              <w:rPr>
+                <w:rFonts w:ascii="Times New Roman" w:eastAsia="Times New Roman" w:hAnsi="Times New Roman" w:cs="Times New Roman"/>
+                <w:sz w:val="24"/>
+                <w:szCs w:val="24"/>
+                <w:lang w:eastAsia="es-ES"/>
+              </w:rPr>
+              <w:t>Warm</w:t>
+            </w:r>
+            <w:proofErr w:type="spellEnd"/>
+            <w:r>
+              <w:rPr>
+                <w:rFonts w:ascii="Times New Roman" w:eastAsia="Times New Roman" w:hAnsi="Times New Roman" w:cs="Times New Roman"/>
+                <w:sz w:val="24"/>
+                <w:szCs w:val="24"/>
+                <w:lang w:eastAsia="es-ES"/>
+              </w:rPr>
+              <w:t xml:space="preserve"> Orange / </w:t>
+            </w:r>
+            <w:proofErr w:type="spellStart"/>
+            <w:r>
+              <w:rPr>
+                <w:rFonts w:ascii="Times New Roman" w:eastAsia="Times New Roman" w:hAnsi="Times New Roman" w:cs="Times New Roman"/>
+                <w:sz w:val="24"/>
+                <w:szCs w:val="24"/>
+                <w:lang w:eastAsia="es-ES"/>
+              </w:rPr>
+              <w:t>Amber</w:t>
+            </w:r>
+            <w:proofErr w:type="spellEnd"/>
+          </w:p>
+        </w:tc>
+        <w:tc>
+          <w:tcPr>
+            <w:tcW w:w="0" w:type="auto"/>
+            <w:tcBorders>
+              <w:top w:val="single" w:sz="6" w:space="0" w:color="C4C7C5"/>
+              <w:left w:val="single" w:sz="6" w:space="0" w:color="C4C7C5"/>
+              <w:bottom w:val="single" w:sz="6" w:space="0" w:color="C4C7C5"/>
+              <w:right w:val="single" w:sz="6" w:space="0" w:color="C4C7C5"/>
+            </w:tcBorders>
+            <w:tcMar>
+              <w:top w:w="120" w:type="dxa"/>
+              <w:left w:w="180" w:type="dxa"/>
+              <w:bottom w:w="120" w:type="dxa"/>
+              <w:right w:w="180" w:type="dxa"/>
+            </w:tcMar>
+            <w:vAlign w:val="center"/>
+            <w:hideMark/>
+          </w:tcPr>
+          <w:p>
+            <w:pPr>
+              <w:spacing w:before="100" w:beforeAutospacing="1" w:after="100" w:afterAutospacing="1" w:line="240" w:lineRule="auto"/>
+              <w:rPr>
+                <w:rFonts w:ascii="Times New Roman" w:eastAsia="Times New Roman" w:hAnsi="Times New Roman" w:cs="Times New Roman"/>
+                <w:sz w:val="24"/>
+                <w:szCs w:val="24"/>
+                <w:lang w:eastAsia="es-ES"/>
+              </w:rPr>
+            </w:pPr>
+            <w:r>
+              <w:rPr>
+                <w:rFonts w:ascii="Times New Roman" w:eastAsia="Times New Roman" w:hAnsi="Times New Roman" w:cs="Times New Roman"/>
+                <w:sz w:val="24"/>
+                <w:szCs w:val="24"/>
+                <w:lang w:eastAsia="es-ES"/>
+              </w:rPr>
+              <w:t xml:space="preserve">Opuesto en el círculo </w:t>
+            </w:r>
+          </w:p>
+        </w:tc>
+        <w:tc>
+          <w:tcPr>
+            <w:tcW w:w="0" w:type="auto"/>
+            <w:tcBorders>
+              <w:top w:val="single" w:sz="6" w:space="0" w:color="C4C7C5"/>
+              <w:left w:val="single" w:sz="6" w:space="0" w:color="C4C7C5"/>
+              <w:bottom w:val="single" w:sz="6" w:space="0" w:color="C4C7C5"/>
+              <w:right w:val="single" w:sz="6" w:space="0" w:color="C4C7C5"/>
+            </w:tcBorders>
+            <w:tcMar>
+              <w:top w:w="120" w:type="dxa"/>
+              <w:left w:w="180" w:type="dxa"/>
+              <w:bottom w:w="120" w:type="dxa"/>
+              <w:right w:w="180" w:type="dxa"/>
+            </w:tcMar>
+            <w:vAlign w:val="center"/>
+            <w:hideMark/>
+          </w:tcPr>
+          <w:p>
+            <w:pPr>
+              <w:spacing w:before="100" w:beforeAutospacing="1" w:after="100" w:afterAutospacing="1" w:line="240" w:lineRule="auto"/>
+              <w:rPr>
+                <w:rFonts w:ascii="Times New Roman" w:eastAsia="Times New Roman" w:hAnsi="Times New Roman" w:cs="Times New Roman"/>
+                <w:sz w:val="24"/>
+                <w:szCs w:val="24"/>
+                <w:lang w:eastAsia="es-ES"/>
+              </w:rPr>
+            </w:pPr>
+            <w:r>
+              <w:rPr>
+                <w:rFonts w:ascii="Times New Roman" w:eastAsia="Times New Roman" w:hAnsi="Times New Roman" w:cs="Times New Roman"/>
+                <w:b/>
+                <w:bCs/>
+                <w:sz w:val="24"/>
+                <w:szCs w:val="24"/>
+                <w:lang w:eastAsia="es-ES"/>
+              </w:rPr>
+              <w:t>Opuesto cromático al azul/cian</w:t>
+            </w:r>
+            <w:r>
+              <w:rPr>
+                <w:rFonts w:ascii="Times New Roman" w:eastAsia="Times New Roman" w:hAnsi="Times New Roman" w:cs="Times New Roman"/>
+                <w:sz w:val="24"/>
+                <w:szCs w:val="24"/>
+                <w:lang w:eastAsia="es-ES"/>
+              </w:rPr>
+              <w:t xml:space="preserve">: reservado para advertencias, notificaciones de alerta y telemetría de vuelo en la interfaz. </w:t>
+            </w:r>
+          </w:p>
+        </w:tc>
+      </w:tr>
+    </w:tbl>
+    <w:p/>
     <w:sectPr>
       <w:footerReference w:type="default" r:id="rId16"/>
       <w:pgSz w:w="11906" w:h="16838"/>
@@ -1944,7 +10173,7 @@
                                     <w:sz w:val="16"/>
                                     <w:szCs w:val="16"/>
                                   </w:rPr>
-                                  <w:t>5</w:t>
+                                  <w:t>7</w:t>
                                 </w:r>
                                 <w:r>
                                   <w:rPr>
@@ -1974,13 +10203,13 @@
             </mc:Choice>
             <mc:Fallback>
               <w:pict>
-                <v:group id="Grupo 8" o:spid="_x0000_s1027" style="position:absolute;margin-left:-16.8pt;margin-top:0;width:34.4pt;height:56.45pt;z-index:251659264;mso-position-horizontal:right;mso-position-horizontal-relative:margin;mso-position-vertical:bottom;mso-position-vertical-relative:page" coordorigin="1743,14699" coordsize="688,1129" o:gfxdata="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">
+                <v:group id="Grupo 8" o:spid="_x0000_s1035" style="position:absolute;margin-left:-16.8pt;margin-top:0;width:34.4pt;height:56.45pt;z-index:251659264;mso-position-horizontal:right;mso-position-horizontal-relative:margin;mso-position-vertical:bottom;mso-position-vertical-relative:page" coordorigin="1743,14699" coordsize="688,1129" o:gfxdata="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">
                   <v:shapetype id="_x0000_t32" coordsize="21600,21600" o:spt="32" o:oned="t" path="m,l21600,21600e" filled="f">
                     <v:path arrowok="t" fillok="f" o:connecttype="none"/>
                     <o:lock v:ext="edit" shapetype="t"/>
                   </v:shapetype>
-                  <v:shape id="AutoShape 77" o:spid="_x0000_s1028" type="#_x0000_t32" style="position:absolute;left:2111;top:15387;width:0;height:441;flip:y;visibility:visible;mso-wrap-style:square" o:connectortype="straight" o:gfxdata="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" strokecolor="#7f7f7f"/>
-                  <v:rect id="Rectangle 78" o:spid="_x0000_s1029" style="position:absolute;left:1743;top:14699;width:688;height:688;visibility:visible;mso-wrap-style:square;v-text-anchor:middle" o:gfxdata="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" filled="f" strokecolor="#7f7f7f">
+                  <v:shape id="AutoShape 77" o:spid="_x0000_s1036" type="#_x0000_t32" style="position:absolute;left:2111;top:15387;width:0;height:441;flip:y;visibility:visible;mso-wrap-style:square" o:connectortype="straight" o:gfxdata="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" strokecolor="#7f7f7f"/>
+                  <v:rect id="Rectangle 78" o:spid="_x0000_s1037" style="position:absolute;left:1743;top:14699;width:688;height:688;visibility:visible;mso-wrap-style:square;v-text-anchor:middle" o:gfxdata="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" filled="f" strokecolor="#7f7f7f">
                     <v:textbox>
                       <w:txbxContent>
                         <w:p>
@@ -2007,7 +10236,7 @@
                               <w:sz w:val="16"/>
                               <w:szCs w:val="16"/>
                             </w:rPr>
-                            <w:t>5</w:t>
+                            <w:t>7</w:t>
                           </w:r>
                           <w:r>
                             <w:rPr>
@@ -2059,7 +10288,264 @@
 
 <file path=word/numbering.xml><?xml version="1.0" encoding="utf-8"?>
 <w:numbering xmlns:wpc="http://schemas.microsoft.com/office/word/2010/wordprocessingCanvas" xmlns:cx="http://schemas.microsoft.com/office/drawing/2014/chartex" xmlns:mc="http://schemas.openxmlformats.org/markup-compatibility/2006" xmlns:o="urn:schemas-microsoft-com:office:office" xmlns:r="http://schemas.openxmlformats.org/officeDocument/2006/relationships" xmlns:m="http://schemas.openxmlformats.org/officeDocument/2006/math" xmlns:v="urn:schemas-microsoft-com:vml" xmlns:wp14="http://schemas.microsoft.com/office/word/2010/wordprocessingDrawing" xmlns:wp="http://schemas.openxmlformats.org/drawingml/2006/wordprocessingDrawing" xmlns:w10="urn:schemas-microsoft-com:office:word" xmlns:w="http://schemas.openxmlformats.org/wordprocessingml/2006/main" xmlns:w14="http://schemas.microsoft.com/office/word/2010/wordml" xmlns:w15="http://schemas.microsoft.com/office/word/2012/wordml" xmlns:w16se="http://schemas.microsoft.com/office/word/2015/wordml/symex" xmlns:wpg="http://schemas.microsoft.com/office/word/2010/wordprocessingGroup" xmlns:wpi="http://schemas.microsoft.com/office/word/2010/wordprocessingInk" xmlns:wne="http://schemas.microsoft.com/office/word/2006/wordml" xmlns:wps="http://schemas.microsoft.com/office/word/2010/wordprocessingShape" mc:Ignorable="w14 w15 w16se wp14">
+  <w:numPicBullet w:numPicBulletId="0">
+    <w:pict>
+      <v:shapetype w14:anchorId="370E91E4" id="_x0000_t75" coordsize="21600,21600" o:spt="75" o:preferrelative="t" path="m@4@5l@4@11@9@11@9@5xe" filled="f" stroked="f">
+        <v:stroke joinstyle="miter"/>
+        <v:formulas>
+          <v:f eqn="if lineDrawn pixelLineWidth 0"/>
+          <v:f eqn="sum @0 1 0"/>
+          <v:f eqn="sum 0 0 @1"/>
+          <v:f eqn="prod @2 1 2"/>
+          <v:f eqn="prod @3 21600 pixelWidth"/>
+          <v:f eqn="prod @3 21600 pixelHeight"/>
+          <v:f eqn="sum @0 0 1"/>
+          <v:f eqn="prod @6 1 2"/>
+          <v:f eqn="prod @7 21600 pixelWidth"/>
+          <v:f eqn="sum @8 21600 0"/>
+          <v:f eqn="prod @7 21600 pixelHeight"/>
+          <v:f eqn="sum @10 21600 0"/>
+        </v:formulas>
+        <v:path o:extrusionok="f" gradientshapeok="t" o:connecttype="rect"/>
+        <o:lock v:ext="edit" aspectratio="t"/>
+      </v:shapetype>
+      <v:shape id="_x0000_i1064" type="#_x0000_t75" style="width:80.9pt;height:90.7pt" o:bullet="t">
+        <v:imagedata r:id="rId1" o:title="ISOTIPO_NEBULA"/>
+      </v:shape>
+    </w:pict>
+  </w:numPicBullet>
   <w:abstractNum w:abstractNumId="0" w15:restartNumberingAfterBreak="0">
+    <w:nsid w:val="02867F80"/>
+    <w:multiLevelType w:val="multilevel"/>
+    <w:tmpl w:val="6814311E"/>
+    <w:lvl w:ilvl="0">
+      <w:start w:val="1"/>
+      <w:numFmt w:val="decimal"/>
+      <w:lvlText w:val="%1."/>
+      <w:lvlJc w:val="left"/>
+      <w:pPr>
+        <w:tabs>
+          <w:tab w:val="num" w:pos="720"/>
+        </w:tabs>
+        <w:ind w:left="720" w:hanging="360"/>
+      </w:pPr>
+    </w:lvl>
+    <w:lvl w:ilvl="1">
+      <w:start w:val="1"/>
+      <w:numFmt w:val="bullet"/>
+      <w:lvlText w:val="o"/>
+      <w:lvlJc w:val="left"/>
+      <w:pPr>
+        <w:tabs>
+          <w:tab w:val="num" w:pos="1440"/>
+        </w:tabs>
+        <w:ind w:left="1440" w:hanging="360"/>
+      </w:pPr>
+      <w:rPr>
+        <w:rFonts w:ascii="Courier New" w:hAnsi="Courier New" w:hint="default"/>
+        <w:sz w:val="20"/>
+      </w:rPr>
+    </w:lvl>
+    <w:lvl w:ilvl="2" w:tentative="1">
+      <w:start w:val="1"/>
+      <w:numFmt w:val="decimal"/>
+      <w:lvlText w:val="%3."/>
+      <w:lvlJc w:val="left"/>
+      <w:pPr>
+        <w:tabs>
+          <w:tab w:val="num" w:pos="2160"/>
+        </w:tabs>
+        <w:ind w:left="2160" w:hanging="360"/>
+      </w:pPr>
+    </w:lvl>
+    <w:lvl w:ilvl="3" w:tentative="1">
+      <w:start w:val="1"/>
+      <w:numFmt w:val="decimal"/>
+      <w:lvlText w:val="%4."/>
+      <w:lvlJc w:val="left"/>
+      <w:pPr>
+        <w:tabs>
+          <w:tab w:val="num" w:pos="2880"/>
+        </w:tabs>
+        <w:ind w:left="2880" w:hanging="360"/>
+      </w:pPr>
+    </w:lvl>
+    <w:lvl w:ilvl="4" w:tentative="1">
+      <w:start w:val="1"/>
+      <w:numFmt w:val="decimal"/>
+      <w:lvlText w:val="%5."/>
+      <w:lvlJc w:val="left"/>
+      <w:pPr>
+        <w:tabs>
+          <w:tab w:val="num" w:pos="3600"/>
+        </w:tabs>
+        <w:ind w:left="3600" w:hanging="360"/>
+      </w:pPr>
+    </w:lvl>
+    <w:lvl w:ilvl="5" w:tentative="1">
+      <w:start w:val="1"/>
+      <w:numFmt w:val="decimal"/>
+      <w:lvlText w:val="%6."/>
+      <w:lvlJc w:val="left"/>
+      <w:pPr>
+        <w:tabs>
+          <w:tab w:val="num" w:pos="4320"/>
+        </w:tabs>
+        <w:ind w:left="4320" w:hanging="360"/>
+      </w:pPr>
+    </w:lvl>
+    <w:lvl w:ilvl="6" w:tentative="1">
+      <w:start w:val="1"/>
+      <w:numFmt w:val="decimal"/>
+      <w:lvlText w:val="%7."/>
+      <w:lvlJc w:val="left"/>
+      <w:pPr>
+        <w:tabs>
+          <w:tab w:val="num" w:pos="5040"/>
+        </w:tabs>
+        <w:ind w:left="5040" w:hanging="360"/>
+      </w:pPr>
+    </w:lvl>
+    <w:lvl w:ilvl="7" w:tentative="1">
+      <w:start w:val="1"/>
+      <w:numFmt w:val="decimal"/>
+      <w:lvlText w:val="%8."/>
+      <w:lvlJc w:val="left"/>
+      <w:pPr>
+        <w:tabs>
+          <w:tab w:val="num" w:pos="5760"/>
+        </w:tabs>
+        <w:ind w:left="5760" w:hanging="360"/>
+      </w:pPr>
+    </w:lvl>
+    <w:lvl w:ilvl="8" w:tentative="1">
+      <w:start w:val="1"/>
+      <w:numFmt w:val="decimal"/>
+      <w:lvlText w:val="%9."/>
+      <w:lvlJc w:val="left"/>
+      <w:pPr>
+        <w:tabs>
+          <w:tab w:val="num" w:pos="6480"/>
+        </w:tabs>
+        <w:ind w:left="6480" w:hanging="360"/>
+      </w:pPr>
+    </w:lvl>
+  </w:abstractNum>
+  <w:abstractNum w:abstractNumId="1" w15:restartNumberingAfterBreak="0">
+    <w:nsid w:val="14A54493"/>
+    <w:multiLevelType w:val="hybridMultilevel"/>
+    <w:tmpl w:val="035AF8DA"/>
+    <w:lvl w:ilvl="0" w:tplc="0C0A0005">
+      <w:start w:val="1"/>
+      <w:numFmt w:val="bullet"/>
+      <w:lvlText w:val=""/>
+      <w:lvlJc w:val="left"/>
+      <w:pPr>
+        <w:ind w:left="720" w:hanging="360"/>
+      </w:pPr>
+      <w:rPr>
+        <w:rFonts w:ascii="Wingdings" w:hAnsi="Wingdings" w:hint="default"/>
+        <w:color w:val="auto"/>
+      </w:rPr>
+    </w:lvl>
+    <w:lvl w:ilvl="1" w:tplc="0C0A0003">
+      <w:start w:val="1"/>
+      <w:numFmt w:val="bullet"/>
+      <w:lvlText w:val="o"/>
+      <w:lvlJc w:val="left"/>
+      <w:pPr>
+        <w:ind w:left="1440" w:hanging="360"/>
+      </w:pPr>
+      <w:rPr>
+        <w:rFonts w:ascii="Courier New" w:hAnsi="Courier New" w:cs="Courier New" w:hint="default"/>
+      </w:rPr>
+    </w:lvl>
+    <w:lvl w:ilvl="2" w:tplc="0C0A0005" w:tentative="1">
+      <w:start w:val="1"/>
+      <w:numFmt w:val="bullet"/>
+      <w:lvlText w:val=""/>
+      <w:lvlJc w:val="left"/>
+      <w:pPr>
+        <w:ind w:left="2160" w:hanging="360"/>
+      </w:pPr>
+      <w:rPr>
+        <w:rFonts w:ascii="Wingdings" w:hAnsi="Wingdings" w:hint="default"/>
+      </w:rPr>
+    </w:lvl>
+    <w:lvl w:ilvl="3" w:tplc="0C0A0001" w:tentative="1">
+      <w:start w:val="1"/>
+      <w:numFmt w:val="bullet"/>
+      <w:lvlText w:val=""/>
+      <w:lvlJc w:val="left"/>
+      <w:pPr>
+        <w:ind w:left="2880" w:hanging="360"/>
+      </w:pPr>
+      <w:rPr>
+        <w:rFonts w:ascii="Symbol" w:hAnsi="Symbol" w:hint="default"/>
+      </w:rPr>
+    </w:lvl>
+    <w:lvl w:ilvl="4" w:tplc="0C0A0003" w:tentative="1">
+      <w:start w:val="1"/>
+      <w:numFmt w:val="bullet"/>
+      <w:lvlText w:val="o"/>
+      <w:lvlJc w:val="left"/>
+      <w:pPr>
+        <w:ind w:left="3600" w:hanging="360"/>
+      </w:pPr>
+      <w:rPr>
+        <w:rFonts w:ascii="Courier New" w:hAnsi="Courier New" w:cs="Courier New" w:hint="default"/>
+      </w:rPr>
+    </w:lvl>
+    <w:lvl w:ilvl="5" w:tplc="0C0A0005" w:tentative="1">
+      <w:start w:val="1"/>
+      <w:numFmt w:val="bullet"/>
+      <w:lvlText w:val=""/>
+      <w:lvlJc w:val="left"/>
+      <w:pPr>
+        <w:ind w:left="4320" w:hanging="360"/>
+      </w:pPr>
+      <w:rPr>
+        <w:rFonts w:ascii="Wingdings" w:hAnsi="Wingdings" w:hint="default"/>
+      </w:rPr>
+    </w:lvl>
+    <w:lvl w:ilvl="6" w:tplc="0C0A0001" w:tentative="1">
+      <w:start w:val="1"/>
+      <w:numFmt w:val="bullet"/>
+      <w:lvlText w:val=""/>
+      <w:lvlJc w:val="left"/>
+      <w:pPr>
+        <w:ind w:left="5040" w:hanging="360"/>
+      </w:pPr>
+      <w:rPr>
+        <w:rFonts w:ascii="Symbol" w:hAnsi="Symbol" w:hint="default"/>
+      </w:rPr>
+    </w:lvl>
+    <w:lvl w:ilvl="7" w:tplc="0C0A0003" w:tentative="1">
+      <w:start w:val="1"/>
+      <w:numFmt w:val="bullet"/>
+      <w:lvlText w:val="o"/>
+      <w:lvlJc w:val="left"/>
+      <w:pPr>
+        <w:ind w:left="5760" w:hanging="360"/>
+      </w:pPr>
+      <w:rPr>
+        <w:rFonts w:ascii="Courier New" w:hAnsi="Courier New" w:cs="Courier New" w:hint="default"/>
+      </w:rPr>
+    </w:lvl>
+    <w:lvl w:ilvl="8" w:tplc="0C0A0005" w:tentative="1">
+      <w:start w:val="1"/>
+      <w:numFmt w:val="bullet"/>
+      <w:lvlText w:val=""/>
+      <w:lvlJc w:val="left"/>
+      <w:pPr>
+        <w:ind w:left="6480" w:hanging="360"/>
+      </w:pPr>
+      <w:rPr>
+        <w:rFonts w:ascii="Wingdings" w:hAnsi="Wingdings" w:hint="default"/>
+      </w:rPr>
+    </w:lvl>
+  </w:abstractNum>
+  <w:abstractNum w:abstractNumId="2" w15:restartNumberingAfterBreak="0">
     <w:nsid w:val="23B57D92"/>
     <w:multiLevelType w:val="multilevel"/>
     <w:tmpl w:val="3C94706C"/>
@@ -2172,7 +10658,7 @@
       </w:pPr>
     </w:lvl>
   </w:abstractNum>
-  <w:abstractNum w:abstractNumId="1" w15:restartNumberingAfterBreak="0">
+  <w:abstractNum w:abstractNumId="3" w15:restartNumberingAfterBreak="0">
     <w:nsid w:val="3BA67F4E"/>
     <w:multiLevelType w:val="multilevel"/>
     <w:tmpl w:val="6ADAA8A2"/>
@@ -2321,7 +10807,388 @@
       </w:rPr>
     </w:lvl>
   </w:abstractNum>
-  <w:abstractNum w:abstractNumId="2" w15:restartNumberingAfterBreak="0">
+  <w:abstractNum w:abstractNumId="4" w15:restartNumberingAfterBreak="0">
+    <w:nsid w:val="3FAA0EE3"/>
+    <w:multiLevelType w:val="multilevel"/>
+    <w:tmpl w:val="B8DA2724"/>
+    <w:lvl w:ilvl="0">
+      <w:start w:val="1"/>
+      <w:numFmt w:val="bullet"/>
+      <w:lvlText w:val=""/>
+      <w:lvlJc w:val="left"/>
+      <w:pPr>
+        <w:tabs>
+          <w:tab w:val="num" w:pos="720"/>
+        </w:tabs>
+        <w:ind w:left="720" w:hanging="360"/>
+      </w:pPr>
+      <w:rPr>
+        <w:rFonts w:ascii="Symbol" w:hAnsi="Symbol" w:hint="default"/>
+        <w:sz w:val="20"/>
+      </w:rPr>
+    </w:lvl>
+    <w:lvl w:ilvl="1">
+      <w:start w:val="1"/>
+      <w:numFmt w:val="bullet"/>
+      <w:lvlText w:val="o"/>
+      <w:lvlJc w:val="left"/>
+      <w:pPr>
+        <w:tabs>
+          <w:tab w:val="num" w:pos="1440"/>
+        </w:tabs>
+        <w:ind w:left="1440" w:hanging="360"/>
+      </w:pPr>
+      <w:rPr>
+        <w:rFonts w:ascii="Courier New" w:hAnsi="Courier New" w:hint="default"/>
+        <w:sz w:val="20"/>
+      </w:rPr>
+    </w:lvl>
+    <w:lvl w:ilvl="2" w:tentative="1">
+      <w:start w:val="1"/>
+      <w:numFmt w:val="bullet"/>
+      <w:lvlText w:val=""/>
+      <w:lvlJc w:val="left"/>
+      <w:pPr>
+        <w:tabs>
+          <w:tab w:val="num" w:pos="2160"/>
+        </w:tabs>
+        <w:ind w:left="2160" w:hanging="360"/>
+      </w:pPr>
+      <w:rPr>
+        <w:rFonts w:ascii="Wingdings" w:hAnsi="Wingdings" w:hint="default"/>
+        <w:sz w:val="20"/>
+      </w:rPr>
+    </w:lvl>
+    <w:lvl w:ilvl="3" w:tentative="1">
+      <w:start w:val="1"/>
+      <w:numFmt w:val="bullet"/>
+      <w:lvlText w:val=""/>
+      <w:lvlJc w:val="left"/>
+      <w:pPr>
+        <w:tabs>
+          <w:tab w:val="num" w:pos="2880"/>
+        </w:tabs>
+        <w:ind w:left="2880" w:hanging="360"/>
+      </w:pPr>
+      <w:rPr>
+        <w:rFonts w:ascii="Wingdings" w:hAnsi="Wingdings" w:hint="default"/>
+        <w:sz w:val="20"/>
+      </w:rPr>
+    </w:lvl>
+    <w:lvl w:ilvl="4" w:tentative="1">
+      <w:start w:val="1"/>
+      <w:numFmt w:val="bullet"/>
+      <w:lvlText w:val=""/>
+      <w:lvlJc w:val="left"/>
+      <w:pPr>
+        <w:tabs>
+          <w:tab w:val="num" w:pos="3600"/>
+        </w:tabs>
+        <w:ind w:left="3600" w:hanging="360"/>
+      </w:pPr>
+      <w:rPr>
+        <w:rFonts w:ascii="Wingdings" w:hAnsi="Wingdings" w:hint="default"/>
+        <w:sz w:val="20"/>
+      </w:rPr>
+    </w:lvl>
+    <w:lvl w:ilvl="5" w:tentative="1">
+      <w:start w:val="1"/>
+      <w:numFmt w:val="bullet"/>
+      <w:lvlText w:val=""/>
+      <w:lvlJc w:val="left"/>
+      <w:pPr>
+        <w:tabs>
+          <w:tab w:val="num" w:pos="4320"/>
+        </w:tabs>
+        <w:ind w:left="4320" w:hanging="360"/>
+      </w:pPr>
+      <w:rPr>
+        <w:rFonts w:ascii="Wingdings" w:hAnsi="Wingdings" w:hint="default"/>
+        <w:sz w:val="20"/>
+      </w:rPr>
+    </w:lvl>
+    <w:lvl w:ilvl="6" w:tentative="1">
+      <w:start w:val="1"/>
+      <w:numFmt w:val="bullet"/>
+      <w:lvlText w:val=""/>
+      <w:lvlJc w:val="left"/>
+      <w:pPr>
+        <w:tabs>
+          <w:tab w:val="num" w:pos="5040"/>
+        </w:tabs>
+        <w:ind w:left="5040" w:hanging="360"/>
+      </w:pPr>
+      <w:rPr>
+        <w:rFonts w:ascii="Wingdings" w:hAnsi="Wingdings" w:hint="default"/>
+        <w:sz w:val="20"/>
+      </w:rPr>
+    </w:lvl>
+    <w:lvl w:ilvl="7" w:tentative="1">
+      <w:start w:val="1"/>
+      <w:numFmt w:val="bullet"/>
+      <w:lvlText w:val=""/>
+      <w:lvlJc w:val="left"/>
+      <w:pPr>
+        <w:tabs>
+          <w:tab w:val="num" w:pos="5760"/>
+        </w:tabs>
+        <w:ind w:left="5760" w:hanging="360"/>
+      </w:pPr>
+      <w:rPr>
+        <w:rFonts w:ascii="Wingdings" w:hAnsi="Wingdings" w:hint="default"/>
+        <w:sz w:val="20"/>
+      </w:rPr>
+    </w:lvl>
+    <w:lvl w:ilvl="8" w:tentative="1">
+      <w:start w:val="1"/>
+      <w:numFmt w:val="bullet"/>
+      <w:lvlText w:val=""/>
+      <w:lvlJc w:val="left"/>
+      <w:pPr>
+        <w:tabs>
+          <w:tab w:val="num" w:pos="6480"/>
+        </w:tabs>
+        <w:ind w:left="6480" w:hanging="360"/>
+      </w:pPr>
+      <w:rPr>
+        <w:rFonts w:ascii="Wingdings" w:hAnsi="Wingdings" w:hint="default"/>
+        <w:sz w:val="20"/>
+      </w:rPr>
+    </w:lvl>
+  </w:abstractNum>
+  <w:abstractNum w:abstractNumId="5" w15:restartNumberingAfterBreak="0">
+    <w:nsid w:val="3FEB4DFF"/>
+    <w:multiLevelType w:val="hybridMultilevel"/>
+    <w:tmpl w:val="E4E2453C"/>
+    <w:lvl w:ilvl="0" w:tplc="2CBA32A8">
+      <w:start w:val="1"/>
+      <w:numFmt w:val="bullet"/>
+      <w:lvlText w:val=""/>
+      <w:lvlPicBulletId w:val="0"/>
+      <w:lvlJc w:val="left"/>
+      <w:pPr>
+        <w:ind w:left="720" w:hanging="360"/>
+      </w:pPr>
+      <w:rPr>
+        <w:rFonts w:ascii="Symbol" w:hAnsi="Symbol" w:hint="default"/>
+        <w:color w:val="auto"/>
+      </w:rPr>
+    </w:lvl>
+    <w:lvl w:ilvl="1" w:tplc="0C0A0003" w:tentative="1">
+      <w:start w:val="1"/>
+      <w:numFmt w:val="bullet"/>
+      <w:lvlText w:val="o"/>
+      <w:lvlJc w:val="left"/>
+      <w:pPr>
+        <w:ind w:left="1440" w:hanging="360"/>
+      </w:pPr>
+      <w:rPr>
+        <w:rFonts w:ascii="Courier New" w:hAnsi="Courier New" w:cs="Courier New" w:hint="default"/>
+      </w:rPr>
+    </w:lvl>
+    <w:lvl w:ilvl="2" w:tplc="0C0A0005" w:tentative="1">
+      <w:start w:val="1"/>
+      <w:numFmt w:val="bullet"/>
+      <w:lvlText w:val=""/>
+      <w:lvlJc w:val="left"/>
+      <w:pPr>
+        <w:ind w:left="2160" w:hanging="360"/>
+      </w:pPr>
+      <w:rPr>
+        <w:rFonts w:ascii="Wingdings" w:hAnsi="Wingdings" w:hint="default"/>
+      </w:rPr>
+    </w:lvl>
+    <w:lvl w:ilvl="3" w:tplc="0C0A0001" w:tentative="1">
+      <w:start w:val="1"/>
+      <w:numFmt w:val="bullet"/>
+      <w:lvlText w:val=""/>
+      <w:lvlJc w:val="left"/>
+      <w:pPr>
+        <w:ind w:left="2880" w:hanging="360"/>
+      </w:pPr>
+      <w:rPr>
+        <w:rFonts w:ascii="Symbol" w:hAnsi="Symbol" w:hint="default"/>
+      </w:rPr>
+    </w:lvl>
+    <w:lvl w:ilvl="4" w:tplc="0C0A0003" w:tentative="1">
+      <w:start w:val="1"/>
+      <w:numFmt w:val="bullet"/>
+      <w:lvlText w:val="o"/>
+      <w:lvlJc w:val="left"/>
+      <w:pPr>
+        <w:ind w:left="3600" w:hanging="360"/>
+      </w:pPr>
+      <w:rPr>
+        <w:rFonts w:ascii="Courier New" w:hAnsi="Courier New" w:cs="Courier New" w:hint="default"/>
+      </w:rPr>
+    </w:lvl>
+    <w:lvl w:ilvl="5" w:tplc="0C0A0005" w:tentative="1">
+      <w:start w:val="1"/>
+      <w:numFmt w:val="bullet"/>
+      <w:lvlText w:val=""/>
+      <w:lvlJc w:val="left"/>
+      <w:pPr>
+        <w:ind w:left="4320" w:hanging="360"/>
+      </w:pPr>
+      <w:rPr>
+        <w:rFonts w:ascii="Wingdings" w:hAnsi="Wingdings" w:hint="default"/>
+      </w:rPr>
+    </w:lvl>
+    <w:lvl w:ilvl="6" w:tplc="0C0A0001" w:tentative="1">
+      <w:start w:val="1"/>
+      <w:numFmt w:val="bullet"/>
+      <w:lvlText w:val=""/>
+      <w:lvlJc w:val="left"/>
+      <w:pPr>
+        <w:ind w:left="5040" w:hanging="360"/>
+      </w:pPr>
+      <w:rPr>
+        <w:rFonts w:ascii="Symbol" w:hAnsi="Symbol" w:hint="default"/>
+      </w:rPr>
+    </w:lvl>
+    <w:lvl w:ilvl="7" w:tplc="0C0A0003" w:tentative="1">
+      <w:start w:val="1"/>
+      <w:numFmt w:val="bullet"/>
+      <w:lvlText w:val="o"/>
+      <w:lvlJc w:val="left"/>
+      <w:pPr>
+        <w:ind w:left="5760" w:hanging="360"/>
+      </w:pPr>
+      <w:rPr>
+        <w:rFonts w:ascii="Courier New" w:hAnsi="Courier New" w:cs="Courier New" w:hint="default"/>
+      </w:rPr>
+    </w:lvl>
+    <w:lvl w:ilvl="8" w:tplc="0C0A0005" w:tentative="1">
+      <w:start w:val="1"/>
+      <w:numFmt w:val="bullet"/>
+      <w:lvlText w:val=""/>
+      <w:lvlJc w:val="left"/>
+      <w:pPr>
+        <w:ind w:left="6480" w:hanging="360"/>
+      </w:pPr>
+      <w:rPr>
+        <w:rFonts w:ascii="Wingdings" w:hAnsi="Wingdings" w:hint="default"/>
+      </w:rPr>
+    </w:lvl>
+  </w:abstractNum>
+  <w:abstractNum w:abstractNumId="6" w15:restartNumberingAfterBreak="0">
+    <w:nsid w:val="665769E2"/>
+    <w:multiLevelType w:val="multilevel"/>
+    <w:tmpl w:val="AC9A233E"/>
+    <w:lvl w:ilvl="0">
+      <w:start w:val="1"/>
+      <w:numFmt w:val="decimal"/>
+      <w:lvlText w:val="%1."/>
+      <w:lvlJc w:val="left"/>
+      <w:pPr>
+        <w:tabs>
+          <w:tab w:val="num" w:pos="720"/>
+        </w:tabs>
+        <w:ind w:left="720" w:hanging="360"/>
+      </w:pPr>
+    </w:lvl>
+    <w:lvl w:ilvl="1">
+      <w:start w:val="1"/>
+      <w:numFmt w:val="bullet"/>
+      <w:lvlText w:val="o"/>
+      <w:lvlJc w:val="left"/>
+      <w:pPr>
+        <w:tabs>
+          <w:tab w:val="num" w:pos="1440"/>
+        </w:tabs>
+        <w:ind w:left="1440" w:hanging="360"/>
+      </w:pPr>
+      <w:rPr>
+        <w:rFonts w:ascii="Courier New" w:hAnsi="Courier New" w:hint="default"/>
+        <w:sz w:val="20"/>
+      </w:rPr>
+    </w:lvl>
+    <w:lvl w:ilvl="2" w:tentative="1">
+      <w:start w:val="1"/>
+      <w:numFmt w:val="decimal"/>
+      <w:lvlText w:val="%3."/>
+      <w:lvlJc w:val="left"/>
+      <w:pPr>
+        <w:tabs>
+          <w:tab w:val="num" w:pos="2160"/>
+        </w:tabs>
+        <w:ind w:left="2160" w:hanging="360"/>
+      </w:pPr>
+    </w:lvl>
+    <w:lvl w:ilvl="3" w:tentative="1">
+      <w:start w:val="1"/>
+      <w:numFmt w:val="decimal"/>
+      <w:lvlText w:val="%4."/>
+      <w:lvlJc w:val="left"/>
+      <w:pPr>
+        <w:tabs>
+          <w:tab w:val="num" w:pos="2880"/>
+        </w:tabs>
+        <w:ind w:left="2880" w:hanging="360"/>
+      </w:pPr>
+    </w:lvl>
+    <w:lvl w:ilvl="4" w:tentative="1">
+      <w:start w:val="1"/>
+      <w:numFmt w:val="decimal"/>
+      <w:lvlText w:val="%5."/>
+      <w:lvlJc w:val="left"/>
+      <w:pPr>
+        <w:tabs>
+          <w:tab w:val="num" w:pos="3600"/>
+        </w:tabs>
+        <w:ind w:left="3600" w:hanging="360"/>
+      </w:pPr>
+    </w:lvl>
+    <w:lvl w:ilvl="5" w:tentative="1">
+      <w:start w:val="1"/>
+      <w:numFmt w:val="decimal"/>
+      <w:lvlText w:val="%6."/>
+      <w:lvlJc w:val="left"/>
+      <w:pPr>
+        <w:tabs>
+          <w:tab w:val="num" w:pos="4320"/>
+        </w:tabs>
+        <w:ind w:left="4320" w:hanging="360"/>
+      </w:pPr>
+    </w:lvl>
+    <w:lvl w:ilvl="6" w:tentative="1">
+      <w:start w:val="1"/>
+      <w:numFmt w:val="decimal"/>
+      <w:lvlText w:val="%7."/>
+      <w:lvlJc w:val="left"/>
+      <w:pPr>
+        <w:tabs>
+          <w:tab w:val="num" w:pos="5040"/>
+        </w:tabs>
+        <w:ind w:left="5040" w:hanging="360"/>
+      </w:pPr>
+    </w:lvl>
+    <w:lvl w:ilvl="7" w:tentative="1">
+      <w:start w:val="1"/>
+      <w:numFmt w:val="decimal"/>
+      <w:lvlText w:val="%8."/>
+      <w:lvlJc w:val="left"/>
+      <w:pPr>
+        <w:tabs>
+          <w:tab w:val="num" w:pos="5760"/>
+        </w:tabs>
+        <w:ind w:left="5760" w:hanging="360"/>
+      </w:pPr>
+    </w:lvl>
+    <w:lvl w:ilvl="8" w:tentative="1">
+      <w:start w:val="1"/>
+      <w:numFmt w:val="decimal"/>
+      <w:lvlText w:val="%9."/>
+      <w:lvlJc w:val="left"/>
+      <w:pPr>
+        <w:tabs>
+          <w:tab w:val="num" w:pos="6480"/>
+        </w:tabs>
+        <w:ind w:left="6480" w:hanging="360"/>
+      </w:pPr>
+    </w:lvl>
+  </w:abstractNum>
+  <w:abstractNum w:abstractNumId="7" w15:restartNumberingAfterBreak="0">
     <w:nsid w:val="6A813273"/>
     <w:multiLevelType w:val="multilevel"/>
     <w:tmpl w:val="3452A19A"/>
@@ -2470,7 +11337,7 @@
       </w:rPr>
     </w:lvl>
   </w:abstractNum>
-  <w:abstractNum w:abstractNumId="3" w15:restartNumberingAfterBreak="0">
+  <w:abstractNum w:abstractNumId="8" w15:restartNumberingAfterBreak="0">
     <w:nsid w:val="6C3D2E20"/>
     <w:multiLevelType w:val="multilevel"/>
     <w:tmpl w:val="75582B64"/>
@@ -2619,17 +11486,148 @@
       </w:rPr>
     </w:lvl>
   </w:abstractNum>
+  <w:abstractNum w:abstractNumId="9" w15:restartNumberingAfterBreak="0">
+    <w:nsid w:val="71EA7BF6"/>
+    <w:multiLevelType w:val="hybridMultilevel"/>
+    <w:tmpl w:val="CD96810C"/>
+    <w:lvl w:ilvl="0" w:tplc="0C0A0005">
+      <w:start w:val="1"/>
+      <w:numFmt w:val="bullet"/>
+      <w:lvlText w:val=""/>
+      <w:lvlJc w:val="left"/>
+      <w:pPr>
+        <w:ind w:left="720" w:hanging="360"/>
+      </w:pPr>
+      <w:rPr>
+        <w:rFonts w:ascii="Wingdings" w:hAnsi="Wingdings" w:hint="default"/>
+      </w:rPr>
+    </w:lvl>
+    <w:lvl w:ilvl="1" w:tplc="0C0A0003">
+      <w:start w:val="1"/>
+      <w:numFmt w:val="bullet"/>
+      <w:lvlText w:val="o"/>
+      <w:lvlJc w:val="left"/>
+      <w:pPr>
+        <w:ind w:left="1440" w:hanging="360"/>
+      </w:pPr>
+      <w:rPr>
+        <w:rFonts w:ascii="Courier New" w:hAnsi="Courier New" w:cs="Courier New" w:hint="default"/>
+      </w:rPr>
+    </w:lvl>
+    <w:lvl w:ilvl="2" w:tplc="0C0A0005" w:tentative="1">
+      <w:start w:val="1"/>
+      <w:numFmt w:val="bullet"/>
+      <w:lvlText w:val=""/>
+      <w:lvlJc w:val="left"/>
+      <w:pPr>
+        <w:ind w:left="2160" w:hanging="360"/>
+      </w:pPr>
+      <w:rPr>
+        <w:rFonts w:ascii="Wingdings" w:hAnsi="Wingdings" w:hint="default"/>
+      </w:rPr>
+    </w:lvl>
+    <w:lvl w:ilvl="3" w:tplc="0C0A0001" w:tentative="1">
+      <w:start w:val="1"/>
+      <w:numFmt w:val="bullet"/>
+      <w:lvlText w:val=""/>
+      <w:lvlJc w:val="left"/>
+      <w:pPr>
+        <w:ind w:left="2880" w:hanging="360"/>
+      </w:pPr>
+      <w:rPr>
+        <w:rFonts w:ascii="Symbol" w:hAnsi="Symbol" w:hint="default"/>
+      </w:rPr>
+    </w:lvl>
+    <w:lvl w:ilvl="4" w:tplc="0C0A0003" w:tentative="1">
+      <w:start w:val="1"/>
+      <w:numFmt w:val="bullet"/>
+      <w:lvlText w:val="o"/>
+      <w:lvlJc w:val="left"/>
+      <w:pPr>
+        <w:ind w:left="3600" w:hanging="360"/>
+      </w:pPr>
+      <w:rPr>
+        <w:rFonts w:ascii="Courier New" w:hAnsi="Courier New" w:cs="Courier New" w:hint="default"/>
+      </w:rPr>
+    </w:lvl>
+    <w:lvl w:ilvl="5" w:tplc="0C0A0005" w:tentative="1">
+      <w:start w:val="1"/>
+      <w:numFmt w:val="bullet"/>
+      <w:lvlText w:val=""/>
+      <w:lvlJc w:val="left"/>
+      <w:pPr>
+        <w:ind w:left="4320" w:hanging="360"/>
+      </w:pPr>
+      <w:rPr>
+        <w:rFonts w:ascii="Wingdings" w:hAnsi="Wingdings" w:hint="default"/>
+      </w:rPr>
+    </w:lvl>
+    <w:lvl w:ilvl="6" w:tplc="0C0A0001" w:tentative="1">
+      <w:start w:val="1"/>
+      <w:numFmt w:val="bullet"/>
+      <w:lvlText w:val=""/>
+      <w:lvlJc w:val="left"/>
+      <w:pPr>
+        <w:ind w:left="5040" w:hanging="360"/>
+      </w:pPr>
+      <w:rPr>
+        <w:rFonts w:ascii="Symbol" w:hAnsi="Symbol" w:hint="default"/>
+      </w:rPr>
+    </w:lvl>
+    <w:lvl w:ilvl="7" w:tplc="0C0A0003" w:tentative="1">
+      <w:start w:val="1"/>
+      <w:numFmt w:val="bullet"/>
+      <w:lvlText w:val="o"/>
+      <w:lvlJc w:val="left"/>
+      <w:pPr>
+        <w:ind w:left="5760" w:hanging="360"/>
+      </w:pPr>
+      <w:rPr>
+        <w:rFonts w:ascii="Courier New" w:hAnsi="Courier New" w:cs="Courier New" w:hint="default"/>
+      </w:rPr>
+    </w:lvl>
+    <w:lvl w:ilvl="8" w:tplc="0C0A0005" w:tentative="1">
+      <w:start w:val="1"/>
+      <w:numFmt w:val="bullet"/>
+      <w:lvlText w:val=""/>
+      <w:lvlJc w:val="left"/>
+      <w:pPr>
+        <w:ind w:left="6480" w:hanging="360"/>
+      </w:pPr>
+      <w:rPr>
+        <w:rFonts w:ascii="Wingdings" w:hAnsi="Wingdings" w:hint="default"/>
+      </w:rPr>
+    </w:lvl>
+  </w:abstractNum>
   <w:num w:numId="1">
+    <w:abstractNumId w:val="7"/>
+  </w:num>
+  <w:num w:numId="2">
+    <w:abstractNumId w:val="3"/>
+  </w:num>
+  <w:num w:numId="3">
+    <w:abstractNumId w:val="8"/>
+  </w:num>
+  <w:num w:numId="4">
     <w:abstractNumId w:val="2"/>
   </w:num>
-  <w:num w:numId="2">
+  <w:num w:numId="5">
+    <w:abstractNumId w:val="0"/>
+  </w:num>
+  <w:num w:numId="6">
+    <w:abstractNumId w:val="6"/>
+  </w:num>
+  <w:num w:numId="7">
+    <w:abstractNumId w:val="4"/>
+  </w:num>
+  <w:num w:numId="8">
+    <w:abstractNumId w:val="5"/>
+  </w:num>
+  <w:num w:numId="9">
     <w:abstractNumId w:val="1"/>
   </w:num>
-  <w:num w:numId="3">
-    <w:abstractNumId w:val="3"/>
-  </w:num>
-  <w:num w:numId="4">
-    <w:abstractNumId w:val="0"/>
+  <w:num w:numId="10">
+    <w:abstractNumId w:val="9"/>
   </w:num>
 </w:numbering>
 </file>
@@ -3049,6 +12047,28 @@
       <w:szCs w:val="32"/>
     </w:rPr>
   </w:style>
+  <w:style w:type="paragraph" w:styleId="Ttulo2">
+    <w:name w:val="heading 2"/>
+    <w:basedOn w:val="Normal"/>
+    <w:next w:val="Normal"/>
+    <w:link w:val="Ttulo2Car"/>
+    <w:uiPriority w:val="9"/>
+    <w:unhideWhenUsed/>
+    <w:qFormat/>
+    <w:rsid w:val="00A81F92"/>
+    <w:pPr>
+      <w:keepNext/>
+      <w:keepLines/>
+      <w:spacing w:before="40" w:after="0"/>
+      <w:outlineLvl w:val="1"/>
+    </w:pPr>
+    <w:rPr>
+      <w:rFonts w:asciiTheme="majorHAnsi" w:eastAsiaTheme="majorEastAsia" w:hAnsiTheme="majorHAnsi" w:cstheme="majorBidi"/>
+      <w:color w:val="06070B" w:themeColor="accent1" w:themeShade="BF"/>
+      <w:sz w:val="26"/>
+      <w:szCs w:val="26"/>
+    </w:rPr>
+  </w:style>
   <w:style w:type="character" w:default="1" w:styleId="Fuentedeprrafopredeter">
     <w:name w:val="Default Paragraph Font"/>
     <w:uiPriority w:val="1"/>
@@ -3199,6 +12219,39 @@
     <w:link w:val="Piedepgina"/>
     <w:uiPriority w:val="99"/>
     <w:rsid w:val="00352330"/>
+  </w:style>
+  <w:style w:type="character" w:customStyle="1" w:styleId="Ttulo2Car">
+    <w:name w:val="Título 2 Car"/>
+    <w:basedOn w:val="Fuentedeprrafopredeter"/>
+    <w:link w:val="Ttulo2"/>
+    <w:uiPriority w:val="9"/>
+    <w:rsid w:val="00A81F92"/>
+    <w:rPr>
+      <w:rFonts w:asciiTheme="majorHAnsi" w:eastAsiaTheme="majorEastAsia" w:hAnsiTheme="majorHAnsi" w:cstheme="majorBidi"/>
+      <w:color w:val="06070B" w:themeColor="accent1" w:themeShade="BF"/>
+      <w:sz w:val="26"/>
+      <w:szCs w:val="26"/>
+    </w:rPr>
+  </w:style>
+  <w:style w:type="paragraph" w:styleId="Sinespaciado">
+    <w:name w:val="No Spacing"/>
+    <w:uiPriority w:val="1"/>
+    <w:qFormat/>
+    <w:rsid w:val="00284EB1"/>
+    <w:pPr>
+      <w:spacing w:after="0" w:line="240" w:lineRule="auto"/>
+    </w:pPr>
+  </w:style>
+  <w:style w:type="paragraph" w:styleId="Prrafodelista">
+    <w:name w:val="List Paragraph"/>
+    <w:basedOn w:val="Normal"/>
+    <w:uiPriority w:val="34"/>
+    <w:qFormat/>
+    <w:rsid w:val="00F6282A"/>
+    <w:pPr>
+      <w:ind w:left="720"/>
+      <w:contextualSpacing/>
+    </w:pPr>
   </w:style>
 </w:styles>
 </file>
@@ -3469,7 +12522,7 @@
 </file>
 
 <file path=customXml/itemProps1.xml><?xml version="1.0" encoding="utf-8"?>
-<ds:datastoreItem xmlns:ds="http://schemas.openxmlformats.org/officeDocument/2006/customXml" ds:itemID="{A76DABE4-0994-4E28-8A3C-21D3BCC2E522}">
+<ds:datastoreItem xmlns:ds="http://schemas.openxmlformats.org/officeDocument/2006/customXml" ds:itemID="{17108906-2C39-465F-8CFE-A48F63F02D03}">
   <ds:schemaRefs>
     <ds:schemaRef ds:uri="http://schemas.openxmlformats.org/officeDocument/2006/bibliography"/>
   </ds:schemaRefs>
